--- a/SMOKETEST_RUNBOOK.docx
+++ b/SMOKETEST_RUNBOOK.docx
@@ -15,14 +15,14 @@
         <w:rPr>
           <w:rFonts w:ascii="Microsoft YaHei" w:hAnsi="Microsoft YaHei" w:eastAsia="Microsoft YaHei"/>
           <w:b/>
-          <w:sz w:val="32"/>
+          <w:sz w:val="34"/>
         </w:rPr>
         <w:t>店算 · 云端探针部署 Runbook（批次 1 前置）</w:t>
       </w:r>
     </w:p>
     <w:p>
       <w:pPr>
-        <w:ind w:left="360"/>
+        <w:ind w:left="270"/>
         <w:shd w:val="clear" w:color="auto" w:fill="F2F2F2"/>
       </w:pPr>
       <w:r/>
@@ -36,8 +36,8 @@
       <w:r>
         <w:rPr>
           <w:rFonts w:ascii="Consolas" w:hAnsi="Consolas" w:eastAsia="Consolas"/>
-          <w:color w:val="C0392B"/>
-          <w:sz w:val="20"/>
+          <w:color w:val="B03020"/>
+          <w:sz w:val="19"/>
         </w:rPr>
         <w:t>cloudfunctions/smokeTest/</w:t>
       </w:r>
@@ -46,7 +46,7 @@
           <w:rFonts w:ascii="Microsoft YaHei" w:hAnsi="Microsoft YaHei" w:eastAsia="Microsoft YaHei"/>
           <w:sz w:val="20"/>
         </w:rPr>
-        <w:t>（index.js + package.json + 已 sync 的 common/ 副本）。本 Runbook 是给你在控制台照做的纸质流程。 ⚠️ **本文件是</w:t>
+        <w:t xml:space="preserve">（index.js + package.json + 已 sync 的 common/ 副本）。本 Runbook 是给你在控制台照做的纸质流程。 ⚠️ </w:t>
       </w:r>
       <w:r>
         <w:rPr>
@@ -54,20 +54,20 @@
           <w:b/>
           <w:sz w:val="20"/>
         </w:rPr>
-        <w:t>【唯一 Runbook】</w:t>
+        <w:t>本文件是【唯一 Runbook】</w:t>
       </w:r>
       <w:r>
         <w:rPr>
           <w:rFonts w:ascii="Microsoft YaHei" w:hAnsi="Microsoft YaHei" w:eastAsia="Microsoft YaHei"/>
           <w:sz w:val="20"/>
         </w:rPr>
-        <w:t xml:space="preserve">**。若见 </w:t>
+        <w:t xml:space="preserve">。若见 </w:t>
       </w:r>
       <w:r>
         <w:rPr>
           <w:rFonts w:ascii="Consolas" w:hAnsi="Consolas" w:eastAsia="Consolas"/>
-          <w:color w:val="C0392B"/>
-          <w:sz w:val="20"/>
+          <w:color w:val="B03020"/>
+          <w:sz w:val="19"/>
         </w:rPr>
         <w:t>SMOKEST_RUNBOOK.*</w:t>
       </w:r>
@@ -81,8 +81,8 @@
       <w:r>
         <w:rPr>
           <w:rFonts w:ascii="Consolas" w:hAnsi="Consolas" w:eastAsia="Consolas"/>
-          <w:color w:val="C0392B"/>
-          <w:sz w:val="20"/>
+          <w:color w:val="B03020"/>
+          <w:sz w:val="19"/>
         </w:rPr>
         <w:t>ET</w:t>
       </w:r>
@@ -91,7 +91,67 @@
           <w:rFonts w:ascii="Microsoft YaHei" w:hAnsi="Microsoft YaHei" w:eastAsia="Microsoft YaHei"/>
           <w:sz w:val="20"/>
         </w:rPr>
-        <w:t xml:space="preserve"> 的手误副本）属历史残留，已删除，请勿再使用。</w:t>
+        <w:t xml:space="preserve"> 的手误副本）属历史残留，已删除，请勿再使用。 本文件是</w:t>
+      </w:r>
+      <w:r>
+        <w:rPr>
+          <w:rFonts w:ascii="Microsoft YaHei" w:hAnsi="Microsoft YaHei" w:eastAsia="Microsoft YaHei"/>
+          <w:b/>
+          <w:sz w:val="20"/>
+        </w:rPr>
+        <w:t>【**权威操作流程**】</w:t>
+      </w:r>
+      <w:r>
+        <w:rPr>
+          <w:rFonts w:ascii="Microsoft YaHei" w:hAnsi="Microsoft YaHei" w:eastAsia="Microsoft YaHei"/>
+          <w:sz w:val="20"/>
+        </w:rPr>
+        <w:t>。</w:t>
+      </w:r>
+      <w:r>
+        <w:rPr>
+          <w:rFonts w:ascii="Consolas" w:hAnsi="Consolas" w:eastAsia="Consolas"/>
+          <w:color w:val="B03020"/>
+          <w:sz w:val="19"/>
+        </w:rPr>
+        <w:t>新手上云操作手册.md</w:t>
+      </w:r>
+      <w:r>
+        <w:rPr>
+          <w:rFonts w:ascii="Microsoft YaHei" w:hAnsi="Microsoft YaHei" w:eastAsia="Microsoft YaHei"/>
+          <w:sz w:val="20"/>
+        </w:rPr>
+        <w:t xml:space="preserve"> 是同一流程的</w:t>
+      </w:r>
+      <w:r>
+        <w:rPr>
+          <w:rFonts w:ascii="Microsoft YaHei" w:hAnsi="Microsoft YaHei" w:eastAsia="Microsoft YaHei"/>
+          <w:b/>
+          <w:sz w:val="20"/>
+        </w:rPr>
+        <w:t>小白友好版</w:t>
+      </w:r>
+      <w:r>
+        <w:rPr>
+          <w:rFonts w:ascii="Microsoft YaHei" w:hAnsi="Microsoft YaHei" w:eastAsia="Microsoft YaHei"/>
+          <w:sz w:val="20"/>
+        </w:rPr>
+        <w:t>（面向没用过开发者工具的人）； 两者若冲突，</w:t>
+      </w:r>
+      <w:r>
+        <w:rPr>
+          <w:rFonts w:ascii="Microsoft YaHei" w:hAnsi="Microsoft YaHei" w:eastAsia="Microsoft YaHei"/>
+          <w:b/>
+          <w:sz w:val="20"/>
+        </w:rPr>
+        <w:t>以本文件为准</w:t>
+      </w:r>
+      <w:r>
+        <w:rPr>
+          <w:rFonts w:ascii="Microsoft YaHei" w:hAnsi="Microsoft YaHei" w:eastAsia="Microsoft YaHei"/>
+          <w:sz w:val="20"/>
+        </w:rPr>
+        <w:t>。</w:t>
       </w:r>
     </w:p>
     <w:p/>
@@ -108,7 +168,7 @@
         <w:rPr>
           <w:rFonts w:ascii="Microsoft YaHei" w:hAnsi="Microsoft YaHei" w:eastAsia="Microsoft YaHei"/>
           <w:b/>
-          <w:sz w:val="26"/>
+          <w:sz w:val="27"/>
         </w:rPr>
         <w:t>一、一句话结论与顺序</w:t>
       </w:r>
@@ -121,15 +181,23 @@
       <w:r>
         <w:rPr>
           <w:rFonts w:ascii="Microsoft YaHei" w:hAnsi="Microsoft YaHei" w:eastAsia="Microsoft YaHei"/>
+          <w:b/>
           <w:sz w:val="21"/>
         </w:rPr>
-        <w:t xml:space="preserve">**不要从头重跑本地 8 套件**：HEAD 仍是 </w:t>
+        <w:t>不要从头重跑本地 8 套件</w:t>
+      </w:r>
+      <w:r>
+        <w:rPr>
+          <w:rFonts w:ascii="Microsoft YaHei" w:hAnsi="Microsoft YaHei" w:eastAsia="Microsoft YaHei"/>
+          <w:sz w:val="21"/>
+        </w:rPr>
+        <w:t xml:space="preserve">：HEAD 仍是 </w:t>
       </w:r>
       <w:r>
         <w:rPr>
           <w:rFonts w:ascii="Consolas" w:hAnsi="Consolas" w:eastAsia="Consolas"/>
-          <w:color w:val="C0392B"/>
-          <w:sz w:val="21"/>
+          <w:color w:val="B03020"/>
+          <w:sz w:val="20"/>
         </w:rPr>
         <w:t>4ddcc5c</w:t>
       </w:r>
@@ -149,15 +217,23 @@
       <w:r>
         <w:rPr>
           <w:rFonts w:ascii="Microsoft YaHei" w:hAnsi="Microsoft YaHei" w:eastAsia="Microsoft YaHei"/>
+          <w:b/>
           <w:sz w:val="21"/>
         </w:rPr>
-        <w:t xml:space="preserve">**唯一该跑的是云端探针**：它一次答完 4 个前提，其中 </w:t>
+        <w:t>唯一该跑的是云端探针</w:t>
+      </w:r>
+      <w:r>
+        <w:rPr>
+          <w:rFonts w:ascii="Microsoft YaHei" w:hAnsi="Microsoft YaHei" w:eastAsia="Microsoft YaHei"/>
+          <w:sz w:val="21"/>
+        </w:rPr>
+        <w:t xml:space="preserve">：它一次答完 4 个前提，其中 </w:t>
       </w:r>
       <w:r>
         <w:rPr>
           <w:rFonts w:ascii="Consolas" w:hAnsi="Consolas" w:eastAsia="Consolas"/>
-          <w:color w:val="C0392B"/>
-          <w:sz w:val="21"/>
+          <w:color w:val="B03020"/>
+          <w:sz w:val="20"/>
         </w:rPr>
         <w:t>doc().get()</w:t>
       </w:r>
@@ -177,9 +253,17 @@
       <w:r>
         <w:rPr>
           <w:rFonts w:ascii="Microsoft YaHei" w:hAnsi="Microsoft YaHei" w:eastAsia="Microsoft YaHei"/>
+          <w:b/>
           <w:sz w:val="21"/>
         </w:rPr>
-        <w:t>**建议顺序：先做①建环境，后③投喂**（①未知量最大；「hello 能否 require('./common')」实测会反哺后面所有函数代码放置，虽写法已定为 require('./common')，但机制是否成立要云端实测）。①③ 互不阻塞，可并行。</w:t>
+        <w:t>建议顺序：先做①建环境，后③投喂</w:t>
+      </w:r>
+      <w:r>
+        <w:rPr>
+          <w:rFonts w:ascii="Microsoft YaHei" w:hAnsi="Microsoft YaHei" w:eastAsia="Microsoft YaHei"/>
+          <w:sz w:val="21"/>
+        </w:rPr>
+        <w:t>（①未知量最大；「hello 能否 require('./common')」实测会反哺后面所有函数代码放置，虽写法已定为 require('./common')，但机制是否成立要云端实测）。①③ 互不阻塞，可并行。</w:t>
       </w:r>
     </w:p>
     <w:tbl>
@@ -190,9 +274,9 @@
         <w:tblLook w:firstColumn="1" w:firstRow="1" w:lastColumn="0" w:lastRow="0" w:noHBand="0" w:noVBand="1" w:val="04A0"/>
       </w:tblPr>
       <w:tblGrid>
-        <w:gridCol w:w="5046"/>
-        <w:gridCol w:w="5046"/>
-        <w:gridCol w:w="5046"/>
+        <w:gridCol w:w="3289"/>
+        <w:gridCol w:w="3289"/>
+        <w:gridCol w:w="3289"/>
       </w:tblGrid>
       <w:tr>
         <w:trPr>
@@ -200,7 +284,7 @@
         </w:trPr>
         <w:tc>
           <w:tcPr>
-            <w:tcW w:type="dxa" w:w="5046"/>
+            <w:tcW w:type="dxa" w:w="3289"/>
             <w:shd w:val="clear" w:color="auto" w:fill="4472C4"/>
           </w:tcPr>
           <w:p>
@@ -223,7 +307,7 @@
         </w:tc>
         <w:tc>
           <w:tcPr>
-            <w:tcW w:type="dxa" w:w="5046"/>
+            <w:tcW w:type="dxa" w:w="3289"/>
             <w:shd w:val="clear" w:color="auto" w:fill="4472C4"/>
           </w:tcPr>
           <w:p>
@@ -246,7 +330,7 @@
         </w:tc>
         <w:tc>
           <w:tcPr>
-            <w:tcW w:type="dxa" w:w="5046"/>
+            <w:tcW w:type="dxa" w:w="3289"/>
             <w:shd w:val="clear" w:color="auto" w:fill="4472C4"/>
           </w:tcPr>
           <w:p>
@@ -271,7 +355,7 @@
       <w:tr>
         <w:tc>
           <w:tcPr>
-            <w:tcW w:type="dxa" w:w="5046"/>
+            <w:tcW w:type="dxa" w:w="3289"/>
           </w:tcPr>
           <w:p>
             <w:r/>
@@ -286,7 +370,7 @@
         </w:tc>
         <w:tc>
           <w:tcPr>
-            <w:tcW w:type="dxa" w:w="5046"/>
+            <w:tcW w:type="dxa" w:w="3289"/>
           </w:tcPr>
           <w:p>
             <w:r/>
@@ -301,7 +385,7 @@
         </w:tc>
         <w:tc>
           <w:tcPr>
-            <w:tcW w:type="dxa" w:w="5046"/>
+            <w:tcW w:type="dxa" w:w="3289"/>
           </w:tcPr>
           <w:p>
             <w:r/>
@@ -318,7 +402,7 @@
       <w:tr>
         <w:tc>
           <w:tcPr>
-            <w:tcW w:type="dxa" w:w="5046"/>
+            <w:tcW w:type="dxa" w:w="3289"/>
           </w:tcPr>
           <w:p>
             <w:r/>
@@ -333,7 +417,7 @@
         </w:tc>
         <w:tc>
           <w:tcPr>
-            <w:tcW w:type="dxa" w:w="5046"/>
+            <w:tcW w:type="dxa" w:w="3289"/>
           </w:tcPr>
           <w:p>
             <w:r/>
@@ -347,8 +431,8 @@
             <w:r>
               <w:rPr>
                 <w:rFonts w:ascii="Consolas" w:hAnsi="Consolas" w:eastAsia="Consolas"/>
-                <w:color w:val="C0392B"/>
-                <w:sz w:val="19"/>
+                <w:color w:val="B03020"/>
+                <w:sz w:val="18"/>
               </w:rPr>
               <w:t>miniprogram/config/env.js:14-15</w:t>
             </w:r>
@@ -363,7 +447,7 @@
         </w:tc>
         <w:tc>
           <w:tcPr>
-            <w:tcW w:type="dxa" w:w="5046"/>
+            <w:tcW w:type="dxa" w:w="3289"/>
           </w:tcPr>
           <w:p>
             <w:r/>
@@ -380,7 +464,7 @@
       <w:tr>
         <w:tc>
           <w:tcPr>
-            <w:tcW w:type="dxa" w:w="5046"/>
+            <w:tcW w:type="dxa" w:w="3289"/>
           </w:tcPr>
           <w:p>
             <w:r/>
@@ -395,7 +479,7 @@
         </w:tc>
         <w:tc>
           <w:tcPr>
-            <w:tcW w:type="dxa" w:w="5046"/>
+            <w:tcW w:type="dxa" w:w="3289"/>
           </w:tcPr>
           <w:p>
             <w:r/>
@@ -409,8 +493,8 @@
             <w:r>
               <w:rPr>
                 <w:rFonts w:ascii="Consolas" w:hAnsi="Consolas" w:eastAsia="Consolas"/>
-                <w:color w:val="C0392B"/>
-                <w:sz w:val="19"/>
+                <w:color w:val="B03020"/>
+                <w:sz w:val="18"/>
               </w:rPr>
               <w:t>specs/dev-specs/delivery/</w:t>
             </w:r>
@@ -425,7 +509,7 @@
         </w:tc>
         <w:tc>
           <w:tcPr>
-            <w:tcW w:type="dxa" w:w="5046"/>
+            <w:tcW w:type="dxa" w:w="3289"/>
           </w:tcPr>
           <w:p>
             <w:r/>
@@ -441,6 +525,7 @@
       </w:tr>
     </w:tbl>
     <w:p/>
+    <w:p/>
     <w:p>
       <w:pPr>
         <w:pStyle w:val="Heading1"/>
@@ -454,7 +539,7 @@
         <w:rPr>
           <w:rFonts w:ascii="Microsoft YaHei" w:hAnsi="Microsoft YaHei" w:eastAsia="Microsoft YaHei"/>
           <w:b/>
-          <w:sz w:val="26"/>
+          <w:sz w:val="27"/>
         </w:rPr>
         <w:t>二、详细操作步骤</w:t>
       </w:r>
@@ -487,7 +572,22 @@
           <w:rFonts w:ascii="Microsoft YaHei" w:hAnsi="Microsoft YaHei" w:eastAsia="Microsoft YaHei"/>
           <w:sz w:val="21"/>
         </w:rPr>
-        <w:t>确认你有微信公众平台 / 小程序账号，且已开通**云开发**（微信开发者工具 → 云开发按钮）。</w:t>
+        <w:t>确认你有微信公众平台 / 小程序账号，且已开通</w:t>
+      </w:r>
+      <w:r>
+        <w:rPr>
+          <w:rFonts w:ascii="Microsoft YaHei" w:hAnsi="Microsoft YaHei" w:eastAsia="Microsoft YaHei"/>
+          <w:b/>
+          <w:sz w:val="21"/>
+        </w:rPr>
+        <w:t>云开发</w:t>
+      </w:r>
+      <w:r>
+        <w:rPr>
+          <w:rFonts w:ascii="Microsoft YaHei" w:hAnsi="Microsoft YaHei" w:eastAsia="Microsoft YaHei"/>
+          <w:sz w:val="21"/>
+        </w:rPr>
+        <w:t>（微信开发者工具 → 云开发按钮）。</w:t>
       </w:r>
     </w:p>
     <w:p>
@@ -505,8 +605,8 @@
       <w:r>
         <w:rPr>
           <w:rFonts w:ascii="Consolas" w:hAnsi="Consolas" w:eastAsia="Consolas"/>
-          <w:color w:val="C0392B"/>
-          <w:sz w:val="21"/>
+          <w:color w:val="B03020"/>
+          <w:sz w:val="20"/>
         </w:rPr>
         <w:t>cloudfunctions/smokeTest/</w:t>
       </w:r>
@@ -520,8 +620,8 @@
       <w:r>
         <w:rPr>
           <w:rFonts w:ascii="Consolas" w:hAnsi="Consolas" w:eastAsia="Consolas"/>
-          <w:color w:val="C0392B"/>
-          <w:sz w:val="21"/>
+          <w:color w:val="B03020"/>
+          <w:sz w:val="20"/>
         </w:rPr>
         <w:t>common/</w:t>
       </w:r>
@@ -535,8 +635,8 @@
       <w:r>
         <w:rPr>
           <w:rFonts w:ascii="Consolas" w:hAnsi="Consolas" w:eastAsia="Consolas"/>
-          <w:color w:val="C0392B"/>
-          <w:sz w:val="21"/>
+          <w:color w:val="B03020"/>
+          <w:sz w:val="20"/>
         </w:rPr>
         <w:t>node tools/sync_common.js</w:t>
       </w:r>
@@ -563,7 +663,32 @@
           <w:b/>
           <w:sz w:val="23"/>
         </w:rPr>
-        <w:t>步骤 1 · 建 dev / prod 云环境</w:t>
+        <w:t>步骤 0.1 · 投喂前硬前置与阻塞清单（缺一项就别开跑）</w:t>
+      </w:r>
+    </w:p>
+    <w:p>
+      <w:r/>
+      <w:r>
+        <w:rPr>
+          <w:rFonts w:ascii="Microsoft YaHei" w:hAnsi="Microsoft YaHei" w:eastAsia="Microsoft YaHei"/>
+          <w:sz w:val="21"/>
+        </w:rPr>
+        <w:t xml:space="preserve">0.1.1 </w:t>
+      </w:r>
+      <w:r>
+        <w:rPr>
+          <w:rFonts w:ascii="Microsoft YaHei" w:hAnsi="Microsoft YaHei" w:eastAsia="Microsoft YaHei"/>
+          <w:b/>
+          <w:sz w:val="21"/>
+        </w:rPr>
+        <w:t>【硬前置】</w:t>
+      </w:r>
+      <w:r>
+        <w:rPr>
+          <w:rFonts w:ascii="Microsoft YaHei" w:hAnsi="Microsoft YaHei" w:eastAsia="Microsoft YaHei"/>
+          <w:sz w:val="21"/>
+        </w:rPr>
+        <w:t>真实 AppID —— 没有它云开发根本不可用</w:t>
       </w:r>
     </w:p>
     <w:p>
@@ -576,7 +701,67 @@
           <w:rFonts w:ascii="Microsoft YaHei" w:hAnsi="Microsoft YaHei" w:eastAsia="Microsoft YaHei"/>
           <w:sz w:val="21"/>
         </w:rPr>
-        <w:t>微信开发者工具打开本小程序项目 → 顶部「云开发」→「环境」→「新建环境」。</w:t>
+        <w:t>现状：</w:t>
+      </w:r>
+      <w:r>
+        <w:rPr>
+          <w:rFonts w:ascii="Consolas" w:hAnsi="Consolas" w:eastAsia="Consolas"/>
+          <w:color w:val="B03020"/>
+          <w:sz w:val="20"/>
+        </w:rPr>
+        <w:t>project.config.json</w:t>
+      </w:r>
+      <w:r>
+        <w:rPr>
+          <w:rFonts w:ascii="Microsoft YaHei" w:hAnsi="Microsoft YaHei" w:eastAsia="Microsoft YaHei"/>
+          <w:sz w:val="21"/>
+        </w:rPr>
+        <w:t xml:space="preserve"> 的 </w:t>
+      </w:r>
+      <w:r>
+        <w:rPr>
+          <w:rFonts w:ascii="Consolas" w:hAnsi="Consolas" w:eastAsia="Consolas"/>
+          <w:color w:val="B03020"/>
+          <w:sz w:val="20"/>
+        </w:rPr>
+        <w:t>appid</w:t>
+      </w:r>
+      <w:r>
+        <w:rPr>
+          <w:rFonts w:ascii="Microsoft YaHei" w:hAnsi="Microsoft YaHei" w:eastAsia="Microsoft YaHei"/>
+          <w:sz w:val="21"/>
+        </w:rPr>
+        <w:t xml:space="preserve"> 是 </w:t>
+      </w:r>
+      <w:r>
+        <w:rPr>
+          <w:rFonts w:ascii="Consolas" w:hAnsi="Consolas" w:eastAsia="Consolas"/>
+          <w:color w:val="B03020"/>
+          <w:sz w:val="20"/>
+        </w:rPr>
+        <w:t>"touristappid"</w:t>
+      </w:r>
+      <w:r>
+        <w:rPr>
+          <w:rFonts w:ascii="Microsoft YaHei" w:hAnsi="Microsoft YaHei" w:eastAsia="Microsoft YaHei"/>
+          <w:sz w:val="21"/>
+        </w:rPr>
+        <w:t>（微信开发者工具的</w:t>
+      </w:r>
+      <w:r>
+        <w:rPr>
+          <w:rFonts w:ascii="Microsoft YaHei" w:hAnsi="Microsoft YaHei" w:eastAsia="Microsoft YaHei"/>
+          <w:b/>
+          <w:sz w:val="21"/>
+        </w:rPr>
+        <w:t>游客模式占位</w:t>
+      </w:r>
+      <w:r>
+        <w:rPr>
+          <w:rFonts w:ascii="Microsoft YaHei" w:hAnsi="Microsoft YaHei" w:eastAsia="Microsoft YaHei"/>
+          <w:sz w:val="21"/>
+        </w:rPr>
+        <w:t>）。</w:t>
       </w:r>
     </w:p>
     <w:p>
@@ -589,67 +774,22 @@
           <w:rFonts w:ascii="Microsoft YaHei" w:hAnsi="Microsoft YaHei" w:eastAsia="Microsoft YaHei"/>
           <w:sz w:val="21"/>
         </w:rPr>
-        <w:t xml:space="preserve">**环境名称必须含 </w:t>
-      </w:r>
-      <w:r>
-        <w:rPr>
-          <w:rFonts w:ascii="Consolas" w:hAnsi="Consolas" w:eastAsia="Consolas"/>
-          <w:color w:val="C0392B"/>
+        <w:t>必须：去微信公众平台注册/登录小程序，取得</w:t>
+      </w:r>
+      <w:r>
+        <w:rPr>
+          <w:rFonts w:ascii="Microsoft YaHei" w:hAnsi="Microsoft YaHei" w:eastAsia="Microsoft YaHei"/>
+          <w:b/>
           <w:sz w:val="21"/>
         </w:rPr>
-        <w:t>dev</w:t>
+        <w:t>真实 AppID</w:t>
       </w:r>
       <w:r>
         <w:rPr>
           <w:rFonts w:ascii="Microsoft YaHei" w:hAnsi="Microsoft YaHei" w:eastAsia="Microsoft YaHei"/>
           <w:sz w:val="21"/>
         </w:rPr>
-        <w:t xml:space="preserve"> 与 </w:t>
-      </w:r>
-      <w:r>
-        <w:rPr>
-          <w:rFonts w:ascii="Consolas" w:hAnsi="Consolas" w:eastAsia="Consolas"/>
-          <w:color w:val="C0392B"/>
-          <w:sz w:val="21"/>
-        </w:rPr>
-        <w:t>prod</w:t>
-      </w:r>
-      <w:r>
-        <w:rPr>
-          <w:rFonts w:ascii="Microsoft YaHei" w:hAnsi="Microsoft YaHei" w:eastAsia="Microsoft YaHei"/>
-          <w:sz w:val="21"/>
-        </w:rPr>
-        <w:t xml:space="preserve"> 字样**（门禁 H 组判据：</w:t>
-      </w:r>
-      <w:r>
-        <w:rPr>
-          <w:rFonts w:ascii="Consolas" w:hAnsi="Consolas" w:eastAsia="Consolas"/>
-          <w:color w:val="C0392B"/>
-          <w:sz w:val="21"/>
-        </w:rPr>
-        <w:t>!/prod/</w:t>
-      </w:r>
-      <w:r>
-        <w:rPr>
-          <w:rFonts w:ascii="Microsoft YaHei" w:hAnsi="Microsoft YaHei" w:eastAsia="Microsoft YaHei"/>
-          <w:sz w:val="21"/>
-        </w:rPr>
-        <w:t xml:space="preserve"> 恒效、</w:t>
-      </w:r>
-      <w:r>
-        <w:rPr>
-          <w:rFonts w:ascii="Consolas" w:hAnsi="Consolas" w:eastAsia="Consolas"/>
-          <w:color w:val="C0392B"/>
-          <w:sz w:val="21"/>
-        </w:rPr>
-        <w:t>dev</w:t>
-      </w:r>
-      <w:r>
-        <w:rPr>
-          <w:rFonts w:ascii="Microsoft YaHei" w:hAnsi="Microsoft YaHei" w:eastAsia="Microsoft YaHei"/>
-          <w:sz w:val="21"/>
-        </w:rPr>
-        <w:t xml:space="preserve"> 白名单放行；名称不对会导致 env 门禁逻辑判定异常）。</w:t>
+        <w:t>，替换该字段，并用该 AppID 在开发者工具打开本项目。</w:t>
       </w:r>
     </w:p>
     <w:p>
@@ -662,37 +802,62 @@
           <w:rFonts w:ascii="Microsoft YaHei" w:hAnsi="Microsoft YaHei" w:eastAsia="Microsoft YaHei"/>
           <w:sz w:val="21"/>
         </w:rPr>
-        <w:t xml:space="preserve">记下两个环境的 **环境 ID**（形如 </w:t>
+        <w:t>判据：</w:t>
       </w:r>
       <w:r>
         <w:rPr>
           <w:rFonts w:ascii="Consolas" w:hAnsi="Consolas" w:eastAsia="Consolas"/>
-          <w:color w:val="C0392B"/>
-          <w:sz w:val="21"/>
-        </w:rPr>
-        <w:t>xxxx-dev-xxx</w:t>
+          <w:color w:val="B03020"/>
+          <w:sz w:val="20"/>
+        </w:rPr>
+        <w:t>appid</w:t>
       </w:r>
       <w:r>
         <w:rPr>
           <w:rFonts w:ascii="Microsoft YaHei" w:hAnsi="Microsoft YaHei" w:eastAsia="Microsoft YaHei"/>
           <w:sz w:val="21"/>
         </w:rPr>
-        <w:t>、</w:t>
+        <w:t xml:space="preserve"> 不等于 </w:t>
       </w:r>
       <w:r>
         <w:rPr>
           <w:rFonts w:ascii="Consolas" w:hAnsi="Consolas" w:eastAsia="Consolas"/>
-          <w:color w:val="C0392B"/>
-          <w:sz w:val="21"/>
-        </w:rPr>
-        <w:t>xxxx-prod-xxx</w:t>
+          <w:color w:val="B03020"/>
+          <w:sz w:val="20"/>
+        </w:rPr>
+        <w:t>touristappid</w:t>
       </w:r>
       <w:r>
         <w:rPr>
           <w:rFonts w:ascii="Microsoft YaHei" w:hAnsi="Microsoft YaHei" w:eastAsia="Microsoft YaHei"/>
           <w:sz w:val="21"/>
         </w:rPr>
-        <w:t>）——步骤 6 要用。</w:t>
+        <w:t>，且「云开发」面板可正常打开。</w:t>
+      </w:r>
+    </w:p>
+    <w:p>
+      <w:r/>
+      <w:r>
+        <w:rPr>
+          <w:rFonts w:ascii="Microsoft YaHei" w:hAnsi="Microsoft YaHei" w:eastAsia="Microsoft YaHei"/>
+          <w:sz w:val="21"/>
+        </w:rPr>
+        <w:t>0.1.2 25 张集合权限 = 仅管理端可读写（</w:t>
+      </w:r>
+      <w:r>
+        <w:rPr>
+          <w:rFonts w:ascii="Consolas" w:hAnsi="Consolas" w:eastAsia="Consolas"/>
+          <w:color w:val="B03020"/>
+          <w:sz w:val="20"/>
+        </w:rPr>
+        <w:t>core/15_集合权限矩阵</w:t>
+      </w:r>
+      <w:r>
+        <w:rPr>
+          <w:rFonts w:ascii="Microsoft YaHei" w:hAnsi="Microsoft YaHei" w:eastAsia="Microsoft YaHei"/>
+          <w:sz w:val="21"/>
+        </w:rPr>
+        <w:t xml:space="preserve"> 口径）</w:t>
       </w:r>
     </w:p>
     <w:p>
@@ -705,25 +870,7 @@
           <w:rFonts w:ascii="Microsoft YaHei" w:hAnsi="Microsoft YaHei" w:eastAsia="Microsoft YaHei"/>
           <w:sz w:val="21"/>
         </w:rPr>
-        <w:t>在 dev 环境开通数据库（默认已有，确认「数据库」标签页可见）。</w:t>
-      </w:r>
-    </w:p>
-    <w:p>
-      <w:pPr>
-        <w:pStyle w:val="Heading2"/>
-      </w:pPr>
-      <w:r>
-        <w:rPr>
-          <w:b/>
-        </w:rPr>
-      </w:r>
-      <w:r>
-        <w:rPr>
-          <w:rFonts w:ascii="Microsoft YaHei" w:hAnsi="Microsoft YaHei" w:eastAsia="Microsoft YaHei"/>
-          <w:b/>
-          <w:sz w:val="23"/>
-        </w:rPr>
-        <w:t>步骤 2 · 部署 initDb（核对 25 集合）</w:t>
+        <w:t>位置：云开发控制台 → 数据库 → 逐张集合 → 权限设置 → 选「仅管理端可读写」。</w:t>
       </w:r>
     </w:p>
     <w:p>
@@ -736,22 +883,22 @@
           <w:rFonts w:ascii="Microsoft YaHei" w:hAnsi="Microsoft YaHei" w:eastAsia="Microsoft YaHei"/>
           <w:sz w:val="21"/>
         </w:rPr>
-        <w:t xml:space="preserve">右键 </w:t>
-      </w:r>
-      <w:r>
-        <w:rPr>
-          <w:rFonts w:ascii="Consolas" w:hAnsi="Consolas" w:eastAsia="Consolas"/>
-          <w:color w:val="C0392B"/>
+        <w:t>为什么：控制台默认是「仅创建者可读写」，</w:t>
+      </w:r>
+      <w:r>
+        <w:rPr>
+          <w:rFonts w:ascii="Microsoft YaHei" w:hAnsi="Microsoft YaHei" w:eastAsia="Microsoft YaHei"/>
+          <w:b/>
           <w:sz w:val="21"/>
         </w:rPr>
-        <w:t>cloudfunctions/initDb</w:t>
+        <w:t>不是本项目口径</w:t>
       </w:r>
       <w:r>
         <w:rPr>
           <w:rFonts w:ascii="Microsoft YaHei" w:hAnsi="Microsoft YaHei" w:eastAsia="Microsoft YaHei"/>
           <w:sz w:val="21"/>
         </w:rPr>
-        <w:t xml:space="preserve"> → 「上传并部署：云端安装依赖」。</w:t>
+        <w:t>；本项目前端不直连数据库（一律走云函数），对客户端全关最安全。</w:t>
       </w:r>
     </w:p>
     <w:p>
@@ -764,52 +911,32 @@
           <w:rFonts w:ascii="Microsoft YaHei" w:hAnsi="Microsoft YaHei" w:eastAsia="Microsoft YaHei"/>
           <w:sz w:val="21"/>
         </w:rPr>
-        <w:t xml:space="preserve">上传完成后 → 右键 initDb →「测试」→ 入参 </w:t>
-      </w:r>
-      <w:r>
-        <w:rPr>
-          <w:rFonts w:ascii="Consolas" w:hAnsi="Consolas" w:eastAsia="Consolas"/>
-          <w:color w:val="C0392B"/>
-          <w:sz w:val="21"/>
-        </w:rPr>
-        <w:t>{}</w:t>
-      </w:r>
+        <w:t>工作量：25 张逐张设置，建议一次做完。判据：25 张全部为「仅管理端可读写」。</w:t>
+      </w:r>
+    </w:p>
+    <w:p>
+      <w:r/>
       <w:r>
         <w:rPr>
           <w:rFonts w:ascii="Microsoft YaHei" w:hAnsi="Microsoft YaHei" w:eastAsia="Microsoft YaHei"/>
           <w:sz w:val="21"/>
         </w:rPr>
-        <w:t xml:space="preserve">（或触发 </w:t>
-      </w:r>
-      <w:r>
-        <w:rPr>
-          <w:rFonts w:ascii="Consolas" w:hAnsi="Consolas" w:eastAsia="Consolas"/>
-          <w:color w:val="C0392B"/>
+        <w:t xml:space="preserve">0.1.3 </w:t>
+      </w:r>
+      <w:r>
+        <w:rPr>
+          <w:rFonts w:ascii="Microsoft YaHei" w:hAnsi="Microsoft YaHei" w:eastAsia="Microsoft YaHei"/>
+          <w:b/>
           <w:sz w:val="21"/>
         </w:rPr>
-        <w:t>initDb</w:t>
+        <w:t>【待定·开跑前先决定】</w:t>
       </w:r>
       <w:r>
         <w:rPr>
           <w:rFonts w:ascii="Microsoft YaHei" w:hAnsi="Microsoft YaHei" w:eastAsia="Microsoft YaHei"/>
           <w:sz w:val="21"/>
         </w:rPr>
-        <w:t xml:space="preserve"> 的 </w:t>
-      </w:r>
-      <w:r>
-        <w:rPr>
-          <w:rFonts w:ascii="Consolas" w:hAnsi="Consolas" w:eastAsia="Consolas"/>
-          <w:color w:val="C0392B"/>
-          <w:sz w:val="21"/>
-        </w:rPr>
-        <w:t>main</w:t>
-      </w:r>
-      <w:r>
-        <w:rPr>
-          <w:rFonts w:ascii="Microsoft YaHei" w:hAnsi="Microsoft YaHei" w:eastAsia="Microsoft YaHei"/>
-          <w:sz w:val="21"/>
-        </w:rPr>
-        <w:t>）→ 运行。</w:t>
+        <w:t>seedDemo 来源未定</w:t>
       </w:r>
     </w:p>
     <w:p>
@@ -822,37 +949,52 @@
           <w:rFonts w:ascii="Microsoft YaHei" w:hAnsi="Microsoft YaHei" w:eastAsia="Microsoft YaHei"/>
           <w:sz w:val="21"/>
         </w:rPr>
-        <w:t>预期：</w:t>
-      </w:r>
-      <w:r>
-        <w:rPr>
-          <w:rFonts w:ascii="Consolas" w:hAnsi="Consolas" w:eastAsia="Consolas"/>
-          <w:color w:val="C0392B"/>
+        <w:t>现状：仓库内</w:t>
+      </w:r>
+      <w:r>
+        <w:rPr>
+          <w:rFonts w:ascii="Microsoft YaHei" w:hAnsi="Microsoft YaHei" w:eastAsia="Microsoft YaHei"/>
+          <w:b/>
           <w:sz w:val="21"/>
         </w:rPr>
-        <w:t>created.length === 25</w:t>
+        <w:t>没有</w:t>
       </w:r>
       <w:r>
         <w:rPr>
           <w:rFonts w:ascii="Microsoft YaHei" w:hAnsi="Microsoft YaHei" w:eastAsia="Microsoft YaHei"/>
           <w:sz w:val="21"/>
         </w:rPr>
-        <w:t xml:space="preserve"> 且 </w:t>
+        <w:t xml:space="preserve"> </w:t>
       </w:r>
       <w:r>
         <w:rPr>
           <w:rFonts w:ascii="Consolas" w:hAnsi="Consolas" w:eastAsia="Consolas"/>
-          <w:color w:val="C0392B"/>
-          <w:sz w:val="21"/>
-        </w:rPr>
-        <w:t>blocked === undefined</w:t>
+          <w:color w:val="B03020"/>
+          <w:sz w:val="20"/>
+        </w:rPr>
+        <w:t>cloudfunctions/seedDemo/</w:t>
       </w:r>
       <w:r>
         <w:rPr>
           <w:rFonts w:ascii="Microsoft YaHei" w:hAnsi="Microsoft YaHei" w:eastAsia="Microsoft YaHei"/>
           <w:sz w:val="21"/>
         </w:rPr>
-        <w:t>（dev 门禁放行）。</w:t>
+        <w:t xml:space="preserve">（批次 0 只生成 </w:t>
+      </w:r>
+      <w:r>
+        <w:rPr>
+          <w:rFonts w:ascii="Consolas" w:hAnsi="Consolas" w:eastAsia="Consolas"/>
+          <w:color w:val="B03020"/>
+          <w:sz w:val="20"/>
+        </w:rPr>
+        <w:t>initDb</w:t>
+      </w:r>
+      <w:r>
+        <w:rPr>
+          <w:rFonts w:ascii="Microsoft YaHei" w:hAnsi="Microsoft YaHei" w:eastAsia="Microsoft YaHei"/>
+          <w:sz w:val="21"/>
+        </w:rPr>
+        <w:t>）。</w:t>
       </w:r>
     </w:p>
     <w:p>
@@ -865,7 +1007,47 @@
           <w:rFonts w:ascii="Microsoft YaHei" w:hAnsi="Microsoft YaHei" w:eastAsia="Microsoft YaHei"/>
           <w:sz w:val="21"/>
         </w:rPr>
-        <w:t>去「数据库」标签页核对：**集合数 = 25**（若不是 25，截图给我，可能涉及 A6 严重度）。</w:t>
+        <w:t xml:space="preserve">三选一：(a) 手工把 </w:t>
+      </w:r>
+      <w:r>
+        <w:rPr>
+          <w:rFonts w:ascii="Consolas" w:hAnsi="Consolas" w:eastAsia="Consolas"/>
+          <w:color w:val="B03020"/>
+          <w:sz w:val="20"/>
+        </w:rPr>
+        <w:t>specs/dev-specs/prototype/seed_demo.js</w:t>
+      </w:r>
+      <w:r>
+        <w:rPr>
+          <w:rFonts w:ascii="Microsoft YaHei" w:hAnsi="Microsoft YaHei" w:eastAsia="Microsoft YaHei"/>
+          <w:sz w:val="21"/>
+        </w:rPr>
+        <w:t xml:space="preserve"> 包成云函数目录（+</w:t>
+      </w:r>
+      <w:r>
+        <w:rPr>
+          <w:rFonts w:ascii="Consolas" w:hAnsi="Consolas" w:eastAsia="Consolas"/>
+          <w:color w:val="B03020"/>
+          <w:sz w:val="20"/>
+        </w:rPr>
+        <w:t>package.json</w:t>
+      </w:r>
+      <w:r>
+        <w:rPr>
+          <w:rFonts w:ascii="Microsoft YaHei" w:hAnsi="Microsoft YaHei" w:eastAsia="Microsoft YaHei"/>
+          <w:sz w:val="21"/>
+        </w:rPr>
+        <w:t>，依赖 wx-server-sdk）；</w:t>
+      </w:r>
+    </w:p>
+    <w:p>
+      <w:r/>
+      <w:r>
+        <w:rPr>
+          <w:rFonts w:ascii="Microsoft YaHei" w:hAnsi="Microsoft YaHei" w:eastAsia="Microsoft YaHei"/>
+          <w:sz w:val="20"/>
+        </w:rPr>
+        <w:t>(b) 由某个批次生成；(c) 批次 0 阶段先不灌演示数据（不影响建库与投喂）。</w:t>
       </w:r>
     </w:p>
     <w:p>
@@ -878,25 +1060,32 @@
           <w:rFonts w:ascii="Microsoft YaHei" w:hAnsi="Microsoft YaHei" w:eastAsia="Microsoft YaHei"/>
           <w:sz w:val="21"/>
         </w:rPr>
-        <w:t>索引清单：门禁 A7 关注 9 个 unique 索引；initDb 是否建索引由代码决定，本探针第②条专门验 createIndex 能力。</w:t>
+        <w:t>⚠️ 无论哪种：</w:t>
+      </w:r>
+      <w:r>
+        <w:rPr>
+          <w:rFonts w:ascii="Microsoft YaHei" w:hAnsi="Microsoft YaHei" w:eastAsia="Microsoft YaHei"/>
+          <w:b/>
+          <w:sz w:val="21"/>
+        </w:rPr>
+        <w:t>严禁部署到 prod</w:t>
+      </w:r>
+      <w:r>
+        <w:rPr>
+          <w:rFonts w:ascii="Microsoft YaHei" w:hAnsi="Microsoft YaHei" w:eastAsia="Microsoft YaHei"/>
+          <w:sz w:val="21"/>
+        </w:rPr>
+        <w:t>（会写 demo 数据 + 永久权益进真实业务库）。</w:t>
       </w:r>
     </w:p>
     <w:p>
-      <w:pPr>
-        <w:pStyle w:val="Heading2"/>
-      </w:pPr>
-      <w:r>
-        <w:rPr>
-          <w:b/>
-        </w:rPr>
-      </w:r>
+      <w:r/>
       <w:r>
         <w:rPr>
           <w:rFonts w:ascii="Microsoft YaHei" w:hAnsi="Microsoft YaHei" w:eastAsia="Microsoft YaHei"/>
-          <w:b/>
-          <w:sz w:val="23"/>
-        </w:rPr>
-        <w:t>步骤 3 · 部署 smokeTest（含 common 副本）</w:t>
+          <w:sz w:val="21"/>
+        </w:rPr>
+        <w:t>0.1.4 索引清单核对（答悬案 A7）—— 这是步骤 2 最重要的一步</w:t>
       </w:r>
     </w:p>
     <w:p>
@@ -909,22 +1098,7 @@
           <w:rFonts w:ascii="Microsoft YaHei" w:hAnsi="Microsoft YaHei" w:eastAsia="Microsoft YaHei"/>
           <w:sz w:val="21"/>
         </w:rPr>
-        <w:t xml:space="preserve">右键 </w:t>
-      </w:r>
-      <w:r>
-        <w:rPr>
-          <w:rFonts w:ascii="Consolas" w:hAnsi="Consolas" w:eastAsia="Consolas"/>
-          <w:color w:val="C0392B"/>
-          <w:sz w:val="21"/>
-        </w:rPr>
-        <w:t>cloudfunctions/smokeTest</w:t>
-      </w:r>
-      <w:r>
-        <w:rPr>
-          <w:rFonts w:ascii="Microsoft YaHei" w:hAnsi="Microsoft YaHei" w:eastAsia="Microsoft YaHei"/>
-          <w:sz w:val="21"/>
-        </w:rPr>
-        <w:t xml:space="preserve"> →「上传并部署：云端安装依赖」（wx-server-sdk 会云端 npm 安装）。</w:t>
+        <w:t>位置：云开发控制台 → 数据库 → 逐张集合 → 索引。</w:t>
       </w:r>
     </w:p>
     <w:p>
@@ -937,22 +1111,174 @@
           <w:rFonts w:ascii="Microsoft YaHei" w:hAnsi="Microsoft YaHei" w:eastAsia="Microsoft YaHei"/>
           <w:sz w:val="21"/>
         </w:rPr>
-        <w:t xml:space="preserve">上传时把本地 </w:t>
+        <w:t xml:space="preserve">核对 </w:t>
       </w:r>
       <w:r>
         <w:rPr>
           <w:rFonts w:ascii="Consolas" w:hAnsi="Consolas" w:eastAsia="Consolas"/>
-          <w:color w:val="C0392B"/>
-          <w:sz w:val="21"/>
-        </w:rPr>
-        <w:t>smokeTest/common/</w:t>
+          <w:color w:val="B03020"/>
+          <w:sz w:val="20"/>
+        </w:rPr>
+        <w:t>cloudfunctions/initDb/collections.js</w:t>
       </w:r>
       <w:r>
         <w:rPr>
           <w:rFonts w:ascii="Microsoft YaHei" w:hAnsi="Microsoft YaHei" w:eastAsia="Microsoft YaHei"/>
           <w:sz w:val="21"/>
         </w:rPr>
-        <w:t xml:space="preserve"> 副本一并打进包（微信打包本函数目录自身内容，副本就在目录内 → 这正是机制成立的关键）。</w:t>
+        <w:t xml:space="preserve"> 声明的 </w:t>
+      </w:r>
+      <w:r>
+        <w:rPr>
+          <w:rFonts w:ascii="Microsoft YaHei" w:hAnsi="Microsoft YaHei" w:eastAsia="Microsoft YaHei"/>
+          <w:b/>
+          <w:sz w:val="21"/>
+        </w:rPr>
+        <w:t>9 个 unique 索引</w:t>
+      </w:r>
+      <w:r>
+        <w:rPr>
+          <w:rFonts w:ascii="Microsoft YaHei" w:hAnsi="Microsoft YaHei" w:eastAsia="Microsoft YaHei"/>
+          <w:sz w:val="21"/>
+        </w:rPr>
+        <w:t>是否真的建上：</w:t>
+      </w:r>
+    </w:p>
+    <w:p>
+      <w:r/>
+      <w:r>
+        <w:rPr>
+          <w:rFonts w:ascii="Consolas" w:hAnsi="Consolas" w:eastAsia="Consolas"/>
+          <w:color w:val="B03020"/>
+          <w:sz w:val="19"/>
+        </w:rPr>
+        <w:t>user.openid</w:t>
+      </w:r>
+      <w:r>
+        <w:rPr>
+          <w:rFonts w:ascii="Microsoft YaHei" w:hAnsi="Microsoft YaHei" w:eastAsia="Microsoft YaHei"/>
+          <w:sz w:val="20"/>
+        </w:rPr>
+        <w:t xml:space="preserve"> / </w:t>
+      </w:r>
+      <w:r>
+        <w:rPr>
+          <w:rFonts w:ascii="Consolas" w:hAnsi="Consolas" w:eastAsia="Consolas"/>
+          <w:color w:val="B03020"/>
+          <w:sz w:val="19"/>
+        </w:rPr>
+        <w:t>user.user_id</w:t>
+      </w:r>
+      <w:r>
+        <w:rPr>
+          <w:rFonts w:ascii="Microsoft YaHei" w:hAnsi="Microsoft YaHei" w:eastAsia="Microsoft YaHei"/>
+          <w:sz w:val="20"/>
+        </w:rPr>
+        <w:t xml:space="preserve"> / </w:t>
+      </w:r>
+      <w:r>
+        <w:rPr>
+          <w:rFonts w:ascii="Consolas" w:hAnsi="Consolas" w:eastAsia="Consolas"/>
+          <w:color w:val="B03020"/>
+          <w:sz w:val="19"/>
+        </w:rPr>
+        <w:t>shop_entitlement.user_id</w:t>
+      </w:r>
+      <w:r>
+        <w:rPr>
+          <w:rFonts w:ascii="Microsoft YaHei" w:hAnsi="Microsoft YaHei" w:eastAsia="Microsoft YaHei"/>
+          <w:sz w:val="20"/>
+        </w:rPr>
+        <w:t xml:space="preserve"> / </w:t>
+      </w:r>
+      <w:r>
+        <w:rPr>
+          <w:rFonts w:ascii="Consolas" w:hAnsi="Consolas" w:eastAsia="Consolas"/>
+          <w:color w:val="B03020"/>
+          <w:sz w:val="19"/>
+        </w:rPr>
+        <w:t>shop_monthly_account.(shop_id,month)</w:t>
+      </w:r>
+      <w:r>
+        <w:rPr>
+          <w:rFonts w:ascii="Microsoft YaHei" w:hAnsi="Microsoft YaHei" w:eastAsia="Microsoft YaHei"/>
+          <w:sz w:val="20"/>
+        </w:rPr>
+        <w:t xml:space="preserve"> /</w:t>
+      </w:r>
+    </w:p>
+    <w:p>
+      <w:r/>
+      <w:r>
+        <w:rPr>
+          <w:rFonts w:ascii="Consolas" w:hAnsi="Consolas" w:eastAsia="Consolas"/>
+          <w:color w:val="B03020"/>
+          <w:sz w:val="19"/>
+        </w:rPr>
+        <w:t>shop_cost_card.card_code</w:t>
+      </w:r>
+      <w:r>
+        <w:rPr>
+          <w:rFonts w:ascii="Microsoft YaHei" w:hAnsi="Microsoft YaHei" w:eastAsia="Microsoft YaHei"/>
+          <w:sz w:val="20"/>
+        </w:rPr>
+        <w:t xml:space="preserve"> / </w:t>
+      </w:r>
+      <w:r>
+        <w:rPr>
+          <w:rFonts w:ascii="Consolas" w:hAnsi="Consolas" w:eastAsia="Consolas"/>
+          <w:color w:val="B03020"/>
+          <w:sz w:val="19"/>
+        </w:rPr>
+        <w:t>shop_switch.(shop_id,switch_key)</w:t>
+      </w:r>
+      <w:r>
+        <w:rPr>
+          <w:rFonts w:ascii="Microsoft YaHei" w:hAnsi="Microsoft YaHei" w:eastAsia="Microsoft YaHei"/>
+          <w:sz w:val="20"/>
+        </w:rPr>
+        <w:t xml:space="preserve"> / </w:t>
+      </w:r>
+      <w:r>
+        <w:rPr>
+          <w:rFonts w:ascii="Consolas" w:hAnsi="Consolas" w:eastAsia="Consolas"/>
+          <w:color w:val="B03020"/>
+          <w:sz w:val="19"/>
+        </w:rPr>
+        <w:t>admin_user.username</w:t>
+      </w:r>
+      <w:r>
+        <w:rPr>
+          <w:rFonts w:ascii="Microsoft YaHei" w:hAnsi="Microsoft YaHei" w:eastAsia="Microsoft YaHei"/>
+          <w:sz w:val="20"/>
+        </w:rPr>
+        <w:t xml:space="preserve"> /</w:t>
+      </w:r>
+    </w:p>
+    <w:p>
+      <w:r/>
+      <w:r>
+        <w:rPr>
+          <w:rFonts w:ascii="Consolas" w:hAnsi="Consolas" w:eastAsia="Consolas"/>
+          <w:color w:val="B03020"/>
+          <w:sz w:val="19"/>
+        </w:rPr>
+        <w:t>shop_payment_flow.order_no</w:t>
+      </w:r>
+      <w:r>
+        <w:rPr>
+          <w:rFonts w:ascii="Microsoft YaHei" w:hAnsi="Microsoft YaHei" w:eastAsia="Microsoft YaHei"/>
+          <w:sz w:val="20"/>
+        </w:rPr>
+        <w:t xml:space="preserve"> / </w:t>
+      </w:r>
+      <w:r>
+        <w:rPr>
+          <w:rFonts w:ascii="Consolas" w:hAnsi="Consolas" w:eastAsia="Consolas"/>
+          <w:color w:val="B03020"/>
+          <w:sz w:val="19"/>
+        </w:rPr>
+        <w:t>order_refund.order_id</w:t>
       </w:r>
     </w:p>
     <w:p>
@@ -965,7 +1291,125 @@
           <w:rFonts w:ascii="Microsoft YaHei" w:hAnsi="Microsoft YaHei" w:eastAsia="Microsoft YaHei"/>
           <w:sz w:val="21"/>
         </w:rPr>
-        <w:t>若上传后控制台报「找不到模块 ./common」→ **机制失效信号**（见结果判读 ①）。</w:t>
+        <w:t>判读：</w:t>
+      </w:r>
+      <w:r>
+        <w:rPr>
+          <w:rFonts w:ascii="Microsoft YaHei" w:hAnsi="Microsoft YaHei" w:eastAsia="Microsoft YaHei"/>
+          <w:b/>
+          <w:sz w:val="21"/>
+        </w:rPr>
+        <w:t>全在</w:t>
+      </w:r>
+      <w:r>
+        <w:rPr>
+          <w:rFonts w:ascii="Microsoft YaHei" w:hAnsi="Microsoft YaHei" w:eastAsia="Microsoft YaHei"/>
+          <w:sz w:val="21"/>
+        </w:rPr>
+        <w:t xml:space="preserve"> → A7=支持，A6（首建档非原子）风险=偶发失败一次，可缓；</w:t>
+      </w:r>
+    </w:p>
+    <w:p>
+      <w:r/>
+      <w:r>
+        <w:rPr>
+          <w:rFonts w:ascii="Microsoft YaHei" w:hAnsi="Microsoft YaHei" w:eastAsia="Microsoft YaHei"/>
+          <w:b/>
+          <w:sz w:val="20"/>
+        </w:rPr>
+        <w:t>有缺失</w:t>
+      </w:r>
+      <w:r>
+        <w:rPr>
+          <w:rFonts w:ascii="Microsoft YaHei" w:hAnsi="Microsoft YaHei" w:eastAsia="Microsoft YaHei"/>
+          <w:sz w:val="20"/>
+        </w:rPr>
+        <w:t xml:space="preserve"> → A7=不支持（</w:t>
+      </w:r>
+      <w:r>
+        <w:rPr>
+          <w:rFonts w:ascii="Consolas" w:hAnsi="Consolas" w:eastAsia="Consolas"/>
+          <w:color w:val="B03020"/>
+          <w:sz w:val="19"/>
+        </w:rPr>
+        <w:t>createIndex</w:t>
+      </w:r>
+      <w:r>
+        <w:rPr>
+          <w:rFonts w:ascii="Microsoft YaHei" w:hAnsi="Microsoft YaHei" w:eastAsia="Microsoft YaHei"/>
+          <w:sz w:val="20"/>
+        </w:rPr>
+        <w:t xml:space="preserve"> 不可用）→ 索引须控制台手工建，且 A6 </w:t>
+      </w:r>
+      <w:r>
+        <w:rPr>
+          <w:rFonts w:ascii="Microsoft YaHei" w:hAnsi="Microsoft YaHei" w:eastAsia="Microsoft YaHei"/>
+          <w:b/>
+          <w:sz w:val="20"/>
+        </w:rPr>
+        <w:t>升级</w:t>
+      </w:r>
+      <w:r>
+        <w:rPr>
+          <w:rFonts w:ascii="Microsoft YaHei" w:hAnsi="Microsoft YaHei" w:eastAsia="Microsoft YaHei"/>
+          <w:sz w:val="20"/>
+        </w:rPr>
+        <w:t>为</w:t>
+      </w:r>
+    </w:p>
+    <w:p>
+      <w:r/>
+      <w:r>
+        <w:rPr>
+          <w:rFonts w:ascii="Microsoft YaHei" w:hAnsi="Microsoft YaHei" w:eastAsia="Microsoft YaHei"/>
+          <w:sz w:val="20"/>
+        </w:rPr>
+        <w:t>「可能产生重复账号」（须给首建档加 unique 冲突重试）。</w:t>
+      </w:r>
+    </w:p>
+    <w:p>
+      <w:r/>
+      <w:r>
+        <w:rPr>
+          <w:rFonts w:ascii="Microsoft YaHei" w:hAnsi="Microsoft YaHei" w:eastAsia="Microsoft YaHei"/>
+          <w:sz w:val="21"/>
+        </w:rPr>
+        <w:t>0.1.5 外部上线阻塞（不挡写码/投喂/建环境，但别误以为「能跑=能上线」）</w:t>
+      </w:r>
+    </w:p>
+    <w:p>
+      <w:r/>
+      <w:r>
+        <w:rPr>
+          <w:rFonts w:ascii="Microsoft YaHei" w:hAnsi="Microsoft YaHei" w:eastAsia="Microsoft YaHei"/>
+          <w:sz w:val="21"/>
+        </w:rPr>
+        <w:t>营业执照 → 微信支付商户号 → 隐私政策正文+URL → 小程序类目(工具&gt;记账) → 审核测试账号。</w:t>
+      </w:r>
+    </w:p>
+    <w:p>
+      <w:r/>
+      <w:r>
+        <w:rPr>
+          <w:rFonts w:ascii="Microsoft YaHei" w:hAnsi="Microsoft YaHei" w:eastAsia="Microsoft YaHei"/>
+          <w:sz w:val="21"/>
+        </w:rPr>
+        <w:t>现状：</w:t>
+      </w:r>
+      <w:r>
+        <w:rPr>
+          <w:rFonts w:ascii="Consolas" w:hAnsi="Consolas" w:eastAsia="Consolas"/>
+          <w:color w:val="B03020"/>
+          <w:sz w:val="20"/>
+        </w:rPr>
+        <w:t>enable_real_payment=false</w:t>
+      </w:r>
+      <w:r>
+        <w:rPr>
+          <w:rFonts w:ascii="Microsoft YaHei" w:hAnsi="Microsoft YaHei" w:eastAsia="Microsoft YaHei"/>
+          <w:sz w:val="21"/>
+        </w:rPr>
+        <w:t>，走私域手动发权益；运营流程（谁发/怎么发/怎么对账）尚无文档 → 待补。</w:t>
       </w:r>
     </w:p>
     <w:p>
@@ -983,7 +1427,7 @@
           <w:b/>
           <w:sz w:val="23"/>
         </w:rPr>
-        <w:t>步骤 4 · 控制台触发 smokeTest，取 JSON</w:t>
+        <w:t>步骤 1 · 建 dev / prod 云环境</w:t>
       </w:r>
     </w:p>
     <w:p>
@@ -996,22 +1440,7 @@
           <w:rFonts w:ascii="Microsoft YaHei" w:hAnsi="Microsoft YaHei" w:eastAsia="Microsoft YaHei"/>
           <w:sz w:val="21"/>
         </w:rPr>
-        <w:t xml:space="preserve">右键 smokeTest →「测试」→ 入参 </w:t>
-      </w:r>
-      <w:r>
-        <w:rPr>
-          <w:rFonts w:ascii="Consolas" w:hAnsi="Consolas" w:eastAsia="Consolas"/>
-          <w:color w:val="C0392B"/>
-          <w:sz w:val="21"/>
-        </w:rPr>
-        <w:t>{}</w:t>
-      </w:r>
-      <w:r>
-        <w:rPr>
-          <w:rFonts w:ascii="Microsoft YaHei" w:hAnsi="Microsoft YaHei" w:eastAsia="Microsoft YaHei"/>
-          <w:sz w:val="21"/>
-        </w:rPr>
-        <w:t xml:space="preserve"> → 运行。</w:t>
+        <w:t>微信开发者工具打开本小程序项目 → 顶部「云开发」→「环境」→「新建环境」。</w:t>
       </w:r>
     </w:p>
     <w:p>
@@ -1024,7 +1453,502 @@
           <w:rFonts w:ascii="Microsoft YaHei" w:hAnsi="Microsoft YaHei" w:eastAsia="Microsoft YaHei"/>
           <w:sz w:val="21"/>
         </w:rPr>
-        <w:t>把返回的 **完整 JSON** 复制下来（贴回本窗口给我判读）。</w:t>
+        <w:t xml:space="preserve">**环境名称必须含 </w:t>
+      </w:r>
+      <w:r>
+        <w:rPr>
+          <w:rFonts w:ascii="Consolas" w:hAnsi="Consolas" w:eastAsia="Consolas"/>
+          <w:color w:val="B03020"/>
+          <w:sz w:val="20"/>
+        </w:rPr>
+        <w:t>dev</w:t>
+      </w:r>
+      <w:r>
+        <w:rPr>
+          <w:rFonts w:ascii="Microsoft YaHei" w:hAnsi="Microsoft YaHei" w:eastAsia="Microsoft YaHei"/>
+          <w:sz w:val="21"/>
+        </w:rPr>
+        <w:t xml:space="preserve"> 与 </w:t>
+      </w:r>
+      <w:r>
+        <w:rPr>
+          <w:rFonts w:ascii="Consolas" w:hAnsi="Consolas" w:eastAsia="Consolas"/>
+          <w:color w:val="B03020"/>
+          <w:sz w:val="20"/>
+        </w:rPr>
+        <w:t>prod</w:t>
+      </w:r>
+      <w:r>
+        <w:rPr>
+          <w:rFonts w:ascii="Microsoft YaHei" w:hAnsi="Microsoft YaHei" w:eastAsia="Microsoft YaHei"/>
+          <w:sz w:val="21"/>
+        </w:rPr>
+        <w:t xml:space="preserve"> 字样**（门禁 H 组判据：</w:t>
+      </w:r>
+      <w:r>
+        <w:rPr>
+          <w:rFonts w:ascii="Consolas" w:hAnsi="Consolas" w:eastAsia="Consolas"/>
+          <w:color w:val="B03020"/>
+          <w:sz w:val="20"/>
+        </w:rPr>
+        <w:t>!/prod/</w:t>
+      </w:r>
+      <w:r>
+        <w:rPr>
+          <w:rFonts w:ascii="Microsoft YaHei" w:hAnsi="Microsoft YaHei" w:eastAsia="Microsoft YaHei"/>
+          <w:sz w:val="21"/>
+        </w:rPr>
+        <w:t xml:space="preserve"> 恒效、</w:t>
+      </w:r>
+      <w:r>
+        <w:rPr>
+          <w:rFonts w:ascii="Consolas" w:hAnsi="Consolas" w:eastAsia="Consolas"/>
+          <w:color w:val="B03020"/>
+          <w:sz w:val="20"/>
+        </w:rPr>
+        <w:t>dev</w:t>
+      </w:r>
+      <w:r>
+        <w:rPr>
+          <w:rFonts w:ascii="Microsoft YaHei" w:hAnsi="Microsoft YaHei" w:eastAsia="Microsoft YaHei"/>
+          <w:sz w:val="21"/>
+        </w:rPr>
+        <w:t xml:space="preserve"> 白名单放行；名称不对会导致 env 门禁逻辑判定异常）。</w:t>
+      </w:r>
+    </w:p>
+    <w:p>
+      <w:pPr>
+        <w:pStyle w:val="ListBullet"/>
+      </w:pPr>
+      <w:r/>
+      <w:r>
+        <w:rPr>
+          <w:rFonts w:ascii="Microsoft YaHei" w:hAnsi="Microsoft YaHei" w:eastAsia="Microsoft YaHei"/>
+          <w:sz w:val="21"/>
+        </w:rPr>
+        <w:t xml:space="preserve">记下两个环境的 </w:t>
+      </w:r>
+      <w:r>
+        <w:rPr>
+          <w:rFonts w:ascii="Microsoft YaHei" w:hAnsi="Microsoft YaHei" w:eastAsia="Microsoft YaHei"/>
+          <w:b/>
+          <w:sz w:val="21"/>
+        </w:rPr>
+        <w:t>环境 ID</w:t>
+      </w:r>
+      <w:r>
+        <w:rPr>
+          <w:rFonts w:ascii="Microsoft YaHei" w:hAnsi="Microsoft YaHei" w:eastAsia="Microsoft YaHei"/>
+          <w:sz w:val="21"/>
+        </w:rPr>
+        <w:t xml:space="preserve">（形如 </w:t>
+      </w:r>
+      <w:r>
+        <w:rPr>
+          <w:rFonts w:ascii="Consolas" w:hAnsi="Consolas" w:eastAsia="Consolas"/>
+          <w:color w:val="B03020"/>
+          <w:sz w:val="20"/>
+        </w:rPr>
+        <w:t>xxxx-dev-xxx</w:t>
+      </w:r>
+      <w:r>
+        <w:rPr>
+          <w:rFonts w:ascii="Microsoft YaHei" w:hAnsi="Microsoft YaHei" w:eastAsia="Microsoft YaHei"/>
+          <w:sz w:val="21"/>
+        </w:rPr>
+        <w:t>、</w:t>
+      </w:r>
+      <w:r>
+        <w:rPr>
+          <w:rFonts w:ascii="Consolas" w:hAnsi="Consolas" w:eastAsia="Consolas"/>
+          <w:color w:val="B03020"/>
+          <w:sz w:val="20"/>
+        </w:rPr>
+        <w:t>xxxx-prod-xxx</w:t>
+      </w:r>
+      <w:r>
+        <w:rPr>
+          <w:rFonts w:ascii="Microsoft YaHei" w:hAnsi="Microsoft YaHei" w:eastAsia="Microsoft YaHei"/>
+          <w:sz w:val="21"/>
+        </w:rPr>
+        <w:t>）——步骤 6 要用。</w:t>
+      </w:r>
+    </w:p>
+    <w:p>
+      <w:pPr>
+        <w:pStyle w:val="ListBullet"/>
+      </w:pPr>
+      <w:r/>
+      <w:r>
+        <w:rPr>
+          <w:rFonts w:ascii="Microsoft YaHei" w:hAnsi="Microsoft YaHei" w:eastAsia="Microsoft YaHei"/>
+          <w:sz w:val="21"/>
+        </w:rPr>
+        <w:t>在 dev 环境开通数据库（默认已有，确认「数据库」标签页可见）。</w:t>
+      </w:r>
+    </w:p>
+    <w:p>
+      <w:pPr>
+        <w:pStyle w:val="Heading2"/>
+      </w:pPr>
+      <w:r>
+        <w:rPr>
+          <w:b/>
+        </w:rPr>
+      </w:r>
+      <w:r>
+        <w:rPr>
+          <w:rFonts w:ascii="Microsoft YaHei" w:hAnsi="Microsoft YaHei" w:eastAsia="Microsoft YaHei"/>
+          <w:b/>
+          <w:sz w:val="23"/>
+        </w:rPr>
+        <w:t>步骤 2 · 部署 initDb（核对 25 集合）</w:t>
+      </w:r>
+    </w:p>
+    <w:p>
+      <w:pPr>
+        <w:pStyle w:val="ListBullet"/>
+      </w:pPr>
+      <w:r/>
+      <w:r>
+        <w:rPr>
+          <w:rFonts w:ascii="Microsoft YaHei" w:hAnsi="Microsoft YaHei" w:eastAsia="Microsoft YaHei"/>
+          <w:sz w:val="21"/>
+        </w:rPr>
+        <w:t xml:space="preserve">右键 </w:t>
+      </w:r>
+      <w:r>
+        <w:rPr>
+          <w:rFonts w:ascii="Consolas" w:hAnsi="Consolas" w:eastAsia="Consolas"/>
+          <w:color w:val="B03020"/>
+          <w:sz w:val="20"/>
+        </w:rPr>
+        <w:t>cloudfunctions/initDb</w:t>
+      </w:r>
+      <w:r>
+        <w:rPr>
+          <w:rFonts w:ascii="Microsoft YaHei" w:hAnsi="Microsoft YaHei" w:eastAsia="Microsoft YaHei"/>
+          <w:sz w:val="21"/>
+        </w:rPr>
+        <w:t xml:space="preserve"> → 「上传并部署：云端安装依赖」。</w:t>
+      </w:r>
+    </w:p>
+    <w:p>
+      <w:pPr>
+        <w:pStyle w:val="ListBullet"/>
+      </w:pPr>
+      <w:r/>
+      <w:r>
+        <w:rPr>
+          <w:rFonts w:ascii="Microsoft YaHei" w:hAnsi="Microsoft YaHei" w:eastAsia="Microsoft YaHei"/>
+          <w:sz w:val="21"/>
+        </w:rPr>
+        <w:t xml:space="preserve">上传完成后 → 右键 initDb →「测试」→ 入参 </w:t>
+      </w:r>
+      <w:r>
+        <w:rPr>
+          <w:rFonts w:ascii="Consolas" w:hAnsi="Consolas" w:eastAsia="Consolas"/>
+          <w:color w:val="B03020"/>
+          <w:sz w:val="20"/>
+        </w:rPr>
+        <w:t>{}</w:t>
+      </w:r>
+      <w:r>
+        <w:rPr>
+          <w:rFonts w:ascii="Microsoft YaHei" w:hAnsi="Microsoft YaHei" w:eastAsia="Microsoft YaHei"/>
+          <w:sz w:val="21"/>
+        </w:rPr>
+        <w:t xml:space="preserve">（或触发 </w:t>
+      </w:r>
+      <w:r>
+        <w:rPr>
+          <w:rFonts w:ascii="Consolas" w:hAnsi="Consolas" w:eastAsia="Consolas"/>
+          <w:color w:val="B03020"/>
+          <w:sz w:val="20"/>
+        </w:rPr>
+        <w:t>initDb</w:t>
+      </w:r>
+      <w:r>
+        <w:rPr>
+          <w:rFonts w:ascii="Microsoft YaHei" w:hAnsi="Microsoft YaHei" w:eastAsia="Microsoft YaHei"/>
+          <w:sz w:val="21"/>
+        </w:rPr>
+        <w:t xml:space="preserve"> 的 </w:t>
+      </w:r>
+      <w:r>
+        <w:rPr>
+          <w:rFonts w:ascii="Consolas" w:hAnsi="Consolas" w:eastAsia="Consolas"/>
+          <w:color w:val="B03020"/>
+          <w:sz w:val="20"/>
+        </w:rPr>
+        <w:t>main</w:t>
+      </w:r>
+      <w:r>
+        <w:rPr>
+          <w:rFonts w:ascii="Microsoft YaHei" w:hAnsi="Microsoft YaHei" w:eastAsia="Microsoft YaHei"/>
+          <w:sz w:val="21"/>
+        </w:rPr>
+        <w:t>）→ 运行。</w:t>
+      </w:r>
+    </w:p>
+    <w:p>
+      <w:pPr>
+        <w:pStyle w:val="ListBullet"/>
+      </w:pPr>
+      <w:r/>
+      <w:r>
+        <w:rPr>
+          <w:rFonts w:ascii="Microsoft YaHei" w:hAnsi="Microsoft YaHei" w:eastAsia="Microsoft YaHei"/>
+          <w:sz w:val="21"/>
+        </w:rPr>
+        <w:t>预期：</w:t>
+      </w:r>
+      <w:r>
+        <w:rPr>
+          <w:rFonts w:ascii="Consolas" w:hAnsi="Consolas" w:eastAsia="Consolas"/>
+          <w:color w:val="B03020"/>
+          <w:sz w:val="20"/>
+        </w:rPr>
+        <w:t>created.length === 25</w:t>
+      </w:r>
+      <w:r>
+        <w:rPr>
+          <w:rFonts w:ascii="Microsoft YaHei" w:hAnsi="Microsoft YaHei" w:eastAsia="Microsoft YaHei"/>
+          <w:sz w:val="21"/>
+        </w:rPr>
+        <w:t xml:space="preserve"> 且 </w:t>
+      </w:r>
+      <w:r>
+        <w:rPr>
+          <w:rFonts w:ascii="Consolas" w:hAnsi="Consolas" w:eastAsia="Consolas"/>
+          <w:color w:val="B03020"/>
+          <w:sz w:val="20"/>
+        </w:rPr>
+        <w:t>blocked === undefined</w:t>
+      </w:r>
+      <w:r>
+        <w:rPr>
+          <w:rFonts w:ascii="Microsoft YaHei" w:hAnsi="Microsoft YaHei" w:eastAsia="Microsoft YaHei"/>
+          <w:sz w:val="21"/>
+        </w:rPr>
+        <w:t>（dev 门禁放行）。</w:t>
+      </w:r>
+    </w:p>
+    <w:p>
+      <w:pPr>
+        <w:pStyle w:val="ListBullet"/>
+      </w:pPr>
+      <w:r/>
+      <w:r>
+        <w:rPr>
+          <w:rFonts w:ascii="Microsoft YaHei" w:hAnsi="Microsoft YaHei" w:eastAsia="Microsoft YaHei"/>
+          <w:sz w:val="21"/>
+        </w:rPr>
+        <w:t>去「数据库」标签页核对：</w:t>
+      </w:r>
+      <w:r>
+        <w:rPr>
+          <w:rFonts w:ascii="Microsoft YaHei" w:hAnsi="Microsoft YaHei" w:eastAsia="Microsoft YaHei"/>
+          <w:b/>
+          <w:sz w:val="21"/>
+        </w:rPr>
+        <w:t>集合数 = 25</w:t>
+      </w:r>
+      <w:r>
+        <w:rPr>
+          <w:rFonts w:ascii="Microsoft YaHei" w:hAnsi="Microsoft YaHei" w:eastAsia="Microsoft YaHei"/>
+          <w:sz w:val="21"/>
+        </w:rPr>
+        <w:t>（若不是 25，截图给我，可能涉及 A6 严重度）。</w:t>
+      </w:r>
+    </w:p>
+    <w:p>
+      <w:pPr>
+        <w:pStyle w:val="ListBullet"/>
+      </w:pPr>
+      <w:r/>
+      <w:r>
+        <w:rPr>
+          <w:rFonts w:ascii="Microsoft YaHei" w:hAnsi="Microsoft YaHei" w:eastAsia="Microsoft YaHei"/>
+          <w:sz w:val="21"/>
+        </w:rPr>
+        <w:t>索引清单：门禁 A7 关注 9 个 unique 索引；initDb 是否建索引由代码决定，本探针第②条专门验 createIndex 能力。</w:t>
+      </w:r>
+    </w:p>
+    <w:p>
+      <w:pPr>
+        <w:pStyle w:val="Heading2"/>
+      </w:pPr>
+      <w:r>
+        <w:rPr>
+          <w:b/>
+        </w:rPr>
+      </w:r>
+      <w:r>
+        <w:rPr>
+          <w:rFonts w:ascii="Microsoft YaHei" w:hAnsi="Microsoft YaHei" w:eastAsia="Microsoft YaHei"/>
+          <w:b/>
+          <w:sz w:val="23"/>
+        </w:rPr>
+        <w:t>步骤 3 · 部署 smokeTest（含 common 副本）</w:t>
+      </w:r>
+    </w:p>
+    <w:p>
+      <w:pPr>
+        <w:pStyle w:val="ListBullet"/>
+      </w:pPr>
+      <w:r/>
+      <w:r>
+        <w:rPr>
+          <w:rFonts w:ascii="Microsoft YaHei" w:hAnsi="Microsoft YaHei" w:eastAsia="Microsoft YaHei"/>
+          <w:sz w:val="21"/>
+        </w:rPr>
+        <w:t xml:space="preserve">右键 </w:t>
+      </w:r>
+      <w:r>
+        <w:rPr>
+          <w:rFonts w:ascii="Consolas" w:hAnsi="Consolas" w:eastAsia="Consolas"/>
+          <w:color w:val="B03020"/>
+          <w:sz w:val="20"/>
+        </w:rPr>
+        <w:t>cloudfunctions/smokeTest</w:t>
+      </w:r>
+      <w:r>
+        <w:rPr>
+          <w:rFonts w:ascii="Microsoft YaHei" w:hAnsi="Microsoft YaHei" w:eastAsia="Microsoft YaHei"/>
+          <w:sz w:val="21"/>
+        </w:rPr>
+        <w:t xml:space="preserve"> →「上传并部署：云端安装依赖」（wx-server-sdk 会云端 npm 安装）。</w:t>
+      </w:r>
+    </w:p>
+    <w:p>
+      <w:pPr>
+        <w:pStyle w:val="ListBullet"/>
+      </w:pPr>
+      <w:r/>
+      <w:r>
+        <w:rPr>
+          <w:rFonts w:ascii="Microsoft YaHei" w:hAnsi="Microsoft YaHei" w:eastAsia="Microsoft YaHei"/>
+          <w:sz w:val="21"/>
+        </w:rPr>
+        <w:t xml:space="preserve">上传时把本地 </w:t>
+      </w:r>
+      <w:r>
+        <w:rPr>
+          <w:rFonts w:ascii="Consolas" w:hAnsi="Consolas" w:eastAsia="Consolas"/>
+          <w:color w:val="B03020"/>
+          <w:sz w:val="20"/>
+        </w:rPr>
+        <w:t>smokeTest/common/</w:t>
+      </w:r>
+      <w:r>
+        <w:rPr>
+          <w:rFonts w:ascii="Microsoft YaHei" w:hAnsi="Microsoft YaHei" w:eastAsia="Microsoft YaHei"/>
+          <w:sz w:val="21"/>
+        </w:rPr>
+        <w:t xml:space="preserve"> 副本一并打进包（微信打包本函数目录自身内容，副本就在目录内 → 这正是机制成立的关键）。</w:t>
+      </w:r>
+    </w:p>
+    <w:p>
+      <w:pPr>
+        <w:pStyle w:val="ListBullet"/>
+      </w:pPr>
+      <w:r/>
+      <w:r>
+        <w:rPr>
+          <w:rFonts w:ascii="Microsoft YaHei" w:hAnsi="Microsoft YaHei" w:eastAsia="Microsoft YaHei"/>
+          <w:sz w:val="21"/>
+        </w:rPr>
+        <w:t xml:space="preserve">若上传后控制台报「找不到模块 ./common」→ </w:t>
+      </w:r>
+      <w:r>
+        <w:rPr>
+          <w:rFonts w:ascii="Microsoft YaHei" w:hAnsi="Microsoft YaHei" w:eastAsia="Microsoft YaHei"/>
+          <w:b/>
+          <w:sz w:val="21"/>
+        </w:rPr>
+        <w:t>机制失效信号</w:t>
+      </w:r>
+      <w:r>
+        <w:rPr>
+          <w:rFonts w:ascii="Microsoft YaHei" w:hAnsi="Microsoft YaHei" w:eastAsia="Microsoft YaHei"/>
+          <w:sz w:val="21"/>
+        </w:rPr>
+        <w:t>（见结果判读 ①）。</w:t>
+      </w:r>
+    </w:p>
+    <w:p>
+      <w:pPr>
+        <w:pStyle w:val="Heading2"/>
+      </w:pPr>
+      <w:r>
+        <w:rPr>
+          <w:b/>
+        </w:rPr>
+      </w:r>
+      <w:r>
+        <w:rPr>
+          <w:rFonts w:ascii="Microsoft YaHei" w:hAnsi="Microsoft YaHei" w:eastAsia="Microsoft YaHei"/>
+          <w:b/>
+          <w:sz w:val="23"/>
+        </w:rPr>
+        <w:t>步骤 4 · 控制台触发 smokeTest，取 JSON</w:t>
+      </w:r>
+    </w:p>
+    <w:p>
+      <w:pPr>
+        <w:pStyle w:val="ListBullet"/>
+      </w:pPr>
+      <w:r/>
+      <w:r>
+        <w:rPr>
+          <w:rFonts w:ascii="Microsoft YaHei" w:hAnsi="Microsoft YaHei" w:eastAsia="Microsoft YaHei"/>
+          <w:sz w:val="21"/>
+        </w:rPr>
+        <w:t xml:space="preserve">右键 smokeTest →「测试」→ 入参 </w:t>
+      </w:r>
+      <w:r>
+        <w:rPr>
+          <w:rFonts w:ascii="Consolas" w:hAnsi="Consolas" w:eastAsia="Consolas"/>
+          <w:color w:val="B03020"/>
+          <w:sz w:val="20"/>
+        </w:rPr>
+        <w:t>{}</w:t>
+      </w:r>
+      <w:r>
+        <w:rPr>
+          <w:rFonts w:ascii="Microsoft YaHei" w:hAnsi="Microsoft YaHei" w:eastAsia="Microsoft YaHei"/>
+          <w:sz w:val="21"/>
+        </w:rPr>
+        <w:t xml:space="preserve"> → 运行。</w:t>
+      </w:r>
+    </w:p>
+    <w:p>
+      <w:pPr>
+        <w:pStyle w:val="ListBullet"/>
+      </w:pPr>
+      <w:r/>
+      <w:r>
+        <w:rPr>
+          <w:rFonts w:ascii="Microsoft YaHei" w:hAnsi="Microsoft YaHei" w:eastAsia="Microsoft YaHei"/>
+          <w:sz w:val="21"/>
+        </w:rPr>
+        <w:t xml:space="preserve">把返回的 </w:t>
+      </w:r>
+      <w:r>
+        <w:rPr>
+          <w:rFonts w:ascii="Microsoft YaHei" w:hAnsi="Microsoft YaHei" w:eastAsia="Microsoft YaHei"/>
+          <w:b/>
+          <w:sz w:val="21"/>
+        </w:rPr>
+        <w:t>完整 JSON</w:t>
+      </w:r>
+      <w:r>
+        <w:rPr>
+          <w:rFonts w:ascii="Microsoft YaHei" w:hAnsi="Microsoft YaHei" w:eastAsia="Microsoft YaHei"/>
+          <w:sz w:val="21"/>
+        </w:rPr>
+        <w:t xml:space="preserve"> 复制下来（贴回本窗口给我判读）。</w:t>
       </w:r>
     </w:p>
     <w:p>
@@ -1053,9 +1977,9 @@
         <w:tblLook w:firstColumn="1" w:firstRow="1" w:lastColumn="0" w:lastRow="0" w:noHBand="0" w:noVBand="1" w:val="04A0"/>
       </w:tblPr>
       <w:tblGrid>
-        <w:gridCol w:w="5046"/>
-        <w:gridCol w:w="5046"/>
-        <w:gridCol w:w="5046"/>
+        <w:gridCol w:w="3289"/>
+        <w:gridCol w:w="3289"/>
+        <w:gridCol w:w="3289"/>
       </w:tblGrid>
       <w:tr>
         <w:trPr>
@@ -1063,7 +1987,7 @@
         </w:trPr>
         <w:tc>
           <w:tcPr>
-            <w:tcW w:type="dxa" w:w="5046"/>
+            <w:tcW w:type="dxa" w:w="3289"/>
             <w:shd w:val="clear" w:color="auto" w:fill="4472C4"/>
           </w:tcPr>
           <w:p>
@@ -1086,7 +2010,7 @@
         </w:tc>
         <w:tc>
           <w:tcPr>
-            <w:tcW w:type="dxa" w:w="5046"/>
+            <w:tcW w:type="dxa" w:w="3289"/>
             <w:shd w:val="clear" w:color="auto" w:fill="4472C4"/>
           </w:tcPr>
           <w:p>
@@ -1109,7 +2033,7 @@
         </w:tc>
         <w:tc>
           <w:tcPr>
-            <w:tcW w:type="dxa" w:w="5046"/>
+            <w:tcW w:type="dxa" w:w="3289"/>
             <w:shd w:val="clear" w:color="auto" w:fill="4472C4"/>
           </w:tcPr>
           <w:p>
@@ -1134,15 +2058,15 @@
       <w:tr>
         <w:tc>
           <w:tcPr>
-            <w:tcW w:type="dxa" w:w="5046"/>
+            <w:tcW w:type="dxa" w:w="3289"/>
           </w:tcPr>
           <w:p>
             <w:r/>
             <w:r>
               <w:rPr>
                 <w:rFonts w:ascii="Consolas" w:hAnsi="Consolas" w:eastAsia="Consolas"/>
-                <w:color w:val="C0392B"/>
-                <w:sz w:val="19"/>
+                <w:color w:val="B03020"/>
+                <w:sz w:val="18"/>
               </w:rPr>
               <w:t>env</w:t>
             </w:r>
@@ -1150,7 +2074,7 @@
         </w:tc>
         <w:tc>
           <w:tcPr>
-            <w:tcW w:type="dxa" w:w="5046"/>
+            <w:tcW w:type="dxa" w:w="3289"/>
           </w:tcPr>
           <w:p>
             <w:r/>
@@ -1165,7 +2089,7 @@
         </w:tc>
         <w:tc>
           <w:tcPr>
-            <w:tcW w:type="dxa" w:w="5046"/>
+            <w:tcW w:type="dxa" w:w="3289"/>
           </w:tcPr>
           <w:p>
             <w:r/>
@@ -1182,15 +2106,15 @@
       <w:tr>
         <w:tc>
           <w:tcPr>
-            <w:tcW w:type="dxa" w:w="5046"/>
+            <w:tcW w:type="dxa" w:w="3289"/>
           </w:tcPr>
           <w:p>
             <w:r/>
             <w:r>
               <w:rPr>
                 <w:rFonts w:ascii="Consolas" w:hAnsi="Consolas" w:eastAsia="Consolas"/>
-                <w:color w:val="C0392B"/>
-                <w:sz w:val="19"/>
+                <w:color w:val="B03020"/>
+                <w:sz w:val="18"/>
               </w:rPr>
               <w:t>requireCommon.ok</w:t>
             </w:r>
@@ -1198,15 +2122,15 @@
         </w:tc>
         <w:tc>
           <w:tcPr>
-            <w:tcW w:type="dxa" w:w="5046"/>
+            <w:tcW w:type="dxa" w:w="3289"/>
           </w:tcPr>
           <w:p>
             <w:r/>
             <w:r>
               <w:rPr>
                 <w:rFonts w:ascii="Consolas" w:hAnsi="Consolas" w:eastAsia="Consolas"/>
-                <w:color w:val="C0392B"/>
-                <w:sz w:val="19"/>
+                <w:color w:val="B03020"/>
+                <w:sz w:val="18"/>
               </w:rPr>
               <w:t>true</w:t>
             </w:r>
@@ -1214,15 +2138,15 @@
         </w:tc>
         <w:tc>
           <w:tcPr>
-            <w:tcW w:type="dxa" w:w="5046"/>
+            <w:tcW w:type="dxa" w:w="3289"/>
           </w:tcPr>
           <w:p>
             <w:r/>
             <w:r>
               <w:rPr>
                 <w:rFonts w:ascii="Consolas" w:hAnsi="Consolas" w:eastAsia="Consolas"/>
-                <w:color w:val="C0392B"/>
-                <w:sz w:val="19"/>
+                <w:color w:val="B03020"/>
+                <w:sz w:val="18"/>
               </w:rPr>
               <w:t>false</w:t>
             </w:r>
@@ -1231,7 +2155,22 @@
                 <w:rFonts w:ascii="Microsoft YaHei" w:hAnsi="Microsoft YaHei" w:eastAsia="Microsoft YaHei"/>
                 <w:sz w:val="19"/>
               </w:rPr>
-              <w:t xml:space="preserve"> → **机制失效**：全部云函数返工（改为云端公共层或 npm file: 方案）</w:t>
+              <w:t xml:space="preserve"> → </w:t>
+            </w:r>
+            <w:r>
+              <w:rPr>
+                <w:rFonts w:ascii="Microsoft YaHei" w:hAnsi="Microsoft YaHei" w:eastAsia="Microsoft YaHei"/>
+                <w:b/>
+                <w:sz w:val="19"/>
+              </w:rPr>
+              <w:t>机制失效</w:t>
+            </w:r>
+            <w:r>
+              <w:rPr>
+                <w:rFonts w:ascii="Microsoft YaHei" w:hAnsi="Microsoft YaHei" w:eastAsia="Microsoft YaHei"/>
+                <w:sz w:val="19"/>
+              </w:rPr>
+              <w:t>：全部云函数返工（改为云端公共层或 npm file: 方案）</w:t>
             </w:r>
           </w:p>
         </w:tc>
@@ -1239,15 +2178,15 @@
       <w:tr>
         <w:tc>
           <w:tcPr>
-            <w:tcW w:type="dxa" w:w="5046"/>
+            <w:tcW w:type="dxa" w:w="3289"/>
           </w:tcPr>
           <w:p>
             <w:r/>
             <w:r>
               <w:rPr>
                 <w:rFonts w:ascii="Consolas" w:hAnsi="Consolas" w:eastAsia="Consolas"/>
-                <w:color w:val="C0392B"/>
-                <w:sz w:val="19"/>
+                <w:color w:val="B03020"/>
+                <w:sz w:val="18"/>
               </w:rPr>
               <w:t>requireCommon.exports</w:t>
             </w:r>
@@ -1255,7 +2194,7 @@
         </w:tc>
         <w:tc>
           <w:tcPr>
-            <w:tcW w:type="dxa" w:w="5046"/>
+            <w:tcW w:type="dxa" w:w="3289"/>
           </w:tcPr>
           <w:p>
             <w:r/>
@@ -1269,8 +2208,8 @@
             <w:r>
               <w:rPr>
                 <w:rFonts w:ascii="Consolas" w:hAnsi="Consolas" w:eastAsia="Consolas"/>
-                <w:color w:val="C0392B"/>
-                <w:sz w:val="19"/>
+                <w:color w:val="B03020"/>
+                <w:sz w:val="18"/>
               </w:rPr>
               <w:t>assertShopOwner</w:t>
             </w:r>
@@ -1285,7 +2224,7 @@
         </w:tc>
         <w:tc>
           <w:tcPr>
-            <w:tcW w:type="dxa" w:w="5046"/>
+            <w:tcW w:type="dxa" w:w="3289"/>
           </w:tcPr>
           <w:p>
             <w:r/>
@@ -1302,15 +2241,15 @@
       <w:tr>
         <w:tc>
           <w:tcPr>
-            <w:tcW w:type="dxa" w:w="5046"/>
+            <w:tcW w:type="dxa" w:w="3289"/>
           </w:tcPr>
           <w:p>
             <w:r/>
             <w:r>
               <w:rPr>
                 <w:rFonts w:ascii="Consolas" w:hAnsi="Consolas" w:eastAsia="Consolas"/>
-                <w:color w:val="C0392B"/>
-                <w:sz w:val="19"/>
+                <w:color w:val="B03020"/>
+                <w:sz w:val="18"/>
               </w:rPr>
               <w:t>docGet.hasDataField</w:t>
             </w:r>
@@ -1318,15 +2257,15 @@
         </w:tc>
         <w:tc>
           <w:tcPr>
-            <w:tcW w:type="dxa" w:w="5046"/>
+            <w:tcW w:type="dxa" w:w="3289"/>
           </w:tcPr>
           <w:p>
             <w:r/>
             <w:r>
               <w:rPr>
                 <w:rFonts w:ascii="Consolas" w:hAnsi="Consolas" w:eastAsia="Consolas"/>
-                <w:color w:val="C0392B"/>
-                <w:sz w:val="19"/>
+                <w:color w:val="B03020"/>
+                <w:sz w:val="18"/>
               </w:rPr>
               <w:t>true</w:t>
             </w:r>
@@ -1340,8 +2279,8 @@
             <w:r>
               <w:rPr>
                 <w:rFonts w:ascii="Consolas" w:hAnsi="Consolas" w:eastAsia="Consolas"/>
-                <w:color w:val="C0392B"/>
-                <w:sz w:val="19"/>
+                <w:color w:val="B03020"/>
+                <w:sz w:val="18"/>
               </w:rPr>
               <w:t>{data:{...}}</w:t>
             </w:r>
@@ -1356,15 +2295,15 @@
         </w:tc>
         <w:tc>
           <w:tcPr>
-            <w:tcW w:type="dxa" w:w="5046"/>
+            <w:tcW w:type="dxa" w:w="3289"/>
           </w:tcPr>
           <w:p>
             <w:r/>
             <w:r>
               <w:rPr>
                 <w:rFonts w:ascii="Consolas" w:hAnsi="Consolas" w:eastAsia="Consolas"/>
-                <w:color w:val="C0392B"/>
-                <w:sz w:val="19"/>
+                <w:color w:val="B03020"/>
+                <w:sz w:val="18"/>
               </w:rPr>
               <w:t>false</w:t>
             </w:r>
@@ -1373,7 +2312,22 @@
                 <w:rFonts w:ascii="Microsoft YaHei" w:hAnsi="Microsoft YaHei" w:eastAsia="Microsoft YaHei"/>
                 <w:sz w:val="19"/>
               </w:rPr>
-              <w:t xml:space="preserve"> → **A1/A2 修反了，立刻回退**（最关键翻案点）</w:t>
+              <w:t xml:space="preserve"> → </w:t>
+            </w:r>
+            <w:r>
+              <w:rPr>
+                <w:rFonts w:ascii="Microsoft YaHei" w:hAnsi="Microsoft YaHei" w:eastAsia="Microsoft YaHei"/>
+                <w:b/>
+                <w:sz w:val="19"/>
+              </w:rPr>
+              <w:t>A1/A2 修反了，立刻回退</w:t>
+            </w:r>
+            <w:r>
+              <w:rPr>
+                <w:rFonts w:ascii="Microsoft YaHei" w:hAnsi="Microsoft YaHei" w:eastAsia="Microsoft YaHei"/>
+                <w:sz w:val="19"/>
+              </w:rPr>
+              <w:t>（最关键翻案点）</w:t>
             </w:r>
           </w:p>
         </w:tc>
@@ -1381,15 +2335,15 @@
       <w:tr>
         <w:tc>
           <w:tcPr>
-            <w:tcW w:type="dxa" w:w="5046"/>
+            <w:tcW w:type="dxa" w:w="3289"/>
           </w:tcPr>
           <w:p>
             <w:r/>
             <w:r>
               <w:rPr>
                 <w:rFonts w:ascii="Consolas" w:hAnsi="Consolas" w:eastAsia="Consolas"/>
-                <w:color w:val="C0392B"/>
-                <w:sz w:val="19"/>
+                <w:color w:val="B03020"/>
+                <w:sz w:val="18"/>
               </w:rPr>
               <w:t>docGetMissing.behavior</w:t>
             </w:r>
@@ -1397,15 +2351,15 @@
         </w:tc>
         <w:tc>
           <w:tcPr>
-            <w:tcW w:type="dxa" w:w="5046"/>
+            <w:tcW w:type="dxa" w:w="3289"/>
           </w:tcPr>
           <w:p>
             <w:r/>
             <w:r>
               <w:rPr>
                 <w:rFonts w:ascii="Consolas" w:hAnsi="Consolas" w:eastAsia="Consolas"/>
-                <w:color w:val="C0392B"/>
-                <w:sz w:val="19"/>
+                <w:color w:val="B03020"/>
+                <w:sz w:val="18"/>
               </w:rPr>
               <w:t>resolve</w:t>
             </w:r>
@@ -1419,8 +2373,8 @@
             <w:r>
               <w:rPr>
                 <w:rFonts w:ascii="Consolas" w:hAnsi="Consolas" w:eastAsia="Consolas"/>
-                <w:color w:val="C0392B"/>
-                <w:sz w:val="19"/>
+                <w:color w:val="B03020"/>
+                <w:sz w:val="18"/>
               </w:rPr>
               <w:t>data:null</w:t>
             </w:r>
@@ -1434,8 +2388,8 @@
             <w:r>
               <w:rPr>
                 <w:rFonts w:ascii="Consolas" w:hAnsi="Consolas" w:eastAsia="Consolas"/>
-                <w:color w:val="C0392B"/>
-                <w:sz w:val="19"/>
+                <w:color w:val="B03020"/>
+                <w:sz w:val="18"/>
               </w:rPr>
               <w:t>reject</w:t>
             </w:r>
@@ -1450,7 +2404,7 @@
         </w:tc>
         <w:tc>
           <w:tcPr>
-            <w:tcW w:type="dxa" w:w="5046"/>
+            <w:tcW w:type="dxa" w:w="3289"/>
           </w:tcPr>
           <w:p>
             <w:r/>
@@ -1467,15 +2421,15 @@
       <w:tr>
         <w:tc>
           <w:tcPr>
-            <w:tcW w:type="dxa" w:w="5046"/>
+            <w:tcW w:type="dxa" w:w="3289"/>
           </w:tcPr>
           <w:p>
             <w:r/>
             <w:r>
               <w:rPr>
                 <w:rFonts w:ascii="Consolas" w:hAnsi="Consolas" w:eastAsia="Consolas"/>
-                <w:color w:val="C0392B"/>
-                <w:sz w:val="19"/>
+                <w:color w:val="B03020"/>
+                <w:sz w:val="18"/>
               </w:rPr>
               <w:t>createIndex.typeof</w:t>
             </w:r>
@@ -1489,8 +2443,8 @@
             <w:r>
               <w:rPr>
                 <w:rFonts w:ascii="Consolas" w:hAnsi="Consolas" w:eastAsia="Consolas"/>
-                <w:color w:val="C0392B"/>
-                <w:sz w:val="19"/>
+                <w:color w:val="B03020"/>
+                <w:sz w:val="18"/>
               </w:rPr>
               <w:t>call</w:t>
             </w:r>
@@ -1498,15 +2452,15 @@
         </w:tc>
         <w:tc>
           <w:tcPr>
-            <w:tcW w:type="dxa" w:w="5046"/>
+            <w:tcW w:type="dxa" w:w="3289"/>
           </w:tcPr>
           <w:p>
             <w:r/>
             <w:r>
               <w:rPr>
                 <w:rFonts w:ascii="Consolas" w:hAnsi="Consolas" w:eastAsia="Consolas"/>
-                <w:color w:val="C0392B"/>
-                <w:sz w:val="19"/>
+                <w:color w:val="B03020"/>
+                <w:sz w:val="18"/>
               </w:rPr>
               <w:t>function</w:t>
             </w:r>
@@ -1520,8 +2474,8 @@
             <w:r>
               <w:rPr>
                 <w:rFonts w:ascii="Consolas" w:hAnsi="Consolas" w:eastAsia="Consolas"/>
-                <w:color w:val="C0392B"/>
-                <w:sz w:val="19"/>
+                <w:color w:val="B03020"/>
+                <w:sz w:val="18"/>
               </w:rPr>
               <w:t>OK</w:t>
             </w:r>
@@ -1529,15 +2483,15 @@
         </w:tc>
         <w:tc>
           <w:tcPr>
-            <w:tcW w:type="dxa" w:w="5046"/>
+            <w:tcW w:type="dxa" w:w="3289"/>
           </w:tcPr>
           <w:p>
             <w:r/>
             <w:r>
               <w:rPr>
                 <w:rFonts w:ascii="Consolas" w:hAnsi="Consolas" w:eastAsia="Consolas"/>
-                <w:color w:val="C0392B"/>
-                <w:sz w:val="19"/>
+                <w:color w:val="B03020"/>
+                <w:sz w:val="18"/>
               </w:rPr>
               <w:t>undefined</w:t>
             </w:r>
@@ -1554,15 +2508,15 @@
       <w:tr>
         <w:tc>
           <w:tcPr>
-            <w:tcW w:type="dxa" w:w="5046"/>
+            <w:tcW w:type="dxa" w:w="3289"/>
           </w:tcPr>
           <w:p>
             <w:r/>
             <w:r>
               <w:rPr>
                 <w:rFonts w:ascii="Consolas" w:hAnsi="Consolas" w:eastAsia="Consolas"/>
-                <w:color w:val="C0392B"/>
-                <w:sz w:val="19"/>
+                <w:color w:val="B03020"/>
+                <w:sz w:val="18"/>
               </w:rPr>
               <w:t>uniqueEnforce.result</w:t>
             </w:r>
@@ -1570,7 +2524,7 @@
         </w:tc>
         <w:tc>
           <w:tcPr>
-            <w:tcW w:type="dxa" w:w="5046"/>
+            <w:tcW w:type="dxa" w:w="3289"/>
           </w:tcPr>
           <w:p>
             <w:r/>
@@ -1585,7 +2539,7 @@
         </w:tc>
         <w:tc>
           <w:tcPr>
-            <w:tcW w:type="dxa" w:w="5046"/>
+            <w:tcW w:type="dxa" w:w="3289"/>
           </w:tcPr>
           <w:p>
             <w:r/>
@@ -1602,15 +2556,15 @@
       <w:tr>
         <w:tc>
           <w:tcPr>
-            <w:tcW w:type="dxa" w:w="5046"/>
+            <w:tcW w:type="dxa" w:w="3289"/>
           </w:tcPr>
           <w:p>
             <w:r/>
             <w:r>
               <w:rPr>
                 <w:rFonts w:ascii="Consolas" w:hAnsi="Consolas" w:eastAsia="Consolas"/>
-                <w:color w:val="C0392B"/>
-                <w:sz w:val="19"/>
+                <w:color w:val="B03020"/>
+                <w:sz w:val="18"/>
               </w:rPr>
               <w:t>assertShopOwner</w:t>
             </w:r>
@@ -1618,15 +2572,15 @@
         </w:tc>
         <w:tc>
           <w:tcPr>
-            <w:tcW w:type="dxa" w:w="5046"/>
+            <w:tcW w:type="dxa" w:w="3289"/>
           </w:tcPr>
           <w:p>
             <w:r/>
             <w:r>
               <w:rPr>
                 <w:rFonts w:ascii="Consolas" w:hAnsi="Consolas" w:eastAsia="Consolas"/>
-                <w:color w:val="C0392B"/>
-                <w:sz w:val="19"/>
+                <w:color w:val="B03020"/>
+                <w:sz w:val="18"/>
               </w:rPr>
               <w:t>RESOURCE_NOT_FOUND</w:t>
             </w:r>
@@ -1641,7 +2595,7 @@
         </w:tc>
         <w:tc>
           <w:tcPr>
-            <w:tcW w:type="dxa" w:w="5046"/>
+            <w:tcW w:type="dxa" w:w="3289"/>
           </w:tcPr>
           <w:p>
             <w:r/>
@@ -1655,8 +2609,8 @@
             <w:r>
               <w:rPr>
                 <w:rFonts w:ascii="Consolas" w:hAnsi="Consolas" w:eastAsia="Consolas"/>
-                <w:color w:val="C0392B"/>
-                <w:sz w:val="19"/>
+                <w:color w:val="B03020"/>
+                <w:sz w:val="18"/>
               </w:rPr>
               <w:t>FORBIDDEN</w:t>
             </w:r>
@@ -1670,7 +2624,196 @@
           </w:p>
         </w:tc>
       </w:tr>
+      <w:tr>
+        <w:tc>
+          <w:tcPr>
+            <w:tcW w:type="dxa" w:w="3289"/>
+          </w:tcPr>
+          <w:p>
+            <w:r/>
+            <w:r>
+              <w:rPr>
+                <w:rFonts w:ascii="Consolas" w:hAnsi="Consolas" w:eastAsia="Consolas"/>
+                <w:color w:val="B03020"/>
+                <w:sz w:val="18"/>
+              </w:rPr>
+              <w:t>createCollection</w:t>
+            </w:r>
+          </w:p>
+        </w:tc>
+        <w:tc>
+          <w:tcPr>
+            <w:tcW w:type="dxa" w:w="3289"/>
+          </w:tcPr>
+          <w:p>
+            <w:r/>
+            <w:r>
+              <w:rPr>
+                <w:rFonts w:ascii="Consolas" w:hAnsi="Consolas" w:eastAsia="Consolas"/>
+                <w:color w:val="B03020"/>
+                <w:sz w:val="18"/>
+              </w:rPr>
+              <w:t>{ok:true}</w:t>
+            </w:r>
+            <w:r>
+              <w:rPr>
+                <w:rFonts w:ascii="Microsoft YaHei" w:hAnsi="Microsoft YaHei" w:eastAsia="Microsoft YaHei"/>
+                <w:sz w:val="19"/>
+              </w:rPr>
+              <w:t xml:space="preserve">，或 </w:t>
+            </w:r>
+            <w:r>
+              <w:rPr>
+                <w:rFonts w:ascii="Consolas" w:hAnsi="Consolas" w:eastAsia="Consolas"/>
+                <w:color w:val="B03020"/>
+                <w:sz w:val="18"/>
+              </w:rPr>
+              <w:t>ok:false</w:t>
+            </w:r>
+            <w:r>
+              <w:rPr>
+                <w:rFonts w:ascii="Microsoft YaHei" w:hAnsi="Microsoft YaHei" w:eastAsia="Microsoft YaHei"/>
+                <w:sz w:val="19"/>
+              </w:rPr>
+              <w:t xml:space="preserve"> 且 msg 含「已存在」</w:t>
+            </w:r>
+          </w:p>
+        </w:tc>
+        <w:tc>
+          <w:tcPr>
+            <w:tcW w:type="dxa" w:w="3289"/>
+          </w:tcPr>
+          <w:p>
+            <w:r/>
+            <w:r>
+              <w:rPr>
+                <w:rFonts w:ascii="Microsoft YaHei" w:hAnsi="Microsoft YaHei" w:eastAsia="Microsoft YaHei"/>
+                <w:sz w:val="19"/>
+              </w:rPr>
+              <w:t>其余 msg → 建集合失败，先修环境/权限再重跑</w:t>
+            </w:r>
+          </w:p>
+        </w:tc>
+      </w:tr>
+      <w:tr>
+        <w:tc>
+          <w:tcPr>
+            <w:tcW w:type="dxa" w:w="3289"/>
+          </w:tcPr>
+          <w:p>
+            <w:r/>
+            <w:r>
+              <w:rPr>
+                <w:rFonts w:ascii="Consolas" w:hAnsi="Consolas" w:eastAsia="Consolas"/>
+                <w:color w:val="B03020"/>
+                <w:sz w:val="18"/>
+              </w:rPr>
+              <w:t>dataAdapterGet</w:t>
+            </w:r>
+          </w:p>
+        </w:tc>
+        <w:tc>
+          <w:tcPr>
+            <w:tcW w:type="dxa" w:w="3289"/>
+          </w:tcPr>
+          <w:p>
+            <w:r/>
+            <w:r>
+              <w:rPr>
+                <w:rFonts w:ascii="Consolas" w:hAnsi="Consolas" w:eastAsia="Consolas"/>
+                <w:color w:val="B03020"/>
+                <w:sz w:val="18"/>
+              </w:rPr>
+              <w:t>liveIsDoc:true</w:t>
+            </w:r>
+            <w:r>
+              <w:rPr>
+                <w:rFonts w:ascii="Microsoft YaHei" w:hAnsi="Microsoft YaHei" w:eastAsia="Microsoft YaHei"/>
+                <w:sz w:val="19"/>
+              </w:rPr>
+              <w:t xml:space="preserve"> </w:t>
+            </w:r>
+            <w:r>
+              <w:rPr>
+                <w:rFonts w:ascii="Microsoft YaHei" w:hAnsi="Microsoft YaHei" w:eastAsia="Microsoft YaHei"/>
+                <w:b/>
+                <w:sz w:val="19"/>
+              </w:rPr>
+              <w:t>且</w:t>
+            </w:r>
+            <w:r>
+              <w:rPr>
+                <w:rFonts w:ascii="Microsoft YaHei" w:hAnsi="Microsoft YaHei" w:eastAsia="Microsoft YaHei"/>
+                <w:sz w:val="19"/>
+              </w:rPr>
+              <w:t xml:space="preserve"> </w:t>
+            </w:r>
+            <w:r>
+              <w:rPr>
+                <w:rFonts w:ascii="Consolas" w:hAnsi="Consolas" w:eastAsia="Consolas"/>
+                <w:color w:val="B03020"/>
+                <w:sz w:val="18"/>
+              </w:rPr>
+              <w:t>deadIsNull:true</w:t>
+            </w:r>
+          </w:p>
+        </w:tc>
+        <w:tc>
+          <w:tcPr>
+            <w:tcW w:type="dxa" w:w="3289"/>
+          </w:tcPr>
+          <w:p>
+            <w:r/>
+            <w:r>
+              <w:rPr>
+                <w:rFonts w:ascii="Consolas" w:hAnsi="Consolas" w:eastAsia="Consolas"/>
+                <w:color w:val="B03020"/>
+                <w:sz w:val="18"/>
+              </w:rPr>
+              <w:t>deadIsNull:false</w:t>
+            </w:r>
+            <w:r>
+              <w:rPr>
+                <w:rFonts w:ascii="Microsoft YaHei" w:hAnsi="Microsoft YaHei" w:eastAsia="Microsoft YaHei"/>
+                <w:sz w:val="19"/>
+              </w:rPr>
+              <w:t xml:space="preserve"> → </w:t>
+            </w:r>
+            <w:r>
+              <w:rPr>
+                <w:rFonts w:ascii="Microsoft YaHei" w:hAnsi="Microsoft YaHei" w:eastAsia="Microsoft YaHei"/>
+                <w:b/>
+                <w:sz w:val="19"/>
+              </w:rPr>
+              <w:t>A2 在真 SDK 上不成立，须回退</w:t>
+            </w:r>
+            <w:r>
+              <w:rPr>
+                <w:rFonts w:ascii="Microsoft YaHei" w:hAnsi="Microsoft YaHei" w:eastAsia="Microsoft YaHei"/>
+                <w:sz w:val="19"/>
+              </w:rPr>
+              <w:t>；</w:t>
+            </w:r>
+            <w:r>
+              <w:rPr>
+                <w:rFonts w:ascii="Consolas" w:hAnsi="Consolas" w:eastAsia="Consolas"/>
+                <w:color w:val="B03020"/>
+                <w:sz w:val="18"/>
+              </w:rPr>
+              <w:t>THROW</w:t>
+            </w:r>
+            <w:r>
+              <w:rPr>
+                <w:rFonts w:ascii="Microsoft YaHei" w:hAnsi="Microsoft YaHei" w:eastAsia="Microsoft YaHei"/>
+                <w:sz w:val="19"/>
+              </w:rPr>
+              <w:t xml:space="preserve"> → adapter 契约待议</w:t>
+            </w:r>
+          </w:p>
+        </w:tc>
+      </w:tr>
     </w:tbl>
+    <w:p/>
     <w:p>
       <w:pPr>
         <w:pStyle w:val="Heading2"/>
@@ -1704,8 +2847,8 @@
       <w:r>
         <w:rPr>
           <w:rFonts w:ascii="Consolas" w:hAnsi="Consolas" w:eastAsia="Consolas"/>
-          <w:color w:val="C0392B"/>
-          <w:sz w:val="21"/>
+          <w:color w:val="B03020"/>
+          <w:sz w:val="20"/>
         </w:rPr>
         <w:t>miniprogram/config/env.js</w:t>
       </w:r>
@@ -1719,8 +2862,8 @@
       <w:r>
         <w:rPr>
           <w:rFonts w:ascii="Consolas" w:hAnsi="Consolas" w:eastAsia="Consolas"/>
-          <w:color w:val="C0392B"/>
-          <w:sz w:val="21"/>
+          <w:color w:val="B03020"/>
+          <w:sz w:val="20"/>
         </w:rPr>
         <w:t>your-dev-env-id</w:t>
       </w:r>
@@ -1734,8 +2877,8 @@
       <w:r>
         <w:rPr>
           <w:rFonts w:ascii="Consolas" w:hAnsi="Consolas" w:eastAsia="Consolas"/>
-          <w:color w:val="C0392B"/>
-          <w:sz w:val="21"/>
+          <w:color w:val="B03020"/>
+          <w:sz w:val="20"/>
         </w:rPr>
         <w:t>your-prod-env-id</w:t>
       </w:r>
@@ -1793,8 +2936,8 @@
       <w:r>
         <w:rPr>
           <w:rFonts w:ascii="Consolas" w:hAnsi="Consolas" w:eastAsia="Consolas"/>
-          <w:color w:val="C0392B"/>
-          <w:sz w:val="21"/>
+          <w:color w:val="B03020"/>
+          <w:sz w:val="20"/>
         </w:rPr>
         <w:t>specs/dev-specs/delivery/inscode喂投包_8批_自包含完整版.md</w:t>
       </w:r>
@@ -1808,8 +2951,8 @@
       <w:r>
         <w:rPr>
           <w:rFonts w:ascii="Consolas" w:hAnsi="Consolas" w:eastAsia="Consolas"/>
-          <w:color w:val="C0392B"/>
-          <w:sz w:val="21"/>
+          <w:color w:val="B03020"/>
+          <w:sz w:val="20"/>
         </w:rPr>
         <w:t>批次1_提示词_可直接复制.txt</w:t>
       </w:r>
@@ -1823,8 +2966,8 @@
       <w:r>
         <w:rPr>
           <w:rFonts w:ascii="Consolas" w:hAnsi="Consolas" w:eastAsia="Consolas"/>
-          <w:color w:val="C0392B"/>
-          <w:sz w:val="21"/>
+          <w:color w:val="B03020"/>
+          <w:sz w:val="20"/>
         </w:rPr>
         <w:t>inscode喂投包_8批_一键复制.html</w:t>
       </w:r>
@@ -1844,9 +2987,17 @@
       <w:r>
         <w:rPr>
           <w:rFonts w:ascii="Microsoft YaHei" w:hAnsi="Microsoft YaHei" w:eastAsia="Microsoft YaHei"/>
+          <w:b/>
           <w:sz w:val="21"/>
         </w:rPr>
-        <w:t>**勿用 Desktop 派生副本**（A–K 门禁守不到那层，旧值风险）。</w:t>
+        <w:t>勿用 Desktop 派生副本</w:t>
+      </w:r>
+      <w:r>
+        <w:rPr>
+          <w:rFonts w:ascii="Microsoft YaHei" w:hAnsi="Microsoft YaHei" w:eastAsia="Microsoft YaHei"/>
+          <w:sz w:val="21"/>
+        </w:rPr>
+        <w:t>（A–K 门禁守不到那层，旧值风险）。</w:t>
       </w:r>
     </w:p>
     <w:p>
@@ -1877,8 +3028,8 @@
       <w:r>
         <w:rPr>
           <w:rFonts w:ascii="Consolas" w:hAnsi="Consolas" w:eastAsia="Consolas"/>
-          <w:color w:val="C0392B"/>
-          <w:sz w:val="21"/>
+          <w:color w:val="B03020"/>
+          <w:sz w:val="20"/>
         </w:rPr>
         <w:t>node verify_all.js</w:t>
       </w:r>
@@ -1923,8 +3074,8 @@
       <w:r>
         <w:rPr>
           <w:rFonts w:ascii="Consolas" w:hAnsi="Consolas" w:eastAsia="Consolas"/>
-          <w:color w:val="C0392B"/>
-          <w:sz w:val="21"/>
+          <w:color w:val="B03020"/>
+          <w:sz w:val="20"/>
         </w:rPr>
         <w:t>__probe</w:t>
       </w:r>
@@ -1933,7 +3084,22 @@
           <w:rFonts w:ascii="Microsoft YaHei" w:hAnsi="Microsoft YaHei" w:eastAsia="Microsoft YaHei"/>
           <w:sz w:val="21"/>
         </w:rPr>
-        <w:t xml:space="preserve"> 集合（**SDK 不能 drop collection，只能控制台手动删**）。</w:t>
+        <w:t xml:space="preserve"> 集合（</w:t>
+      </w:r>
+      <w:r>
+        <w:rPr>
+          <w:rFonts w:ascii="Microsoft YaHei" w:hAnsi="Microsoft YaHei" w:eastAsia="Microsoft YaHei"/>
+          <w:b/>
+          <w:sz w:val="21"/>
+        </w:rPr>
+        <w:t>SDK 不能 drop collection，只能控制台手动删</w:t>
+      </w:r>
+      <w:r>
+        <w:rPr>
+          <w:rFonts w:ascii="Microsoft YaHei" w:hAnsi="Microsoft YaHei" w:eastAsia="Microsoft YaHei"/>
+          <w:sz w:val="21"/>
+        </w:rPr>
+        <w:t>）。</w:t>
       </w:r>
     </w:p>
     <w:p>
@@ -1951,8 +3117,8 @@
       <w:r>
         <w:rPr>
           <w:rFonts w:ascii="Consolas" w:hAnsi="Consolas" w:eastAsia="Consolas"/>
-          <w:color w:val="C0392B"/>
-          <w:sz w:val="21"/>
+          <w:color w:val="B03020"/>
+          <w:sz w:val="20"/>
         </w:rPr>
         <w:t>smokeTest</w:t>
       </w:r>
@@ -1978,7 +3144,7 @@
         <w:rPr>
           <w:rFonts w:ascii="Microsoft YaHei" w:hAnsi="Microsoft YaHei" w:eastAsia="Microsoft YaHei"/>
           <w:b/>
-          <w:sz w:val="26"/>
+          <w:sz w:val="27"/>
         </w:rPr>
         <w:t>三、术语速查（新手会卡的点）</w:t>
       </w:r>
@@ -1991,9 +3157,17 @@
       <w:r>
         <w:rPr>
           <w:rFonts w:ascii="Microsoft YaHei" w:hAnsi="Microsoft YaHei" w:eastAsia="Microsoft YaHei"/>
+          <w:b/>
           <w:sz w:val="21"/>
         </w:rPr>
-        <w:t>**云开发 / 云函数 / 云数据库**：微信提供的后端托管。云函数 = 一段部署在微信服务器的 Node.js 代码；云数据库 = 微信托管的 MongoDB 风格库。</w:t>
+        <w:t>云开发 / 云函数 / 云数据库</w:t>
+      </w:r>
+      <w:r>
+        <w:rPr>
+          <w:rFonts w:ascii="Microsoft YaHei" w:hAnsi="Microsoft YaHei" w:eastAsia="Microsoft YaHei"/>
+          <w:sz w:val="21"/>
+        </w:rPr>
+        <w:t>：微信提供的后端托管。云函数 = 一段部署在微信服务器的 Node.js 代码；云数据库 = 微信托管的 MongoDB 风格库。</w:t>
       </w:r>
     </w:p>
     <w:p>
@@ -2011,8 +3185,8 @@
       <w:r>
         <w:rPr>
           <w:rFonts w:ascii="Consolas" w:hAnsi="Consolas" w:eastAsia="Consolas"/>
-          <w:color w:val="C0392B"/>
-          <w:sz w:val="21"/>
+          <w:color w:val="B03020"/>
+          <w:sz w:val="20"/>
         </w:rPr>
         <w:t>wx-server-sdk</w:t>
       </w:r>
@@ -2026,8 +3200,8 @@
       <w:r>
         <w:rPr>
           <w:rFonts w:ascii="Consolas" w:hAnsi="Consolas" w:eastAsia="Consolas"/>
-          <w:color w:val="C0392B"/>
-          <w:sz w:val="21"/>
+          <w:color w:val="B03020"/>
+          <w:sz w:val="20"/>
         </w:rPr>
         <w:t>cloud.init({env})</w:t>
       </w:r>
@@ -2041,8 +3215,8 @@
       <w:r>
         <w:rPr>
           <w:rFonts w:ascii="Consolas" w:hAnsi="Consolas" w:eastAsia="Consolas"/>
-          <w:color w:val="C0392B"/>
-          <w:sz w:val="21"/>
+          <w:color w:val="B03020"/>
+          <w:sz w:val="20"/>
         </w:rPr>
         <w:t>cloud.database()</w:t>
       </w:r>
@@ -2069,8 +3243,8 @@
       <w:r>
         <w:rPr>
           <w:rFonts w:ascii="Consolas" w:hAnsi="Consolas" w:eastAsia="Consolas"/>
-          <w:color w:val="C0392B"/>
-          <w:sz w:val="21"/>
+          <w:color w:val="B03020"/>
+          <w:sz w:val="20"/>
         </w:rPr>
         <w:t>DYNAMIC_CURRENT_ENV</w:t>
       </w:r>
@@ -2097,8 +3271,8 @@
       <w:r>
         <w:rPr>
           <w:rFonts w:ascii="Consolas" w:hAnsi="Consolas" w:eastAsia="Consolas"/>
-          <w:color w:val="C0392B"/>
-          <w:sz w:val="21"/>
+          <w:color w:val="B03020"/>
+          <w:sz w:val="20"/>
         </w:rPr>
         <w:t>require('./common')</w:t>
       </w:r>
@@ -2112,8 +3286,8 @@
       <w:r>
         <w:rPr>
           <w:rFonts w:ascii="Consolas" w:hAnsi="Consolas" w:eastAsia="Consolas"/>
-          <w:color w:val="C0392B"/>
-          <w:sz w:val="21"/>
+          <w:color w:val="B03020"/>
+          <w:sz w:val="20"/>
         </w:rPr>
         <w:t>require('../common')</w:t>
       </w:r>
@@ -2127,8 +3301,8 @@
       <w:r>
         <w:rPr>
           <w:rFonts w:ascii="Consolas" w:hAnsi="Consolas" w:eastAsia="Consolas"/>
-          <w:color w:val="C0392B"/>
-          <w:sz w:val="21"/>
+          <w:color w:val="B03020"/>
+          <w:sz w:val="20"/>
         </w:rPr>
         <w:t>./</w:t>
       </w:r>
@@ -2142,8 +3316,8 @@
       <w:r>
         <w:rPr>
           <w:rFonts w:ascii="Consolas" w:hAnsi="Consolas" w:eastAsia="Consolas"/>
-          <w:color w:val="C0392B"/>
-          <w:sz w:val="21"/>
+          <w:color w:val="B03020"/>
+          <w:sz w:val="20"/>
         </w:rPr>
         <w:t>../</w:t>
       </w:r>
@@ -2157,8 +3331,8 @@
       <w:r>
         <w:rPr>
           <w:rFonts w:ascii="Consolas" w:hAnsi="Consolas" w:eastAsia="Consolas"/>
-          <w:color w:val="C0392B"/>
-          <w:sz w:val="21"/>
+          <w:color w:val="B03020"/>
+          <w:sz w:val="20"/>
         </w:rPr>
         <w:t>cloudfunctions/common/</w:t>
       </w:r>
@@ -2178,9 +3352,17 @@
       <w:r>
         <w:rPr>
           <w:rFonts w:ascii="Microsoft YaHei" w:hAnsi="Microsoft YaHei" w:eastAsia="Microsoft YaHei"/>
+          <w:b/>
           <w:sz w:val="21"/>
         </w:rPr>
-        <w:t>**createIndex / unique 索引**：给集合字段建唯一索引，重复值写入会报错——用来防重复账号（A6）。</w:t>
+        <w:t>createIndex / unique 索引</w:t>
+      </w:r>
+      <w:r>
+        <w:rPr>
+          <w:rFonts w:ascii="Microsoft YaHei" w:hAnsi="Microsoft YaHei" w:eastAsia="Microsoft YaHei"/>
+          <w:sz w:val="21"/>
+        </w:rPr>
+        <w:t>：给集合字段建唯一索引，重复值写入会报错——用来防重复账号（A6）。</w:t>
       </w:r>
     </w:p>
     <w:p>
@@ -2198,8 +3380,8 @@
       <w:r>
         <w:rPr>
           <w:rFonts w:ascii="Consolas" w:hAnsi="Consolas" w:eastAsia="Consolas"/>
-          <w:color w:val="C0392B"/>
-          <w:sz w:val="21"/>
+          <w:color w:val="B03020"/>
+          <w:sz w:val="20"/>
         </w:rPr>
         <w:t>doc().get()</w:t>
       </w:r>
@@ -2213,8 +3395,8 @@
       <w:r>
         <w:rPr>
           <w:rFonts w:ascii="Consolas" w:hAnsi="Consolas" w:eastAsia="Consolas"/>
-          <w:color w:val="C0392B"/>
-          <w:sz w:val="21"/>
+          <w:color w:val="B03020"/>
+          <w:sz w:val="20"/>
         </w:rPr>
         <w:t>{data}</w:t>
       </w:r>
@@ -2241,8 +3423,8 @@
       <w:r>
         <w:rPr>
           <w:rFonts w:ascii="Consolas" w:hAnsi="Consolas" w:eastAsia="Consolas"/>
-          <w:color w:val="C0392B"/>
-          <w:sz w:val="21"/>
+          <w:color w:val="B03020"/>
+          <w:sz w:val="20"/>
         </w:rPr>
         <w:t>blocked</w:t>
       </w:r>
@@ -2256,8 +3438,8 @@
       <w:r>
         <w:rPr>
           <w:rFonts w:ascii="Consolas" w:hAnsi="Consolas" w:eastAsia="Consolas"/>
-          <w:color w:val="C0392B"/>
-          <w:sz w:val="21"/>
+          <w:color w:val="B03020"/>
+          <w:sz w:val="20"/>
         </w:rPr>
         <w:t>blocked===undefined</w:t>
       </w:r>
@@ -2277,9 +3459,17 @@
       <w:r>
         <w:rPr>
           <w:rFonts w:ascii="Microsoft YaHei" w:hAnsi="Microsoft YaHei" w:eastAsia="Microsoft YaHei"/>
+          <w:b/>
           <w:sz w:val="21"/>
         </w:rPr>
-        <w:t>**25 集合**：initDb 应创建的数据库集合总数（门店/成本卡/明细/摊销/索引表等）。</w:t>
+        <w:t>25 集合</w:t>
+      </w:r>
+      <w:r>
+        <w:rPr>
+          <w:rFonts w:ascii="Microsoft YaHei" w:hAnsi="Microsoft YaHei" w:eastAsia="Microsoft YaHei"/>
+          <w:sz w:val="21"/>
+        </w:rPr>
+        <w:t>：initDb 应创建的数据库集合总数（门店/成本卡/明细/摊销/索引表等）。</w:t>
       </w:r>
     </w:p>
     <w:p/>
@@ -2296,7 +3486,7 @@
         <w:rPr>
           <w:rFonts w:ascii="Microsoft YaHei" w:hAnsi="Microsoft YaHei" w:eastAsia="Microsoft YaHei"/>
           <w:b/>
-          <w:sz w:val="26"/>
+          <w:sz w:val="27"/>
         </w:rPr>
         <w:t>四、决策分支汇总（四前提 → 行动）</w:t>
       </w:r>
@@ -2309,9 +3499,9 @@
         <w:tblLook w:firstColumn="1" w:firstRow="1" w:lastColumn="0" w:lastRow="0" w:noHBand="0" w:noVBand="1" w:val="04A0"/>
       </w:tblPr>
       <w:tblGrid>
-        <w:gridCol w:w="5046"/>
-        <w:gridCol w:w="5046"/>
-        <w:gridCol w:w="5046"/>
+        <w:gridCol w:w="3289"/>
+        <w:gridCol w:w="3289"/>
+        <w:gridCol w:w="3289"/>
       </w:tblGrid>
       <w:tr>
         <w:trPr>
@@ -2319,7 +3509,7 @@
         </w:trPr>
         <w:tc>
           <w:tcPr>
-            <w:tcW w:type="dxa" w:w="5046"/>
+            <w:tcW w:type="dxa" w:w="3289"/>
             <w:shd w:val="clear" w:color="auto" w:fill="4472C4"/>
           </w:tcPr>
           <w:p>
@@ -2342,7 +3532,7 @@
         </w:tc>
         <w:tc>
           <w:tcPr>
-            <w:tcW w:type="dxa" w:w="5046"/>
+            <w:tcW w:type="dxa" w:w="3289"/>
             <w:shd w:val="clear" w:color="auto" w:fill="4472C4"/>
           </w:tcPr>
           <w:p>
@@ -2365,7 +3555,7 @@
         </w:tc>
         <w:tc>
           <w:tcPr>
-            <w:tcW w:type="dxa" w:w="5046"/>
+            <w:tcW w:type="dxa" w:w="3289"/>
             <w:shd w:val="clear" w:color="auto" w:fill="4472C4"/>
           </w:tcPr>
           <w:p>
@@ -2390,7 +3580,7 @@
       <w:tr>
         <w:tc>
           <w:tcPr>
-            <w:tcW w:type="dxa" w:w="5046"/>
+            <w:tcW w:type="dxa" w:w="3289"/>
           </w:tcPr>
           <w:p>
             <w:r/>
@@ -2405,7 +3595,7 @@
         </w:tc>
         <w:tc>
           <w:tcPr>
-            <w:tcW w:type="dxa" w:w="5046"/>
+            <w:tcW w:type="dxa" w:w="3289"/>
           </w:tcPr>
           <w:p>
             <w:r/>
@@ -2420,7 +3610,7 @@
         </w:tc>
         <w:tc>
           <w:tcPr>
-            <w:tcW w:type="dxa" w:w="5046"/>
+            <w:tcW w:type="dxa" w:w="3289"/>
           </w:tcPr>
           <w:p>
             <w:r/>
@@ -2437,7 +3627,7 @@
       <w:tr>
         <w:tc>
           <w:tcPr>
-            <w:tcW w:type="dxa" w:w="5046"/>
+            <w:tcW w:type="dxa" w:w="3289"/>
           </w:tcPr>
           <w:p>
             <w:r/>
@@ -2452,7 +3642,7 @@
         </w:tc>
         <w:tc>
           <w:tcPr>
-            <w:tcW w:type="dxa" w:w="5046"/>
+            <w:tcW w:type="dxa" w:w="3289"/>
           </w:tcPr>
           <w:p>
             <w:r/>
@@ -2467,7 +3657,7 @@
         </w:tc>
         <w:tc>
           <w:tcPr>
-            <w:tcW w:type="dxa" w:w="5046"/>
+            <w:tcW w:type="dxa" w:w="3289"/>
           </w:tcPr>
           <w:p>
             <w:r/>
@@ -2484,7 +3674,7 @@
       <w:tr>
         <w:tc>
           <w:tcPr>
-            <w:tcW w:type="dxa" w:w="5046"/>
+            <w:tcW w:type="dxa" w:w="3289"/>
           </w:tcPr>
           <w:p>
             <w:r/>
@@ -2499,7 +3689,7 @@
         </w:tc>
         <w:tc>
           <w:tcPr>
-            <w:tcW w:type="dxa" w:w="5046"/>
+            <w:tcW w:type="dxa" w:w="3289"/>
           </w:tcPr>
           <w:p>
             <w:r/>
@@ -2514,7 +3704,7 @@
         </w:tc>
         <w:tc>
           <w:tcPr>
-            <w:tcW w:type="dxa" w:w="5046"/>
+            <w:tcW w:type="dxa" w:w="3289"/>
           </w:tcPr>
           <w:p>
             <w:r/>
@@ -2531,7 +3721,7 @@
       <w:tr>
         <w:tc>
           <w:tcPr>
-            <w:tcW w:type="dxa" w:w="5046"/>
+            <w:tcW w:type="dxa" w:w="3289"/>
           </w:tcPr>
           <w:p>
             <w:r/>
@@ -2546,7 +3736,7 @@
         </w:tc>
         <w:tc>
           <w:tcPr>
-            <w:tcW w:type="dxa" w:w="5046"/>
+            <w:tcW w:type="dxa" w:w="3289"/>
           </w:tcPr>
           <w:p>
             <w:r/>
@@ -2561,7 +3751,7 @@
         </w:tc>
         <w:tc>
           <w:tcPr>
-            <w:tcW w:type="dxa" w:w="5046"/>
+            <w:tcW w:type="dxa" w:w="3289"/>
           </w:tcPr>
           <w:p>
             <w:r/>
@@ -2577,6 +3767,7 @@
       </w:tr>
     </w:tbl>
     <w:p/>
+    <w:p/>
     <w:p>
       <w:pPr>
         <w:pStyle w:val="Heading1"/>
@@ -2590,7 +3781,7 @@
         <w:rPr>
           <w:rFonts w:ascii="Microsoft YaHei" w:hAnsi="Microsoft YaHei" w:eastAsia="Microsoft YaHei"/>
           <w:b/>
-          <w:sz w:val="26"/>
+          <w:sz w:val="27"/>
         </w:rPr>
         <w:t>五、衔接说明（本窗口 vs 新窗口）</w:t>
       </w:r>
@@ -2603,9 +3794,17 @@
       <w:r>
         <w:rPr>
           <w:rFonts w:ascii="Microsoft YaHei" w:hAnsi="Microsoft YaHei" w:eastAsia="Microsoft YaHei"/>
+          <w:b/>
           <w:sz w:val="21"/>
         </w:rPr>
-        <w:t>**本窗口 = 主上下文**：项目记忆、重启键、本次探针设计 rationale 全在这里。批次 1 回来后的三件核 + 所有结果判读，都在本窗口做。</w:t>
+        <w:t>本窗口 = 主上下文</w:t>
+      </w:r>
+      <w:r>
+        <w:rPr>
+          <w:rFonts w:ascii="Microsoft YaHei" w:hAnsi="Microsoft YaHei" w:eastAsia="Microsoft YaHei"/>
+          <w:sz w:val="21"/>
+        </w:rPr>
+        <w:t>：项目记忆、重启键、本次探针设计 rationale 全在这里。批次 1 回来后的三件核 + 所有结果判读，都在本窗口做。</w:t>
       </w:r>
     </w:p>
     <w:p>
@@ -2616,9 +3815,32 @@
       <w:r>
         <w:rPr>
           <w:rFonts w:ascii="Microsoft YaHei" w:hAnsi="Microsoft YaHei" w:eastAsia="Microsoft YaHei"/>
+          <w:b/>
           <w:sz w:val="21"/>
         </w:rPr>
-        <w:t>**控制台机械操作不需要开新窗口**：照本 Runbook 纸质版点即可；遇到不懂的细节（如「云开发控制台在哪」「createIndex 是什么」），**回本窗口问**——我带完整上下文，能直接解释。</w:t>
+        <w:t>控制台机械操作不需要开新窗口</w:t>
+      </w:r>
+      <w:r>
+        <w:rPr>
+          <w:rFonts w:ascii="Microsoft YaHei" w:hAnsi="Microsoft YaHei" w:eastAsia="Microsoft YaHei"/>
+          <w:sz w:val="21"/>
+        </w:rPr>
+        <w:t>：照本 Runbook 纸质版点即可；遇到不懂的细节（如「云开发控制台在哪」「createIndex 是什么」），</w:t>
+      </w:r>
+      <w:r>
+        <w:rPr>
+          <w:rFonts w:ascii="Microsoft YaHei" w:hAnsi="Microsoft YaHei" w:eastAsia="Microsoft YaHei"/>
+          <w:b/>
+          <w:sz w:val="21"/>
+        </w:rPr>
+        <w:t>回本窗口问</w:t>
+      </w:r>
+      <w:r>
+        <w:rPr>
+          <w:rFonts w:ascii="Microsoft YaHei" w:hAnsi="Microsoft YaHei" w:eastAsia="Microsoft YaHei"/>
+          <w:sz w:val="21"/>
+        </w:rPr>
+        <w:t>——我带完整上下文，能直接解释。</w:t>
       </w:r>
     </w:p>
     <w:p>
@@ -2629,30 +3851,53 @@
       <w:r>
         <w:rPr>
           <w:rFonts w:ascii="Microsoft YaHei" w:hAnsi="Microsoft YaHei" w:eastAsia="Microsoft YaHei"/>
+          <w:b/>
           <w:sz w:val="21"/>
         </w:rPr>
-        <w:t xml:space="preserve">**何时开新窗口**：只有当你并行起一个**无关**工作流（如另开 InsCode 草稿、写别的文档）时才开；新窗口若需接手，先让它读 </w:t>
-      </w:r>
-      <w:r>
-        <w:rPr>
-          <w:rFonts w:ascii="Consolas" w:hAnsi="Consolas" w:eastAsia="Consolas"/>
-          <w:color w:val="C0392B"/>
-          <w:sz w:val="21"/>
-        </w:rPr>
-        <w:t>specs/dev-specs/★知识存储点_2026-09-10.md</w:t>
+        <w:t>何时开新窗口</w:t>
       </w:r>
       <w:r>
         <w:rPr>
           <w:rFonts w:ascii="Microsoft YaHei" w:hAnsi="Microsoft YaHei" w:eastAsia="Microsoft YaHei"/>
           <w:sz w:val="21"/>
         </w:rPr>
+        <w:t>：只有当你并行起一个</w:t>
+      </w:r>
+      <w:r>
+        <w:rPr>
+          <w:rFonts w:ascii="Microsoft YaHei" w:hAnsi="Microsoft YaHei" w:eastAsia="Microsoft YaHei"/>
+          <w:b/>
+          <w:sz w:val="21"/>
+        </w:rPr>
+        <w:t>无关</w:t>
+      </w:r>
+      <w:r>
+        <w:rPr>
+          <w:rFonts w:ascii="Microsoft YaHei" w:hAnsi="Microsoft YaHei" w:eastAsia="Microsoft YaHei"/>
+          <w:sz w:val="21"/>
+        </w:rPr>
+        <w:t xml:space="preserve">工作流（如另开 InsCode 草稿、写别的文档）时才开；新窗口若需接手，先让它读 </w:t>
+      </w:r>
+      <w:r>
+        <w:rPr>
+          <w:rFonts w:ascii="Consolas" w:hAnsi="Consolas" w:eastAsia="Consolas"/>
+          <w:color w:val="B03020"/>
+          <w:sz w:val="20"/>
+        </w:rPr>
+        <w:t>specs/dev-specs/★知识存储点_2026-09-10.md</w:t>
+      </w:r>
+      <w:r>
+        <w:rPr>
+          <w:rFonts w:ascii="Microsoft YaHei" w:hAnsi="Microsoft YaHei" w:eastAsia="Microsoft YaHei"/>
+          <w:sz w:val="21"/>
+        </w:rPr>
         <w:t xml:space="preserve"> §1.1 + </w:t>
       </w:r>
       <w:r>
         <w:rPr>
           <w:rFonts w:ascii="Consolas" w:hAnsi="Consolas" w:eastAsia="Consolas"/>
-          <w:color w:val="C0392B"/>
-          <w:sz w:val="21"/>
+          <w:color w:val="B03020"/>
+          <w:sz w:val="20"/>
         </w:rPr>
         <w:t>.workbuddy/memory/2026-09-13.md</w:t>
       </w:r>
@@ -2672,9 +3917,17 @@
       <w:r>
         <w:rPr>
           <w:rFonts w:ascii="Microsoft YaHei" w:hAnsi="Microsoft YaHei" w:eastAsia="Microsoft YaHei"/>
+          <w:b/>
           <w:sz w:val="21"/>
         </w:rPr>
-        <w:t>**回本窗口报结果时**，把步骤 4 的 JSON 整段贴回，我按「结果判读表」逐字段点名 verdict。</w:t>
+        <w:t>回本窗口报结果时</w:t>
+      </w:r>
+      <w:r>
+        <w:rPr>
+          <w:rFonts w:ascii="Microsoft YaHei" w:hAnsi="Microsoft YaHei" w:eastAsia="Microsoft YaHei"/>
+          <w:sz w:val="21"/>
+        </w:rPr>
+        <w:t>，把步骤 4 的 JSON 整段贴回，我按「结果判读表」逐字段点名 verdict。</w:t>
       </w:r>
     </w:p>
     <w:p/>
@@ -2691,7 +3944,7 @@
         <w:rPr>
           <w:rFonts w:ascii="Microsoft YaHei" w:hAnsi="Microsoft YaHei" w:eastAsia="Microsoft YaHei"/>
           <w:b/>
-          <w:sz w:val="26"/>
+          <w:sz w:val="27"/>
         </w:rPr>
         <w:t>附：smokeTest/index.js（已落盘，供纸质对照）</w:t>
       </w:r>
@@ -2708,8 +3961,8 @@
       <w:r>
         <w:rPr>
           <w:rFonts w:ascii="Consolas" w:hAnsi="Consolas" w:eastAsia="Consolas"/>
-          <w:color w:val="C0392B"/>
-          <w:sz w:val="21"/>
+          <w:color w:val="B03020"/>
+          <w:sz w:val="20"/>
         </w:rPr>
         <w:t>cloudfunctions/smokeTest/index.js</w:t>
       </w:r>
@@ -2718,7 +3971,67 @@
           <w:rFonts w:ascii="Microsoft YaHei" w:hAnsi="Microsoft YaHei" w:eastAsia="Microsoft YaHei"/>
           <w:sz w:val="21"/>
         </w:rPr>
-        <w:t>；要点：① try 包 require('./common') 答机制；② createIndex + 重复写答 A7/A6；③ doc().get() 答 A1/A2；④ 缺文档 get 答契约；⑤ 真云跑 assertShopOwner 答 A1 落点。）</w:t>
+        <w:t xml:space="preserve">；要点：① try 包 require('./common') 答机制；② createIndex + 重复写答 A7/A6；③ doc().get() 答 A1/A2；④ 缺文档 get 答契约；⑤ 真云跑 assertShopOwner 答 A1 落点；⑥ </w:t>
+      </w:r>
+      <w:r>
+        <w:rPr>
+          <w:rFonts w:ascii="Consolas" w:hAnsi="Consolas" w:eastAsia="Consolas"/>
+          <w:color w:val="B03020"/>
+          <w:sz w:val="20"/>
+        </w:rPr>
+        <w:t>dataAdapterGet</w:t>
+      </w:r>
+      <w:r>
+        <w:rPr>
+          <w:rFonts w:ascii="Microsoft YaHei" w:hAnsi="Microsoft YaHei" w:eastAsia="Microsoft YaHei"/>
+          <w:sz w:val="21"/>
+        </w:rPr>
+        <w:t xml:space="preserve"> 直验 A2 软删分支——</w:t>
+      </w:r>
+      <w:r>
+        <w:rPr>
+          <w:rFonts w:ascii="Consolas" w:hAnsi="Consolas" w:eastAsia="Consolas"/>
+          <w:color w:val="B03020"/>
+          <w:sz w:val="20"/>
+        </w:rPr>
+        <w:t>common.dataAdapter.get()</w:t>
+      </w:r>
+      <w:r>
+        <w:rPr>
+          <w:rFonts w:ascii="Microsoft YaHei" w:hAnsi="Microsoft YaHei" w:eastAsia="Microsoft YaHei"/>
+          <w:sz w:val="21"/>
+        </w:rPr>
+        <w:t xml:space="preserve"> 对 </w:t>
+      </w:r>
+      <w:r>
+        <w:rPr>
+          <w:rFonts w:ascii="Consolas" w:hAnsi="Consolas" w:eastAsia="Consolas"/>
+          <w:color w:val="B03020"/>
+          <w:sz w:val="20"/>
+        </w:rPr>
+        <w:t>is_deleted:true</w:t>
+      </w:r>
+      <w:r>
+        <w:rPr>
+          <w:rFonts w:ascii="Microsoft YaHei" w:hAnsi="Microsoft YaHei" w:eastAsia="Microsoft YaHei"/>
+          <w:sz w:val="21"/>
+        </w:rPr>
+        <w:t xml:space="preserve"> 文档须返回 </w:t>
+      </w:r>
+      <w:r>
+        <w:rPr>
+          <w:rFonts w:ascii="Consolas" w:hAnsi="Consolas" w:eastAsia="Consolas"/>
+          <w:color w:val="B03020"/>
+          <w:sz w:val="20"/>
+        </w:rPr>
+        <w:t>null</w:t>
+      </w:r>
+      <w:r>
+        <w:rPr>
+          <w:rFonts w:ascii="Microsoft YaHei" w:hAnsi="Microsoft YaHei" w:eastAsia="Microsoft YaHei"/>
+          <w:sz w:val="21"/>
+        </w:rPr>
+        <w:t>。）</w:t>
       </w:r>
     </w:p>
     <w:p/>
@@ -2735,14 +4048,14 @@
         <w:rPr>
           <w:rFonts w:ascii="Microsoft YaHei" w:hAnsi="Microsoft YaHei" w:eastAsia="Microsoft YaHei"/>
           <w:b/>
-          <w:sz w:val="26"/>
+          <w:sz w:val="27"/>
         </w:rPr>
         <w:t>七、三方协作规则（WorkBuddy / 快马 inscode / 复审方）</w:t>
       </w:r>
     </w:p>
     <w:p>
       <w:pPr>
-        <w:ind w:left="360"/>
+        <w:ind w:left="270"/>
         <w:shd w:val="clear" w:color="auto" w:fill="F2F2F2"/>
       </w:pPr>
       <w:r/>
@@ -2780,9 +4093,9 @@
         <w:tblLook w:firstColumn="1" w:firstRow="1" w:lastColumn="0" w:lastRow="0" w:noHBand="0" w:noVBand="1" w:val="04A0"/>
       </w:tblPr>
       <w:tblGrid>
-        <w:gridCol w:w="5046"/>
-        <w:gridCol w:w="5046"/>
-        <w:gridCol w:w="5046"/>
+        <w:gridCol w:w="3289"/>
+        <w:gridCol w:w="3289"/>
+        <w:gridCol w:w="3289"/>
       </w:tblGrid>
       <w:tr>
         <w:trPr>
@@ -2790,7 +4103,7 @@
         </w:trPr>
         <w:tc>
           <w:tcPr>
-            <w:tcW w:type="dxa" w:w="5046"/>
+            <w:tcW w:type="dxa" w:w="3289"/>
             <w:shd w:val="clear" w:color="auto" w:fill="4472C4"/>
           </w:tcPr>
           <w:p>
@@ -2813,7 +4126,7 @@
         </w:tc>
         <w:tc>
           <w:tcPr>
-            <w:tcW w:type="dxa" w:w="5046"/>
+            <w:tcW w:type="dxa" w:w="3289"/>
             <w:shd w:val="clear" w:color="auto" w:fill="4472C4"/>
           </w:tcPr>
           <w:p>
@@ -2836,7 +4149,7 @@
         </w:tc>
         <w:tc>
           <w:tcPr>
-            <w:tcW w:type="dxa" w:w="5046"/>
+            <w:tcW w:type="dxa" w:w="3289"/>
             <w:shd w:val="clear" w:color="auto" w:fill="4472C4"/>
           </w:tcPr>
           <w:p>
@@ -2861,7 +4174,7 @@
       <w:tr>
         <w:tc>
           <w:tcPr>
-            <w:tcW w:type="dxa" w:w="5046"/>
+            <w:tcW w:type="dxa" w:w="3289"/>
           </w:tcPr>
           <w:p>
             <w:r/>
@@ -2876,7 +4189,7 @@
         </w:tc>
         <w:tc>
           <w:tcPr>
-            <w:tcW w:type="dxa" w:w="5046"/>
+            <w:tcW w:type="dxa" w:w="3289"/>
           </w:tcPr>
           <w:p>
             <w:r/>
@@ -2890,8 +4203,8 @@
             <w:r>
               <w:rPr>
                 <w:rFonts w:ascii="Consolas" w:hAnsi="Consolas" w:eastAsia="Consolas"/>
-                <w:color w:val="C0392B"/>
-                <w:sz w:val="19"/>
+                <w:color w:val="B03020"/>
+                <w:sz w:val="18"/>
               </w:rPr>
               <w:t>cloudfunctions/</w:t>
             </w:r>
@@ -2905,8 +4218,8 @@
             <w:r>
               <w:rPr>
                 <w:rFonts w:ascii="Consolas" w:hAnsi="Consolas" w:eastAsia="Consolas"/>
-                <w:color w:val="C0392B"/>
-                <w:sz w:val="19"/>
+                <w:color w:val="B03020"/>
+                <w:sz w:val="18"/>
               </w:rPr>
               <w:t>miniprogram/</w:t>
             </w:r>
@@ -2921,7 +4234,7 @@
         </w:tc>
         <w:tc>
           <w:tcPr>
-            <w:tcW w:type="dxa" w:w="5046"/>
+            <w:tcW w:type="dxa" w:w="3289"/>
           </w:tcPr>
           <w:p>
             <w:r/>
@@ -2935,8 +4248,8 @@
             <w:r>
               <w:rPr>
                 <w:rFonts w:ascii="Consolas" w:hAnsi="Consolas" w:eastAsia="Consolas"/>
-                <w:color w:val="C0392B"/>
-                <w:sz w:val="19"/>
+                <w:color w:val="B03020"/>
+                <w:sz w:val="18"/>
               </w:rPr>
               <w:t>specs/</w:t>
             </w:r>
@@ -2953,7 +4266,7 @@
       <w:tr>
         <w:tc>
           <w:tcPr>
-            <w:tcW w:type="dxa" w:w="5046"/>
+            <w:tcW w:type="dxa" w:w="3289"/>
           </w:tcPr>
           <w:p>
             <w:r/>
@@ -2968,7 +4281,7 @@
         </w:tc>
         <w:tc>
           <w:tcPr>
-            <w:tcW w:type="dxa" w:w="5046"/>
+            <w:tcW w:type="dxa" w:w="3289"/>
           </w:tcPr>
           <w:p>
             <w:r/>
@@ -2982,8 +4295,8 @@
             <w:r>
               <w:rPr>
                 <w:rFonts w:ascii="Consolas" w:hAnsi="Consolas" w:eastAsia="Consolas"/>
-                <w:color w:val="C0392B"/>
-                <w:sz w:val="19"/>
+                <w:color w:val="B03020"/>
+                <w:sz w:val="18"/>
               </w:rPr>
               <w:t>sync_common</w:t>
             </w:r>
@@ -2998,7 +4311,7 @@
         </w:tc>
         <w:tc>
           <w:tcPr>
-            <w:tcW w:type="dxa" w:w="5046"/>
+            <w:tcW w:type="dxa" w:w="3289"/>
           </w:tcPr>
           <w:p>
             <w:r/>
@@ -3012,8 +4325,8 @@
             <w:r>
               <w:rPr>
                 <w:rFonts w:ascii="Consolas" w:hAnsi="Consolas" w:eastAsia="Consolas"/>
-                <w:color w:val="C0392B"/>
-                <w:sz w:val="19"/>
+                <w:color w:val="B03020"/>
+                <w:sz w:val="18"/>
               </w:rPr>
               <w:t>specs/</w:t>
             </w:r>
@@ -3030,7 +4343,7 @@
       <w:tr>
         <w:tc>
           <w:tcPr>
-            <w:tcW w:type="dxa" w:w="5046"/>
+            <w:tcW w:type="dxa" w:w="3289"/>
           </w:tcPr>
           <w:p>
             <w:r/>
@@ -3045,7 +4358,7 @@
         </w:tc>
         <w:tc>
           <w:tcPr>
-            <w:tcW w:type="dxa" w:w="5046"/>
+            <w:tcW w:type="dxa" w:w="3289"/>
           </w:tcPr>
           <w:p>
             <w:r/>
@@ -3060,7 +4373,7 @@
         </w:tc>
         <w:tc>
           <w:tcPr>
-            <w:tcW w:type="dxa" w:w="5046"/>
+            <w:tcW w:type="dxa" w:w="3289"/>
           </w:tcPr>
           <w:p>
             <w:r/>
@@ -3077,7 +4390,7 @@
       <w:tr>
         <w:tc>
           <w:tcPr>
-            <w:tcW w:type="dxa" w:w="5046"/>
+            <w:tcW w:type="dxa" w:w="3289"/>
           </w:tcPr>
           <w:p>
             <w:r/>
@@ -3092,7 +4405,7 @@
         </w:tc>
         <w:tc>
           <w:tcPr>
-            <w:tcW w:type="dxa" w:w="5046"/>
+            <w:tcW w:type="dxa" w:w="3289"/>
           </w:tcPr>
           <w:p>
             <w:r/>
@@ -3107,7 +4420,7 @@
         </w:tc>
         <w:tc>
           <w:tcPr>
-            <w:tcW w:type="dxa" w:w="5046"/>
+            <w:tcW w:type="dxa" w:w="3289"/>
           </w:tcPr>
           <w:p>
             <w:r/>
@@ -3122,6 +4435,7 @@
         </w:tc>
       </w:tr>
     </w:tbl>
+    <w:p/>
     <w:p>
       <w:r/>
       <w:r>
@@ -3134,8 +4448,8 @@
       <w:r>
         <w:rPr>
           <w:rFonts w:ascii="Consolas" w:hAnsi="Consolas" w:eastAsia="Consolas"/>
-          <w:color w:val="C0392B"/>
-          <w:sz w:val="21"/>
+          <w:color w:val="B03020"/>
+          <w:sz w:val="20"/>
         </w:rPr>
         <w:t>specs/</w:t>
       </w:r>
@@ -3149,8 +4463,8 @@
       <w:r>
         <w:rPr>
           <w:rFonts w:ascii="Consolas" w:hAnsi="Consolas" w:eastAsia="Consolas"/>
-          <w:color w:val="C0392B"/>
-          <w:sz w:val="21"/>
+          <w:color w:val="B03020"/>
+          <w:sz w:val="20"/>
         </w:rPr>
         <w:t>git diff --name-only</w:t>
       </w:r>
@@ -3164,8 +4478,8 @@
       <w:r>
         <w:rPr>
           <w:rFonts w:ascii="Consolas" w:hAnsi="Consolas" w:eastAsia="Consolas"/>
-          <w:color w:val="C0392B"/>
-          <w:sz w:val="21"/>
+          <w:color w:val="B03020"/>
+          <w:sz w:val="20"/>
         </w:rPr>
         <w:t>specs/</w:t>
       </w:r>
@@ -3210,8 +4524,8 @@
       <w:r>
         <w:rPr>
           <w:rFonts w:ascii="Consolas" w:hAnsi="Consolas" w:eastAsia="Consolas"/>
-          <w:color w:val="C0392B"/>
-          <w:sz w:val="21"/>
+          <w:color w:val="B03020"/>
+          <w:sz w:val="20"/>
         </w:rPr>
         <w:t>specs/dev-specs/delivery/</w:t>
       </w:r>
@@ -3238,8 +4552,8 @@
       <w:r>
         <w:rPr>
           <w:rFonts w:ascii="Consolas" w:hAnsi="Consolas" w:eastAsia="Consolas"/>
-          <w:color w:val="C0392B"/>
-          <w:sz w:val="21"/>
+          <w:color w:val="B03020"/>
+          <w:sz w:val="20"/>
         </w:rPr>
         <w:t>specs/dev-specs/★知识存储点_2026-09-10.md</w:t>
       </w:r>
@@ -3320,8 +4634,8 @@
       <w:r>
         <w:rPr>
           <w:rFonts w:ascii="Consolas" w:hAnsi="Consolas" w:eastAsia="Consolas"/>
-          <w:color w:val="C0392B"/>
-          <w:sz w:val="21"/>
+          <w:color w:val="B03020"/>
+          <w:sz w:val="20"/>
         </w:rPr>
         <w:t>batchN</w:t>
       </w:r>
@@ -3335,8 +4649,8 @@
       <w:r>
         <w:rPr>
           <w:rFonts w:ascii="Consolas" w:hAnsi="Consolas" w:eastAsia="Consolas"/>
-          <w:color w:val="C0392B"/>
-          <w:sz w:val="21"/>
+          <w:color w:val="B03020"/>
+          <w:sz w:val="20"/>
         </w:rPr>
         <w:t>node verify_all.js</w:t>
       </w:r>
@@ -3345,7 +4659,22 @@
           <w:rFonts w:ascii="Microsoft YaHei" w:hAnsi="Microsoft YaHei" w:eastAsia="Microsoft YaHei"/>
           <w:sz w:val="21"/>
         </w:rPr>
-        <w:t>（8 套件）→ ④ 复审方核判据 + 独立变异 → ⑤ **过了才进 dev**。</w:t>
+        <w:t xml:space="preserve">（8 套件）→ ④ 复审方核判据 + 独立变异 → ⑤ </w:t>
+      </w:r>
+      <w:r>
+        <w:rPr>
+          <w:rFonts w:ascii="Microsoft YaHei" w:hAnsi="Microsoft YaHei" w:eastAsia="Microsoft YaHei"/>
+          <w:b/>
+          <w:sz w:val="21"/>
+        </w:rPr>
+        <w:t>过了才进 dev</w:t>
+      </w:r>
+      <w:r>
+        <w:rPr>
+          <w:rFonts w:ascii="Microsoft YaHei" w:hAnsi="Microsoft YaHei" w:eastAsia="Microsoft YaHei"/>
+          <w:sz w:val="21"/>
+        </w:rPr>
+        <w:t>。</w:t>
       </w:r>
     </w:p>
     <w:p>
@@ -3388,8 +4717,8 @@
       <w:r>
         <w:rPr>
           <w:rFonts w:ascii="Consolas" w:hAnsi="Consolas" w:eastAsia="Consolas"/>
-          <w:color w:val="C0392B"/>
-          <w:sz w:val="21"/>
+          <w:color w:val="B03020"/>
+          <w:sz w:val="20"/>
         </w:rPr>
         <w:t>BATCH&lt;N&gt;_DELIVERY.md</w:t>
       </w:r>
@@ -3446,7 +4775,22 @@
           <w:rFonts w:ascii="Microsoft YaHei" w:hAnsi="Microsoft YaHei" w:eastAsia="Microsoft YaHei"/>
           <w:sz w:val="21"/>
         </w:rPr>
-        <w:t>每批变异必须由**非生成方**执行：inscode 生成 → WorkBuddy 做变异（非生成方）。复审方的变异是「元检查」（查门禁本身是否真能抓错），可选、不替代 WorkBuddy 的每批变异。</w:t>
+        <w:t>每批变异必须由</w:t>
+      </w:r>
+      <w:r>
+        <w:rPr>
+          <w:rFonts w:ascii="Microsoft YaHei" w:hAnsi="Microsoft YaHei" w:eastAsia="Microsoft YaHei"/>
+          <w:b/>
+          <w:sz w:val="21"/>
+        </w:rPr>
+        <w:t>非生成方</w:t>
+      </w:r>
+      <w:r>
+        <w:rPr>
+          <w:rFonts w:ascii="Microsoft YaHei" w:hAnsi="Microsoft YaHei" w:eastAsia="Microsoft YaHei"/>
+          <w:sz w:val="21"/>
+        </w:rPr>
+        <w:t>执行：inscode 生成 → WorkBuddy 做变异（非生成方）。复审方的变异是「元检查」（查门禁本身是否真能抓错），可选、不替代 WorkBuddy 的每批变异。</w:t>
       </w:r>
     </w:p>
     <w:p>
@@ -3474,7 +4818,22 @@
           <w:rFonts w:ascii="Microsoft YaHei" w:hAnsi="Microsoft YaHei" w:eastAsia="Microsoft YaHei"/>
           <w:sz w:val="21"/>
         </w:rPr>
-        <w:t>inscode 一键部署到微信云是**基础设施，不是验收替代**。批次 0 教训：生成方自测全绿仍掩真 bug。</w:t>
+        <w:t>inscode 一键部署到微信云是</w:t>
+      </w:r>
+      <w:r>
+        <w:rPr>
+          <w:rFonts w:ascii="Microsoft YaHei" w:hAnsi="Microsoft YaHei" w:eastAsia="Microsoft YaHei"/>
+          <w:b/>
+          <w:sz w:val="21"/>
+        </w:rPr>
+        <w:t>基础设施，不是验收替代</w:t>
+      </w:r>
+      <w:r>
+        <w:rPr>
+          <w:rFonts w:ascii="Microsoft YaHei" w:hAnsi="Microsoft YaHei" w:eastAsia="Microsoft YaHei"/>
+          <w:sz w:val="21"/>
+        </w:rPr>
+        <w:t>。批次 0 教训：生成方自测全绿仍掩真 bug。</w:t>
       </w:r>
     </w:p>
     <w:p>
@@ -3484,7 +4843,22 @@
           <w:rFonts w:ascii="Microsoft YaHei" w:hAnsi="Microsoft YaHei" w:eastAsia="Microsoft YaHei"/>
           <w:sz w:val="21"/>
         </w:rPr>
-        <w:t>正确顺序：**生成 → 门禁(8 套件) → 复审 → 过了才部署 dev/prod**。</w:t>
+        <w:t>正确顺序：</w:t>
+      </w:r>
+      <w:r>
+        <w:rPr>
+          <w:rFonts w:ascii="Microsoft YaHei" w:hAnsi="Microsoft YaHei" w:eastAsia="Microsoft YaHei"/>
+          <w:b/>
+          <w:sz w:val="21"/>
+        </w:rPr>
+        <w:t>生成 → 门禁(8 套件) → 复审 → 过了才部署 dev/prod</w:t>
+      </w:r>
+      <w:r>
+        <w:rPr>
+          <w:rFonts w:ascii="Microsoft YaHei" w:hAnsi="Microsoft YaHei" w:eastAsia="Microsoft YaHei"/>
+          <w:sz w:val="21"/>
+        </w:rPr>
+        <w:t>。</w:t>
       </w:r>
     </w:p>
     <w:p>
@@ -3528,8 +4902,8 @@
       <w:r>
         <w:rPr>
           <w:rFonts w:ascii="Consolas" w:hAnsi="Consolas" w:eastAsia="Consolas"/>
-          <w:color w:val="C0392B"/>
-          <w:sz w:val="21"/>
+          <w:color w:val="B03020"/>
+          <w:sz w:val="20"/>
         </w:rPr>
         <w:t>specs/</w:t>
       </w:r>
@@ -3566,7 +4940,22 @@
           <w:rFonts w:ascii="Microsoft YaHei" w:hAnsi="Microsoft YaHei" w:eastAsia="Microsoft YaHei"/>
           <w:sz w:val="21"/>
         </w:rPr>
-        <w:t>你设想「WorkBuddy 指挥 inscode」，实际总线是 **GitHub + delivery 包**：</w:t>
+        <w:t xml:space="preserve">你设想「WorkBuddy 指挥 inscode」，实际总线是 </w:t>
+      </w:r>
+      <w:r>
+        <w:rPr>
+          <w:rFonts w:ascii="Microsoft YaHei" w:hAnsi="Microsoft YaHei" w:eastAsia="Microsoft YaHei"/>
+          <w:b/>
+          <w:sz w:val="21"/>
+        </w:rPr>
+        <w:t>GitHub + delivery 包</w:t>
+      </w:r>
+      <w:r>
+        <w:rPr>
+          <w:rFonts w:ascii="Microsoft YaHei" w:hAnsi="Microsoft YaHei" w:eastAsia="Microsoft YaHei"/>
+          <w:sz w:val="21"/>
+        </w:rPr>
+        <w:t>：</w:t>
       </w:r>
     </w:p>
     <w:p>
@@ -3577,8 +4966,8 @@
       <w:r>
         <w:rPr>
           <w:rFonts w:ascii="Consolas" w:hAnsi="Consolas" w:eastAsia="Consolas"/>
-          <w:color w:val="C0392B"/>
-          <w:sz w:val="21"/>
+          <w:color w:val="B03020"/>
+          <w:sz w:val="20"/>
         </w:rPr>
         <w:t>specs/dev-specs/delivery/</w:t>
       </w:r>
@@ -3618,8 +5007,8 @@
       <w:r>
         <w:rPr>
           <w:rFonts w:ascii="Consolas" w:hAnsi="Consolas" w:eastAsia="Consolas"/>
-          <w:color w:val="C0392B"/>
-          <w:sz w:val="21"/>
+          <w:color w:val="B03020"/>
+          <w:sz w:val="20"/>
         </w:rPr>
         <w:t>pull</w:t>
       </w:r>
@@ -3638,7 +5027,22 @@
           <w:rFonts w:ascii="Microsoft YaHei" w:hAnsi="Microsoft YaHei" w:eastAsia="Microsoft YaHei"/>
           <w:sz w:val="21"/>
         </w:rPr>
-        <w:t>所以「指挥」= 投喂包质量 + GitHub 桥，**不是实时 API 呼叫**。本会话无 inscode 连接器，未来接上也只改变「喂包」的自动化程度，不改变闸门顺序。</w:t>
+        <w:t>所以「指挥」= 投喂包质量 + GitHub 桥，</w:t>
+      </w:r>
+      <w:r>
+        <w:rPr>
+          <w:rFonts w:ascii="Microsoft YaHei" w:hAnsi="Microsoft YaHei" w:eastAsia="Microsoft YaHei"/>
+          <w:b/>
+          <w:sz w:val="21"/>
+        </w:rPr>
+        <w:t>不是实时 API 呼叫</w:t>
+      </w:r>
+      <w:r>
+        <w:rPr>
+          <w:rFonts w:ascii="Microsoft YaHei" w:hAnsi="Microsoft YaHei" w:eastAsia="Microsoft YaHei"/>
+          <w:sz w:val="21"/>
+        </w:rPr>
+        <w:t>。本会话无 inscode 连接器，未来接上也只改变「喂包」的自动化程度，不改变闸门顺序。</w:t>
       </w:r>
     </w:p>
     <w:p>
@@ -3664,8 +5068,8 @@
       <w:r>
         <w:rPr>
           <w:rFonts w:ascii="Consolas" w:hAnsi="Consolas" w:eastAsia="Consolas"/>
-          <w:color w:val="C0392B"/>
-          <w:sz w:val="21"/>
+          <w:color w:val="B03020"/>
+          <w:sz w:val="20"/>
         </w:rPr>
         <w:t>git diff --name-only &lt;上一批&gt;..HEAD</w:t>
       </w:r>
@@ -3679,8 +5083,8 @@
       <w:r>
         <w:rPr>
           <w:rFonts w:ascii="Consolas" w:hAnsi="Consolas" w:eastAsia="Consolas"/>
-          <w:color w:val="C0392B"/>
-          <w:sz w:val="21"/>
+          <w:color w:val="B03020"/>
+          <w:sz w:val="20"/>
         </w:rPr>
         <w:t>specs/</w:t>
       </w:r>
@@ -3723,8 +5127,8 @@
     <w:sectPr>
       <w:headerReference w:type="default" r:id="rId9"/>
       <w:footerReference w:type="default" r:id="rId10"/>
-      <w:pgSz w:w="16838" w:h="11906"/>
-      <w:pgMar w:top="907" w:right="850" w:bottom="907" w:left="850" w:header="720" w:footer="720" w:gutter="0"/>
+      <w:pgSz w:w="11906" w:h="16838"/>
+      <w:pgMar w:top="907" w:right="1020" w:bottom="907" w:left="1020" w:header="720" w:footer="720" w:gutter="0"/>
       <w:cols w:space="720"/>
       <w:docGrid w:linePitch="360"/>
     </w:sectPr>
@@ -3792,7 +5196,7 @@
         <w:b/>
         <w:sz w:val="22"/>
       </w:rPr>
-      <w:t>店算·云端探针部署Runbook</w:t>
+      <w:t>店算 · 云端探针部署 Runbook</w:t>
     </w:r>
   </w:p>
 </w:hdr>

--- a/SMOKETEST_RUNBOOK.docx
+++ b/SMOKETEST_RUNBOOK.docx
@@ -379,7 +379,52 @@
                 <w:rFonts w:ascii="Microsoft YaHei" w:hAnsi="Microsoft YaHei" w:eastAsia="Microsoft YaHei"/>
                 <w:sz w:val="19"/>
               </w:rPr>
-              <w:t>建 dev/prod 云环境（名称须含 dev/prod）→ 部署 initDb → 控制台核对 25 集合 + 索引清单</w:t>
+              <w:t xml:space="preserve">云环境：dev = 现有免费环境 </w:t>
+            </w:r>
+            <w:r>
+              <w:rPr>
+                <w:rFonts w:ascii="Consolas" w:hAnsi="Consolas" w:eastAsia="Consolas"/>
+                <w:color w:val="B03020"/>
+                <w:sz w:val="18"/>
+              </w:rPr>
+              <w:t>cloud1</w:t>
+            </w:r>
+            <w:r>
+              <w:rPr>
+                <w:rFonts w:ascii="Microsoft YaHei" w:hAnsi="Microsoft YaHei" w:eastAsia="Microsoft YaHei"/>
+                <w:sz w:val="19"/>
+              </w:rPr>
+              <w:t xml:space="preserve">（ID </w:t>
+            </w:r>
+            <w:r>
+              <w:rPr>
+                <w:rFonts w:ascii="Consolas" w:hAnsi="Consolas" w:eastAsia="Consolas"/>
+                <w:color w:val="B03020"/>
+                <w:sz w:val="18"/>
+              </w:rPr>
+              <w:t>cloud1-4dgphoxy337f2a25</w:t>
+            </w:r>
+            <w:r>
+              <w:rPr>
+                <w:rFonts w:ascii="Microsoft YaHei" w:hAnsi="Microsoft YaHei" w:eastAsia="Microsoft YaHei"/>
+                <w:sz w:val="19"/>
+              </w:rPr>
+              <w:t xml:space="preserve">，走 </w:t>
+            </w:r>
+            <w:r>
+              <w:rPr>
+                <w:rFonts w:ascii="Consolas" w:hAnsi="Consolas" w:eastAsia="Consolas"/>
+                <w:color w:val="B03020"/>
+                <w:sz w:val="18"/>
+              </w:rPr>
+              <w:t>DEV_ENV_ID</w:t>
+            </w:r>
+            <w:r>
+              <w:rPr>
+                <w:rFonts w:ascii="Microsoft YaHei" w:hAnsi="Microsoft YaHei" w:eastAsia="Microsoft YaHei"/>
+                <w:sz w:val="19"/>
+              </w:rPr>
+              <w:t xml:space="preserve"> 白名单放行）；prod 待建（上线前）→ 部署 initDb 到 dev → 控制台核对 25 集合 + 索引清单</w:t>
             </w:r>
           </w:p>
         </w:tc>
@@ -1427,7 +1472,7 @@
           <w:b/>
           <w:sz w:val="23"/>
         </w:rPr>
-        <w:t>步骤 1 · 建 dev / prod 云环境</w:t>
+        <w:t>步骤 1 · 云环境（dev / prod）</w:t>
       </w:r>
     </w:p>
     <w:p>
@@ -1451,9 +1496,17 @@
       <w:r>
         <w:rPr>
           <w:rFonts w:ascii="Microsoft YaHei" w:hAnsi="Microsoft YaHei" w:eastAsia="Microsoft YaHei"/>
+          <w:b/>
           <w:sz w:val="21"/>
         </w:rPr>
-        <w:t xml:space="preserve">**环境名称必须含 </w:t>
+        <w:t>推荐做法</w:t>
+      </w:r>
+      <w:r>
+        <w:rPr>
+          <w:rFonts w:ascii="Microsoft YaHei" w:hAnsi="Microsoft YaHei" w:eastAsia="Microsoft YaHei"/>
+          <w:sz w:val="21"/>
+        </w:rPr>
+        <w:t xml:space="preserve">：环境名称含 </w:t>
       </w:r>
       <w:r>
         <w:rPr>
@@ -1468,7 +1521,7 @@
           <w:rFonts w:ascii="Microsoft YaHei" w:hAnsi="Microsoft YaHei" w:eastAsia="Microsoft YaHei"/>
           <w:sz w:val="21"/>
         </w:rPr>
-        <w:t xml:space="preserve"> 与 </w:t>
+        <w:t xml:space="preserve"> / </w:t>
       </w:r>
       <w:r>
         <w:rPr>
@@ -1483,7 +1536,7 @@
           <w:rFonts w:ascii="Microsoft YaHei" w:hAnsi="Microsoft YaHei" w:eastAsia="Microsoft YaHei"/>
           <w:sz w:val="21"/>
         </w:rPr>
-        <w:t xml:space="preserve"> 字样**（门禁 H 组判据：</w:t>
+        <w:t xml:space="preserve"> 字样（门禁 H 组判据：</w:t>
       </w:r>
       <w:r>
         <w:rPr>
@@ -1513,7 +1566,7 @@
           <w:rFonts w:ascii="Microsoft YaHei" w:hAnsi="Microsoft YaHei" w:eastAsia="Microsoft YaHei"/>
           <w:sz w:val="21"/>
         </w:rPr>
-        <w:t xml:space="preserve"> 白名单放行；名称不对会导致 env 门禁逻辑判定异常）。</w:t>
+        <w:t xml:space="preserve"> 白名单放行）。</w:t>
       </w:r>
     </w:p>
     <w:p>
@@ -1524,24 +1577,32 @@
       <w:r>
         <w:rPr>
           <w:rFonts w:ascii="Microsoft YaHei" w:hAnsi="Microsoft YaHei" w:eastAsia="Microsoft YaHei"/>
-          <w:sz w:val="21"/>
-        </w:rPr>
-        <w:t xml:space="preserve">记下两个环境的 </w:t>
-      </w:r>
-      <w:r>
-        <w:rPr>
-          <w:rFonts w:ascii="Microsoft YaHei" w:hAnsi="Microsoft YaHei" w:eastAsia="Microsoft YaHei"/>
           <w:b/>
           <w:sz w:val="21"/>
         </w:rPr>
-        <w:t>环境 ID</w:t>
+        <w:t>例外（本项目已采用）</w:t>
       </w:r>
       <w:r>
         <w:rPr>
           <w:rFonts w:ascii="Microsoft YaHei" w:hAnsi="Microsoft YaHei" w:eastAsia="Microsoft YaHei"/>
           <w:sz w:val="21"/>
         </w:rPr>
-        <w:t xml:space="preserve">（形如 </w:t>
+        <w:t>：微信侧默认</w:t>
+      </w:r>
+      <w:r>
+        <w:rPr>
+          <w:rFonts w:ascii="Microsoft YaHei" w:hAnsi="Microsoft YaHei" w:eastAsia="Microsoft YaHei"/>
+          <w:b/>
+          <w:sz w:val="21"/>
+        </w:rPr>
+        <w:t>免费环境</w:t>
+      </w:r>
+      <w:r>
+        <w:rPr>
+          <w:rFonts w:ascii="Microsoft YaHei" w:hAnsi="Microsoft YaHei" w:eastAsia="Microsoft YaHei"/>
+          <w:sz w:val="21"/>
+        </w:rPr>
+        <w:t xml:space="preserve">（名如 </w:t>
       </w:r>
       <w:r>
         <w:rPr>
@@ -1549,14 +1610,44 @@
           <w:color w:val="B03020"/>
           <w:sz w:val="20"/>
         </w:rPr>
-        <w:t>xxxx-dev-xxx</w:t>
+        <w:t>cloud1</w:t>
       </w:r>
       <w:r>
         <w:rPr>
           <w:rFonts w:ascii="Microsoft YaHei" w:hAnsi="Microsoft YaHei" w:eastAsia="Microsoft YaHei"/>
           <w:sz w:val="21"/>
         </w:rPr>
-        <w:t>、</w:t>
+        <w:t>，</w:t>
+      </w:r>
+      <w:r>
+        <w:rPr>
+          <w:rFonts w:ascii="Microsoft YaHei" w:hAnsi="Microsoft YaHei" w:eastAsia="Microsoft YaHei"/>
+          <w:b/>
+          <w:sz w:val="21"/>
+        </w:rPr>
+        <w:t>不含 dev 字样</w:t>
+      </w:r>
+      <w:r>
+        <w:rPr>
+          <w:rFonts w:ascii="Microsoft YaHei" w:hAnsi="Microsoft YaHei" w:eastAsia="Microsoft YaHei"/>
+          <w:sz w:val="21"/>
+        </w:rPr>
+        <w:t>）</w:t>
+      </w:r>
+      <w:r>
+        <w:rPr>
+          <w:rFonts w:ascii="Microsoft YaHei" w:hAnsi="Microsoft YaHei" w:eastAsia="Microsoft YaHei"/>
+          <w:b/>
+          <w:sz w:val="21"/>
+        </w:rPr>
+        <w:t>也可以当 dev 用</w:t>
+      </w:r>
+      <w:r>
+        <w:rPr>
+          <w:rFonts w:ascii="Microsoft YaHei" w:hAnsi="Microsoft YaHei" w:eastAsia="Microsoft YaHei"/>
+          <w:sz w:val="21"/>
+        </w:rPr>
+        <w:t xml:space="preserve">——环境门禁留有 </w:t>
       </w:r>
       <w:r>
         <w:rPr>
@@ -1564,14 +1655,278 @@
           <w:color w:val="B03020"/>
           <w:sz w:val="20"/>
         </w:rPr>
-        <w:t>xxxx-prod-xxx</w:t>
+        <w:t>DEV_ENV_ID</w:t>
       </w:r>
       <w:r>
         <w:rPr>
           <w:rFonts w:ascii="Microsoft YaHei" w:hAnsi="Microsoft YaHei" w:eastAsia="Microsoft YaHei"/>
           <w:sz w:val="21"/>
         </w:rPr>
-        <w:t>）——步骤 6 要用。</w:t>
+        <w:t xml:space="preserve"> </w:t>
+      </w:r>
+      <w:r>
+        <w:rPr>
+          <w:rFonts w:ascii="Microsoft YaHei" w:hAnsi="Microsoft YaHei" w:eastAsia="Microsoft YaHei"/>
+          <w:b/>
+          <w:sz w:val="21"/>
+        </w:rPr>
+        <w:t>精确白名单</w:t>
+      </w:r>
+      <w:r>
+        <w:rPr>
+          <w:rFonts w:ascii="Microsoft YaHei" w:hAnsi="Microsoft YaHei" w:eastAsia="Microsoft YaHei"/>
+          <w:sz w:val="21"/>
+        </w:rPr>
+        <w:t xml:space="preserve">分支（见 </w:t>
+      </w:r>
+      <w:r>
+        <w:rPr>
+          <w:rFonts w:ascii="Consolas" w:hAnsi="Consolas" w:eastAsia="Consolas"/>
+          <w:color w:val="B03020"/>
+          <w:sz w:val="20"/>
+        </w:rPr>
+        <w:t>cloudfunctions/initDb/collections.js</w:t>
+      </w:r>
+      <w:r>
+        <w:rPr>
+          <w:rFonts w:ascii="Microsoft YaHei" w:hAnsi="Microsoft YaHei" w:eastAsia="Microsoft YaHei"/>
+          <w:sz w:val="21"/>
+        </w:rPr>
+        <w:t xml:space="preserve"> 的 </w:t>
+      </w:r>
+      <w:r>
+        <w:rPr>
+          <w:rFonts w:ascii="Consolas" w:hAnsi="Consolas" w:eastAsia="Consolas"/>
+          <w:color w:val="B03020"/>
+          <w:sz w:val="20"/>
+        </w:rPr>
+        <w:t>gate()</w:t>
+      </w:r>
+      <w:r>
+        <w:rPr>
+          <w:rFonts w:ascii="Microsoft YaHei" w:hAnsi="Microsoft YaHei" w:eastAsia="Microsoft YaHei"/>
+          <w:sz w:val="21"/>
+        </w:rPr>
+        <w:t xml:space="preserve">）：把该环境 ID 填进 </w:t>
+      </w:r>
+      <w:r>
+        <w:rPr>
+          <w:rFonts w:ascii="Consolas" w:hAnsi="Consolas" w:eastAsia="Consolas"/>
+          <w:color w:val="B03020"/>
+          <w:sz w:val="20"/>
+        </w:rPr>
+        <w:t>cloudfunctions/initDb/config.json</w:t>
+      </w:r>
+      <w:r>
+        <w:rPr>
+          <w:rFonts w:ascii="Microsoft YaHei" w:hAnsi="Microsoft YaHei" w:eastAsia="Microsoft YaHei"/>
+          <w:sz w:val="21"/>
+        </w:rPr>
+        <w:t xml:space="preserve"> 的 </w:t>
+      </w:r>
+      <w:r>
+        <w:rPr>
+          <w:rFonts w:ascii="Consolas" w:hAnsi="Consolas" w:eastAsia="Consolas"/>
+          <w:color w:val="B03020"/>
+          <w:sz w:val="20"/>
+        </w:rPr>
+        <w:t>DEV_ENV_ID</w:t>
+      </w:r>
+      <w:r>
+        <w:rPr>
+          <w:rFonts w:ascii="Microsoft YaHei" w:hAnsi="Microsoft YaHei" w:eastAsia="Microsoft YaHei"/>
+          <w:sz w:val="21"/>
+        </w:rPr>
+        <w:t xml:space="preserve"> 即被放行。</w:t>
+      </w:r>
+    </w:p>
+    <w:p>
+      <w:pPr>
+        <w:pStyle w:val="ListBullet"/>
+      </w:pPr>
+      <w:r/>
+      <w:r>
+        <w:rPr>
+          <w:rFonts w:ascii="Microsoft YaHei" w:hAnsi="Microsoft YaHei" w:eastAsia="Microsoft YaHei"/>
+          <w:b/>
+          <w:sz w:val="21"/>
+        </w:rPr>
+        <w:t>本项目当前状态（2026-09-14 定）</w:t>
+      </w:r>
+      <w:r>
+        <w:rPr>
+          <w:rFonts w:ascii="Microsoft YaHei" w:hAnsi="Microsoft YaHei" w:eastAsia="Microsoft YaHei"/>
+          <w:sz w:val="21"/>
+        </w:rPr>
+        <w:t>：</w:t>
+      </w:r>
+    </w:p>
+    <w:p>
+      <w:r/>
+      <w:r>
+        <w:rPr>
+          <w:rFonts w:ascii="Microsoft YaHei" w:hAnsi="Microsoft YaHei" w:eastAsia="Microsoft YaHei"/>
+          <w:sz w:val="20"/>
+        </w:rPr>
+        <w:t xml:space="preserve">- dev = 微信侧免费环境 </w:t>
+      </w:r>
+      <w:r>
+        <w:rPr>
+          <w:rFonts w:ascii="Consolas" w:hAnsi="Consolas" w:eastAsia="Consolas"/>
+          <w:color w:val="B03020"/>
+          <w:sz w:val="19"/>
+        </w:rPr>
+        <w:t>cloud1</w:t>
+      </w:r>
+      <w:r>
+        <w:rPr>
+          <w:rFonts w:ascii="Microsoft YaHei" w:hAnsi="Microsoft YaHei" w:eastAsia="Microsoft YaHei"/>
+          <w:sz w:val="20"/>
+        </w:rPr>
+        <w:t>，环境 ID **</w:t>
+      </w:r>
+      <w:r>
+        <w:rPr>
+          <w:rFonts w:ascii="Consolas" w:hAnsi="Consolas" w:eastAsia="Consolas"/>
+          <w:color w:val="B03020"/>
+          <w:sz w:val="19"/>
+        </w:rPr>
+        <w:t>cloud1-4dgphoxy337f2a25</w:t>
+      </w:r>
+      <w:r>
+        <w:rPr>
+          <w:rFonts w:ascii="Microsoft YaHei" w:hAnsi="Microsoft YaHei" w:eastAsia="Microsoft YaHei"/>
+          <w:sz w:val="20"/>
+        </w:rPr>
+        <w:t>**；</w:t>
+      </w:r>
+      <w:r>
+        <w:rPr>
+          <w:rFonts w:ascii="Consolas" w:hAnsi="Consolas" w:eastAsia="Consolas"/>
+          <w:color w:val="B03020"/>
+          <w:sz w:val="19"/>
+        </w:rPr>
+        <w:t>initDb/config.json</w:t>
+      </w:r>
+      <w:r>
+        <w:rPr>
+          <w:rFonts w:ascii="Microsoft YaHei" w:hAnsi="Microsoft YaHei" w:eastAsia="Microsoft YaHei"/>
+          <w:sz w:val="20"/>
+        </w:rPr>
+        <w:t xml:space="preserve"> 已配好 </w:t>
+      </w:r>
+      <w:r>
+        <w:rPr>
+          <w:rFonts w:ascii="Consolas" w:hAnsi="Consolas" w:eastAsia="Consolas"/>
+          <w:color w:val="B03020"/>
+          <w:sz w:val="19"/>
+        </w:rPr>
+        <w:t>DEV_ENV_ID</w:t>
+      </w:r>
+      <w:r>
+        <w:rPr>
+          <w:rFonts w:ascii="Microsoft YaHei" w:hAnsi="Microsoft YaHei" w:eastAsia="Microsoft YaHei"/>
+          <w:sz w:val="20"/>
+        </w:rPr>
+        <w:t>。</w:t>
+      </w:r>
+    </w:p>
+    <w:p>
+      <w:r/>
+      <w:r>
+        <w:rPr>
+          <w:rFonts w:ascii="Microsoft YaHei" w:hAnsi="Microsoft YaHei" w:eastAsia="Microsoft YaHei"/>
+          <w:sz w:val="20"/>
+        </w:rPr>
+        <w:t xml:space="preserve">- prod </w:t>
+      </w:r>
+      <w:r>
+        <w:rPr>
+          <w:rFonts w:ascii="Microsoft YaHei" w:hAnsi="Microsoft YaHei" w:eastAsia="Microsoft YaHei"/>
+          <w:b/>
+          <w:sz w:val="20"/>
+        </w:rPr>
+        <w:t>暂未建</w:t>
+      </w:r>
+      <w:r>
+        <w:rPr>
+          <w:rFonts w:ascii="Microsoft YaHei" w:hAnsi="Microsoft YaHei" w:eastAsia="Microsoft YaHei"/>
+          <w:sz w:val="20"/>
+        </w:rPr>
+        <w:t xml:space="preserve">——写码阶段用不到，等上线前再建一个名含 </w:t>
+      </w:r>
+      <w:r>
+        <w:rPr>
+          <w:rFonts w:ascii="Consolas" w:hAnsi="Consolas" w:eastAsia="Consolas"/>
+          <w:color w:val="B03020"/>
+          <w:sz w:val="19"/>
+        </w:rPr>
+        <w:t>prod</w:t>
+      </w:r>
+      <w:r>
+        <w:rPr>
+          <w:rFonts w:ascii="Microsoft YaHei" w:hAnsi="Microsoft YaHei" w:eastAsia="Microsoft YaHei"/>
+          <w:sz w:val="20"/>
+        </w:rPr>
+        <w:t xml:space="preserve"> 的环境即可。</w:t>
+      </w:r>
+    </w:p>
+    <w:p>
+      <w:pPr>
+        <w:pStyle w:val="ListBullet"/>
+      </w:pPr>
+      <w:r/>
+      <w:r>
+        <w:rPr>
+          <w:rFonts w:ascii="Microsoft YaHei" w:hAnsi="Microsoft YaHei" w:eastAsia="Microsoft YaHei"/>
+          <w:sz w:val="21"/>
+        </w:rPr>
+        <w:t xml:space="preserve">⚠️ 每个账号可免费建 </w:t>
+      </w:r>
+      <w:r>
+        <w:rPr>
+          <w:rFonts w:ascii="Microsoft YaHei" w:hAnsi="Microsoft YaHei" w:eastAsia="Microsoft YaHei"/>
+          <w:b/>
+          <w:sz w:val="21"/>
+        </w:rPr>
+        <w:t>2 个</w:t>
+      </w:r>
+      <w:r>
+        <w:rPr>
+          <w:rFonts w:ascii="Microsoft YaHei" w:hAnsi="Microsoft YaHei" w:eastAsia="Microsoft YaHei"/>
+          <w:sz w:val="21"/>
+        </w:rPr>
+        <w:t>环境（当前已用 1 个，剩 1 个）；且官方规则为「环境注销需</w:t>
+      </w:r>
+      <w:r>
+        <w:rPr>
+          <w:rFonts w:ascii="Microsoft YaHei" w:hAnsi="Microsoft YaHei" w:eastAsia="Microsoft YaHei"/>
+          <w:b/>
+          <w:sz w:val="21"/>
+        </w:rPr>
+        <w:t>超过 1 个月</w:t>
+      </w:r>
+      <w:r>
+        <w:rPr>
+          <w:rFonts w:ascii="Microsoft YaHei" w:hAnsi="Microsoft YaHei" w:eastAsia="Microsoft YaHei"/>
+          <w:sz w:val="21"/>
+        </w:rPr>
+        <w:t xml:space="preserve">才能再免费创建」→ </w:t>
+      </w:r>
+      <w:r>
+        <w:rPr>
+          <w:rFonts w:ascii="Microsoft YaHei" w:hAnsi="Microsoft YaHei" w:eastAsia="Microsoft YaHei"/>
+          <w:b/>
+          <w:sz w:val="21"/>
+        </w:rPr>
+        <w:t>绝不要删掉 cloud1</w:t>
+      </w:r>
+      <w:r>
+        <w:rPr>
+          <w:rFonts w:ascii="Microsoft YaHei" w:hAnsi="Microsoft YaHei" w:eastAsia="Microsoft YaHei"/>
+          <w:sz w:val="21"/>
+        </w:rPr>
+        <w:t>，否则可能 1 个月内建不了新环境。</w:t>
       </w:r>
     </w:p>
     <w:p>
@@ -2083,7 +2438,52 @@
                 <w:rFonts w:ascii="Microsoft YaHei" w:hAnsi="Microsoft YaHei" w:eastAsia="Microsoft YaHei"/>
                 <w:sz w:val="19"/>
               </w:rPr>
-              <w:t>非空、含 dev 环境 ID</w:t>
+              <w:t xml:space="preserve">非空、等于你的 dev 环境 ID（咱们是 </w:t>
+            </w:r>
+            <w:r>
+              <w:rPr>
+                <w:rFonts w:ascii="Consolas" w:hAnsi="Consolas" w:eastAsia="Consolas"/>
+                <w:color w:val="B03020"/>
+                <w:sz w:val="18"/>
+              </w:rPr>
+              <w:t>cloud1-4dgphoxy337f2a25</w:t>
+            </w:r>
+            <w:r>
+              <w:rPr>
+                <w:rFonts w:ascii="Microsoft YaHei" w:hAnsi="Microsoft YaHei" w:eastAsia="Microsoft YaHei"/>
+                <w:sz w:val="19"/>
+              </w:rPr>
+              <w:t xml:space="preserve">；**不含 </w:t>
+            </w:r>
+            <w:r>
+              <w:rPr>
+                <w:rFonts w:ascii="Consolas" w:hAnsi="Consolas" w:eastAsia="Consolas"/>
+                <w:color w:val="B03020"/>
+                <w:sz w:val="18"/>
+              </w:rPr>
+              <w:t>dev</w:t>
+            </w:r>
+            <w:r>
+              <w:rPr>
+                <w:rFonts w:ascii="Microsoft YaHei" w:hAnsi="Microsoft YaHei" w:eastAsia="Microsoft YaHei"/>
+                <w:sz w:val="19"/>
+              </w:rPr>
+              <w:t xml:space="preserve"> 字样属正常**，因走 </w:t>
+            </w:r>
+            <w:r>
+              <w:rPr>
+                <w:rFonts w:ascii="Consolas" w:hAnsi="Consolas" w:eastAsia="Consolas"/>
+                <w:color w:val="B03020"/>
+                <w:sz w:val="18"/>
+              </w:rPr>
+              <w:t>DEV_ENV_ID</w:t>
+            </w:r>
+            <w:r>
+              <w:rPr>
+                <w:rFonts w:ascii="Microsoft YaHei" w:hAnsi="Microsoft YaHei" w:eastAsia="Microsoft YaHei"/>
+                <w:sz w:val="19"/>
+              </w:rPr>
+              <w:t xml:space="preserve"> 白名单放行）</w:t>
             </w:r>
           </w:p>
         </w:tc>
@@ -2857,37 +3257,7 @@
           <w:rFonts w:ascii="Microsoft YaHei" w:hAnsi="Microsoft YaHei" w:eastAsia="Microsoft YaHei"/>
           <w:sz w:val="21"/>
         </w:rPr>
-        <w:t xml:space="preserve">，把第 14–15 行的占位符（如 </w:t>
-      </w:r>
-      <w:r>
-        <w:rPr>
-          <w:rFonts w:ascii="Consolas" w:hAnsi="Consolas" w:eastAsia="Consolas"/>
-          <w:color w:val="B03020"/>
-          <w:sz w:val="20"/>
-        </w:rPr>
-        <w:t>your-dev-env-id</w:t>
-      </w:r>
-      <w:r>
-        <w:rPr>
-          <w:rFonts w:ascii="Microsoft YaHei" w:hAnsi="Microsoft YaHei" w:eastAsia="Microsoft YaHei"/>
-          <w:sz w:val="21"/>
-        </w:rPr>
-        <w:t xml:space="preserve"> / </w:t>
-      </w:r>
-      <w:r>
-        <w:rPr>
-          <w:rFonts w:ascii="Consolas" w:hAnsi="Consolas" w:eastAsia="Consolas"/>
-          <w:color w:val="B03020"/>
-          <w:sz w:val="20"/>
-        </w:rPr>
-        <w:t>your-prod-env-id</w:t>
-      </w:r>
-      <w:r>
-        <w:rPr>
-          <w:rFonts w:ascii="Microsoft YaHei" w:hAnsi="Microsoft YaHei" w:eastAsia="Microsoft YaHei"/>
-          <w:sz w:val="21"/>
-        </w:rPr>
-        <w:t>）换成步骤 1 记下的真实环境 ID。</w:t>
+        <w:t>，把第 14–15 行的占位符换成步骤 1 记下的真实环境 ID。</w:t>
       </w:r>
     </w:p>
     <w:p>
@@ -2898,27 +3268,47 @@
       <w:r>
         <w:rPr>
           <w:rFonts w:ascii="Microsoft YaHei" w:hAnsi="Microsoft YaHei" w:eastAsia="Microsoft YaHei"/>
+          <w:b/>
           <w:sz w:val="21"/>
         </w:rPr>
-        <w:t>这是判据④唯一未完项；替换后 batch0 自测的「点4 未完成」会变 ✅。</w:t>
-      </w:r>
-    </w:p>
-    <w:p>
-      <w:pPr>
-        <w:pStyle w:val="Heading2"/>
-      </w:pPr>
-      <w:r>
-        <w:rPr>
+        <w:t>当前状态（2026-09-14）</w:t>
+      </w:r>
+      <w:r>
+        <w:rPr>
+          <w:rFonts w:ascii="Microsoft YaHei" w:hAnsi="Microsoft YaHei" w:eastAsia="Microsoft YaHei"/>
+          <w:sz w:val="21"/>
+        </w:rPr>
+        <w:t>：dev 那行</w:t>
+      </w:r>
+      <w:r>
+        <w:rPr>
+          <w:rFonts w:ascii="Microsoft YaHei" w:hAnsi="Microsoft YaHei" w:eastAsia="Microsoft YaHei"/>
           <w:b/>
-        </w:rPr>
-      </w:r>
-      <w:r>
-        <w:rPr>
-          <w:rFonts w:ascii="Microsoft YaHei" w:hAnsi="Microsoft YaHei" w:eastAsia="Microsoft YaHei"/>
-          <w:b/>
-          <w:sz w:val="23"/>
-        </w:rPr>
-        <w:t>步骤 7 · 投喂批次 1</w:t>
+          <w:sz w:val="21"/>
+        </w:rPr>
+        <w:t>已填</w:t>
+      </w:r>
+      <w:r>
+        <w:rPr>
+          <w:rFonts w:ascii="Microsoft YaHei" w:hAnsi="Microsoft YaHei" w:eastAsia="Microsoft YaHei"/>
+          <w:sz w:val="21"/>
+        </w:rPr>
+        <w:t xml:space="preserve"> </w:t>
+      </w:r>
+      <w:r>
+        <w:rPr>
+          <w:rFonts w:ascii="Consolas" w:hAnsi="Consolas" w:eastAsia="Consolas"/>
+          <w:color w:val="B03020"/>
+          <w:sz w:val="20"/>
+        </w:rPr>
+        <w:t>cloud1-4dgphoxy337f2a25</w:t>
+      </w:r>
+      <w:r>
+        <w:rPr>
+          <w:rFonts w:ascii="Microsoft YaHei" w:hAnsi="Microsoft YaHei" w:eastAsia="Microsoft YaHei"/>
+          <w:sz w:val="21"/>
+        </w:rPr>
+        <w:t>；prod 那行仍是占位符（prod 环境尚未建）。</w:t>
       </w:r>
     </w:p>
     <w:p>
@@ -2931,52 +3321,25 @@
           <w:rFonts w:ascii="Microsoft YaHei" w:hAnsi="Microsoft YaHei" w:eastAsia="Microsoft YaHei"/>
           <w:sz w:val="21"/>
         </w:rPr>
-        <w:t xml:space="preserve">取 </w:t>
-      </w:r>
-      <w:r>
-        <w:rPr>
-          <w:rFonts w:ascii="Consolas" w:hAnsi="Consolas" w:eastAsia="Consolas"/>
-          <w:color w:val="B03020"/>
-          <w:sz w:val="20"/>
-        </w:rPr>
-        <w:t>specs/dev-specs/delivery/inscode喂投包_8批_自包含完整版.md</w:t>
-      </w:r>
-      <w:r>
-        <w:rPr>
-          <w:rFonts w:ascii="Microsoft YaHei" w:hAnsi="Microsoft YaHei" w:eastAsia="Microsoft YaHei"/>
-          <w:sz w:val="21"/>
-        </w:rPr>
-        <w:t xml:space="preserve">（或 </w:t>
-      </w:r>
-      <w:r>
-        <w:rPr>
-          <w:rFonts w:ascii="Consolas" w:hAnsi="Consolas" w:eastAsia="Consolas"/>
-          <w:color w:val="B03020"/>
-          <w:sz w:val="20"/>
-        </w:rPr>
-        <w:t>批次1_提示词_可直接复制.txt</w:t>
-      </w:r>
-      <w:r>
-        <w:rPr>
-          <w:rFonts w:ascii="Microsoft YaHei" w:hAnsi="Microsoft YaHei" w:eastAsia="Microsoft YaHei"/>
-          <w:sz w:val="21"/>
-        </w:rPr>
-        <w:t xml:space="preserve"> / </w:t>
-      </w:r>
-      <w:r>
-        <w:rPr>
-          <w:rFonts w:ascii="Consolas" w:hAnsi="Consolas" w:eastAsia="Consolas"/>
-          <w:color w:val="B03020"/>
-          <w:sz w:val="20"/>
-        </w:rPr>
-        <w:t>inscode喂投包_8批_一键复制.html</w:t>
-      </w:r>
-      <w:r>
-        <w:rPr>
-          <w:rFonts w:ascii="Microsoft YaHei" w:hAnsi="Microsoft YaHei" w:eastAsia="Microsoft YaHei"/>
-          <w:sz w:val="21"/>
-        </w:rPr>
-        <w:t>）。</w:t>
+        <w:t>这是判据④唯一未完项；prod 环境建好并替换后，batch0 自测的「点4 未完成」会变 ✅。</w:t>
+      </w:r>
+    </w:p>
+    <w:p>
+      <w:pPr>
+        <w:pStyle w:val="Heading2"/>
+      </w:pPr>
+      <w:r>
+        <w:rPr>
+          <w:b/>
+        </w:rPr>
+      </w:r>
+      <w:r>
+        <w:rPr>
+          <w:rFonts w:ascii="Microsoft YaHei" w:hAnsi="Microsoft YaHei" w:eastAsia="Microsoft YaHei"/>
+          <w:b/>
+          <w:sz w:val="23"/>
+        </w:rPr>
+        <w:t>步骤 7 · 投喂批次 1</w:t>
       </w:r>
     </w:p>
     <w:p>
@@ -2987,17 +3350,54 @@
       <w:r>
         <w:rPr>
           <w:rFonts w:ascii="Microsoft YaHei" w:hAnsi="Microsoft YaHei" w:eastAsia="Microsoft YaHei"/>
-          <w:b/>
           <w:sz w:val="21"/>
         </w:rPr>
-        <w:t>勿用 Desktop 派生副本</w:t>
+        <w:t xml:space="preserve">取 </w:t>
+      </w:r>
+      <w:r>
+        <w:rPr>
+          <w:rFonts w:ascii="Consolas" w:hAnsi="Consolas" w:eastAsia="Consolas"/>
+          <w:color w:val="B03020"/>
+          <w:sz w:val="20"/>
+        </w:rPr>
+        <w:t>specs/dev-specs/delivery/inscode喂投包_8批_自包含完整版.md</w:t>
       </w:r>
       <w:r>
         <w:rPr>
           <w:rFonts w:ascii="Microsoft YaHei" w:hAnsi="Microsoft YaHei" w:eastAsia="Microsoft YaHei"/>
           <w:sz w:val="21"/>
         </w:rPr>
-        <w:t>（A–K 门禁守不到那层，旧值风险）。</w:t>
+        <w:t xml:space="preserve">（或 </w:t>
+      </w:r>
+      <w:r>
+        <w:rPr>
+          <w:rFonts w:ascii="Consolas" w:hAnsi="Consolas" w:eastAsia="Consolas"/>
+          <w:color w:val="B03020"/>
+          <w:sz w:val="20"/>
+        </w:rPr>
+        <w:t>批次1_提示词_可直接复制.txt</w:t>
+      </w:r>
+      <w:r>
+        <w:rPr>
+          <w:rFonts w:ascii="Microsoft YaHei" w:hAnsi="Microsoft YaHei" w:eastAsia="Microsoft YaHei"/>
+          <w:sz w:val="21"/>
+        </w:rPr>
+        <w:t xml:space="preserve"> / </w:t>
+      </w:r>
+      <w:r>
+        <w:rPr>
+          <w:rFonts w:ascii="Consolas" w:hAnsi="Consolas" w:eastAsia="Consolas"/>
+          <w:color w:val="B03020"/>
+          <w:sz w:val="20"/>
+        </w:rPr>
+        <w:t>inscode喂投包_8批_一键复制.html</w:t>
+      </w:r>
+      <w:r>
+        <w:rPr>
+          <w:rFonts w:ascii="Microsoft YaHei" w:hAnsi="Microsoft YaHei" w:eastAsia="Microsoft YaHei"/>
+          <w:sz w:val="21"/>
+        </w:rPr>
+        <w:t>）。</w:t>
       </w:r>
     </w:p>
     <w:p>
@@ -3008,9 +3408,17 @@
       <w:r>
         <w:rPr>
           <w:rFonts w:ascii="Microsoft YaHei" w:hAnsi="Microsoft YaHei" w:eastAsia="Microsoft YaHei"/>
+          <w:b/>
           <w:sz w:val="21"/>
         </w:rPr>
-        <w:t>投喂给 InsCode（从仓库单源取，保证与门禁一致）。</w:t>
+        <w:t>勿用 Desktop 派生副本</w:t>
+      </w:r>
+      <w:r>
+        <w:rPr>
+          <w:rFonts w:ascii="Microsoft YaHei" w:hAnsi="Microsoft YaHei" w:eastAsia="Microsoft YaHei"/>
+          <w:sz w:val="21"/>
+        </w:rPr>
+        <w:t>（A–K 门禁守不到那层，旧值风险）。</w:t>
       </w:r>
     </w:p>
     <w:p>
@@ -3023,40 +3431,7 @@
           <w:rFonts w:ascii="Microsoft YaHei" w:hAnsi="Microsoft YaHei" w:eastAsia="Microsoft YaHei"/>
           <w:sz w:val="21"/>
         </w:rPr>
-        <w:t>回来后我按三件核：</w:t>
-      </w:r>
-      <w:r>
-        <w:rPr>
-          <w:rFonts w:ascii="Consolas" w:hAnsi="Consolas" w:eastAsia="Consolas"/>
-          <w:color w:val="B03020"/>
-          <w:sz w:val="20"/>
-        </w:rPr>
-        <w:t>node verify_all.js</w:t>
-      </w:r>
-      <w:r>
-        <w:rPr>
-          <w:rFonts w:ascii="Microsoft YaHei" w:hAnsi="Microsoft YaHei" w:eastAsia="Microsoft YaHei"/>
-          <w:sz w:val="21"/>
-        </w:rPr>
-        <w:t>（8 套件）/ 读 POC3 引擎确认整数分落库+口径锁 directCost+待结算不进利润 / 变异 bizRefProfitFen+1 看 test_poc3 15 条转红。</w:t>
-      </w:r>
-    </w:p>
-    <w:p>
-      <w:pPr>
-        <w:pStyle w:val="Heading2"/>
-      </w:pPr>
-      <w:r>
-        <w:rPr>
-          <w:b/>
-        </w:rPr>
-      </w:r>
-      <w:r>
-        <w:rPr>
-          <w:rFonts w:ascii="Microsoft YaHei" w:hAnsi="Microsoft YaHei" w:eastAsia="Microsoft YaHei"/>
-          <w:b/>
-          <w:sz w:val="23"/>
-        </w:rPr>
-        <w:t>步骤 8 · 清理</w:t>
+        <w:t>投喂给 InsCode（从仓库单源取，保证与门禁一致）。</w:t>
       </w:r>
     </w:p>
     <w:p>
@@ -3069,7 +3444,7 @@
           <w:rFonts w:ascii="Microsoft YaHei" w:hAnsi="Microsoft YaHei" w:eastAsia="Microsoft YaHei"/>
           <w:sz w:val="21"/>
         </w:rPr>
-        <w:t xml:space="preserve">去云开发控制台「数据库」→ 删除 </w:t>
+        <w:t>回来后我按三件核：</w:t>
       </w:r>
       <w:r>
         <w:rPr>
@@ -3077,29 +3452,32 @@
           <w:color w:val="B03020"/>
           <w:sz w:val="20"/>
         </w:rPr>
-        <w:t>__probe</w:t>
+        <w:t>node verify_all.js</w:t>
       </w:r>
       <w:r>
         <w:rPr>
           <w:rFonts w:ascii="Microsoft YaHei" w:hAnsi="Microsoft YaHei" w:eastAsia="Microsoft YaHei"/>
           <w:sz w:val="21"/>
         </w:rPr>
-        <w:t xml:space="preserve"> 集合（</w:t>
-      </w:r>
-      <w:r>
-        <w:rPr>
-          <w:rFonts w:ascii="Microsoft YaHei" w:hAnsi="Microsoft YaHei" w:eastAsia="Microsoft YaHei"/>
+        <w:t>（8 套件）/ 读 POC3 引擎确认整数分落库+口径锁 directCost+待结算不进利润 / 变异 bizRefProfitFen+1 看 test_poc3 15 条转红。</w:t>
+      </w:r>
+    </w:p>
+    <w:p>
+      <w:pPr>
+        <w:pStyle w:val="Heading2"/>
+      </w:pPr>
+      <w:r>
+        <w:rPr>
           <w:b/>
-          <w:sz w:val="21"/>
-        </w:rPr>
-        <w:t>SDK 不能 drop collection，只能控制台手动删</w:t>
-      </w:r>
-      <w:r>
-        <w:rPr>
-          <w:rFonts w:ascii="Microsoft YaHei" w:hAnsi="Microsoft YaHei" w:eastAsia="Microsoft YaHei"/>
-          <w:sz w:val="21"/>
-        </w:rPr>
-        <w:t>）。</w:t>
+        </w:rPr>
+      </w:r>
+      <w:r>
+        <w:rPr>
+          <w:rFonts w:ascii="Microsoft YaHei" w:hAnsi="Microsoft YaHei" w:eastAsia="Microsoft YaHei"/>
+          <w:b/>
+          <w:sz w:val="23"/>
+        </w:rPr>
+        <w:t>步骤 8 · 清理</w:t>
       </w:r>
     </w:p>
     <w:p>
@@ -3112,6 +3490,49 @@
           <w:rFonts w:ascii="Microsoft YaHei" w:hAnsi="Microsoft YaHei" w:eastAsia="Microsoft YaHei"/>
           <w:sz w:val="21"/>
         </w:rPr>
+        <w:t xml:space="preserve">去云开发控制台「数据库」→ 删除 </w:t>
+      </w:r>
+      <w:r>
+        <w:rPr>
+          <w:rFonts w:ascii="Consolas" w:hAnsi="Consolas" w:eastAsia="Consolas"/>
+          <w:color w:val="B03020"/>
+          <w:sz w:val="20"/>
+        </w:rPr>
+        <w:t>__probe</w:t>
+      </w:r>
+      <w:r>
+        <w:rPr>
+          <w:rFonts w:ascii="Microsoft YaHei" w:hAnsi="Microsoft YaHei" w:eastAsia="Microsoft YaHei"/>
+          <w:sz w:val="21"/>
+        </w:rPr>
+        <w:t xml:space="preserve"> 集合（</w:t>
+      </w:r>
+      <w:r>
+        <w:rPr>
+          <w:rFonts w:ascii="Microsoft YaHei" w:hAnsi="Microsoft YaHei" w:eastAsia="Microsoft YaHei"/>
+          <w:b/>
+          <w:sz w:val="21"/>
+        </w:rPr>
+        <w:t>SDK 不能 drop collection，只能控制台手动删</w:t>
+      </w:r>
+      <w:r>
+        <w:rPr>
+          <w:rFonts w:ascii="Microsoft YaHei" w:hAnsi="Microsoft YaHei" w:eastAsia="Microsoft YaHei"/>
+          <w:sz w:val="21"/>
+        </w:rPr>
+        <w:t>）。</w:t>
+      </w:r>
+    </w:p>
+    <w:p>
+      <w:pPr>
+        <w:pStyle w:val="ListBullet"/>
+      </w:pPr>
+      <w:r/>
+      <w:r>
+        <w:rPr>
+          <w:rFonts w:ascii="Microsoft YaHei" w:hAnsi="Microsoft YaHei" w:eastAsia="Microsoft YaHei"/>
+          <w:sz w:val="21"/>
+        </w:rPr>
         <w:t xml:space="preserve">删除 </w:t>
       </w:r>
       <w:r>
@@ -3448,7 +3869,97 @@
           <w:rFonts w:ascii="Microsoft YaHei" w:hAnsi="Microsoft YaHei" w:eastAsia="Microsoft YaHei"/>
           <w:sz w:val="21"/>
         </w:rPr>
-        <w:t xml:space="preserve"> 表示 dev 放行。</w:t>
+        <w:t xml:space="preserve"> 表示 dev 放行。放行有两条路：环境 ID 含 </w:t>
+      </w:r>
+      <w:r>
+        <w:rPr>
+          <w:rFonts w:ascii="Consolas" w:hAnsi="Consolas" w:eastAsia="Consolas"/>
+          <w:color w:val="B03020"/>
+          <w:sz w:val="20"/>
+        </w:rPr>
+        <w:t>dev</w:t>
+      </w:r>
+      <w:r>
+        <w:rPr>
+          <w:rFonts w:ascii="Microsoft YaHei" w:hAnsi="Microsoft YaHei" w:eastAsia="Microsoft YaHei"/>
+          <w:sz w:val="21"/>
+        </w:rPr>
+        <w:t xml:space="preserve"> 子串（默认正则），</w:t>
+      </w:r>
+      <w:r>
+        <w:rPr>
+          <w:rFonts w:ascii="Microsoft YaHei" w:hAnsi="Microsoft YaHei" w:eastAsia="Microsoft YaHei"/>
+          <w:b/>
+          <w:sz w:val="21"/>
+        </w:rPr>
+        <w:t>或</w:t>
+      </w:r>
+      <w:r>
+        <w:rPr>
+          <w:rFonts w:ascii="Microsoft YaHei" w:hAnsi="Microsoft YaHei" w:eastAsia="Microsoft YaHei"/>
+          <w:sz w:val="21"/>
+        </w:rPr>
+        <w:t xml:space="preserve">配了 </w:t>
+      </w:r>
+      <w:r>
+        <w:rPr>
+          <w:rFonts w:ascii="Consolas" w:hAnsi="Consolas" w:eastAsia="Consolas"/>
+          <w:color w:val="B03020"/>
+          <w:sz w:val="20"/>
+        </w:rPr>
+        <w:t>DEV_ENV_ID</w:t>
+      </w:r>
+      <w:r>
+        <w:rPr>
+          <w:rFonts w:ascii="Microsoft YaHei" w:hAnsi="Microsoft YaHei" w:eastAsia="Microsoft YaHei"/>
+          <w:sz w:val="21"/>
+        </w:rPr>
+        <w:t xml:space="preserve"> 环境变量则精确匹配该 ID（</w:t>
+      </w:r>
+      <w:r>
+        <w:rPr>
+          <w:rFonts w:ascii="Microsoft YaHei" w:hAnsi="Microsoft YaHei" w:eastAsia="Microsoft YaHei"/>
+          <w:b/>
+          <w:sz w:val="21"/>
+        </w:rPr>
+        <w:t>白名单</w:t>
+      </w:r>
+      <w:r>
+        <w:rPr>
+          <w:rFonts w:ascii="Microsoft YaHei" w:hAnsi="Microsoft YaHei" w:eastAsia="Microsoft YaHei"/>
+          <w:sz w:val="21"/>
+        </w:rPr>
+        <w:t xml:space="preserve">，见 </w:t>
+      </w:r>
+      <w:r>
+        <w:rPr>
+          <w:rFonts w:ascii="Consolas" w:hAnsi="Consolas" w:eastAsia="Consolas"/>
+          <w:color w:val="B03020"/>
+          <w:sz w:val="20"/>
+        </w:rPr>
+        <w:t>cloudfunctions/initDb/config.json</w:t>
+      </w:r>
+      <w:r>
+        <w:rPr>
+          <w:rFonts w:ascii="Microsoft YaHei" w:hAnsi="Microsoft YaHei" w:eastAsia="Microsoft YaHei"/>
+          <w:sz w:val="21"/>
+        </w:rPr>
+        <w:t xml:space="preserve">）；两条路都受 </w:t>
+      </w:r>
+      <w:r>
+        <w:rPr>
+          <w:rFonts w:ascii="Consolas" w:hAnsi="Consolas" w:eastAsia="Consolas"/>
+          <w:color w:val="B03020"/>
+          <w:sz w:val="20"/>
+        </w:rPr>
+        <w:t>!/prod/</w:t>
+      </w:r>
+      <w:r>
+        <w:rPr>
+          <w:rFonts w:ascii="Microsoft YaHei" w:hAnsi="Microsoft YaHei" w:eastAsia="Microsoft YaHei"/>
+          <w:sz w:val="21"/>
+        </w:rPr>
+        <w:t xml:space="preserve"> 恒效约束。</w:t>
       </w:r>
     </w:p>
     <w:p>

--- a/SMOKETEST_RUNBOOK.docx
+++ b/SMOKETEST_RUNBOOK.docx
@@ -31,7 +31,22 @@
           <w:rFonts w:ascii="Microsoft YaHei" w:hAnsi="Microsoft YaHei" w:eastAsia="Microsoft YaHei"/>
           <w:sz w:val="20"/>
         </w:rPr>
-        <w:t>用途：在真 wx-server-sdk / 真云数据库上一次性答完 4 个本地从没验证过的前提（A6 / A7 / require('./common') / doc().get() 契约）。 跑完这个再投喂批次 1，比「先投喂、后建环境」省一个来回。 配套代码已落盘：</w:t>
+        <w:t>⚠️ 本文档为</w:t>
+      </w:r>
+      <w:r>
+        <w:rPr>
+          <w:rFonts w:ascii="Microsoft YaHei" w:hAnsi="Microsoft YaHei" w:eastAsia="Microsoft YaHei"/>
+          <w:b/>
+          <w:sz w:val="20"/>
+        </w:rPr>
+        <w:t>派生件</w:t>
+      </w:r>
+      <w:r>
+        <w:rPr>
+          <w:rFonts w:ascii="Microsoft YaHei" w:hAnsi="Microsoft YaHei" w:eastAsia="Microsoft YaHei"/>
+          <w:sz w:val="20"/>
+        </w:rPr>
+        <w:t xml:space="preserve">：同名 </w:t>
       </w:r>
       <w:r>
         <w:rPr>
@@ -39,6 +54,1173 @@
           <w:color w:val="B03020"/>
           <w:sz w:val="19"/>
         </w:rPr>
+        <w:t>.txt</w:t>
+      </w:r>
+      <w:r>
+        <w:rPr>
+          <w:rFonts w:ascii="Microsoft YaHei" w:hAnsi="Microsoft YaHei" w:eastAsia="Microsoft YaHei"/>
+          <w:sz w:val="20"/>
+        </w:rPr>
+        <w:t xml:space="preserve"> / </w:t>
+      </w:r>
+      <w:r>
+        <w:rPr>
+          <w:rFonts w:ascii="Consolas" w:hAnsi="Consolas" w:eastAsia="Consolas"/>
+          <w:color w:val="B03020"/>
+          <w:sz w:val="19"/>
+        </w:rPr>
+        <w:t>.docx</w:t>
+      </w:r>
+      <w:r>
+        <w:rPr>
+          <w:rFonts w:ascii="Microsoft YaHei" w:hAnsi="Microsoft YaHei" w:eastAsia="Microsoft YaHei"/>
+          <w:sz w:val="20"/>
+        </w:rPr>
+        <w:t xml:space="preserve"> / </w:t>
+      </w:r>
+      <w:r>
+        <w:rPr>
+          <w:rFonts w:ascii="Consolas" w:hAnsi="Consolas" w:eastAsia="Consolas"/>
+          <w:color w:val="B03020"/>
+          <w:sz w:val="19"/>
+        </w:rPr>
+        <w:t>.pdf</w:t>
+      </w:r>
+      <w:r>
+        <w:rPr>
+          <w:rFonts w:ascii="Microsoft YaHei" w:hAnsi="Microsoft YaHei" w:eastAsia="Microsoft YaHei"/>
+          <w:sz w:val="20"/>
+        </w:rPr>
+        <w:t xml:space="preserve"> 均由本 </w:t>
+      </w:r>
+      <w:r>
+        <w:rPr>
+          <w:rFonts w:ascii="Consolas" w:hAnsi="Consolas" w:eastAsia="Consolas"/>
+          <w:color w:val="B03020"/>
+          <w:sz w:val="19"/>
+        </w:rPr>
+        <w:t>.md</w:t>
+      </w:r>
+      <w:r>
+        <w:rPr>
+          <w:rFonts w:ascii="Microsoft YaHei" w:hAnsi="Microsoft YaHei" w:eastAsia="Microsoft YaHei"/>
+          <w:sz w:val="20"/>
+        </w:rPr>
+        <w:t xml:space="preserve"> 生成，**冲突一律以 </w:t>
+      </w:r>
+      <w:r>
+        <w:rPr>
+          <w:rFonts w:ascii="Consolas" w:hAnsi="Consolas" w:eastAsia="Consolas"/>
+          <w:color w:val="B03020"/>
+          <w:sz w:val="19"/>
+        </w:rPr>
+        <w:t>.md</w:t>
+      </w:r>
+      <w:r>
+        <w:rPr>
+          <w:rFonts w:ascii="Microsoft YaHei" w:hAnsi="Microsoft YaHei" w:eastAsia="Microsoft YaHei"/>
+          <w:sz w:val="20"/>
+        </w:rPr>
+        <w:t xml:space="preserve"> 为准**（勿手改派生件）。</w:t>
+      </w:r>
+    </w:p>
+    <w:p>
+      <w:pPr>
+        <w:ind w:left="270"/>
+        <w:shd w:val="clear" w:color="auto" w:fill="F2F2F2"/>
+      </w:pPr>
+      <w:r/>
+      <w:r>
+        <w:rPr>
+          <w:rFonts w:ascii="Microsoft YaHei" w:hAnsi="Microsoft YaHei" w:eastAsia="Microsoft YaHei"/>
+          <w:sz w:val="20"/>
+        </w:rPr>
+        <w:t>用途：在真 wx-server-sdk / 真云数据库上一次性答完 4 个本地从没验证过的前提（A6 / A7 / require('./common') / doc().get() 契约）。 跑完这个再投喂批次 1，比「先投喂、后建环境」省一个来回。</w:t>
+      </w:r>
+    </w:p>
+    <w:p>
+      <w:pPr>
+        <w:ind w:left="270"/>
+        <w:shd w:val="clear" w:color="auto" w:fill="F2F2F2"/>
+      </w:pPr>
+      <w:r/>
+      <w:r>
+        <w:rPr>
+          <w:rFonts w:ascii="Microsoft YaHei" w:hAnsi="Microsoft YaHei" w:eastAsia="Microsoft YaHei"/>
+          <w:sz w:val="20"/>
+        </w:rPr>
+        <w:t xml:space="preserve">🔬 </w:t>
+      </w:r>
+      <w:r>
+        <w:rPr>
+          <w:rFonts w:ascii="Microsoft YaHei" w:hAnsi="Microsoft YaHei" w:eastAsia="Microsoft YaHei"/>
+          <w:b/>
+          <w:sz w:val="20"/>
+        </w:rPr>
+        <w:t>2026-09-14 晚实测已答一项（A7）</w:t>
+      </w:r>
+      <w:r>
+        <w:rPr>
+          <w:rFonts w:ascii="Microsoft YaHei" w:hAnsi="Microsoft YaHei" w:eastAsia="Microsoft YaHei"/>
+          <w:sz w:val="20"/>
+        </w:rPr>
+        <w:t xml:space="preserve">：在 dev 环境 </w:t>
+      </w:r>
+      <w:r>
+        <w:rPr>
+          <w:rFonts w:ascii="Consolas" w:hAnsi="Consolas" w:eastAsia="Consolas"/>
+          <w:color w:val="B03020"/>
+          <w:sz w:val="19"/>
+        </w:rPr>
+        <w:t>cloud1</w:t>
+      </w:r>
+      <w:r>
+        <w:rPr>
+          <w:rFonts w:ascii="Microsoft YaHei" w:hAnsi="Microsoft YaHei" w:eastAsia="Microsoft YaHei"/>
+          <w:sz w:val="20"/>
+        </w:rPr>
+        <w:t xml:space="preserve"> 上真跑 </w:t>
+      </w:r>
+      <w:r>
+        <w:rPr>
+          <w:rFonts w:ascii="Consolas" w:hAnsi="Consolas" w:eastAsia="Consolas"/>
+          <w:color w:val="B03020"/>
+          <w:sz w:val="19"/>
+        </w:rPr>
+        <w:t>initDb</w:t>
+      </w:r>
+      <w:r>
+        <w:rPr>
+          <w:rFonts w:ascii="Microsoft YaHei" w:hAnsi="Microsoft YaHei" w:eastAsia="Microsoft YaHei"/>
+          <w:sz w:val="20"/>
+        </w:rPr>
+        <w:t>，39 条索引</w:t>
+      </w:r>
+      <w:r>
+        <w:rPr>
+          <w:rFonts w:ascii="Microsoft YaHei" w:hAnsi="Microsoft YaHei" w:eastAsia="Microsoft YaHei"/>
+          <w:b/>
+          <w:sz w:val="20"/>
+        </w:rPr>
+        <w:t>全部</w:t>
+      </w:r>
+      <w:r>
+        <w:rPr>
+          <w:rFonts w:ascii="Microsoft YaHei" w:hAnsi="Microsoft YaHei" w:eastAsia="Microsoft YaHei"/>
+          <w:sz w:val="20"/>
+        </w:rPr>
+        <w:t xml:space="preserve">报 </w:t>
+      </w:r>
+      <w:r>
+        <w:rPr>
+          <w:rFonts w:ascii="Consolas" w:hAnsi="Consolas" w:eastAsia="Consolas"/>
+          <w:color w:val="B03020"/>
+          <w:sz w:val="19"/>
+        </w:rPr>
+        <w:t>db.collection(...).createIndex is not a function</w:t>
+      </w:r>
+      <w:r>
+        <w:rPr>
+          <w:rFonts w:ascii="Microsoft YaHei" w:hAnsi="Microsoft YaHei" w:eastAsia="Microsoft YaHei"/>
+          <w:sz w:val="20"/>
+        </w:rPr>
+        <w:t xml:space="preserve"> —— 即 wx-server-sdk </w:t>
+      </w:r>
+      <w:r>
+        <w:rPr>
+          <w:rFonts w:ascii="Microsoft YaHei" w:hAnsi="Microsoft YaHei" w:eastAsia="Microsoft YaHei"/>
+          <w:b/>
+          <w:sz w:val="20"/>
+        </w:rPr>
+        <w:t>压根不存在这个方法</w:t>
+      </w:r>
+      <w:r>
+        <w:rPr>
+          <w:rFonts w:ascii="Microsoft YaHei" w:hAnsi="Microsoft YaHei" w:eastAsia="Microsoft YaHei"/>
+          <w:sz w:val="20"/>
+        </w:rPr>
+        <w:t xml:space="preserve">（不是"调用失败"，是"没有这个接口"）。 ⇒ </w:t>
+      </w:r>
+      <w:r>
+        <w:rPr>
+          <w:rFonts w:ascii="Microsoft YaHei" w:hAnsi="Microsoft YaHei" w:eastAsia="Microsoft YaHei"/>
+          <w:b/>
+          <w:sz w:val="20"/>
+        </w:rPr>
+        <w:t>A7 = 不支持，且坐实为 SDK 层面缺失</w:t>
+      </w:r>
+      <w:r>
+        <w:rPr>
+          <w:rFonts w:ascii="Microsoft YaHei" w:hAnsi="Microsoft YaHei" w:eastAsia="Microsoft YaHei"/>
+          <w:sz w:val="20"/>
+        </w:rPr>
+        <w:t>（非偶发）→ 索引</w:t>
+      </w:r>
+      <w:r>
+        <w:rPr>
+          <w:rFonts w:ascii="Microsoft YaHei" w:hAnsi="Microsoft YaHei" w:eastAsia="Microsoft YaHei"/>
+          <w:b/>
+          <w:sz w:val="20"/>
+        </w:rPr>
+        <w:t>只能云端控制台手工建</w:t>
+      </w:r>
+      <w:r>
+        <w:rPr>
+          <w:rFonts w:ascii="Microsoft YaHei" w:hAnsi="Microsoft YaHei" w:eastAsia="Microsoft YaHei"/>
+          <w:sz w:val="20"/>
+        </w:rPr>
+        <w:t>；按本 Runbook §五的既定判读，</w:t>
+      </w:r>
+      <w:r>
+        <w:rPr>
+          <w:rFonts w:ascii="Microsoft YaHei" w:hAnsi="Microsoft YaHei" w:eastAsia="Microsoft YaHei"/>
+          <w:b/>
+          <w:sz w:val="20"/>
+        </w:rPr>
+        <w:t>A6 相应升级为「可能重复账号」</w:t>
+      </w:r>
+      <w:r>
+        <w:rPr>
+          <w:rFonts w:ascii="Microsoft YaHei" w:hAnsi="Microsoft YaHei" w:eastAsia="Microsoft YaHei"/>
+          <w:sz w:val="20"/>
+        </w:rPr>
+        <w:t xml:space="preserve">，首建档须加 unique 冲突重试（或改用其他去重手段）。 ✅ </w:t>
+      </w:r>
+      <w:r>
+        <w:rPr>
+          <w:rFonts w:ascii="Microsoft YaHei" w:hAnsi="Microsoft YaHei" w:eastAsia="Microsoft YaHei"/>
+          <w:b/>
+          <w:sz w:val="20"/>
+        </w:rPr>
+        <w:t>2026-09-15：四项前提全部答完（smokeTest 探针 v3 真云端实跑）</w:t>
+      </w:r>
+      <w:r>
+        <w:rPr>
+          <w:rFonts w:ascii="Microsoft YaHei" w:hAnsi="Microsoft YaHei" w:eastAsia="Microsoft YaHei"/>
+          <w:sz w:val="20"/>
+        </w:rPr>
+        <w:t>，见下表。</w:t>
+      </w:r>
+      <w:r>
+        <w:rPr>
+          <w:rFonts w:ascii="Microsoft YaHei" w:hAnsi="Microsoft YaHei" w:eastAsia="Microsoft YaHei"/>
+          <w:b/>
+          <w:sz w:val="20"/>
+        </w:rPr>
+        <w:t>批次 1 前置全部解除。</w:t>
+      </w:r>
+    </w:p>
+    <w:p>
+      <w:pPr>
+        <w:pStyle w:val="Heading2"/>
+      </w:pPr>
+      <w:r>
+        <w:rPr>
+          <w:b/>
+        </w:rPr>
+      </w:r>
+      <w:r>
+        <w:rPr>
+          <w:rFonts w:ascii="Microsoft YaHei" w:hAnsi="Microsoft YaHei" w:eastAsia="Microsoft YaHei"/>
+          <w:b/>
+          <w:sz w:val="23"/>
+        </w:rPr>
+        <w:t>🏁 四前提终局结论（2026-09-15 云端实测，真 wx-server-sdk）</w:t>
+      </w:r>
+    </w:p>
+    <w:tbl>
+      <w:tblPr>
+        <w:tblStyle w:val="TableGrid"/>
+        <w:tblW w:type="auto" w:w="0"/>
+        <w:jc w:val="center"/>
+        <w:tblLook w:firstColumn="1" w:firstRow="1" w:lastColumn="0" w:lastRow="0" w:noHBand="0" w:noVBand="1" w:val="04A0"/>
+      </w:tblPr>
+      <w:tblGrid>
+        <w:gridCol w:w="2466"/>
+        <w:gridCol w:w="2466"/>
+        <w:gridCol w:w="2466"/>
+        <w:gridCol w:w="2466"/>
+      </w:tblGrid>
+      <w:tr>
+        <w:trPr>
+          <w:tblHeader w:val="true"/>
+        </w:trPr>
+        <w:tc>
+          <w:tcPr>
+            <w:tcW w:type="dxa" w:w="2466"/>
+            <w:shd w:val="clear" w:color="auto" w:fill="4472C4"/>
+          </w:tcPr>
+          <w:p>
+            <w:r>
+              <w:rPr>
+                <w:b/>
+                <w:color w:val="FFFFFF"/>
+              </w:rPr>
+            </w:r>
+            <w:r>
+              <w:rPr>
+                <w:rFonts w:ascii="Microsoft YaHei" w:hAnsi="Microsoft YaHei" w:eastAsia="Microsoft YaHei"/>
+                <w:b/>
+                <w:color w:val="FFFFFF"/>
+                <w:sz w:val="19"/>
+              </w:rPr>
+              <w:t>前提</w:t>
+            </w:r>
+          </w:p>
+        </w:tc>
+        <w:tc>
+          <w:tcPr>
+            <w:tcW w:type="dxa" w:w="2466"/>
+            <w:shd w:val="clear" w:color="auto" w:fill="4472C4"/>
+          </w:tcPr>
+          <w:p>
+            <w:r>
+              <w:rPr>
+                <w:b/>
+                <w:color w:val="FFFFFF"/>
+              </w:rPr>
+            </w:r>
+            <w:r>
+              <w:rPr>
+                <w:rFonts w:ascii="Microsoft YaHei" w:hAnsi="Microsoft YaHei" w:eastAsia="Microsoft YaHei"/>
+                <w:b/>
+                <w:color w:val="FFFFFF"/>
+                <w:sz w:val="19"/>
+              </w:rPr>
+              <w:t>结论</w:t>
+            </w:r>
+          </w:p>
+        </w:tc>
+        <w:tc>
+          <w:tcPr>
+            <w:tcW w:type="dxa" w:w="2466"/>
+            <w:shd w:val="clear" w:color="auto" w:fill="4472C4"/>
+          </w:tcPr>
+          <w:p>
+            <w:r>
+              <w:rPr>
+                <w:b/>
+                <w:color w:val="FFFFFF"/>
+              </w:rPr>
+            </w:r>
+            <w:r>
+              <w:rPr>
+                <w:rFonts w:ascii="Microsoft YaHei" w:hAnsi="Microsoft YaHei" w:eastAsia="Microsoft YaHei"/>
+                <w:b/>
+                <w:color w:val="FFFFFF"/>
+                <w:sz w:val="19"/>
+              </w:rPr>
+              <w:t>云端实测证据</w:t>
+            </w:r>
+          </w:p>
+        </w:tc>
+        <w:tc>
+          <w:tcPr>
+            <w:tcW w:type="dxa" w:w="2466"/>
+            <w:shd w:val="clear" w:color="auto" w:fill="4472C4"/>
+          </w:tcPr>
+          <w:p>
+            <w:r>
+              <w:rPr>
+                <w:b/>
+                <w:color w:val="FFFFFF"/>
+              </w:rPr>
+            </w:r>
+            <w:r>
+              <w:rPr>
+                <w:rFonts w:ascii="Microsoft YaHei" w:hAnsi="Microsoft YaHei" w:eastAsia="Microsoft YaHei"/>
+                <w:b/>
+                <w:color w:val="FFFFFF"/>
+                <w:sz w:val="19"/>
+              </w:rPr>
+              <w:t>对后续代码的影响</w:t>
+            </w:r>
+          </w:p>
+        </w:tc>
+      </w:tr>
+      <w:tr>
+        <w:tc>
+          <w:tcPr>
+            <w:tcW w:type="dxa" w:w="2466"/>
+          </w:tcPr>
+          <w:p>
+            <w:r/>
+            <w:r>
+              <w:rPr>
+                <w:rFonts w:ascii="Microsoft YaHei" w:hAnsi="Microsoft YaHei" w:eastAsia="Microsoft YaHei"/>
+                <w:b/>
+                <w:sz w:val="19"/>
+              </w:rPr>
+              <w:t>A7</w:t>
+            </w:r>
+            <w:r>
+              <w:rPr>
+                <w:rFonts w:ascii="Microsoft YaHei" w:hAnsi="Microsoft YaHei" w:eastAsia="Microsoft YaHei"/>
+                <w:sz w:val="19"/>
+              </w:rPr>
+              <w:t>（</w:t>
+            </w:r>
+            <w:r>
+              <w:rPr>
+                <w:rFonts w:ascii="Consolas" w:hAnsi="Consolas" w:eastAsia="Consolas"/>
+                <w:color w:val="B03020"/>
+                <w:sz w:val="18"/>
+              </w:rPr>
+              <w:t>createIndex</w:t>
+            </w:r>
+            <w:r>
+              <w:rPr>
+                <w:rFonts w:ascii="Microsoft YaHei" w:hAnsi="Microsoft YaHei" w:eastAsia="Microsoft YaHei"/>
+                <w:sz w:val="19"/>
+              </w:rPr>
+              <w:t xml:space="preserve"> 是否可用）</w:t>
+            </w:r>
+          </w:p>
+        </w:tc>
+        <w:tc>
+          <w:tcPr>
+            <w:tcW w:type="dxa" w:w="2466"/>
+          </w:tcPr>
+          <w:p>
+            <w:r/>
+            <w:r>
+              <w:rPr>
+                <w:rFonts w:ascii="Microsoft YaHei" w:hAnsi="Microsoft YaHei" w:eastAsia="Microsoft YaHei"/>
+                <w:sz w:val="19"/>
+              </w:rPr>
+              <w:t xml:space="preserve">❌ </w:t>
+            </w:r>
+            <w:r>
+              <w:rPr>
+                <w:rFonts w:ascii="Microsoft YaHei" w:hAnsi="Microsoft YaHei" w:eastAsia="Microsoft YaHei"/>
+                <w:b/>
+                <w:sz w:val="19"/>
+              </w:rPr>
+              <w:t>不支持</w:t>
+            </w:r>
+          </w:p>
+        </w:tc>
+        <w:tc>
+          <w:tcPr>
+            <w:tcW w:type="dxa" w:w="2466"/>
+          </w:tcPr>
+          <w:p>
+            <w:r/>
+            <w:r>
+              <w:rPr>
+                <w:rFonts w:ascii="Consolas" w:hAnsi="Consolas" w:eastAsia="Consolas"/>
+                <w:color w:val="B03020"/>
+                <w:sz w:val="18"/>
+              </w:rPr>
+              <w:t>createIndex.typeof = "undefined"</w:t>
+            </w:r>
+            <w:r>
+              <w:rPr>
+                <w:rFonts w:ascii="Microsoft YaHei" w:hAnsi="Microsoft YaHei" w:eastAsia="Microsoft YaHei"/>
+                <w:sz w:val="19"/>
+              </w:rPr>
+              <w:t>；插入重复值</w:t>
+            </w:r>
+            <w:r>
+              <w:rPr>
+                <w:rFonts w:ascii="Microsoft YaHei" w:hAnsi="Microsoft YaHei" w:eastAsia="Microsoft YaHei"/>
+                <w:b/>
+                <w:sz w:val="19"/>
+              </w:rPr>
+              <w:t>未报错</w:t>
+            </w:r>
+          </w:p>
+        </w:tc>
+        <w:tc>
+          <w:tcPr>
+            <w:tcW w:type="dxa" w:w="2466"/>
+          </w:tcPr>
+          <w:p>
+            <w:r/>
+            <w:r>
+              <w:rPr>
+                <w:rFonts w:ascii="Microsoft YaHei" w:hAnsi="Microsoft YaHei" w:eastAsia="Microsoft YaHei"/>
+                <w:sz w:val="19"/>
+              </w:rPr>
+              <w:t>索引</w:t>
+            </w:r>
+            <w:r>
+              <w:rPr>
+                <w:rFonts w:ascii="Microsoft YaHei" w:hAnsi="Microsoft YaHei" w:eastAsia="Microsoft YaHei"/>
+                <w:b/>
+                <w:sz w:val="19"/>
+              </w:rPr>
+              <w:t>只能控制台手工建</w:t>
+            </w:r>
+            <w:r>
+              <w:rPr>
+                <w:rFonts w:ascii="Microsoft YaHei" w:hAnsi="Microsoft YaHei" w:eastAsia="Microsoft YaHei"/>
+                <w:sz w:val="19"/>
+              </w:rPr>
+              <w:t>；</w:t>
+            </w:r>
+            <w:r>
+              <w:rPr>
+                <w:rFonts w:ascii="Consolas" w:hAnsi="Consolas" w:eastAsia="Consolas"/>
+                <w:color w:val="B03020"/>
+                <w:sz w:val="18"/>
+              </w:rPr>
+              <w:t>initDb</w:t>
+            </w:r>
+            <w:r>
+              <w:rPr>
+                <w:rFonts w:ascii="Microsoft YaHei" w:hAnsi="Microsoft YaHei" w:eastAsia="Microsoft YaHei"/>
+                <w:sz w:val="19"/>
+              </w:rPr>
+              <w:t xml:space="preserve"> 的 39 条索引属预期内失败</w:t>
+            </w:r>
+          </w:p>
+        </w:tc>
+      </w:tr>
+      <w:tr>
+        <w:tc>
+          <w:tcPr>
+            <w:tcW w:type="dxa" w:w="2466"/>
+          </w:tcPr>
+          <w:p>
+            <w:r/>
+            <w:r>
+              <w:rPr>
+                <w:rFonts w:ascii="Microsoft YaHei" w:hAnsi="Microsoft YaHei" w:eastAsia="Microsoft YaHei"/>
+                <w:b/>
+                <w:sz w:val="19"/>
+              </w:rPr>
+              <w:t>A6</w:t>
+            </w:r>
+            <w:r>
+              <w:rPr>
+                <w:rFonts w:ascii="Microsoft YaHei" w:hAnsi="Microsoft YaHei" w:eastAsia="Microsoft YaHei"/>
+                <w:sz w:val="19"/>
+              </w:rPr>
+              <w:t>（首建档是否原子）</w:t>
+            </w:r>
+          </w:p>
+        </w:tc>
+        <w:tc>
+          <w:tcPr>
+            <w:tcW w:type="dxa" w:w="2466"/>
+          </w:tcPr>
+          <w:p>
+            <w:r/>
+            <w:r>
+              <w:rPr>
+                <w:rFonts w:ascii="Microsoft YaHei" w:hAnsi="Microsoft YaHei" w:eastAsia="Microsoft YaHei"/>
+                <w:sz w:val="19"/>
+              </w:rPr>
+              <w:t xml:space="preserve">⚠️ </w:t>
+            </w:r>
+            <w:r>
+              <w:rPr>
+                <w:rFonts w:ascii="Microsoft YaHei" w:hAnsi="Microsoft YaHei" w:eastAsia="Microsoft YaHei"/>
+                <w:b/>
+                <w:sz w:val="19"/>
+              </w:rPr>
+              <w:t>升级为「可能重复账号」</w:t>
+            </w:r>
+          </w:p>
+        </w:tc>
+        <w:tc>
+          <w:tcPr>
+            <w:tcW w:type="dxa" w:w="2466"/>
+          </w:tcPr>
+          <w:p>
+            <w:r/>
+            <w:r>
+              <w:rPr>
+                <w:rFonts w:ascii="Microsoft YaHei" w:hAnsi="Microsoft YaHei" w:eastAsia="Microsoft YaHei"/>
+                <w:sz w:val="19"/>
+              </w:rPr>
+              <w:t>同上（unique 索引建不了 ⇒ 无唯一约束）</w:t>
+            </w:r>
+          </w:p>
+        </w:tc>
+        <w:tc>
+          <w:tcPr>
+            <w:tcW w:type="dxa" w:w="2466"/>
+          </w:tcPr>
+          <w:p>
+            <w:r/>
+            <w:r>
+              <w:rPr>
+                <w:rFonts w:ascii="Microsoft YaHei" w:hAnsi="Microsoft YaHei" w:eastAsia="Microsoft YaHei"/>
+                <w:b/>
+                <w:sz w:val="19"/>
+              </w:rPr>
+              <w:t>首建档必须加 unique 冲突重试</w:t>
+            </w:r>
+            <w:r>
+              <w:rPr>
+                <w:rFonts w:ascii="Microsoft YaHei" w:hAnsi="Microsoft YaHei" w:eastAsia="Microsoft YaHei"/>
+                <w:sz w:val="19"/>
+              </w:rPr>
+              <w:t>，或改用其他去重手段</w:t>
+            </w:r>
+          </w:p>
+        </w:tc>
+      </w:tr>
+      <w:tr>
+        <w:tc>
+          <w:tcPr>
+            <w:tcW w:type="dxa" w:w="2466"/>
+          </w:tcPr>
+          <w:p>
+            <w:r/>
+            <w:r>
+              <w:rPr>
+                <w:rFonts w:ascii="Microsoft YaHei" w:hAnsi="Microsoft YaHei" w:eastAsia="Microsoft YaHei"/>
+                <w:sz w:val="19"/>
+              </w:rPr>
+              <w:t>**</w:t>
+            </w:r>
+            <w:r>
+              <w:rPr>
+                <w:rFonts w:ascii="Consolas" w:hAnsi="Consolas" w:eastAsia="Consolas"/>
+                <w:color w:val="B03020"/>
+                <w:sz w:val="18"/>
+              </w:rPr>
+              <w:t>require('./common')</w:t>
+            </w:r>
+            <w:r>
+              <w:rPr>
+                <w:rFonts w:ascii="Microsoft YaHei" w:hAnsi="Microsoft YaHei" w:eastAsia="Microsoft YaHei"/>
+                <w:sz w:val="19"/>
+              </w:rPr>
+              <w:t>**</w:t>
+            </w:r>
+          </w:p>
+        </w:tc>
+        <w:tc>
+          <w:tcPr>
+            <w:tcW w:type="dxa" w:w="2466"/>
+          </w:tcPr>
+          <w:p>
+            <w:r/>
+            <w:r>
+              <w:rPr>
+                <w:rFonts w:ascii="Microsoft YaHei" w:hAnsi="Microsoft YaHei" w:eastAsia="Microsoft YaHei"/>
+                <w:sz w:val="19"/>
+              </w:rPr>
+              <w:t xml:space="preserve">✅ </w:t>
+            </w:r>
+            <w:r>
+              <w:rPr>
+                <w:rFonts w:ascii="Microsoft YaHei" w:hAnsi="Microsoft YaHei" w:eastAsia="Microsoft YaHei"/>
+                <w:b/>
+                <w:sz w:val="19"/>
+              </w:rPr>
+              <w:t>可行，但必须扁平化</w:t>
+            </w:r>
+          </w:p>
+        </w:tc>
+        <w:tc>
+          <w:tcPr>
+            <w:tcW w:type="dxa" w:w="2466"/>
+          </w:tcPr>
+          <w:p>
+            <w:r/>
+            <w:r>
+              <w:rPr>
+                <w:rFonts w:ascii="Microsoft YaHei" w:hAnsi="Microsoft YaHei" w:eastAsia="Microsoft YaHei"/>
+                <w:sz w:val="19"/>
+              </w:rPr>
+              <w:t xml:space="preserve">子目录方案 </w:t>
+            </w:r>
+            <w:r>
+              <w:rPr>
+                <w:rFonts w:ascii="Consolas" w:hAnsi="Consolas" w:eastAsia="Consolas"/>
+                <w:color w:val="B03020"/>
+                <w:sz w:val="18"/>
+              </w:rPr>
+              <w:t>MODULE_NOT_FOUND</w:t>
+            </w:r>
+            <w:r>
+              <w:rPr>
+                <w:rFonts w:ascii="Microsoft YaHei" w:hAnsi="Microsoft YaHei" w:eastAsia="Microsoft YaHei"/>
+                <w:sz w:val="19"/>
+              </w:rPr>
+              <w:t xml:space="preserve">（云端 </w:t>
+            </w:r>
+            <w:r>
+              <w:rPr>
+                <w:rFonts w:ascii="Consolas" w:hAnsi="Consolas" w:eastAsia="Consolas"/>
+                <w:color w:val="B03020"/>
+                <w:sz w:val="18"/>
+              </w:rPr>
+              <w:t>fsDiag.hasCommonDir=false</w:t>
+            </w:r>
+            <w:r>
+              <w:rPr>
+                <w:rFonts w:ascii="Microsoft YaHei" w:hAnsi="Microsoft YaHei" w:eastAsia="Microsoft YaHei"/>
+                <w:sz w:val="19"/>
+              </w:rPr>
+              <w:t xml:space="preserve">，子目录被拼成 </w:t>
+            </w:r>
+            <w:r>
+              <w:rPr>
+                <w:rFonts w:ascii="Consolas" w:hAnsi="Consolas" w:eastAsia="Consolas"/>
+                <w:color w:val="B03020"/>
+                <w:sz w:val="18"/>
+              </w:rPr>
+              <w:t>common\xxx.js</w:t>
+            </w:r>
+            <w:r>
+              <w:rPr>
+                <w:rFonts w:ascii="Microsoft YaHei" w:hAnsi="Microsoft YaHei" w:eastAsia="Microsoft YaHei"/>
+                <w:sz w:val="19"/>
+              </w:rPr>
+              <w:t xml:space="preserve"> 扁平怪名）；改 </w:t>
+            </w:r>
+            <w:r>
+              <w:rPr>
+                <w:rFonts w:ascii="Consolas" w:hAnsi="Consolas" w:eastAsia="Consolas"/>
+                <w:color w:val="B03020"/>
+                <w:sz w:val="18"/>
+              </w:rPr>
+              <w:t>common.js</w:t>
+            </w:r>
+            <w:r>
+              <w:rPr>
+                <w:rFonts w:ascii="Microsoft YaHei" w:hAnsi="Microsoft YaHei" w:eastAsia="Microsoft YaHei"/>
+                <w:sz w:val="19"/>
+              </w:rPr>
+              <w:t xml:space="preserve"> + </w:t>
+            </w:r>
+            <w:r>
+              <w:rPr>
+                <w:rFonts w:ascii="Consolas" w:hAnsi="Consolas" w:eastAsia="Consolas"/>
+                <w:color w:val="B03020"/>
+                <w:sz w:val="18"/>
+              </w:rPr>
+              <w:t>cx_*.js</w:t>
+            </w:r>
+            <w:r>
+              <w:rPr>
+                <w:rFonts w:ascii="Microsoft YaHei" w:hAnsi="Microsoft YaHei" w:eastAsia="Microsoft YaHei"/>
+                <w:sz w:val="19"/>
+              </w:rPr>
+              <w:t xml:space="preserve"> 后 </w:t>
+            </w:r>
+            <w:r>
+              <w:rPr>
+                <w:rFonts w:ascii="Consolas" w:hAnsi="Consolas" w:eastAsia="Consolas"/>
+                <w:color w:val="B03020"/>
+                <w:sz w:val="18"/>
+              </w:rPr>
+              <w:t>ok:true</w:t>
+            </w:r>
+            <w:r>
+              <w:rPr>
+                <w:rFonts w:ascii="Microsoft YaHei" w:hAnsi="Microsoft YaHei" w:eastAsia="Microsoft YaHei"/>
+                <w:sz w:val="19"/>
+              </w:rPr>
+              <w:t>，13 项导出齐</w:t>
+            </w:r>
+          </w:p>
+        </w:tc>
+        <w:tc>
+          <w:tcPr>
+            <w:tcW w:type="dxa" w:w="2466"/>
+          </w:tcPr>
+          <w:p>
+            <w:r/>
+            <w:r>
+              <w:rPr>
+                <w:rFonts w:ascii="Microsoft YaHei" w:hAnsi="Microsoft YaHei" w:eastAsia="Microsoft YaHei"/>
+                <w:b/>
+                <w:sz w:val="19"/>
+              </w:rPr>
+              <w:t>云函数包内禁用子目录</w:t>
+            </w:r>
+            <w:r>
+              <w:rPr>
+                <w:rFonts w:ascii="Microsoft YaHei" w:hAnsi="Microsoft YaHei" w:eastAsia="Microsoft YaHei"/>
+                <w:sz w:val="19"/>
+              </w:rPr>
+              <w:t xml:space="preserve">；改 common 单源后必跑 </w:t>
+            </w:r>
+            <w:r>
+              <w:rPr>
+                <w:rFonts w:ascii="Consolas" w:hAnsi="Consolas" w:eastAsia="Consolas"/>
+                <w:color w:val="B03020"/>
+                <w:sz w:val="18"/>
+              </w:rPr>
+              <w:t>node tools/sync_common.js</w:t>
+            </w:r>
+          </w:p>
+        </w:tc>
+      </w:tr>
+      <w:tr>
+        <w:tc>
+          <w:tcPr>
+            <w:tcW w:type="dxa" w:w="2466"/>
+          </w:tcPr>
+          <w:p>
+            <w:r/>
+            <w:r>
+              <w:rPr>
+                <w:rFonts w:ascii="Microsoft YaHei" w:hAnsi="Microsoft YaHei" w:eastAsia="Microsoft YaHei"/>
+                <w:sz w:val="19"/>
+              </w:rPr>
+              <w:t>**</w:t>
+            </w:r>
+            <w:r>
+              <w:rPr>
+                <w:rFonts w:ascii="Consolas" w:hAnsi="Consolas" w:eastAsia="Consolas"/>
+                <w:color w:val="B03020"/>
+                <w:sz w:val="18"/>
+              </w:rPr>
+              <w:t>doc().get()</w:t>
+            </w:r>
+            <w:r>
+              <w:rPr>
+                <w:rFonts w:ascii="Microsoft YaHei" w:hAnsi="Microsoft YaHei" w:eastAsia="Microsoft YaHei"/>
+                <w:sz w:val="19"/>
+              </w:rPr>
+              <w:t xml:space="preserve"> 契约**</w:t>
+            </w:r>
+          </w:p>
+        </w:tc>
+        <w:tc>
+          <w:tcPr>
+            <w:tcW w:type="dxa" w:w="2466"/>
+          </w:tcPr>
+          <w:p>
+            <w:r/>
+            <w:r>
+              <w:rPr>
+                <w:rFonts w:ascii="Microsoft YaHei" w:hAnsi="Microsoft YaHei" w:eastAsia="Microsoft YaHei"/>
+                <w:sz w:val="19"/>
+              </w:rPr>
+              <w:t xml:space="preserve">✅ </w:t>
+            </w:r>
+            <w:r>
+              <w:rPr>
+                <w:rFonts w:ascii="Microsoft YaHei" w:hAnsi="Microsoft YaHei" w:eastAsia="Microsoft YaHei"/>
+                <w:b/>
+                <w:sz w:val="19"/>
+              </w:rPr>
+              <w:t>成立（A1/A2 未修反）</w:t>
+            </w:r>
+          </w:p>
+        </w:tc>
+        <w:tc>
+          <w:tcPr>
+            <w:tcW w:type="dxa" w:w="2466"/>
+          </w:tcPr>
+          <w:p>
+            <w:r/>
+            <w:r>
+              <w:rPr>
+                <w:rFonts w:ascii="Consolas" w:hAnsi="Consolas" w:eastAsia="Consolas"/>
+                <w:color w:val="B03020"/>
+                <w:sz w:val="18"/>
+              </w:rPr>
+              <w:t>topLevelKeys=["data","errMsg"]</w:t>
+            </w:r>
+            <w:r>
+              <w:rPr>
+                <w:rFonts w:ascii="Microsoft YaHei" w:hAnsi="Microsoft YaHei" w:eastAsia="Microsoft YaHei"/>
+                <w:sz w:val="19"/>
+              </w:rPr>
+              <w:t>、</w:t>
+            </w:r>
+            <w:r>
+              <w:rPr>
+                <w:rFonts w:ascii="Consolas" w:hAnsi="Consolas" w:eastAsia="Consolas"/>
+                <w:color w:val="B03020"/>
+                <w:sz w:val="18"/>
+              </w:rPr>
+              <w:t>hasDataField=true</w:t>
+            </w:r>
+            <w:r>
+              <w:rPr>
+                <w:rFonts w:ascii="Microsoft YaHei" w:hAnsi="Microsoft YaHei" w:eastAsia="Microsoft YaHei"/>
+                <w:sz w:val="19"/>
+              </w:rPr>
+              <w:t>；文档不存在时 **</w:t>
+            </w:r>
+            <w:r>
+              <w:rPr>
+                <w:rFonts w:ascii="Consolas" w:hAnsi="Consolas" w:eastAsia="Consolas"/>
+                <w:color w:val="B03020"/>
+                <w:sz w:val="18"/>
+              </w:rPr>
+              <w:t>behavior:"reject"</w:t>
+            </w:r>
+            <w:r>
+              <w:rPr>
+                <w:rFonts w:ascii="Microsoft YaHei" w:hAnsi="Microsoft YaHei" w:eastAsia="Microsoft YaHei"/>
+                <w:sz w:val="19"/>
+              </w:rPr>
+              <w:t>**</w:t>
+            </w:r>
+          </w:p>
+        </w:tc>
+        <w:tc>
+          <w:tcPr>
+            <w:tcW w:type="dxa" w:w="2466"/>
+          </w:tcPr>
+          <w:p>
+            <w:r/>
+            <w:r>
+              <w:rPr>
+                <w:rFonts w:ascii="Microsoft YaHei" w:hAnsi="Microsoft YaHei" w:eastAsia="Microsoft YaHei"/>
+                <w:sz w:val="19"/>
+              </w:rPr>
+              <w:t xml:space="preserve">取值**必须取 </w:t>
+            </w:r>
+            <w:r>
+              <w:rPr>
+                <w:rFonts w:ascii="Consolas" w:hAnsi="Consolas" w:eastAsia="Consolas"/>
+                <w:color w:val="B03020"/>
+                <w:sz w:val="18"/>
+              </w:rPr>
+              <w:t>.data</w:t>
+            </w:r>
+            <w:r>
+              <w:rPr>
+                <w:rFonts w:ascii="Microsoft YaHei" w:hAnsi="Microsoft YaHei" w:eastAsia="Microsoft YaHei"/>
+                <w:b/>
+                <w:sz w:val="19"/>
+              </w:rPr>
+              <w:t>；读取</w:t>
+            </w:r>
+            <w:r>
+              <w:rPr>
+                <w:rFonts w:ascii="Microsoft YaHei" w:hAnsi="Microsoft YaHei" w:eastAsia="Microsoft YaHei"/>
+                <w:sz w:val="19"/>
+              </w:rPr>
+              <w:t>必须 try/catch**（不存在会抛，不是返回 null）</w:t>
+            </w:r>
+          </w:p>
+        </w:tc>
+      </w:tr>
+      <w:tr>
+        <w:tc>
+          <w:tcPr>
+            <w:tcW w:type="dxa" w:w="2466"/>
+          </w:tcPr>
+          <w:p>
+            <w:r/>
+            <w:r>
+              <w:rPr>
+                <w:rFonts w:ascii="Microsoft YaHei" w:hAnsi="Microsoft YaHei" w:eastAsia="Microsoft YaHei"/>
+                <w:sz w:val="19"/>
+              </w:rPr>
+              <w:t>A1 落点（</w:t>
+            </w:r>
+            <w:r>
+              <w:rPr>
+                <w:rFonts w:ascii="Consolas" w:hAnsi="Consolas" w:eastAsia="Consolas"/>
+                <w:color w:val="B03020"/>
+                <w:sz w:val="18"/>
+              </w:rPr>
+              <w:t>assertShopOwner</w:t>
+            </w:r>
+            <w:r>
+              <w:rPr>
+                <w:rFonts w:ascii="Microsoft YaHei" w:hAnsi="Microsoft YaHei" w:eastAsia="Microsoft YaHei"/>
+                <w:sz w:val="19"/>
+              </w:rPr>
+              <w:t>）</w:t>
+            </w:r>
+          </w:p>
+        </w:tc>
+        <w:tc>
+          <w:tcPr>
+            <w:tcW w:type="dxa" w:w="2466"/>
+          </w:tcPr>
+          <w:p>
+            <w:r/>
+            <w:r>
+              <w:rPr>
+                <w:rFonts w:ascii="Microsoft YaHei" w:hAnsi="Microsoft YaHei" w:eastAsia="Microsoft YaHei"/>
+                <w:sz w:val="19"/>
+              </w:rPr>
+              <w:t>✅ 正确</w:t>
+            </w:r>
+          </w:p>
+        </w:tc>
+        <w:tc>
+          <w:tcPr>
+            <w:tcW w:type="dxa" w:w="2466"/>
+          </w:tcPr>
+          <w:p>
+            <w:r/>
+            <w:r>
+              <w:rPr>
+                <w:rFonts w:ascii="Microsoft YaHei" w:hAnsi="Microsoft YaHei" w:eastAsia="Microsoft YaHei"/>
+                <w:sz w:val="19"/>
+              </w:rPr>
+              <w:t xml:space="preserve">不存在的店铺返回 </w:t>
+            </w:r>
+            <w:r>
+              <w:rPr>
+                <w:rFonts w:ascii="Consolas" w:hAnsi="Consolas" w:eastAsia="Consolas"/>
+                <w:color w:val="B03020"/>
+                <w:sz w:val="18"/>
+              </w:rPr>
+              <w:t>{code:"RESOURCE_NOT_FOUND"}</w:t>
+            </w:r>
+            <w:r>
+              <w:rPr>
+                <w:rFonts w:ascii="Microsoft YaHei" w:hAnsi="Microsoft YaHei" w:eastAsia="Microsoft YaHei"/>
+                <w:sz w:val="19"/>
+              </w:rPr>
+              <w:t>，</w:t>
+            </w:r>
+            <w:r>
+              <w:rPr>
+                <w:rFonts w:ascii="Microsoft YaHei" w:hAnsi="Microsoft YaHei" w:eastAsia="Microsoft YaHei"/>
+                <w:b/>
+                <w:sz w:val="19"/>
+              </w:rPr>
+              <w:t>非抛异常、非恒 FORBIDDEN</w:t>
+            </w:r>
+          </w:p>
+        </w:tc>
+        <w:tc>
+          <w:tcPr>
+            <w:tcW w:type="dxa" w:w="2466"/>
+          </w:tcPr>
+          <w:p>
+            <w:r/>
+            <w:r>
+              <w:rPr>
+                <w:rFonts w:ascii="Microsoft YaHei" w:hAnsi="Microsoft YaHei" w:eastAsia="Microsoft YaHei"/>
+                <w:sz w:val="19"/>
+              </w:rPr>
+              <w:t>A1 修法确认无误</w:t>
+            </w:r>
+          </w:p>
+        </w:tc>
+      </w:tr>
+      <w:tr>
+        <w:tc>
+          <w:tcPr>
+            <w:tcW w:type="dxa" w:w="2466"/>
+          </w:tcPr>
+          <w:p>
+            <w:r/>
+            <w:r>
+              <w:rPr>
+                <w:rFonts w:ascii="Microsoft YaHei" w:hAnsi="Microsoft YaHei" w:eastAsia="Microsoft YaHei"/>
+                <w:sz w:val="19"/>
+              </w:rPr>
+              <w:t>A2 落点（</w:t>
+            </w:r>
+            <w:r>
+              <w:rPr>
+                <w:rFonts w:ascii="Consolas" w:hAnsi="Consolas" w:eastAsia="Consolas"/>
+                <w:color w:val="B03020"/>
+                <w:sz w:val="18"/>
+              </w:rPr>
+              <w:t>dataAdapter.get</w:t>
+            </w:r>
+            <w:r>
+              <w:rPr>
+                <w:rFonts w:ascii="Microsoft YaHei" w:hAnsi="Microsoft YaHei" w:eastAsia="Microsoft YaHei"/>
+                <w:sz w:val="19"/>
+              </w:rPr>
+              <w:t>）</w:t>
+            </w:r>
+          </w:p>
+        </w:tc>
+        <w:tc>
+          <w:tcPr>
+            <w:tcW w:type="dxa" w:w="2466"/>
+          </w:tcPr>
+          <w:p>
+            <w:r/>
+            <w:r>
+              <w:rPr>
+                <w:rFonts w:ascii="Microsoft YaHei" w:hAnsi="Microsoft YaHei" w:eastAsia="Microsoft YaHei"/>
+                <w:sz w:val="19"/>
+              </w:rPr>
+              <w:t>✅ 正确</w:t>
+            </w:r>
+          </w:p>
+        </w:tc>
+        <w:tc>
+          <w:tcPr>
+            <w:tcW w:type="dxa" w:w="2466"/>
+          </w:tcPr>
+          <w:p>
+            <w:r/>
+            <w:r>
+              <w:rPr>
+                <w:rFonts w:ascii="Consolas" w:hAnsi="Consolas" w:eastAsia="Consolas"/>
+                <w:color w:val="B03020"/>
+                <w:sz w:val="18"/>
+              </w:rPr>
+              <w:t>liveIsDoc:true</w:t>
+            </w:r>
+            <w:r>
+              <w:rPr>
+                <w:rFonts w:ascii="Microsoft YaHei" w:hAnsi="Microsoft YaHei" w:eastAsia="Microsoft YaHei"/>
+                <w:sz w:val="19"/>
+              </w:rPr>
+              <w:t>（未删返回文档）、</w:t>
+            </w:r>
+            <w:r>
+              <w:rPr>
+                <w:rFonts w:ascii="Consolas" w:hAnsi="Consolas" w:eastAsia="Consolas"/>
+                <w:color w:val="B03020"/>
+                <w:sz w:val="18"/>
+              </w:rPr>
+              <w:t>deadIsNull:true</w:t>
+            </w:r>
+            <w:r>
+              <w:rPr>
+                <w:rFonts w:ascii="Microsoft YaHei" w:hAnsi="Microsoft YaHei" w:eastAsia="Microsoft YaHei"/>
+                <w:sz w:val="19"/>
+              </w:rPr>
+              <w:t>（软删返回 null）</w:t>
+            </w:r>
+          </w:p>
+        </w:tc>
+        <w:tc>
+          <w:tcPr>
+            <w:tcW w:type="dxa" w:w="2466"/>
+          </w:tcPr>
+          <w:p>
+            <w:r/>
+            <w:r>
+              <w:rPr>
+                <w:rFonts w:ascii="Microsoft YaHei" w:hAnsi="Microsoft YaHei" w:eastAsia="Microsoft YaHei"/>
+                <w:sz w:val="19"/>
+              </w:rPr>
+              <w:t>A2 修法确认无误</w:t>
+            </w:r>
+          </w:p>
+        </w:tc>
+      </w:tr>
+    </w:tbl>
+    <w:p/>
+    <w:p>
+      <w:pPr>
+        <w:ind w:left="270"/>
+        <w:shd w:val="clear" w:color="auto" w:fill="F2F2F2"/>
+      </w:pPr>
+      <w:r/>
+      <w:r>
+        <w:rPr>
+          <w:rFonts w:ascii="Microsoft YaHei" w:hAnsi="Microsoft YaHei" w:eastAsia="Microsoft YaHei"/>
+          <w:sz w:val="20"/>
+        </w:rPr>
+        <w:t>配套代码已落盘：</w:t>
+      </w:r>
+      <w:r>
+        <w:rPr>
+          <w:rFonts w:ascii="Consolas" w:hAnsi="Consolas" w:eastAsia="Consolas"/>
+          <w:color w:val="B03020"/>
+          <w:sz w:val="19"/>
+        </w:rPr>
         <w:t>cloudfunctions/smokeTest/</w:t>
       </w:r>
       <w:r>
@@ -46,7 +1228,37 @@
           <w:rFonts w:ascii="Microsoft YaHei" w:hAnsi="Microsoft YaHei" w:eastAsia="Microsoft YaHei"/>
           <w:sz w:val="20"/>
         </w:rPr>
-        <w:t xml:space="preserve">（index.js + package.json + 已 sync 的 common/ 副本）。本 Runbook 是给你在控制台照做的纸质流程。 ⚠️ </w:t>
+        <w:t xml:space="preserve">（index.js + package.json + 同步派生的 </w:t>
+      </w:r>
+      <w:r>
+        <w:rPr>
+          <w:rFonts w:ascii="Consolas" w:hAnsi="Consolas" w:eastAsia="Consolas"/>
+          <w:color w:val="B03020"/>
+          <w:sz w:val="19"/>
+        </w:rPr>
+        <w:t>common.js</w:t>
+      </w:r>
+      <w:r>
+        <w:rPr>
+          <w:rFonts w:ascii="Microsoft YaHei" w:hAnsi="Microsoft YaHei" w:eastAsia="Microsoft YaHei"/>
+          <w:sz w:val="20"/>
+        </w:rPr>
+        <w:t xml:space="preserve"> + </w:t>
+      </w:r>
+      <w:r>
+        <w:rPr>
+          <w:rFonts w:ascii="Consolas" w:hAnsi="Consolas" w:eastAsia="Consolas"/>
+          <w:color w:val="B03020"/>
+          <w:sz w:val="19"/>
+        </w:rPr>
+        <w:t>cx_*.js</w:t>
+      </w:r>
+      <w:r>
+        <w:rPr>
+          <w:rFonts w:ascii="Microsoft YaHei" w:hAnsi="Microsoft YaHei" w:eastAsia="Microsoft YaHei"/>
+          <w:sz w:val="20"/>
+        </w:rPr>
+        <w:t xml:space="preserve">）。本 Runbook 是给你在控制台照做的纸质流程。 ⚠️ </w:t>
       </w:r>
       <w:r>
         <w:rPr>
@@ -184,14 +1396,14 @@
           <w:b/>
           <w:sz w:val="21"/>
         </w:rPr>
-        <w:t>不要从头重跑本地 8 套件</w:t>
+        <w:t>不要从头重跑本地 9 套件</w:t>
       </w:r>
       <w:r>
         <w:rPr>
           <w:rFonts w:ascii="Microsoft YaHei" w:hAnsi="Microsoft YaHei" w:eastAsia="Microsoft YaHei"/>
           <w:sz w:val="21"/>
         </w:rPr>
-        <w:t xml:space="preserve">：HEAD 仍是 </w:t>
+        <w:t xml:space="preserve">：HEAD 以 </w:t>
       </w:r>
       <w:r>
         <w:rPr>
@@ -199,14 +1411,14 @@
           <w:color w:val="B03020"/>
           <w:sz w:val="20"/>
         </w:rPr>
-        <w:t>4ddcc5c</w:t>
+        <w:t>git log --oneline -1</w:t>
       </w:r>
       <w:r>
         <w:rPr>
           <w:rFonts w:ascii="Microsoft YaHei" w:hAnsi="Microsoft YaHei" w:eastAsia="Microsoft YaHei"/>
           <w:sz w:val="21"/>
         </w:rPr>
-        <w:t xml:space="preserve"> / dirty=0，同一棵树跑同一批套件只会得到同一结果（仪式不是验证）。本地层鉴别力已逐项用变异证明过。</w:t>
+        <w:t xml:space="preserve"> 为准（本 Runbook 不复制 commit —— 同一事实写两遍必然过期），同一棵树跑同一批套件只会得到同一结果（仪式不是验证）。本地层鉴别力已逐项用变异证明过。</w:t>
       </w:r>
     </w:p>
     <w:p>
@@ -402,7 +1614,7 @@
                 <w:color w:val="B03020"/>
                 <w:sz w:val="18"/>
               </w:rPr>
-              <w:t>cloud1-4dgphoxy337f2a25</w:t>
+              <w:t>cloud1-d4gphpoxy337f2a25</w:t>
             </w:r>
             <w:r>
               <w:rPr>
@@ -439,7 +1651,7 @@
                 <w:rFonts w:ascii="Microsoft YaHei" w:hAnsi="Microsoft YaHei" w:eastAsia="Microsoft YaHei"/>
                 <w:sz w:val="19"/>
               </w:rPr>
-              <w:t>需你的微信账号与云开发控制台；一次性问清 A7 / A6 / require 三悬案</w:t>
+              <w:t>需你的微信账号与云开发控制台；三悬案已于 2026-09-14~09-15 云端实测答完（见本文件「四前提终局结论」，第 11 行起）</w:t>
             </w:r>
           </w:p>
         </w:tc>
@@ -468,10 +1680,33 @@
             <w:r/>
             <w:r>
               <w:rPr>
+                <w:rFonts w:ascii="Consolas" w:hAnsi="Consolas" w:eastAsia="Consolas"/>
+                <w:color w:val="B03020"/>
+                <w:sz w:val="18"/>
+              </w:rPr>
+              <w:t>config/env.js</w:t>
+            </w:r>
+            <w:r>
+              <w:rPr>
                 <w:rFonts w:ascii="Microsoft YaHei" w:hAnsi="Microsoft YaHei" w:eastAsia="Microsoft YaHei"/>
                 <w:sz w:val="19"/>
               </w:rPr>
-              <w:t xml:space="preserve">替换 </w:t>
+              <w:t xml:space="preserve"> 的 </w:t>
+            </w:r>
+            <w:r>
+              <w:rPr>
+                <w:rFonts w:ascii="Microsoft YaHei" w:hAnsi="Microsoft YaHei" w:eastAsia="Microsoft YaHei"/>
+                <w:b/>
+                <w:sz w:val="19"/>
+              </w:rPr>
+              <w:t>dev 槽已填</w:t>
+            </w:r>
+            <w:r>
+              <w:rPr>
+                <w:rFonts w:ascii="Microsoft YaHei" w:hAnsi="Microsoft YaHei" w:eastAsia="Microsoft YaHei"/>
+                <w:sz w:val="19"/>
+              </w:rPr>
+              <w:t>（</w:t>
             </w:r>
             <w:r>
               <w:rPr>
@@ -479,14 +1714,29 @@
                 <w:color w:val="B03020"/>
                 <w:sz w:val="18"/>
               </w:rPr>
-              <w:t>miniprogram/config/env.js:14-15</w:t>
+              <w:t>cloud1-d4gphpoxy337f2a25</w:t>
             </w:r>
             <w:r>
               <w:rPr>
                 <w:rFonts w:ascii="Microsoft YaHei" w:hAnsi="Microsoft YaHei" w:eastAsia="Microsoft YaHei"/>
                 <w:sz w:val="19"/>
               </w:rPr>
-              <w:t xml:space="preserve"> 占位符为真实环境 ID</w:t>
+              <w:t xml:space="preserve">），仅 </w:t>
+            </w:r>
+            <w:r>
+              <w:rPr>
+                <w:rFonts w:ascii="Microsoft YaHei" w:hAnsi="Microsoft YaHei" w:eastAsia="Microsoft YaHei"/>
+                <w:b/>
+                <w:sz w:val="19"/>
+              </w:rPr>
+              <w:t>prod 槽</w:t>
+            </w:r>
+            <w:r>
+              <w:rPr>
+                <w:rFonts w:ascii="Microsoft YaHei" w:hAnsi="Microsoft YaHei" w:eastAsia="Microsoft YaHei"/>
+                <w:sz w:val="19"/>
+              </w:rPr>
+              <w:t>待建环境后替换</w:t>
             </w:r>
           </w:p>
         </w:tc>
@@ -501,7 +1751,7 @@
                 <w:rFonts w:ascii="Microsoft YaHei" w:hAnsi="Microsoft YaHei" w:eastAsia="Microsoft YaHei"/>
                 <w:sz w:val="19"/>
               </w:rPr>
-              <w:t>建完环境才有真值（判据④唯一未完项）</w:t>
+              <w:t>建完 prod 环境才有真值（判据④ dev 侧已闭环）</w:t>
             </w:r>
           </w:p>
         </w:tc>
@@ -660,7 +1910,22 @@
           <w:rFonts w:ascii="Microsoft YaHei" w:hAnsi="Microsoft YaHei" w:eastAsia="Microsoft YaHei"/>
           <w:sz w:val="21"/>
         </w:rPr>
-        <w:t xml:space="preserve"> 已就绪（含 </w:t>
+        <w:t xml:space="preserve"> 已就绪（</w:t>
+      </w:r>
+      <w:r>
+        <w:rPr>
+          <w:rFonts w:ascii="Microsoft YaHei" w:hAnsi="Microsoft YaHei" w:eastAsia="Microsoft YaHei"/>
+          <w:b/>
+          <w:sz w:val="21"/>
+        </w:rPr>
+        <w:t>扁平副本</w:t>
+      </w:r>
+      <w:r>
+        <w:rPr>
+          <w:rFonts w:ascii="Microsoft YaHei" w:hAnsi="Microsoft YaHei" w:eastAsia="Microsoft YaHei"/>
+          <w:sz w:val="21"/>
+        </w:rPr>
+        <w:t xml:space="preserve"> </w:t>
       </w:r>
       <w:r>
         <w:rPr>
@@ -668,14 +1933,29 @@
           <w:color w:val="B03020"/>
           <w:sz w:val="20"/>
         </w:rPr>
-        <w:t>common/</w:t>
+        <w:t>common.js</w:t>
       </w:r>
       <w:r>
         <w:rPr>
           <w:rFonts w:ascii="Microsoft YaHei" w:hAnsi="Microsoft YaHei" w:eastAsia="Microsoft YaHei"/>
           <w:sz w:val="21"/>
         </w:rPr>
-        <w:t xml:space="preserve"> 副本，由 </w:t>
+        <w:t xml:space="preserve"> + </w:t>
+      </w:r>
+      <w:r>
+        <w:rPr>
+          <w:rFonts w:ascii="Consolas" w:hAnsi="Consolas" w:eastAsia="Consolas"/>
+          <w:color w:val="B03020"/>
+          <w:sz w:val="20"/>
+        </w:rPr>
+        <w:t>cx_*.js</w:t>
+      </w:r>
+      <w:r>
+        <w:rPr>
+          <w:rFonts w:ascii="Microsoft YaHei" w:hAnsi="Microsoft YaHei" w:eastAsia="Microsoft YaHei"/>
+          <w:sz w:val="21"/>
+        </w:rPr>
+        <w:t xml:space="preserve">，无子目录，由 </w:t>
       </w:r>
       <w:r>
         <w:rPr>
@@ -776,7 +2056,22 @@
           <w:rFonts w:ascii="Microsoft YaHei" w:hAnsi="Microsoft YaHei" w:eastAsia="Microsoft YaHei"/>
           <w:sz w:val="21"/>
         </w:rPr>
-        <w:t xml:space="preserve"> 是 </w:t>
+        <w:t xml:space="preserve"> </w:t>
+      </w:r>
+      <w:r>
+        <w:rPr>
+          <w:rFonts w:ascii="Microsoft YaHei" w:hAnsi="Microsoft YaHei" w:eastAsia="Microsoft YaHei"/>
+          <w:b/>
+          <w:sz w:val="21"/>
+        </w:rPr>
+        <w:t>已是真值</w:t>
+      </w:r>
+      <w:r>
+        <w:rPr>
+          <w:rFonts w:ascii="Microsoft YaHei" w:hAnsi="Microsoft YaHei" w:eastAsia="Microsoft YaHei"/>
+          <w:sz w:val="21"/>
+        </w:rPr>
+        <w:t xml:space="preserve"> </w:t>
       </w:r>
       <w:r>
         <w:rPr>
@@ -784,29 +2079,44 @@
           <w:color w:val="B03020"/>
           <w:sz w:val="20"/>
         </w:rPr>
-        <w:t>"touristappid"</w:t>
+        <w:t>wx33c110dc57a9c8dc</w:t>
       </w:r>
       <w:r>
         <w:rPr>
           <w:rFonts w:ascii="Microsoft YaHei" w:hAnsi="Microsoft YaHei" w:eastAsia="Microsoft YaHei"/>
           <w:sz w:val="21"/>
         </w:rPr>
-        <w:t>（微信开发者工具的</w:t>
-      </w:r>
-      <w:r>
-        <w:rPr>
-          <w:rFonts w:ascii="Microsoft YaHei" w:hAnsi="Microsoft YaHei" w:eastAsia="Microsoft YaHei"/>
-          <w:b/>
+        <w:t>（</w:t>
+      </w:r>
+      <w:r>
+        <w:rPr>
+          <w:rFonts w:ascii="Consolas" w:hAnsi="Consolas" w:eastAsia="Consolas"/>
+          <w:color w:val="B03020"/>
+          <w:sz w:val="20"/>
+        </w:rPr>
+        <w:t>project.config.json:3</w:t>
+      </w:r>
+      <w:r>
+        <w:rPr>
+          <w:rFonts w:ascii="Microsoft YaHei" w:hAnsi="Microsoft YaHei" w:eastAsia="Microsoft YaHei"/>
           <w:sz w:val="21"/>
         </w:rPr>
-        <w:t>游客模式占位</w:t>
+        <w:t xml:space="preserve">）；若哪天它退回 </w:t>
+      </w:r>
+      <w:r>
+        <w:rPr>
+          <w:rFonts w:ascii="Consolas" w:hAnsi="Consolas" w:eastAsia="Consolas"/>
+          <w:color w:val="B03020"/>
+          <w:sz w:val="20"/>
+        </w:rPr>
+        <w:t>touristappid</w:t>
       </w:r>
       <w:r>
         <w:rPr>
           <w:rFonts w:ascii="Microsoft YaHei" w:hAnsi="Microsoft YaHei" w:eastAsia="Microsoft YaHei"/>
           <w:sz w:val="21"/>
         </w:rPr>
-        <w:t>）。</w:t>
+        <w:t xml:space="preserve"> 才需要替换。</w:t>
       </w:r>
     </w:p>
     <w:p>
@@ -1179,7 +2489,7 @@
           <w:b/>
           <w:sz w:val="21"/>
         </w:rPr>
-        <w:t>9 个 unique 索引</w:t>
+        <w:t>10 个 unique 索引</w:t>
       </w:r>
       <w:r>
         <w:rPr>
@@ -1260,7 +2570,7 @@
           <w:color w:val="B03020"/>
           <w:sz w:val="19"/>
         </w:rPr>
-        <w:t>shop_cost_card.card_code</w:t>
+        <w:t>shop_inventory.(shop_id,month)</w:t>
       </w:r>
       <w:r>
         <w:rPr>
@@ -1275,7 +2585,7 @@
           <w:color w:val="B03020"/>
           <w:sz w:val="19"/>
         </w:rPr>
-        <w:t>shop_switch.(shop_id,switch_key)</w:t>
+        <w:t>shop_cost_card.card_code</w:t>
       </w:r>
       <w:r>
         <w:rPr>
@@ -1290,7 +2600,7 @@
           <w:color w:val="B03020"/>
           <w:sz w:val="19"/>
         </w:rPr>
-        <w:t>admin_user.username</w:t>
+        <w:t>shop_switch.(shop_id,switch_key)</w:t>
       </w:r>
       <w:r>
         <w:rPr>
@@ -1302,6 +2612,21 @@
     </w:p>
     <w:p>
       <w:r/>
+      <w:r>
+        <w:rPr>
+          <w:rFonts w:ascii="Consolas" w:hAnsi="Consolas" w:eastAsia="Consolas"/>
+          <w:color w:val="B03020"/>
+          <w:sz w:val="19"/>
+        </w:rPr>
+        <w:t>admin_user.username</w:t>
+      </w:r>
+      <w:r>
+        <w:rPr>
+          <w:rFonts w:ascii="Microsoft YaHei" w:hAnsi="Microsoft YaHei" w:eastAsia="Microsoft YaHei"/>
+          <w:sz w:val="20"/>
+        </w:rPr>
+        <w:t xml:space="preserve"> / </w:t>
+      </w:r>
       <w:r>
         <w:rPr>
           <w:rFonts w:ascii="Consolas" w:hAnsi="Consolas" w:eastAsia="Consolas"/>
@@ -1336,7 +2661,7 @@
           <w:rFonts w:ascii="Microsoft YaHei" w:hAnsi="Microsoft YaHei" w:eastAsia="Microsoft YaHei"/>
           <w:sz w:val="21"/>
         </w:rPr>
-        <w:t>判读：</w:t>
+        <w:t xml:space="preserve">判读（A7 已于 2026-09-14 定案 = </w:t>
       </w:r>
       <w:r>
         <w:rPr>
@@ -1344,14 +2669,44 @@
           <w:b/>
           <w:sz w:val="21"/>
         </w:rPr>
-        <w:t>全在</w:t>
+        <w:t>不支持</w:t>
       </w:r>
       <w:r>
         <w:rPr>
           <w:rFonts w:ascii="Microsoft YaHei" w:hAnsi="Microsoft YaHei" w:eastAsia="Microsoft YaHei"/>
           <w:sz w:val="21"/>
         </w:rPr>
-        <w:t xml:space="preserve"> → A7=支持，A6（首建档非原子）风险=偶发失败一次，可缓；</w:t>
+        <w:t>）：10 条 unique 全在 → A6 风险低；</w:t>
+      </w:r>
+      <w:r>
+        <w:rPr>
+          <w:rFonts w:ascii="Microsoft YaHei" w:hAnsi="Microsoft YaHei" w:eastAsia="Microsoft YaHei"/>
+          <w:b/>
+          <w:sz w:val="21"/>
+        </w:rPr>
+        <w:t>有缺失</w:t>
+      </w:r>
+      <w:r>
+        <w:rPr>
+          <w:rFonts w:ascii="Microsoft YaHei" w:hAnsi="Microsoft YaHei" w:eastAsia="Microsoft YaHei"/>
+          <w:sz w:val="21"/>
+        </w:rPr>
+        <w:t xml:space="preserve"> → 按「工序 5.5」控制台</w:t>
+      </w:r>
+      <w:r>
+        <w:rPr>
+          <w:rFonts w:ascii="Microsoft YaHei" w:hAnsi="Microsoft YaHei" w:eastAsia="Microsoft YaHei"/>
+          <w:b/>
+          <w:sz w:val="21"/>
+        </w:rPr>
+        <w:t>手工补建</w:t>
+      </w:r>
+      <w:r>
+        <w:rPr>
+          <w:rFonts w:ascii="Microsoft YaHei" w:hAnsi="Microsoft YaHei" w:eastAsia="Microsoft YaHei"/>
+          <w:sz w:val="21"/>
+        </w:rPr>
+        <w:t>，</w:t>
       </w:r>
     </w:p>
     <w:p>
@@ -1359,17 +2714,34 @@
       <w:r>
         <w:rPr>
           <w:rFonts w:ascii="Microsoft YaHei" w:hAnsi="Microsoft YaHei" w:eastAsia="Microsoft YaHei"/>
+          <w:sz w:val="20"/>
+        </w:rPr>
+        <w:t>在补齐前 A6 按「</w:t>
+      </w:r>
+      <w:r>
+        <w:rPr>
+          <w:rFonts w:ascii="Microsoft YaHei" w:hAnsi="Microsoft YaHei" w:eastAsia="Microsoft YaHei"/>
           <w:b/>
           <w:sz w:val="20"/>
         </w:rPr>
-        <w:t>有缺失</w:t>
+        <w:t>可能产生重复账号</w:t>
       </w:r>
       <w:r>
         <w:rPr>
           <w:rFonts w:ascii="Microsoft YaHei" w:hAnsi="Microsoft YaHei" w:eastAsia="Microsoft YaHei"/>
           <w:sz w:val="20"/>
         </w:rPr>
-        <w:t xml:space="preserve"> → A7=不支持（</w:t>
+        <w:t>」处理（首建档须加 unique 冲突重试）。</w:t>
+      </w:r>
+    </w:p>
+    <w:p>
+      <w:r/>
+      <w:r>
+        <w:rPr>
+          <w:rFonts w:ascii="Microsoft YaHei" w:hAnsi="Microsoft YaHei" w:eastAsia="Microsoft YaHei"/>
+          <w:sz w:val="20"/>
+        </w:rPr>
+        <w:t xml:space="preserve">注：本 Runbook 顶部已定案 </w:t>
       </w:r>
       <w:r>
         <w:rPr>
@@ -1384,32 +2756,7 @@
           <w:rFonts w:ascii="Microsoft YaHei" w:hAnsi="Microsoft YaHei" w:eastAsia="Microsoft YaHei"/>
           <w:sz w:val="20"/>
         </w:rPr>
-        <w:t xml:space="preserve"> 不可用）→ 索引须控制台手工建，且 A6 </w:t>
-      </w:r>
-      <w:r>
-        <w:rPr>
-          <w:rFonts w:ascii="Microsoft YaHei" w:hAnsi="Microsoft YaHei" w:eastAsia="Microsoft YaHei"/>
-          <w:b/>
-          <w:sz w:val="20"/>
-        </w:rPr>
-        <w:t>升级</w:t>
-      </w:r>
-      <w:r>
-        <w:rPr>
-          <w:rFonts w:ascii="Microsoft YaHei" w:hAnsi="Microsoft YaHei" w:eastAsia="Microsoft YaHei"/>
-          <w:sz w:val="20"/>
-        </w:rPr>
-        <w:t>为</w:t>
-      </w:r>
-    </w:p>
-    <w:p>
-      <w:r/>
-      <w:r>
-        <w:rPr>
-          <w:rFonts w:ascii="Microsoft YaHei" w:hAnsi="Microsoft YaHei" w:eastAsia="Microsoft YaHei"/>
-          <w:sz w:val="20"/>
-        </w:rPr>
-        <w:t>「可能产生重复账号」（须给首建档加 unique 冲突重试）。</w:t>
+        <w:t xml:space="preserve"> 不可用，故此处「全在 → A7=支持」的旧分支不再适用。</w:t>
       </w:r>
     </w:p>
     <w:p>
@@ -1791,7 +3138,7 @@
           <w:color w:val="B03020"/>
           <w:sz w:val="19"/>
         </w:rPr>
-        <w:t>cloud1-4dgphoxy337f2a25</w:t>
+        <w:t>cloud1-d4gphpoxy337f2a25</w:t>
       </w:r>
       <w:r>
         <w:rPr>
@@ -2127,7 +3474,7 @@
           <w:rFonts w:ascii="Microsoft YaHei" w:hAnsi="Microsoft YaHei" w:eastAsia="Microsoft YaHei"/>
           <w:sz w:val="21"/>
         </w:rPr>
-        <w:t>索引清单：门禁 A7 关注 9 个 unique 索引；initDb 是否建索引由代码决定，本探针第②条专门验 createIndex 能力。</w:t>
+        <w:t>索引清单：门禁 A7 关注 10 个 unique 索引；initDb 是否建索引由代码决定，本探针第②条专门验 createIndex 能力。</w:t>
       </w:r>
     </w:p>
     <w:p>
@@ -2145,7 +3492,23 @@
           <w:b/>
           <w:sz w:val="23"/>
         </w:rPr>
-        <w:t>步骤 3 · 部署 smokeTest（含 common 副本）</w:t>
+        <w:t xml:space="preserve">步骤 3 · 部署 smokeTest（含 common </w:t>
+      </w:r>
+      <w:r>
+        <w:rPr>
+          <w:rFonts w:ascii="Microsoft YaHei" w:hAnsi="Microsoft YaHei" w:eastAsia="Microsoft YaHei"/>
+          <w:b/>
+          <w:sz w:val="23"/>
+        </w:rPr>
+        <w:t>扁平</w:t>
+      </w:r>
+      <w:r>
+        <w:rPr>
+          <w:rFonts w:ascii="Microsoft YaHei" w:hAnsi="Microsoft YaHei" w:eastAsia="Microsoft YaHei"/>
+          <w:b/>
+          <w:sz w:val="23"/>
+        </w:rPr>
+        <w:t>副本）</w:t>
       </w:r>
     </w:p>
     <w:p>
@@ -2158,22 +3521,83 @@
           <w:rFonts w:ascii="Microsoft YaHei" w:hAnsi="Microsoft YaHei" w:eastAsia="Microsoft YaHei"/>
           <w:sz w:val="21"/>
         </w:rPr>
-        <w:t xml:space="preserve">右键 </w:t>
-      </w:r>
+        <w:t>推荐命令行部署（服务端口已开）：</w:t>
+      </w:r>
+    </w:p>
+    <w:p>
+      <w:r/>
+      <w:r>
+        <w:rPr>
+          <w:rFonts w:ascii="Microsoft YaHei" w:hAnsi="Microsoft YaHei" w:eastAsia="Microsoft YaHei"/>
+          <w:sz w:val="20"/>
+        </w:rPr>
+        <w:t>```bat</w:t>
+      </w:r>
+    </w:p>
+    <w:p>
+      <w:r/>
+      <w:r>
+        <w:rPr>
+          <w:rFonts w:ascii="Microsoft YaHei" w:hAnsi="Microsoft YaHei" w:eastAsia="Microsoft YaHei"/>
+          <w:sz w:val="20"/>
+        </w:rPr>
+        <w:t>"C:\Program Files (x86)\Tencent\微信web开发者工具\cli.bat" cloud functions deploy ^</w:t>
+      </w:r>
+    </w:p>
+    <w:p>
+      <w:r/>
+      <w:r>
+        <w:rPr>
+          <w:rFonts w:ascii="Microsoft YaHei" w:hAnsi="Microsoft YaHei" w:eastAsia="Microsoft YaHei"/>
+          <w:sz w:val="20"/>
+        </w:rPr>
+        <w:t>--env cloud1-d4gphpoxy337f2a25 --names smokeTest ^</w:t>
+      </w:r>
+    </w:p>
+    <w:p>
+      <w:r/>
+      <w:r>
+        <w:rPr>
+          <w:rFonts w:ascii="Microsoft YaHei" w:hAnsi="Microsoft YaHei" w:eastAsia="Microsoft YaHei"/>
+          <w:sz w:val="20"/>
+        </w:rPr>
+        <w:t>--project "C:\Users\lzj\WorkBuddy\Claw\catering-profit" --remote-npm-install</w:t>
+      </w:r>
+    </w:p>
+    <w:p>
+      <w:r/>
       <w:r>
         <w:rPr>
           <w:rFonts w:ascii="Consolas" w:hAnsi="Consolas" w:eastAsia="Consolas"/>
           <w:color w:val="B03020"/>
+          <w:sz w:val="19"/>
+        </w:rPr>
+        <w:t>`</w:t>
+      </w:r>
+    </w:p>
+    <w:p>
+      <w:r/>
+      <w:r>
+        <w:rPr>
+          <w:rFonts w:ascii="Microsoft YaHei" w:hAnsi="Microsoft YaHei" w:eastAsia="Microsoft YaHei"/>
           <w:sz w:val="20"/>
         </w:rPr>
+        <w:t xml:space="preserve">或右键 </w:t>
+      </w:r>
+      <w:r>
+        <w:rPr>
+          <w:rFonts w:ascii="Consolas" w:hAnsi="Consolas" w:eastAsia="Consolas"/>
+          <w:color w:val="B03020"/>
+          <w:sz w:val="19"/>
+        </w:rPr>
         <w:t>cloudfunctions/smokeTest</w:t>
       </w:r>
       <w:r>
         <w:rPr>
           <w:rFonts w:ascii="Microsoft YaHei" w:hAnsi="Microsoft YaHei" w:eastAsia="Microsoft YaHei"/>
-          <w:sz w:val="21"/>
-        </w:rPr>
-        <w:t xml:space="preserve"> →「上传并部署：云端安装依赖」（wx-server-sdk 会云端 npm 安装）。</w:t>
+          <w:sz w:val="20"/>
+        </w:rPr>
+        <w:t xml:space="preserve"> →「上传并部署：云端安装依赖」。</w:t>
       </w:r>
     </w:p>
     <w:p>
@@ -2186,7 +3610,22 @@
           <w:rFonts w:ascii="Microsoft YaHei" w:hAnsi="Microsoft YaHei" w:eastAsia="Microsoft YaHei"/>
           <w:sz w:val="21"/>
         </w:rPr>
-        <w:t xml:space="preserve">上传时把本地 </w:t>
+        <w:t xml:space="preserve">🔴 </w:t>
+      </w:r>
+      <w:r>
+        <w:rPr>
+          <w:rFonts w:ascii="Microsoft YaHei" w:hAnsi="Microsoft YaHei" w:eastAsia="Microsoft YaHei"/>
+          <w:b/>
+          <w:sz w:val="21"/>
+        </w:rPr>
+        <w:t>副本必须是扁平的</w:t>
+      </w:r>
+      <w:r>
+        <w:rPr>
+          <w:rFonts w:ascii="Microsoft YaHei" w:hAnsi="Microsoft YaHei" w:eastAsia="Microsoft YaHei"/>
+          <w:sz w:val="21"/>
+        </w:rPr>
+        <w:t>（</w:t>
       </w:r>
       <w:r>
         <w:rPr>
@@ -2194,14 +3633,114 @@
           <w:color w:val="B03020"/>
           <w:sz w:val="20"/>
         </w:rPr>
-        <w:t>smokeTest/common/</w:t>
+        <w:t>common.js</w:t>
       </w:r>
       <w:r>
         <w:rPr>
           <w:rFonts w:ascii="Microsoft YaHei" w:hAnsi="Microsoft YaHei" w:eastAsia="Microsoft YaHei"/>
           <w:sz w:val="21"/>
         </w:rPr>
-        <w:t xml:space="preserve"> 副本一并打进包（微信打包本函数目录自身内容，副本就在目录内 → 这正是机制成立的关键）。</w:t>
+        <w:t xml:space="preserve"> + </w:t>
+      </w:r>
+      <w:r>
+        <w:rPr>
+          <w:rFonts w:ascii="Consolas" w:hAnsi="Consolas" w:eastAsia="Consolas"/>
+          <w:color w:val="B03020"/>
+          <w:sz w:val="20"/>
+        </w:rPr>
+        <w:t>cx_*.js</w:t>
+      </w:r>
+      <w:r>
+        <w:rPr>
+          <w:rFonts w:ascii="Microsoft YaHei" w:hAnsi="Microsoft YaHei" w:eastAsia="Microsoft YaHei"/>
+          <w:sz w:val="21"/>
+        </w:rPr>
+        <w:t xml:space="preserve">），**不能是 </w:t>
+      </w:r>
+      <w:r>
+        <w:rPr>
+          <w:rFonts w:ascii="Consolas" w:hAnsi="Consolas" w:eastAsia="Consolas"/>
+          <w:color w:val="B03020"/>
+          <w:sz w:val="20"/>
+        </w:rPr>
+        <w:t>common/</w:t>
+      </w:r>
+      <w:r>
+        <w:rPr>
+          <w:rFonts w:ascii="Microsoft YaHei" w:hAnsi="Microsoft YaHei" w:eastAsia="Microsoft YaHei"/>
+          <w:sz w:val="21"/>
+        </w:rPr>
+        <w:t xml:space="preserve"> 子目录**——2026-09-15 云端实测：子目录会被 Windows 打包拼成 </w:t>
+      </w:r>
+      <w:r>
+        <w:rPr>
+          <w:rFonts w:ascii="Consolas" w:hAnsi="Consolas" w:eastAsia="Consolas"/>
+          <w:color w:val="B03020"/>
+          <w:sz w:val="20"/>
+        </w:rPr>
+        <w:t>common\xxx.js</w:t>
+      </w:r>
+      <w:r>
+        <w:rPr>
+          <w:rFonts w:ascii="Microsoft YaHei" w:hAnsi="Microsoft YaHei" w:eastAsia="Microsoft YaHei"/>
+          <w:sz w:val="21"/>
+        </w:rPr>
+        <w:t xml:space="preserve"> 这种带反斜杠的扁平文件名，Linux 云端不认它是目录 → </w:t>
+      </w:r>
+      <w:r>
+        <w:rPr>
+          <w:rFonts w:ascii="Consolas" w:hAnsi="Consolas" w:eastAsia="Consolas"/>
+          <w:color w:val="B03020"/>
+          <w:sz w:val="20"/>
+        </w:rPr>
+        <w:t>MODULE_NOT_FOUND</w:t>
+      </w:r>
+      <w:r>
+        <w:rPr>
+          <w:rFonts w:ascii="Microsoft YaHei" w:hAnsi="Microsoft YaHei" w:eastAsia="Microsoft YaHei"/>
+          <w:sz w:val="21"/>
+        </w:rPr>
+        <w:t>。</w:t>
+      </w:r>
+    </w:p>
+    <w:p>
+      <w:r/>
+      <w:r>
+        <w:rPr>
+          <w:rFonts w:ascii="Microsoft YaHei" w:hAnsi="Microsoft YaHei" w:eastAsia="Microsoft YaHei"/>
+          <w:sz w:val="20"/>
+        </w:rPr>
+        <w:t xml:space="preserve">⇒ 上传前跑 </w:t>
+      </w:r>
+      <w:r>
+        <w:rPr>
+          <w:rFonts w:ascii="Consolas" w:hAnsi="Consolas" w:eastAsia="Consolas"/>
+          <w:color w:val="B03020"/>
+          <w:sz w:val="19"/>
+        </w:rPr>
+        <w:t>node tools/sync_common.js</w:t>
+      </w:r>
+      <w:r>
+        <w:rPr>
+          <w:rFonts w:ascii="Microsoft YaHei" w:hAnsi="Microsoft YaHei" w:eastAsia="Microsoft YaHei"/>
+          <w:sz w:val="20"/>
+        </w:rPr>
+        <w:t xml:space="preserve">（它已改为扁平派生）；若用旧版脚本生成了 </w:t>
+      </w:r>
+      <w:r>
+        <w:rPr>
+          <w:rFonts w:ascii="Consolas" w:hAnsi="Consolas" w:eastAsia="Consolas"/>
+          <w:color w:val="B03020"/>
+          <w:sz w:val="19"/>
+        </w:rPr>
+        <w:t>common/</w:t>
+      </w:r>
+      <w:r>
+        <w:rPr>
+          <w:rFonts w:ascii="Microsoft YaHei" w:hAnsi="Microsoft YaHei" w:eastAsia="Microsoft YaHei"/>
+          <w:sz w:val="20"/>
+        </w:rPr>
+        <w:t xml:space="preserve"> 子目录，须先删掉再同步。</w:t>
       </w:r>
     </w:p>
     <w:p>
@@ -2446,7 +3985,7 @@
                 <w:color w:val="B03020"/>
                 <w:sz w:val="18"/>
               </w:rPr>
-              <w:t>cloud1-4dgphoxy337f2a25</w:t>
+              <w:t>cloud1-d4gphpoxy337f2a25</w:t>
             </w:r>
             <w:r>
               <w:rPr>
@@ -3257,7 +4796,22 @@
           <w:rFonts w:ascii="Microsoft YaHei" w:hAnsi="Microsoft YaHei" w:eastAsia="Microsoft YaHei"/>
           <w:sz w:val="21"/>
         </w:rPr>
-        <w:t>，把第 14–15 行的占位符换成步骤 1 记下的真实环境 ID。</w:t>
+        <w:t xml:space="preserve">，把 </w:t>
+      </w:r>
+      <w:r>
+        <w:rPr>
+          <w:rFonts w:ascii="Microsoft YaHei" w:hAnsi="Microsoft YaHei" w:eastAsia="Microsoft YaHei"/>
+          <w:b/>
+          <w:sz w:val="21"/>
+        </w:rPr>
+        <w:t>prod 槽（第 17 行）</w:t>
+      </w:r>
+      <w:r>
+        <w:rPr>
+          <w:rFonts w:ascii="Microsoft YaHei" w:hAnsi="Microsoft YaHei" w:eastAsia="Microsoft YaHei"/>
+          <w:sz w:val="21"/>
+        </w:rPr>
+        <w:t>的占位符换成步骤 1 记下的真实环境 ID（dev 槽已在第 16 行填好）。</w:t>
       </w:r>
     </w:p>
     <w:p>
@@ -3301,7 +4855,7 @@
           <w:color w:val="B03020"/>
           <w:sz w:val="20"/>
         </w:rPr>
-        <w:t>cloud1-4dgphoxy337f2a25</w:t>
+        <w:t>cloud1-d4gphpoxy337f2a25</w:t>
       </w:r>
       <w:r>
         <w:rPr>
@@ -3321,7 +4875,22 @@
           <w:rFonts w:ascii="Microsoft YaHei" w:hAnsi="Microsoft YaHei" w:eastAsia="Microsoft YaHei"/>
           <w:sz w:val="21"/>
         </w:rPr>
-        <w:t>这是判据④唯一未完项；prod 环境建好并替换后，batch0 自测的「点4 未完成」会变 ✅。</w:t>
+        <w:t>判据④ 现</w:t>
+      </w:r>
+      <w:r>
+        <w:rPr>
+          <w:rFonts w:ascii="Microsoft YaHei" w:hAnsi="Microsoft YaHei" w:eastAsia="Microsoft YaHei"/>
+          <w:b/>
+          <w:sz w:val="21"/>
+        </w:rPr>
+        <w:t>仅剩 prod 这一项</w:t>
+      </w:r>
+      <w:r>
+        <w:rPr>
+          <w:rFonts w:ascii="Microsoft YaHei" w:hAnsi="Microsoft YaHei" w:eastAsia="Microsoft YaHei"/>
+          <w:sz w:val="21"/>
+        </w:rPr>
+        <w:t>（dev 侧已闭环）；prod 环境建好并替换后，batch0 自测的「点4 未完成」会变 ✅。</w:t>
       </w:r>
     </w:p>
     <w:p>
@@ -3459,7 +5028,7 @@
           <w:rFonts w:ascii="Microsoft YaHei" w:hAnsi="Microsoft YaHei" w:eastAsia="Microsoft YaHei"/>
           <w:sz w:val="21"/>
         </w:rPr>
-        <w:t>（8 套件）/ 读 POC3 引擎确认整数分落库+口径锁 directCost+待结算不进利润 / 变异 bizRefProfitFen+1 看 test_poc3 15 条转红。</w:t>
+        <w:t>（9 套件）/ 读 POC3 引擎确认整数分落库+口径锁 directCost+待结算不进利润 / 变异 bizRefProfitFen+1 看 test_poc3 15 条转红。</w:t>
       </w:r>
     </w:p>
     <w:p>
@@ -3498,7 +5067,7 @@
           <w:color w:val="B03020"/>
           <w:sz w:val="20"/>
         </w:rPr>
-        <w:t>__probe</w:t>
+        <w:t>probe_tmp</w:t>
       </w:r>
       <w:r>
         <w:rPr>
@@ -3725,14 +5294,14 @@
           <w:color w:val="B03020"/>
           <w:sz w:val="20"/>
         </w:rPr>
-        <w:t>./</w:t>
+        <w:t>../</w:t>
       </w:r>
       <w:r>
         <w:rPr>
           <w:rFonts w:ascii="Microsoft YaHei" w:hAnsi="Microsoft YaHei" w:eastAsia="Microsoft YaHei"/>
           <w:sz w:val="21"/>
         </w:rPr>
-        <w:t xml:space="preserve"> 指本函数目录内的副本（云端能找到）；</w:t>
+        <w:t xml:space="preserve"> 指兄弟目录 </w:t>
       </w:r>
       <w:r>
         <w:rPr>
@@ -3740,14 +5309,14 @@
           <w:color w:val="B03020"/>
           <w:sz w:val="20"/>
         </w:rPr>
-        <w:t>../</w:t>
+        <w:t>cloudfunctions/common/</w:t>
       </w:r>
       <w:r>
         <w:rPr>
           <w:rFonts w:ascii="Microsoft YaHei" w:hAnsi="Microsoft YaHei" w:eastAsia="Microsoft YaHei"/>
           <w:sz w:val="21"/>
         </w:rPr>
-        <w:t xml:space="preserve"> 指兄弟目录 </w:t>
+        <w:t>（云端打包不含兄弟目录 → MODULE_NOT_FOUND）；</w:t>
       </w:r>
       <w:r>
         <w:rPr>
@@ -3755,14 +5324,169 @@
           <w:color w:val="B03020"/>
           <w:sz w:val="20"/>
         </w:rPr>
-        <w:t>cloudfunctions/common/</w:t>
+        <w:t>./</w:t>
       </w:r>
       <w:r>
         <w:rPr>
           <w:rFonts w:ascii="Microsoft YaHei" w:hAnsi="Microsoft YaHei" w:eastAsia="Microsoft YaHei"/>
           <w:sz w:val="21"/>
         </w:rPr>
-        <w:t>（云端打包不含兄弟目录 → MODULE_NOT_FOUND）。这正是本机制的命门。</w:t>
+        <w:t xml:space="preserve"> 指本函数目录内的副本。</w:t>
+      </w:r>
+    </w:p>
+    <w:p>
+      <w:r/>
+      <w:r>
+        <w:rPr>
+          <w:rFonts w:ascii="Microsoft YaHei" w:hAnsi="Microsoft YaHei" w:eastAsia="Microsoft YaHei"/>
+          <w:sz w:val="20"/>
+        </w:rPr>
+        <w:t xml:space="preserve">🔴 </w:t>
+      </w:r>
+      <w:r>
+        <w:rPr>
+          <w:rFonts w:ascii="Microsoft YaHei" w:hAnsi="Microsoft YaHei" w:eastAsia="Microsoft YaHei"/>
+          <w:b/>
+          <w:sz w:val="20"/>
+        </w:rPr>
+        <w:t>2026-09-15 云端实测补一条铁律</w:t>
+      </w:r>
+      <w:r>
+        <w:rPr>
+          <w:rFonts w:ascii="Microsoft YaHei" w:hAnsi="Microsoft YaHei" w:eastAsia="Microsoft YaHei"/>
+          <w:sz w:val="20"/>
+        </w:rPr>
+        <w:t>：即便是</w:t>
+      </w:r>
+      <w:r>
+        <w:rPr>
+          <w:rFonts w:ascii="Microsoft YaHei" w:hAnsi="Microsoft YaHei" w:eastAsia="Microsoft YaHei"/>
+          <w:b/>
+          <w:sz w:val="20"/>
+        </w:rPr>
+        <w:t>本函数目录内的子目录</w:t>
+      </w:r>
+      <w:r>
+        <w:rPr>
+          <w:rFonts w:ascii="Microsoft YaHei" w:hAnsi="Microsoft YaHei" w:eastAsia="Microsoft YaHei"/>
+          <w:sz w:val="20"/>
+        </w:rPr>
+        <w:t>（</w:t>
+      </w:r>
+      <w:r>
+        <w:rPr>
+          <w:rFonts w:ascii="Consolas" w:hAnsi="Consolas" w:eastAsia="Consolas"/>
+          <w:color w:val="B03020"/>
+          <w:sz w:val="19"/>
+        </w:rPr>
+        <w:t>&lt;func&gt;/common/</w:t>
+      </w:r>
+      <w:r>
+        <w:rPr>
+          <w:rFonts w:ascii="Microsoft YaHei" w:hAnsi="Microsoft YaHei" w:eastAsia="Microsoft YaHei"/>
+          <w:sz w:val="20"/>
+        </w:rPr>
+        <w:t>），真云端</w:t>
+      </w:r>
+      <w:r>
+        <w:rPr>
+          <w:rFonts w:ascii="Microsoft YaHei" w:hAnsi="Microsoft YaHei" w:eastAsia="Microsoft YaHei"/>
+          <w:b/>
+          <w:sz w:val="20"/>
+        </w:rPr>
+        <w:t>依然 MODULE_NOT_FOUND</w:t>
+      </w:r>
+      <w:r>
+        <w:rPr>
+          <w:rFonts w:ascii="Microsoft YaHei" w:hAnsi="Microsoft YaHei" w:eastAsia="Microsoft YaHei"/>
+          <w:sz w:val="20"/>
+        </w:rPr>
+        <w:t xml:space="preserve"> —— Windows 打包把它拼成 </w:t>
+      </w:r>
+      <w:r>
+        <w:rPr>
+          <w:rFonts w:ascii="Consolas" w:hAnsi="Consolas" w:eastAsia="Consolas"/>
+          <w:color w:val="B03020"/>
+          <w:sz w:val="19"/>
+        </w:rPr>
+        <w:t>common\xxx.js</w:t>
+      </w:r>
+      <w:r>
+        <w:rPr>
+          <w:rFonts w:ascii="Microsoft YaHei" w:hAnsi="Microsoft YaHei" w:eastAsia="Microsoft YaHei"/>
+          <w:sz w:val="20"/>
+        </w:rPr>
+        <w:t>（文件名含反斜杠），Linux 云端不认它是目录（</w:t>
+      </w:r>
+      <w:r>
+        <w:rPr>
+          <w:rFonts w:ascii="Consolas" w:hAnsi="Consolas" w:eastAsia="Consolas"/>
+          <w:color w:val="B03020"/>
+          <w:sz w:val="19"/>
+        </w:rPr>
+        <w:t>fsDiag.hasCommonDir=false</w:t>
+      </w:r>
+      <w:r>
+        <w:rPr>
+          <w:rFonts w:ascii="Microsoft YaHei" w:hAnsi="Microsoft YaHei" w:eastAsia="Microsoft YaHei"/>
+          <w:sz w:val="20"/>
+        </w:rPr>
+        <w:t>）。</w:t>
+      </w:r>
+    </w:p>
+    <w:p>
+      <w:r/>
+      <w:r>
+        <w:rPr>
+          <w:rFonts w:ascii="Microsoft YaHei" w:hAnsi="Microsoft YaHei" w:eastAsia="Microsoft YaHei"/>
+          <w:sz w:val="20"/>
+        </w:rPr>
+        <w:t xml:space="preserve">⇒ </w:t>
+      </w:r>
+      <w:r>
+        <w:rPr>
+          <w:rFonts w:ascii="Microsoft YaHei" w:hAnsi="Microsoft YaHei" w:eastAsia="Microsoft YaHei"/>
+          <w:b/>
+          <w:sz w:val="20"/>
+        </w:rPr>
+        <w:t>云函数包内禁用子目录</w:t>
+      </w:r>
+      <w:r>
+        <w:rPr>
+          <w:rFonts w:ascii="Microsoft YaHei" w:hAnsi="Microsoft YaHei" w:eastAsia="Microsoft YaHei"/>
+          <w:sz w:val="20"/>
+        </w:rPr>
+        <w:t xml:space="preserve">：副本一律扁平为 </w:t>
+      </w:r>
+      <w:r>
+        <w:rPr>
+          <w:rFonts w:ascii="Consolas" w:hAnsi="Consolas" w:eastAsia="Consolas"/>
+          <w:color w:val="B03020"/>
+          <w:sz w:val="19"/>
+        </w:rPr>
+        <w:t>&lt;func&gt;/common.js</w:t>
+      </w:r>
+      <w:r>
+        <w:rPr>
+          <w:rFonts w:ascii="Microsoft YaHei" w:hAnsi="Microsoft YaHei" w:eastAsia="Microsoft YaHei"/>
+          <w:sz w:val="20"/>
+        </w:rPr>
+        <w:t xml:space="preserve">（入口）+ </w:t>
+      </w:r>
+      <w:r>
+        <w:rPr>
+          <w:rFonts w:ascii="Consolas" w:hAnsi="Consolas" w:eastAsia="Consolas"/>
+          <w:color w:val="B03020"/>
+          <w:sz w:val="19"/>
+        </w:rPr>
+        <w:t>&lt;func&gt;/cx_*.js</w:t>
+      </w:r>
+      <w:r>
+        <w:rPr>
+          <w:rFonts w:ascii="Microsoft YaHei" w:hAnsi="Microsoft YaHei" w:eastAsia="Microsoft YaHei"/>
+          <w:sz w:val="20"/>
+        </w:rPr>
+        <w:t>（模块）。这是本机制真正的命门。</w:t>
       </w:r>
     </w:p>
     <w:p>
@@ -5170,7 +6894,7 @@
           <w:rFonts w:ascii="Microsoft YaHei" w:hAnsi="Microsoft YaHei" w:eastAsia="Microsoft YaHei"/>
           <w:sz w:val="21"/>
         </w:rPr>
-        <w:t xml:space="preserve">（8 套件）→ ④ 复审方核判据 + 独立变异 → ⑤ </w:t>
+        <w:t xml:space="preserve">（9 套件）→ ④ 复审方核判据 + 独立变异 → ⑤ </w:t>
       </w:r>
       <w:r>
         <w:rPr>
@@ -5362,7 +7086,7 @@
           <w:b/>
           <w:sz w:val="21"/>
         </w:rPr>
-        <w:t>生成 → 门禁(8 套件) → 复审 → 过了才部署 dev/prod</w:t>
+        <w:t>生成 → 门禁(9 套件) → 复审 → 过了才部署 dev/prod</w:t>
       </w:r>
       <w:r>
         <w:rPr>

--- a/SMOKETEST_RUNBOOK.docx
+++ b/SMOKETEST_RUNBOOK.docx
@@ -6134,14 +6134,44 @@
           <w:color w:val="B03020"/>
           <w:sz w:val="20"/>
         </w:rPr>
-        <w:t>.workbuddy/memory/2026-09-13.md</w:t>
+        <w:t>C:\Users\lzj\WorkBuddy\2026-09-08-22-08-11\.workbuddy\memory\2026-09-13.md</w:t>
       </w:r>
       <w:r>
         <w:rPr>
           <w:rFonts w:ascii="Microsoft YaHei" w:hAnsi="Microsoft YaHei" w:eastAsia="Microsoft YaHei"/>
           <w:sz w:val="21"/>
         </w:rPr>
-        <w:t xml:space="preserve"> 即可桥接（记忆每会话自动注入项目画像）。</w:t>
+        <w:t>（</w:t>
+      </w:r>
+      <w:r>
+        <w:rPr>
+          <w:rFonts w:ascii="Microsoft YaHei" w:hAnsi="Microsoft YaHei" w:eastAsia="Microsoft YaHei"/>
+          <w:b/>
+          <w:sz w:val="21"/>
+        </w:rPr>
+        <w:t>工作区记忆目录</w:t>
+      </w:r>
+      <w:r>
+        <w:rPr>
+          <w:rFonts w:ascii="Microsoft YaHei" w:hAnsi="Microsoft YaHei" w:eastAsia="Microsoft YaHei"/>
+          <w:sz w:val="21"/>
+        </w:rPr>
+        <w:t xml:space="preserve">的绝对路径；⚠️ 不是 </w:t>
+      </w:r>
+      <w:r>
+        <w:rPr>
+          <w:rFonts w:ascii="Consolas" w:hAnsi="Consolas" w:eastAsia="Consolas"/>
+          <w:color w:val="B03020"/>
+          <w:sz w:val="20"/>
+        </w:rPr>
+        <w:t>~\.workbuddy\memory\</w:t>
+      </w:r>
+      <w:r>
+        <w:rPr>
+          <w:rFonts w:ascii="Microsoft YaHei" w:hAnsi="Microsoft YaHei" w:eastAsia="Microsoft YaHei"/>
+          <w:sz w:val="21"/>
+        </w:rPr>
+        <w:t>——那是云端画像缓存）即可桥接（记忆每会话自动注入项目画像）。</w:t>
       </w:r>
     </w:p>
     <w:p>
@@ -7431,7 +7461,7 @@
         <w:b/>
         <w:sz w:val="22"/>
       </w:rPr>
-      <w:t>店算 · 云端探针部署 Runbook</w:t>
+      <w:t>店算小程序 · 云端冒烟测试操作手册</w:t>
     </w:r>
   </w:p>
 </w:hdr>

--- a/SMOKETEST_RUNBOOK.docx
+++ b/SMOKETEST_RUNBOOK.docx
@@ -254,7 +254,7 @@
           <w:rFonts w:ascii="Microsoft YaHei" w:hAnsi="Microsoft YaHei" w:eastAsia="Microsoft YaHei"/>
           <w:sz w:val="20"/>
         </w:rPr>
-        <w:t>（非偶发）→ 索引</w:t>
+        <w:t xml:space="preserve">（非偶发）→ </w:t>
       </w:r>
       <w:r>
         <w:rPr>
@@ -262,14 +262,89 @@
           <w:b/>
           <w:sz w:val="20"/>
         </w:rPr>
-        <w:t>只能云端控制台手工建</w:t>
+        <w:t>SDK 里建不了索引</w:t>
       </w:r>
       <w:r>
         <w:rPr>
           <w:rFonts w:ascii="Microsoft YaHei" w:hAnsi="Microsoft YaHei" w:eastAsia="Microsoft YaHei"/>
           <w:sz w:val="20"/>
         </w:rPr>
-        <w:t>；按本 Runbook §五的既定判读，</w:t>
+        <w:t>； ⚠️ 但</w:t>
+      </w:r>
+      <w:r>
+        <w:rPr>
+          <w:rFonts w:ascii="Microsoft YaHei" w:hAnsi="Microsoft YaHei" w:eastAsia="Microsoft YaHei"/>
+          <w:b/>
+          <w:sz w:val="20"/>
+        </w:rPr>
+        <w:t>「只能靠人在控制台一条条填」这半句已于 2026-09-17 证伪</w:t>
+      </w:r>
+      <w:r>
+        <w:rPr>
+          <w:rFonts w:ascii="Microsoft YaHei" w:hAnsi="Microsoft YaHei" w:eastAsia="Microsoft YaHei"/>
+          <w:sz w:val="20"/>
+        </w:rPr>
+        <w:t xml:space="preserve">：SDK 无方法 ≠ 平台无接口 —— 官方 HTTP API </w:t>
+      </w:r>
+      <w:r>
+        <w:rPr>
+          <w:rFonts w:ascii="Consolas" w:hAnsi="Consolas" w:eastAsia="Consolas"/>
+          <w:color w:val="B03020"/>
+          <w:sz w:val="19"/>
+        </w:rPr>
+        <w:t>POST /tcb/updateindex</w:t>
+      </w:r>
+      <w:r>
+        <w:rPr>
+          <w:rFonts w:ascii="Microsoft YaHei" w:hAnsi="Microsoft YaHei" w:eastAsia="Microsoft YaHei"/>
+          <w:sz w:val="20"/>
+        </w:rPr>
+        <w:t xml:space="preserve"> 可脚本化（见 </w:t>
+      </w:r>
+      <w:r>
+        <w:rPr>
+          <w:rFonts w:ascii="Consolas" w:hAnsi="Consolas" w:eastAsia="Consolas"/>
+          <w:color w:val="B03020"/>
+          <w:sz w:val="19"/>
+        </w:rPr>
+        <w:t>tools/apply_indexes.js</w:t>
+      </w:r>
+      <w:r>
+        <w:rPr>
+          <w:rFonts w:ascii="Microsoft YaHei" w:hAnsi="Microsoft YaHei" w:eastAsia="Microsoft YaHei"/>
+          <w:sz w:val="20"/>
+        </w:rPr>
+        <w:t>，需 AppSecret）， 无密钥时亦可 GUI 键鼠全量建（已实证 40/40）。⇒ 索引</w:t>
+      </w:r>
+      <w:r>
+        <w:rPr>
+          <w:rFonts w:ascii="Microsoft YaHei" w:hAnsi="Microsoft YaHei" w:eastAsia="Microsoft YaHei"/>
+          <w:b/>
+          <w:sz w:val="20"/>
+        </w:rPr>
+        <w:t>不是只能手填</w:t>
+      </w:r>
+      <w:r>
+        <w:rPr>
+          <w:rFonts w:ascii="Microsoft YaHei" w:hAnsi="Microsoft YaHei" w:eastAsia="Microsoft YaHei"/>
+          <w:sz w:val="20"/>
+        </w:rPr>
+        <w:t>，只是</w:t>
+      </w:r>
+      <w:r>
+        <w:rPr>
+          <w:rFonts w:ascii="Microsoft YaHei" w:hAnsi="Microsoft YaHei" w:eastAsia="Microsoft YaHei"/>
+          <w:b/>
+          <w:sz w:val="20"/>
+        </w:rPr>
+        <w:t>不能用 wx-server-sdk 建</w:t>
+      </w:r>
+      <w:r>
+        <w:rPr>
+          <w:rFonts w:ascii="Microsoft YaHei" w:hAnsi="Microsoft YaHei" w:eastAsia="Microsoft YaHei"/>
+          <w:sz w:val="20"/>
+        </w:rPr>
+        <w:t>。 按本 Runbook §五的既定判读，</w:t>
       </w:r>
       <w:r>
         <w:rPr>
@@ -540,24 +615,17 @@
             <w:r>
               <w:rPr>
                 <w:rFonts w:ascii="Microsoft YaHei" w:hAnsi="Microsoft YaHei" w:eastAsia="Microsoft YaHei"/>
-                <w:sz w:val="19"/>
-              </w:rPr>
-              <w:t>索引</w:t>
-            </w:r>
-            <w:r>
-              <w:rPr>
-                <w:rFonts w:ascii="Microsoft YaHei" w:hAnsi="Microsoft YaHei" w:eastAsia="Microsoft YaHei"/>
                 <w:b/>
                 <w:sz w:val="19"/>
               </w:rPr>
-              <w:t>只能控制台手工建</w:t>
+              <w:t>SDK 建不了索引</w:t>
             </w:r>
             <w:r>
               <w:rPr>
                 <w:rFonts w:ascii="Microsoft YaHei" w:hAnsi="Microsoft YaHei" w:eastAsia="Microsoft YaHei"/>
                 <w:sz w:val="19"/>
               </w:rPr>
-              <w:t>；</w:t>
+              <w:t xml:space="preserve"> ⇒ </w:t>
             </w:r>
             <w:r>
               <w:rPr>
@@ -572,7 +640,37 @@
                 <w:rFonts w:ascii="Microsoft YaHei" w:hAnsi="Microsoft YaHei" w:eastAsia="Microsoft YaHei"/>
                 <w:sz w:val="19"/>
               </w:rPr>
-              <w:t xml:space="preserve"> 的 39 条索引属预期内失败</w:t>
+              <w:t xml:space="preserve"> 的 39 条索引属预期内失败；</w:t>
+            </w:r>
+            <w:r>
+              <w:rPr>
+                <w:rFonts w:ascii="Microsoft YaHei" w:hAnsi="Microsoft YaHei" w:eastAsia="Microsoft YaHei"/>
+                <w:b/>
+                <w:sz w:val="19"/>
+              </w:rPr>
+              <w:t>但可用官方 HTTP API 脚本化建</w:t>
+            </w:r>
+            <w:r>
+              <w:rPr>
+                <w:rFonts w:ascii="Microsoft YaHei" w:hAnsi="Microsoft YaHei" w:eastAsia="Microsoft YaHei"/>
+                <w:sz w:val="19"/>
+              </w:rPr>
+              <w:t xml:space="preserve">（见 </w:t>
+            </w:r>
+            <w:r>
+              <w:rPr>
+                <w:rFonts w:ascii="Consolas" w:hAnsi="Consolas" w:eastAsia="Consolas"/>
+                <w:color w:val="B03020"/>
+                <w:sz w:val="18"/>
+              </w:rPr>
+              <w:t>tools/apply_indexes.js</w:t>
+            </w:r>
+            <w:r>
+              <w:rPr>
+                <w:rFonts w:ascii="Microsoft YaHei" w:hAnsi="Microsoft YaHei" w:eastAsia="Microsoft YaHei"/>
+                <w:sz w:val="19"/>
+              </w:rPr>
+              <w:t>）</w:t>
             </w:r>
           </w:p>
         </w:tc>
@@ -1396,7 +1494,7 @@
           <w:b/>
           <w:sz w:val="21"/>
         </w:rPr>
-        <w:t>不要从头重跑本地 9 套件</w:t>
+        <w:t>不要从头重跑本地套件</w:t>
       </w:r>
       <w:r>
         <w:rPr>
@@ -2691,22 +2789,22 @@
           <w:rFonts w:ascii="Microsoft YaHei" w:hAnsi="Microsoft YaHei" w:eastAsia="Microsoft YaHei"/>
           <w:sz w:val="21"/>
         </w:rPr>
-        <w:t xml:space="preserve"> → 按「工序 5.5」控制台</w:t>
-      </w:r>
-      <w:r>
-        <w:rPr>
-          <w:rFonts w:ascii="Microsoft YaHei" w:hAnsi="Microsoft YaHei" w:eastAsia="Microsoft YaHei"/>
-          <w:b/>
-          <w:sz w:val="21"/>
-        </w:rPr>
-        <w:t>手工补建</w:t>
-      </w:r>
-      <w:r>
-        <w:rPr>
-          <w:rFonts w:ascii="Microsoft YaHei" w:hAnsi="Microsoft YaHei" w:eastAsia="Microsoft YaHei"/>
-          <w:sz w:val="21"/>
-        </w:rPr>
-        <w:t>，</w:t>
+        <w:t xml:space="preserve"> → 按「工序 5.5」补建（首选 </w:t>
+      </w:r>
+      <w:r>
+        <w:rPr>
+          <w:rFonts w:ascii="Consolas" w:hAnsi="Consolas" w:eastAsia="Consolas"/>
+          <w:color w:val="B03020"/>
+          <w:sz w:val="20"/>
+        </w:rPr>
+        <w:t>tools/apply_indexes.js</w:t>
+      </w:r>
+      <w:r>
+        <w:rPr>
+          <w:rFonts w:ascii="Microsoft YaHei" w:hAnsi="Microsoft YaHei" w:eastAsia="Microsoft YaHei"/>
+          <w:sz w:val="21"/>
+        </w:rPr>
+        <w:t>），</w:t>
       </w:r>
     </w:p>
     <w:p>
@@ -3790,6 +3888,185 @@
       </w:r>
     </w:p>
     <w:p>
+      <w:r/>
+      <w:r>
+        <w:rPr>
+          <w:rFonts w:ascii="Microsoft YaHei" w:hAnsi="Microsoft YaHei" w:eastAsia="Microsoft YaHei"/>
+          <w:b/>
+          <w:sz w:val="21"/>
+        </w:rPr>
+        <w:t>① 先看「最后更新时间」够不够新</w:t>
+      </w:r>
+      <w:r>
+        <w:rPr>
+          <w:rFonts w:ascii="Microsoft YaHei" w:hAnsi="Microsoft YaHei" w:eastAsia="Microsoft YaHei"/>
+          <w:sz w:val="21"/>
+        </w:rPr>
+        <w:t>（2026-09-18 踩过）：云函数列表的「最后更新时间」若</w:t>
+      </w:r>
+      <w:r>
+        <w:rPr>
+          <w:rFonts w:ascii="Microsoft YaHei" w:hAnsi="Microsoft YaHei" w:eastAsia="Microsoft YaHei"/>
+          <w:b/>
+          <w:sz w:val="21"/>
+        </w:rPr>
+        <w:t>早于</w:t>
+      </w:r>
+      <w:r>
+        <w:rPr>
+          <w:rFonts w:ascii="Microsoft YaHei" w:hAnsi="Microsoft YaHei" w:eastAsia="Microsoft YaHei"/>
+          <w:sz w:val="21"/>
+        </w:rPr>
+        <w:t xml:space="preserve"> </w:t>
+      </w:r>
+      <w:r>
+        <w:rPr>
+          <w:rFonts w:ascii="Consolas" w:hAnsi="Consolas" w:eastAsia="Consolas"/>
+          <w:color w:val="B03020"/>
+          <w:sz w:val="20"/>
+        </w:rPr>
+        <w:t>cloudfunctions/smokeTest/index.js</w:t>
+      </w:r>
+      <w:r>
+        <w:rPr>
+          <w:rFonts w:ascii="Microsoft YaHei" w:hAnsi="Microsoft YaHei" w:eastAsia="Microsoft YaHei"/>
+          <w:sz w:val="21"/>
+        </w:rPr>
+        <w:t xml:space="preserve"> 的最后一次提交 ⇒ 就是</w:t>
+      </w:r>
+      <w:r>
+        <w:rPr>
+          <w:rFonts w:ascii="Microsoft YaHei" w:hAnsi="Microsoft YaHei" w:eastAsia="Microsoft YaHei"/>
+          <w:b/>
+          <w:sz w:val="21"/>
+        </w:rPr>
+        <w:t>部署件落后于仓库</w:t>
+      </w:r>
+      <w:r>
+        <w:rPr>
+          <w:rFonts w:ascii="Microsoft YaHei" w:hAnsi="Microsoft YaHei" w:eastAsia="Microsoft YaHei"/>
+          <w:sz w:val="21"/>
+        </w:rPr>
+        <w:t xml:space="preserve">，跑出来的字段会缺（实测缺 </w:t>
+      </w:r>
+      <w:r>
+        <w:rPr>
+          <w:rFonts w:ascii="Consolas" w:hAnsi="Consolas" w:eastAsia="Consolas"/>
+          <w:color w:val="B03020"/>
+          <w:sz w:val="20"/>
+        </w:rPr>
+        <w:t>hasCommonFile</w:t>
+      </w:r>
+      <w:r>
+        <w:rPr>
+          <w:rFonts w:ascii="Microsoft YaHei" w:hAnsi="Microsoft YaHei" w:eastAsia="Microsoft YaHei"/>
+          <w:sz w:val="21"/>
+        </w:rPr>
+        <w:t>/</w:t>
+      </w:r>
+      <w:r>
+        <w:rPr>
+          <w:rFonts w:ascii="Consolas" w:hAnsi="Consolas" w:eastAsia="Consolas"/>
+          <w:color w:val="B03020"/>
+          <w:sz w:val="20"/>
+        </w:rPr>
+        <w:t>commonShape</w:t>
+      </w:r>
+      <w:r>
+        <w:rPr>
+          <w:rFonts w:ascii="Microsoft YaHei" w:hAnsi="Microsoft YaHei" w:eastAsia="Microsoft YaHei"/>
+          <w:sz w:val="21"/>
+        </w:rPr>
+        <w:t>）⇒ 先重发一次再跑。</w:t>
+      </w:r>
+    </w:p>
+    <w:p>
+      <w:r/>
+      <w:r>
+        <w:rPr>
+          <w:rFonts w:ascii="Microsoft YaHei" w:hAnsi="Microsoft YaHei" w:eastAsia="Microsoft YaHei"/>
+          <w:b/>
+          <w:sz w:val="21"/>
+        </w:rPr>
+        <w:t>② 🔴 先把超时调大（或直接重跑第二次）</w:t>
+      </w:r>
+      <w:r>
+        <w:rPr>
+          <w:rFonts w:ascii="Microsoft YaHei" w:hAnsi="Microsoft YaHei" w:eastAsia="Microsoft YaHei"/>
+          <w:sz w:val="21"/>
+        </w:rPr>
+        <w:t xml:space="preserve">：函数默认超时 </w:t>
+      </w:r>
+      <w:r>
+        <w:rPr>
+          <w:rFonts w:ascii="Microsoft YaHei" w:hAnsi="Microsoft YaHei" w:eastAsia="Microsoft YaHei"/>
+          <w:b/>
+          <w:sz w:val="21"/>
+        </w:rPr>
+        <w:t>3 秒</w:t>
+      </w:r>
+      <w:r>
+        <w:rPr>
+          <w:rFonts w:ascii="Microsoft YaHei" w:hAnsi="Microsoft YaHei" w:eastAsia="Microsoft YaHei"/>
+          <w:sz w:val="21"/>
+        </w:rPr>
+        <w:t>，而本探针是 ~10 次串行 DB 往返，</w:t>
+      </w:r>
+      <w:r>
+        <w:rPr>
+          <w:rFonts w:ascii="Microsoft YaHei" w:hAnsi="Microsoft YaHei" w:eastAsia="Microsoft YaHei"/>
+          <w:b/>
+          <w:sz w:val="21"/>
+        </w:rPr>
+        <w:t>冷启动（实测 561ms）叠加后必撞超时</w:t>
+      </w:r>
+      <w:r>
+        <w:rPr>
+          <w:rFonts w:ascii="Microsoft YaHei" w:hAnsi="Microsoft YaHei" w:eastAsia="Microsoft YaHei"/>
+          <w:sz w:val="21"/>
+        </w:rPr>
+        <w:t>：</w:t>
+      </w:r>
+    </w:p>
+    <w:tbl>
+      <w:tblPr>
+        <w:tblStyle w:val="TableGrid"/>
+        <w:tblW w:type="auto" w:w="0"/>
+        <w:tblLook w:firstColumn="1" w:firstRow="1" w:lastColumn="0" w:lastRow="0" w:noHBand="0" w:noVBand="1" w:val="04A0"/>
+      </w:tblPr>
+      <w:tblGrid>
+        <w:gridCol w:w="9866"/>
+      </w:tblGrid>
+      <w:tr>
+        <w:tc>
+          <w:tcPr>
+            <w:tcW w:type="dxa" w:w="9866"/>
+            <w:shd w:val="clear" w:color="auto" w:fill="F7F7F7"/>
+          </w:tcPr>
+          <w:p>
+            <w:r/>
+            <w:r>
+              <w:rPr>
+                <w:rFonts w:ascii="Consolas" w:hAnsi="Consolas" w:eastAsia="Consolas"/>
+                <w:sz w:val="18"/>
+              </w:rPr>
+              <w:t>第 1 次（冷启动）：{"errorCode":-1,"errorMessage":"Invoking task timed out after 3 seconds","statusCode":433}  → 3000 ms</w:t>
+            </w:r>
+          </w:p>
+          <w:p>
+            <w:r>
+              <w:rPr>
+                <w:rFonts w:ascii="Consolas" w:hAnsi="Consolas" w:eastAsia="Consolas"/>
+                <w:sz w:val="18"/>
+              </w:rPr>
+              <w:t>第 2 次（热启动）：正常返回完整 JSON                                                                          →  724 ms</w:t>
+            </w:r>
+          </w:p>
+        </w:tc>
+      </w:tr>
+    </w:tbl>
+    <w:p/>
+    <w:p>
       <w:pPr>
         <w:pStyle w:val="ListBullet"/>
       </w:pPr>
@@ -3799,7 +4076,52 @@
           <w:rFonts w:ascii="Microsoft YaHei" w:hAnsi="Microsoft YaHei" w:eastAsia="Microsoft YaHei"/>
           <w:sz w:val="21"/>
         </w:rPr>
-        <w:t xml:space="preserve">右键 smokeTest →「测试」→ 入参 </w:t>
+        <w:t>⚠️ 界面上「</w:t>
+      </w:r>
+      <w:r>
+        <w:rPr>
+          <w:rFonts w:ascii="Microsoft YaHei" w:hAnsi="Microsoft YaHei" w:eastAsia="Microsoft YaHei"/>
+          <w:b/>
+          <w:sz w:val="21"/>
+        </w:rPr>
+        <w:t>测试结果：成功</w:t>
+      </w:r>
+      <w:r>
+        <w:rPr>
+          <w:rFonts w:ascii="Microsoft YaHei" w:hAnsi="Microsoft YaHei" w:eastAsia="Microsoft YaHei"/>
+          <w:sz w:val="21"/>
+        </w:rPr>
+        <w:t>」指的是</w:t>
+      </w:r>
+      <w:r>
+        <w:rPr>
+          <w:rFonts w:ascii="Microsoft YaHei" w:hAnsi="Microsoft YaHei" w:eastAsia="Microsoft YaHei"/>
+          <w:b/>
+          <w:sz w:val="21"/>
+        </w:rPr>
+        <w:t>调用</w:t>
+      </w:r>
+      <w:r>
+        <w:rPr>
+          <w:rFonts w:ascii="Microsoft YaHei" w:hAnsi="Microsoft YaHei" w:eastAsia="Microsoft YaHei"/>
+          <w:sz w:val="21"/>
+        </w:rPr>
+        <w:t>成功，</w:t>
+      </w:r>
+      <w:r>
+        <w:rPr>
+          <w:rFonts w:ascii="Microsoft YaHei" w:hAnsi="Microsoft YaHei" w:eastAsia="Microsoft YaHei"/>
+          <w:b/>
+          <w:sz w:val="21"/>
+        </w:rPr>
+        <w:t>与函数是否跑完无关</w:t>
+      </w:r>
+      <w:r>
+        <w:rPr>
+          <w:rFonts w:ascii="Microsoft YaHei" w:hAnsi="Microsoft YaHei" w:eastAsia="Microsoft YaHei"/>
+          <w:sz w:val="21"/>
+        </w:rPr>
+        <w:t xml:space="preserve"> —— 判读一定要看 </w:t>
       </w:r>
       <w:r>
         <w:rPr>
@@ -3807,14 +4129,29 @@
           <w:color w:val="B03020"/>
           <w:sz w:val="20"/>
         </w:rPr>
-        <w:t>{}</w:t>
-      </w:r>
-      <w:r>
-        <w:rPr>
-          <w:rFonts w:ascii="Microsoft YaHei" w:hAnsi="Microsoft YaHei" w:eastAsia="Microsoft YaHei"/>
-          <w:sz w:val="21"/>
-        </w:rPr>
-        <w:t xml:space="preserve"> → 运行。</w:t>
+        <w:t>返回结果</w:t>
+      </w:r>
+      <w:r>
+        <w:rPr>
+          <w:rFonts w:ascii="Microsoft YaHei" w:hAnsi="Microsoft YaHei" w:eastAsia="Microsoft YaHei"/>
+          <w:sz w:val="21"/>
+        </w:rPr>
+        <w:t xml:space="preserve"> 里的 </w:t>
+      </w:r>
+      <w:r>
+        <w:rPr>
+          <w:rFonts w:ascii="Consolas" w:hAnsi="Consolas" w:eastAsia="Consolas"/>
+          <w:color w:val="B03020"/>
+          <w:sz w:val="20"/>
+        </w:rPr>
+        <w:t>errorCode</w:t>
+      </w:r>
+      <w:r>
+        <w:rPr>
+          <w:rFonts w:ascii="Microsoft YaHei" w:hAnsi="Microsoft YaHei" w:eastAsia="Microsoft YaHei"/>
+          <w:sz w:val="21"/>
+        </w:rPr>
+        <w:t>，别看到绿色就以为过了。</w:t>
       </w:r>
     </w:p>
     <w:p>
@@ -3827,7 +4164,22 @@
           <w:rFonts w:ascii="Microsoft YaHei" w:hAnsi="Microsoft YaHei" w:eastAsia="Microsoft YaHei"/>
           <w:sz w:val="21"/>
         </w:rPr>
-        <w:t xml:space="preserve">把返回的 </w:t>
+        <w:t xml:space="preserve">稳妥做法：云函数 → </w:t>
+      </w:r>
+      <w:r>
+        <w:rPr>
+          <w:rFonts w:ascii="Consolas" w:hAnsi="Consolas" w:eastAsia="Consolas"/>
+          <w:color w:val="B03020"/>
+          <w:sz w:val="20"/>
+        </w:rPr>
+        <w:t>smokeTest</w:t>
+      </w:r>
+      <w:r>
+        <w:rPr>
+          <w:rFonts w:ascii="Microsoft YaHei" w:hAnsi="Microsoft YaHei" w:eastAsia="Microsoft YaHei"/>
+          <w:sz w:val="21"/>
+        </w:rPr>
+        <w:t xml:space="preserve"> →「版本与配置」把</w:t>
       </w:r>
       <w:r>
         <w:rPr>
@@ -3835,14 +4187,348 @@
           <w:b/>
           <w:sz w:val="21"/>
         </w:rPr>
-        <w:t>完整 JSON</w:t>
-      </w:r>
-      <w:r>
-        <w:rPr>
-          <w:rFonts w:ascii="Microsoft YaHei" w:hAnsi="Microsoft YaHei" w:eastAsia="Microsoft YaHei"/>
-          <w:sz w:val="21"/>
-        </w:rPr>
-        <w:t xml:space="preserve"> 复制下来（贴回本窗口给我判读）。</w:t>
+        <w:t>超时时间调到 ≥10 秒</w:t>
+      </w:r>
+      <w:r>
+        <w:rPr>
+          <w:rFonts w:ascii="Microsoft YaHei" w:hAnsi="Microsoft YaHei" w:eastAsia="Microsoft YaHei"/>
+          <w:sz w:val="21"/>
+        </w:rPr>
+        <w:t>；图省事就直接</w:t>
+      </w:r>
+      <w:r>
+        <w:rPr>
+          <w:rFonts w:ascii="Microsoft YaHei" w:hAnsi="Microsoft YaHei" w:eastAsia="Microsoft YaHei"/>
+          <w:b/>
+          <w:sz w:val="21"/>
+        </w:rPr>
+        <w:t>再点一次「运行测试」</w:t>
+      </w:r>
+      <w:r>
+        <w:rPr>
+          <w:rFonts w:ascii="Microsoft YaHei" w:hAnsi="Microsoft YaHei" w:eastAsia="Microsoft YaHei"/>
+          <w:sz w:val="21"/>
+        </w:rPr>
+        <w:t>（热启动 724ms 稳过）。</w:t>
+      </w:r>
+    </w:p>
+    <w:p>
+      <w:r/>
+      <w:r>
+        <w:rPr>
+          <w:rFonts w:ascii="Microsoft YaHei" w:hAnsi="Microsoft YaHei" w:eastAsia="Microsoft YaHei"/>
+          <w:b/>
+          <w:sz w:val="21"/>
+        </w:rPr>
+        <w:t>③ 触发</w:t>
+      </w:r>
+      <w:r>
+        <w:rPr>
+          <w:rFonts w:ascii="Microsoft YaHei" w:hAnsi="Microsoft YaHei" w:eastAsia="Microsoft YaHei"/>
+          <w:sz w:val="21"/>
+        </w:rPr>
+        <w:t xml:space="preserve">：云函数 → </w:t>
+      </w:r>
+      <w:r>
+        <w:rPr>
+          <w:rFonts w:ascii="Consolas" w:hAnsi="Consolas" w:eastAsia="Consolas"/>
+          <w:color w:val="B03020"/>
+          <w:sz w:val="20"/>
+        </w:rPr>
+        <w:t>smokeTest</w:t>
+      </w:r>
+      <w:r>
+        <w:rPr>
+          <w:rFonts w:ascii="Microsoft YaHei" w:hAnsi="Microsoft YaHei" w:eastAsia="Microsoft YaHei"/>
+          <w:sz w:val="21"/>
+        </w:rPr>
+        <w:t xml:space="preserve"> → 右侧「云端测试」→ 入参编辑器清空后填 **</w:t>
+      </w:r>
+      <w:r>
+        <w:rPr>
+          <w:rFonts w:ascii="Consolas" w:hAnsi="Consolas" w:eastAsia="Consolas"/>
+          <w:color w:val="B03020"/>
+          <w:sz w:val="20"/>
+        </w:rPr>
+        <w:t>{}</w:t>
+      </w:r>
+      <w:r>
+        <w:rPr>
+          <w:rFonts w:ascii="Microsoft YaHei" w:hAnsi="Microsoft YaHei" w:eastAsia="Microsoft YaHei"/>
+          <w:sz w:val="21"/>
+        </w:rPr>
+        <w:t>** →「运行测试」。</w:t>
+      </w:r>
+    </w:p>
+    <w:p>
+      <w:pPr>
+        <w:ind w:left="270"/>
+        <w:shd w:val="clear" w:color="auto" w:fill="F2F2F2"/>
+      </w:pPr>
+      <w:r/>
+      <w:r>
+        <w:rPr>
+          <w:rFonts w:ascii="Microsoft YaHei" w:hAnsi="Microsoft YaHei" w:eastAsia="Microsoft YaHei"/>
+          <w:sz w:val="20"/>
+        </w:rPr>
+        <w:t>入参编辑器是代码框：先点进框内，</w:t>
+      </w:r>
+      <w:r>
+        <w:rPr>
+          <w:rFonts w:ascii="Consolas" w:hAnsi="Consolas" w:eastAsia="Consolas"/>
+          <w:color w:val="B03020"/>
+          <w:sz w:val="19"/>
+        </w:rPr>
+        <w:t>Ctrl+A</w:t>
+      </w:r>
+      <w:r>
+        <w:rPr>
+          <w:rFonts w:ascii="Microsoft YaHei" w:hAnsi="Microsoft YaHei" w:eastAsia="Microsoft YaHei"/>
+          <w:sz w:val="20"/>
+        </w:rPr>
+        <w:t xml:space="preserve"> → </w:t>
+      </w:r>
+      <w:r>
+        <w:rPr>
+          <w:rFonts w:ascii="Consolas" w:hAnsi="Consolas" w:eastAsia="Consolas"/>
+          <w:color w:val="B03020"/>
+          <w:sz w:val="19"/>
+        </w:rPr>
+        <w:t>Delete</w:t>
+      </w:r>
+      <w:r>
+        <w:rPr>
+          <w:rFonts w:ascii="Microsoft YaHei" w:hAnsi="Microsoft YaHei" w:eastAsia="Microsoft YaHei"/>
+          <w:sz w:val="20"/>
+        </w:rPr>
+        <w:t xml:space="preserve"> → 粘贴 </w:t>
+      </w:r>
+      <w:r>
+        <w:rPr>
+          <w:rFonts w:ascii="Consolas" w:hAnsi="Consolas" w:eastAsia="Consolas"/>
+          <w:color w:val="B03020"/>
+          <w:sz w:val="19"/>
+        </w:rPr>
+        <w:t>{}</w:t>
+      </w:r>
+      <w:r>
+        <w:rPr>
+          <w:rFonts w:ascii="Microsoft YaHei" w:hAnsi="Microsoft YaHei" w:eastAsia="Microsoft YaHei"/>
+          <w:sz w:val="20"/>
+        </w:rPr>
+        <w:t xml:space="preserve">。⚠️ 若框里出现「查找」小面板，说明焦点跑到查找框了，按 </w:t>
+      </w:r>
+      <w:r>
+        <w:rPr>
+          <w:rFonts w:ascii="Consolas" w:hAnsi="Consolas" w:eastAsia="Consolas"/>
+          <w:color w:val="B03020"/>
+          <w:sz w:val="19"/>
+        </w:rPr>
+        <w:t>Esc</w:t>
+      </w:r>
+      <w:r>
+        <w:rPr>
+          <w:rFonts w:ascii="Microsoft YaHei" w:hAnsi="Microsoft YaHei" w:eastAsia="Microsoft YaHei"/>
+          <w:sz w:val="20"/>
+        </w:rPr>
+        <w:t xml:space="preserve"> 关掉再重来。</w:t>
+      </w:r>
+    </w:p>
+    <w:p>
+      <w:r/>
+      <w:r>
+        <w:rPr>
+          <w:rFonts w:ascii="Microsoft YaHei" w:hAnsi="Microsoft YaHei" w:eastAsia="Microsoft YaHei"/>
+          <w:b/>
+          <w:sz w:val="21"/>
+        </w:rPr>
+        <w:t>④ 取原文（别 OCR）</w:t>
+      </w:r>
+      <w:r>
+        <w:rPr>
+          <w:rFonts w:ascii="Microsoft YaHei" w:hAnsi="Microsoft YaHei" w:eastAsia="Microsoft YaHei"/>
+          <w:sz w:val="21"/>
+        </w:rPr>
+        <w:t xml:space="preserve">：点进「返回结果」文本框 → </w:t>
+      </w:r>
+      <w:r>
+        <w:rPr>
+          <w:rFonts w:ascii="Consolas" w:hAnsi="Consolas" w:eastAsia="Consolas"/>
+          <w:color w:val="B03020"/>
+          <w:sz w:val="20"/>
+        </w:rPr>
+        <w:t>Ctrl+A</w:t>
+      </w:r>
+      <w:r>
+        <w:rPr>
+          <w:rFonts w:ascii="Microsoft YaHei" w:hAnsi="Microsoft YaHei" w:eastAsia="Microsoft YaHei"/>
+          <w:sz w:val="21"/>
+        </w:rPr>
+        <w:t xml:space="preserve"> → </w:t>
+      </w:r>
+      <w:r>
+        <w:rPr>
+          <w:rFonts w:ascii="Consolas" w:hAnsi="Consolas" w:eastAsia="Consolas"/>
+          <w:color w:val="B03020"/>
+          <w:sz w:val="20"/>
+        </w:rPr>
+        <w:t>Ctrl+C</w:t>
+      </w:r>
+      <w:r>
+        <w:rPr>
+          <w:rFonts w:ascii="Microsoft YaHei" w:hAnsi="Microsoft YaHei" w:eastAsia="Microsoft YaHei"/>
+          <w:sz w:val="21"/>
+        </w:rPr>
+        <w:t xml:space="preserve"> → 贴回本窗口。</w:t>
+      </w:r>
+    </w:p>
+    <w:p>
+      <w:pPr>
+        <w:ind w:left="270"/>
+        <w:shd w:val="clear" w:color="auto" w:fill="F2F2F2"/>
+      </w:pPr>
+      <w:r/>
+      <w:r>
+        <w:rPr>
+          <w:rFonts w:ascii="Microsoft YaHei" w:hAnsi="Microsoft YaHei" w:eastAsia="Microsoft YaHei"/>
+          <w:sz w:val="20"/>
+        </w:rPr>
+        <w:t>🔴 「返回结果」标题旁那个</w:t>
+      </w:r>
+      <w:r>
+        <w:rPr>
+          <w:rFonts w:ascii="Microsoft YaHei" w:hAnsi="Microsoft YaHei" w:eastAsia="Microsoft YaHei"/>
+          <w:b/>
+          <w:sz w:val="20"/>
+        </w:rPr>
+        <w:t>复制图标点不动</w:t>
+      </w:r>
+      <w:r>
+        <w:rPr>
+          <w:rFonts w:ascii="Microsoft YaHei" w:hAnsi="Microsoft YaHei" w:eastAsia="Microsoft YaHei"/>
+          <w:sz w:val="20"/>
+        </w:rPr>
+        <w:t>（2026-09-18 换 4 个坐标实测均无效）；</w:t>
+      </w:r>
+      <w:r>
+        <w:rPr>
+          <w:rFonts w:ascii="Consolas" w:hAnsi="Consolas" w:eastAsia="Consolas"/>
+          <w:color w:val="B03020"/>
+          <w:sz w:val="19"/>
+        </w:rPr>
+        <w:t>Ctrl+A</w:t>
+      </w:r>
+      <w:r>
+        <w:rPr>
+          <w:rFonts w:ascii="Microsoft YaHei" w:hAnsi="Microsoft YaHei" w:eastAsia="Microsoft YaHei"/>
+          <w:sz w:val="20"/>
+        </w:rPr>
+        <w:t>+</w:t>
+      </w:r>
+      <w:r>
+        <w:rPr>
+          <w:rFonts w:ascii="Consolas" w:hAnsi="Consolas" w:eastAsia="Consolas"/>
+          <w:color w:val="B03020"/>
+          <w:sz w:val="19"/>
+        </w:rPr>
+        <w:t>Ctrl+C</w:t>
+      </w:r>
+      <w:r>
+        <w:rPr>
+          <w:rFonts w:ascii="Microsoft YaHei" w:hAnsi="Microsoft YaHei" w:eastAsia="Microsoft YaHei"/>
+          <w:sz w:val="20"/>
+        </w:rPr>
+        <w:t xml:space="preserve"> 实测可取到</w:t>
+      </w:r>
+      <w:r>
+        <w:rPr>
+          <w:rFonts w:ascii="Microsoft YaHei" w:hAnsi="Microsoft YaHei" w:eastAsia="Microsoft YaHei"/>
+          <w:b/>
+          <w:sz w:val="20"/>
+        </w:rPr>
+        <w:t>全文</w:t>
+      </w:r>
+      <w:r>
+        <w:rPr>
+          <w:rFonts w:ascii="Microsoft YaHei" w:hAnsi="Microsoft YaHei" w:eastAsia="Microsoft YaHei"/>
+          <w:sz w:val="20"/>
+        </w:rPr>
+        <w:t>（3204 字符，含入参/返回/请求 ID/摘要/</w:t>
+      </w:r>
+      <w:r>
+        <w:rPr>
+          <w:rFonts w:ascii="Consolas" w:hAnsi="Consolas" w:eastAsia="Consolas"/>
+          <w:color w:val="B03020"/>
+          <w:sz w:val="19"/>
+        </w:rPr>
+        <w:t>Init…Report</w:t>
+      </w:r>
+      <w:r>
+        <w:rPr>
+          <w:rFonts w:ascii="Microsoft YaHei" w:hAnsi="Microsoft YaHei" w:eastAsia="Microsoft YaHei"/>
+          <w:sz w:val="20"/>
+        </w:rPr>
+        <w:t xml:space="preserve"> 全段日志）。 🔴 </w:t>
+      </w:r>
+      <w:r>
+        <w:rPr>
+          <w:rFonts w:ascii="Microsoft YaHei" w:hAnsi="Microsoft YaHei" w:eastAsia="Microsoft YaHei"/>
+          <w:b/>
+          <w:sz w:val="20"/>
+        </w:rPr>
+        <w:t>绝不要用 OCR 读这段 JSON</w:t>
+      </w:r>
+      <w:r>
+        <w:rPr>
+          <w:rFonts w:ascii="Microsoft YaHei" w:hAnsi="Microsoft YaHei" w:eastAsia="Microsoft YaHei"/>
+          <w:sz w:val="20"/>
+        </w:rPr>
+        <w:t xml:space="preserve">：实测 </w:t>
+      </w:r>
+      <w:r>
+        <w:rPr>
+          <w:rFonts w:ascii="Consolas" w:hAnsi="Consolas" w:eastAsia="Consolas"/>
+          <w:color w:val="B03020"/>
+          <w:sz w:val="19"/>
+        </w:rPr>
+        <w:t>-501001</w:t>
+      </w:r>
+      <w:r>
+        <w:rPr>
+          <w:rFonts w:ascii="Microsoft YaHei" w:hAnsi="Microsoft YaHei" w:eastAsia="Microsoft YaHei"/>
+          <w:sz w:val="20"/>
+        </w:rPr>
+        <w:t xml:space="preserve"> 被读成 </w:t>
+      </w:r>
+      <w:r>
+        <w:rPr>
+          <w:rFonts w:ascii="Consolas" w:hAnsi="Consolas" w:eastAsia="Consolas"/>
+          <w:color w:val="B03020"/>
+          <w:sz w:val="19"/>
+        </w:rPr>
+        <w:t>一501991</w:t>
+      </w:r>
+      <w:r>
+        <w:rPr>
+          <w:rFonts w:ascii="Microsoft YaHei" w:hAnsi="Microsoft YaHei" w:eastAsia="Microsoft YaHei"/>
+          <w:sz w:val="20"/>
+        </w:rPr>
+        <w:t>、还整行丢 —— 只能当"看一眼"，</w:t>
+      </w:r>
+      <w:r>
+        <w:rPr>
+          <w:rFonts w:ascii="Microsoft YaHei" w:hAnsi="Microsoft YaHei" w:eastAsia="Microsoft YaHei"/>
+          <w:b/>
+          <w:sz w:val="20"/>
+        </w:rPr>
+        <w:t>不能当原文证据</w:t>
+      </w:r>
+      <w:r>
+        <w:rPr>
+          <w:rFonts w:ascii="Microsoft YaHei" w:hAnsi="Microsoft YaHei" w:eastAsia="Microsoft YaHei"/>
+          <w:sz w:val="20"/>
+        </w:rPr>
+        <w:t>。</w:t>
       </w:r>
     </w:p>
     <w:p>
@@ -4418,6 +5104,43 @@
               </w:rPr>
               <w:t>OK</w:t>
             </w:r>
+            <w:r>
+              <w:rPr>
+                <w:rFonts w:ascii="Microsoft YaHei" w:hAnsi="Microsoft YaHei" w:eastAsia="Microsoft YaHei"/>
+                <w:sz w:val="19"/>
+              </w:rPr>
+              <w:t xml:space="preserve"> —— **但 2026-09-18 真云实测 = </w:t>
+            </w:r>
+            <w:r>
+              <w:rPr>
+                <w:rFonts w:ascii="Consolas" w:hAnsi="Consolas" w:eastAsia="Consolas"/>
+                <w:color w:val="B03020"/>
+                <w:sz w:val="18"/>
+              </w:rPr>
+              <w:t>typeof:"undefined"</w:t>
+            </w:r>
+            <w:r>
+              <w:rPr>
+                <w:rFonts w:ascii="Microsoft YaHei" w:hAnsi="Microsoft YaHei" w:eastAsia="Microsoft YaHei"/>
+                <w:sz w:val="19"/>
+              </w:rPr>
+              <w:t xml:space="preserve">（无 </w:t>
+            </w:r>
+            <w:r>
+              <w:rPr>
+                <w:rFonts w:ascii="Consolas" w:hAnsi="Consolas" w:eastAsia="Consolas"/>
+                <w:color w:val="B03020"/>
+                <w:sz w:val="18"/>
+              </w:rPr>
+              <w:t>call</w:t>
+            </w:r>
+            <w:r>
+              <w:rPr>
+                <w:rFonts w:ascii="Microsoft YaHei" w:hAnsi="Microsoft YaHei" w:eastAsia="Microsoft YaHei"/>
+                <w:sz w:val="19"/>
+              </w:rPr>
+              <w:t xml:space="preserve"> 字段）⇒ A7 已定案「SDK 无 createIndex」，此处只作复核**</w:t>
+            </w:r>
           </w:p>
         </w:tc>
         <w:tc>
@@ -4428,18 +5151,55 @@
             <w:r/>
             <w:r>
               <w:rPr>
+                <w:rFonts w:ascii="Microsoft YaHei" w:hAnsi="Microsoft YaHei" w:eastAsia="Microsoft YaHei"/>
+                <w:sz w:val="19"/>
+              </w:rPr>
+              <w:t xml:space="preserve">若哪天变成 </w:t>
+            </w:r>
+            <w:r>
+              <w:rPr>
                 <w:rFonts w:ascii="Consolas" w:hAnsi="Consolas" w:eastAsia="Consolas"/>
                 <w:color w:val="B03020"/>
                 <w:sz w:val="18"/>
               </w:rPr>
-              <w:t>undefined</w:t>
+              <w:t>function</w:t>
             </w:r>
             <w:r>
               <w:rPr>
                 <w:rFonts w:ascii="Microsoft YaHei" w:hAnsi="Microsoft YaHei" w:eastAsia="Microsoft YaHei"/>
                 <w:sz w:val="19"/>
               </w:rPr>
-              <w:t xml:space="preserve"> 或 THROW → A7：createIndex 不可用</w:t>
+              <w:t>+</w:t>
+            </w:r>
+            <w:r>
+              <w:rPr>
+                <w:rFonts w:ascii="Consolas" w:hAnsi="Consolas" w:eastAsia="Consolas"/>
+                <w:color w:val="B03020"/>
+                <w:sz w:val="18"/>
+              </w:rPr>
+              <w:t>OK</w:t>
+            </w:r>
+            <w:r>
+              <w:rPr>
+                <w:rFonts w:ascii="Microsoft YaHei" w:hAnsi="Microsoft YaHei" w:eastAsia="Microsoft YaHei"/>
+                <w:sz w:val="19"/>
+              </w:rPr>
+              <w:t xml:space="preserve"> ⇒ </w:t>
+            </w:r>
+            <w:r>
+              <w:rPr>
+                <w:rFonts w:ascii="Microsoft YaHei" w:hAnsi="Microsoft YaHei" w:eastAsia="Microsoft YaHei"/>
+                <w:b/>
+                <w:sz w:val="19"/>
+              </w:rPr>
+              <w:t>A7 结论被推翻</w:t>
+            </w:r>
+            <w:r>
+              <w:rPr>
+                <w:rFonts w:ascii="Microsoft YaHei" w:hAnsi="Microsoft YaHei" w:eastAsia="Microsoft YaHei"/>
+                <w:sz w:val="19"/>
+              </w:rPr>
+              <w:t>，索引可脚本化，须重议</w:t>
             </w:r>
           </w:p>
         </w:tc>
@@ -4470,9 +5230,17 @@
             <w:r>
               <w:rPr>
                 <w:rFonts w:ascii="Microsoft YaHei" w:hAnsi="Microsoft YaHei" w:eastAsia="Microsoft YaHei"/>
+                <w:b/>
                 <w:sz w:val="19"/>
               </w:rPr>
-              <w:t>含「报错（符合预期）」</w:t>
+              <w:t>本字段零证明力，不作判据</w:t>
+            </w:r>
+            <w:r>
+              <w:rPr>
+                <w:rFonts w:ascii="Microsoft YaHei" w:hAnsi="Microsoft YaHei" w:eastAsia="Microsoft YaHei"/>
+                <w:sz w:val="19"/>
+              </w:rPr>
+              <w:t>（2026-09-18 真云实测 + 复核裁定）</w:t>
             </w:r>
           </w:p>
         </w:tc>
@@ -4487,7 +5255,7 @@
                 <w:rFonts w:ascii="Microsoft YaHei" w:hAnsi="Microsoft YaHei" w:eastAsia="Microsoft YaHei"/>
                 <w:sz w:val="19"/>
               </w:rPr>
-              <w:t>含「未报错」→ unique 索引未生效，A6 升级为「可能重复账号」，需给首建档加 unique 冲突重试</w:t>
+              <w:t>见下方 🔴</w:t>
             </w:r>
           </w:p>
         </w:tc>
@@ -4751,6 +5519,152 @@
           </w:p>
         </w:tc>
       </w:tr>
+      <w:tr>
+        <w:tc>
+          <w:tcPr>
+            <w:tcW w:type="dxa" w:w="3289"/>
+          </w:tcPr>
+          <w:p>
+            <w:r/>
+            <w:r>
+              <w:rPr>
+                <w:rFonts w:ascii="Consolas" w:hAnsi="Consolas" w:eastAsia="Consolas"/>
+                <w:color w:val="B03020"/>
+                <w:sz w:val="18"/>
+              </w:rPr>
+              <w:t>fsDiag.commonShape</w:t>
+            </w:r>
+          </w:p>
+        </w:tc>
+        <w:tc>
+          <w:tcPr>
+            <w:tcW w:type="dxa" w:w="3289"/>
+          </w:tcPr>
+          <w:p>
+            <w:r/>
+            <w:r>
+              <w:rPr>
+                <w:rFonts w:ascii="Microsoft YaHei" w:hAnsi="Microsoft YaHei" w:eastAsia="Microsoft YaHei"/>
+                <w:sz w:val="19"/>
+              </w:rPr>
+              <w:t>**</w:t>
+            </w:r>
+            <w:r>
+              <w:rPr>
+                <w:rFonts w:ascii="Consolas" w:hAnsi="Consolas" w:eastAsia="Consolas"/>
+                <w:color w:val="B03020"/>
+                <w:sz w:val="18"/>
+              </w:rPr>
+              <w:t>flat-file(common.js)</w:t>
+            </w:r>
+            <w:r>
+              <w:rPr>
+                <w:rFonts w:ascii="Microsoft YaHei" w:hAnsi="Microsoft YaHei" w:eastAsia="Microsoft YaHei"/>
+                <w:sz w:val="19"/>
+              </w:rPr>
+              <w:t>**（R29 真判据）</w:t>
+            </w:r>
+          </w:p>
+        </w:tc>
+        <w:tc>
+          <w:tcPr>
+            <w:tcW w:type="dxa" w:w="3289"/>
+          </w:tcPr>
+          <w:p>
+            <w:r/>
+            <w:r>
+              <w:rPr>
+                <w:rFonts w:ascii="Consolas" w:hAnsi="Consolas" w:eastAsia="Consolas"/>
+                <w:color w:val="B03020"/>
+                <w:sz w:val="18"/>
+              </w:rPr>
+              <w:t>ABSENT(common 未打进包)</w:t>
+            </w:r>
+            <w:r>
+              <w:rPr>
+                <w:rFonts w:ascii="Microsoft YaHei" w:hAnsi="Microsoft YaHei" w:eastAsia="Microsoft YaHei"/>
+                <w:sz w:val="19"/>
+              </w:rPr>
+              <w:t xml:space="preserve"> → common 没打进包，重跑 </w:t>
+            </w:r>
+            <w:r>
+              <w:rPr>
+                <w:rFonts w:ascii="Consolas" w:hAnsi="Consolas" w:eastAsia="Consolas"/>
+                <w:color w:val="B03020"/>
+                <w:sz w:val="18"/>
+              </w:rPr>
+              <w:t>node tools/sync_common.js</w:t>
+            </w:r>
+            <w:r>
+              <w:rPr>
+                <w:rFonts w:ascii="Microsoft YaHei" w:hAnsi="Microsoft YaHei" w:eastAsia="Microsoft YaHei"/>
+                <w:sz w:val="19"/>
+              </w:rPr>
+              <w:t xml:space="preserve"> 后再部署；</w:t>
+            </w:r>
+            <w:r>
+              <w:rPr>
+                <w:rFonts w:ascii="Consolas" w:hAnsi="Consolas" w:eastAsia="Consolas"/>
+                <w:color w:val="B03020"/>
+                <w:sz w:val="18"/>
+              </w:rPr>
+              <w:t>dir(common/)</w:t>
+            </w:r>
+            <w:r>
+              <w:rPr>
+                <w:rFonts w:ascii="Microsoft YaHei" w:hAnsi="Microsoft YaHei" w:eastAsia="Microsoft YaHei"/>
+                <w:sz w:val="19"/>
+              </w:rPr>
+              <w:t xml:space="preserve"> → 打包成了子目录（</w:t>
+            </w:r>
+            <w:r>
+              <w:rPr>
+                <w:rFonts w:ascii="Microsoft YaHei" w:hAnsi="Microsoft YaHei" w:eastAsia="Microsoft YaHei"/>
+                <w:b/>
+                <w:sz w:val="19"/>
+              </w:rPr>
+              <w:t>必坏</w:t>
+            </w:r>
+            <w:r>
+              <w:rPr>
+                <w:rFonts w:ascii="Microsoft YaHei" w:hAnsi="Microsoft YaHei" w:eastAsia="Microsoft YaHei"/>
+                <w:sz w:val="19"/>
+              </w:rPr>
+              <w:t xml:space="preserve">）。⚠️ 若返回里**根本没有 </w:t>
+            </w:r>
+            <w:r>
+              <w:rPr>
+                <w:rFonts w:ascii="Consolas" w:hAnsi="Consolas" w:eastAsia="Consolas"/>
+                <w:color w:val="B03020"/>
+                <w:sz w:val="18"/>
+              </w:rPr>
+              <w:t>commonShape</w:t>
+            </w:r>
+            <w:r>
+              <w:rPr>
+                <w:rFonts w:ascii="Microsoft YaHei" w:hAnsi="Microsoft YaHei" w:eastAsia="Microsoft YaHei"/>
+                <w:sz w:val="19"/>
+              </w:rPr>
+              <w:t xml:space="preserve"> 字段</w:t>
+            </w:r>
+            <w:r>
+              <w:rPr>
+                <w:rFonts w:ascii="Microsoft YaHei" w:hAnsi="Microsoft YaHei" w:eastAsia="Microsoft YaHei"/>
+                <w:b/>
+                <w:sz w:val="19"/>
+              </w:rPr>
+              <w:t xml:space="preserve"> ⇒ </w:t>
+            </w:r>
+            <w:r>
+              <w:rPr>
+                <w:rFonts w:ascii="Microsoft YaHei" w:hAnsi="Microsoft YaHei" w:eastAsia="Microsoft YaHei"/>
+                <w:sz w:val="19"/>
+              </w:rPr>
+              <w:t>部署件陈旧**，先去控制台看「最后更新时间」是否晚于该文件的最后一次提交</w:t>
+            </w:r>
+          </w:p>
+        </w:tc>
+      </w:tr>
     </w:tbl>
     <w:p/>
     <w:p>
@@ -4768,7 +5682,40 @@
           <w:b/>
           <w:sz w:val="23"/>
         </w:rPr>
-        <w:t>步骤 6 · 替换 env.js 占位符（判据④）</w:t>
+        <w:t xml:space="preserve">🔴 步骤 5 附注 · </w:t>
+      </w:r>
+      <w:r>
+        <w:rPr>
+          <w:rFonts w:ascii="Consolas" w:hAnsi="Consolas" w:eastAsia="Consolas"/>
+          <w:b/>
+          <w:color w:val="B03020"/>
+          <w:sz w:val="22"/>
+        </w:rPr>
+        <w:t>uniqueEnforce</w:t>
+      </w:r>
+      <w:r>
+        <w:rPr>
+          <w:rFonts w:ascii="Microsoft YaHei" w:hAnsi="Microsoft YaHei" w:eastAsia="Microsoft YaHei"/>
+          <w:b/>
+          <w:sz w:val="23"/>
+        </w:rPr>
+        <w:t xml:space="preserve"> 为什么</w:t>
+      </w:r>
+      <w:r>
+        <w:rPr>
+          <w:rFonts w:ascii="Microsoft YaHei" w:hAnsi="Microsoft YaHei" w:eastAsia="Microsoft YaHei"/>
+          <w:b/>
+          <w:sz w:val="23"/>
+        </w:rPr>
+        <w:t>不能</w:t>
+      </w:r>
+      <w:r>
+        <w:rPr>
+          <w:rFonts w:ascii="Microsoft YaHei" w:hAnsi="Microsoft YaHei" w:eastAsia="Microsoft YaHei"/>
+          <w:b/>
+          <w:sz w:val="23"/>
+        </w:rPr>
+        <w:t>当判据（2026-09-18 更正）</w:t>
       </w:r>
     </w:p>
     <w:p>
@@ -4781,7 +5728,7 @@
           <w:rFonts w:ascii="Microsoft YaHei" w:hAnsi="Microsoft YaHei" w:eastAsia="Microsoft YaHei"/>
           <w:sz w:val="21"/>
         </w:rPr>
-        <w:t xml:space="preserve">打开 </w:t>
+        <w:t>原文（真云实测）：</w:t>
       </w:r>
       <w:r>
         <w:rPr>
@@ -4789,29 +5736,14 @@
           <w:color w:val="B03020"/>
           <w:sz w:val="20"/>
         </w:rPr>
-        <w:t>miniprogram/config/env.js</w:t>
-      </w:r>
-      <w:r>
-        <w:rPr>
-          <w:rFonts w:ascii="Microsoft YaHei" w:hAnsi="Microsoft YaHei" w:eastAsia="Microsoft YaHei"/>
-          <w:sz w:val="21"/>
-        </w:rPr>
-        <w:t xml:space="preserve">，把 </w:t>
-      </w:r>
-      <w:r>
-        <w:rPr>
-          <w:rFonts w:ascii="Microsoft YaHei" w:hAnsi="Microsoft YaHei" w:eastAsia="Microsoft YaHei"/>
-          <w:b/>
-          <w:sz w:val="21"/>
-        </w:rPr>
-        <w:t>prod 槽（第 17 行）</w:t>
-      </w:r>
-      <w:r>
-        <w:rPr>
-          <w:rFonts w:ascii="Microsoft YaHei" w:hAnsi="Microsoft YaHei" w:eastAsia="Microsoft YaHei"/>
-          <w:sz w:val="21"/>
-        </w:rPr>
-        <w:t>的占位符换成步骤 1 记下的真实环境 ID（dev 槽已在第 16 行填好）。</w:t>
+        <w:t>"uniqueEnforce":{"result":"未报错 → unique 索引可能未生效（A7 判定为「索引不可用」）"}</w:t>
+      </w:r>
+      <w:r>
+        <w:rPr>
+          <w:rFonts w:ascii="Microsoft YaHei" w:hAnsi="Microsoft YaHei" w:eastAsia="Microsoft YaHei"/>
+          <w:sz w:val="21"/>
+        </w:rPr>
+        <w:t>。</w:t>
       </w:r>
     </w:p>
     <w:p>
@@ -4822,32 +5754,9 @@
       <w:r>
         <w:rPr>
           <w:rFonts w:ascii="Microsoft YaHei" w:hAnsi="Microsoft YaHei" w:eastAsia="Microsoft YaHei"/>
-          <w:b/>
-          <w:sz w:val="21"/>
-        </w:rPr>
-        <w:t>当前状态（2026-09-14）</w:t>
-      </w:r>
-      <w:r>
-        <w:rPr>
-          <w:rFonts w:ascii="Microsoft YaHei" w:hAnsi="Microsoft YaHei" w:eastAsia="Microsoft YaHei"/>
-          <w:sz w:val="21"/>
-        </w:rPr>
-        <w:t>：dev 那行</w:t>
-      </w:r>
-      <w:r>
-        <w:rPr>
-          <w:rFonts w:ascii="Microsoft YaHei" w:hAnsi="Microsoft YaHei" w:eastAsia="Microsoft YaHei"/>
-          <w:b/>
-          <w:sz w:val="21"/>
-        </w:rPr>
-        <w:t>已填</w:t>
-      </w:r>
-      <w:r>
-        <w:rPr>
-          <w:rFonts w:ascii="Microsoft YaHei" w:hAnsi="Microsoft YaHei" w:eastAsia="Microsoft YaHei"/>
-          <w:sz w:val="21"/>
-        </w:rPr>
-        <w:t xml:space="preserve"> </w:t>
+          <w:sz w:val="21"/>
+        </w:rPr>
+        <w:t>机制事实：</w:t>
       </w:r>
       <w:r>
         <w:rPr>
@@ -4855,14 +5764,89 @@
           <w:color w:val="B03020"/>
           <w:sz w:val="20"/>
         </w:rPr>
-        <w:t>cloud1-d4gphpoxy337f2a25</w:t>
-      </w:r>
-      <w:r>
-        <w:rPr>
-          <w:rFonts w:ascii="Microsoft YaHei" w:hAnsi="Microsoft YaHei" w:eastAsia="Microsoft YaHei"/>
-          <w:sz w:val="21"/>
-        </w:rPr>
-        <w:t>；prod 那行仍是占位符（prod 环境尚未建）。</w:t>
+        <w:t>createIndex</w:t>
+      </w:r>
+      <w:r>
+        <w:rPr>
+          <w:rFonts w:ascii="Microsoft YaHei" w:hAnsi="Microsoft YaHei" w:eastAsia="Microsoft YaHei"/>
+          <w:sz w:val="21"/>
+        </w:rPr>
+        <w:t xml:space="preserve"> 在真 SDK 上是 </w:t>
+      </w:r>
+      <w:r>
+        <w:rPr>
+          <w:rFonts w:ascii="Consolas" w:hAnsi="Consolas" w:eastAsia="Consolas"/>
+          <w:color w:val="B03020"/>
+          <w:sz w:val="20"/>
+        </w:rPr>
+        <w:t>undefined</w:t>
+      </w:r>
+      <w:r>
+        <w:rPr>
+          <w:rFonts w:ascii="Microsoft YaHei" w:hAnsi="Microsoft YaHei" w:eastAsia="Microsoft YaHei"/>
+          <w:sz w:val="21"/>
+        </w:rPr>
+        <w:t>（本表上一行已复现）⇒ **</w:t>
+      </w:r>
+      <w:r>
+        <w:rPr>
+          <w:rFonts w:ascii="Consolas" w:hAnsi="Consolas" w:eastAsia="Consolas"/>
+          <w:color w:val="B03020"/>
+          <w:sz w:val="20"/>
+        </w:rPr>
+        <w:t>idx_probe_k</w:t>
+      </w:r>
+      <w:r>
+        <w:rPr>
+          <w:rFonts w:ascii="Microsoft YaHei" w:hAnsi="Microsoft YaHei" w:eastAsia="Microsoft YaHei"/>
+          <w:sz w:val="21"/>
+        </w:rPr>
+        <w:t xml:space="preserve"> 这条唯一索引从来没有在 </w:t>
+      </w:r>
+      <w:r>
+        <w:rPr>
+          <w:rFonts w:ascii="Consolas" w:hAnsi="Consolas" w:eastAsia="Consolas"/>
+          <w:color w:val="B03020"/>
+          <w:sz w:val="20"/>
+        </w:rPr>
+        <w:t>probe_tmp</w:t>
+      </w:r>
+      <w:r>
+        <w:rPr>
+          <w:rFonts w:ascii="Microsoft YaHei" w:hAnsi="Microsoft YaHei" w:eastAsia="Microsoft YaHei"/>
+          <w:sz w:val="21"/>
+        </w:rPr>
+        <w:t xml:space="preserve"> 上被创建过** ⇒ 往里插两条同 </w:t>
+      </w:r>
+      <w:r>
+        <w:rPr>
+          <w:rFonts w:ascii="Consolas" w:hAnsi="Consolas" w:eastAsia="Consolas"/>
+          <w:color w:val="B03020"/>
+          <w:sz w:val="20"/>
+        </w:rPr>
+        <w:t>k</w:t>
+      </w:r>
+      <w:r>
+        <w:rPr>
+          <w:rFonts w:ascii="Microsoft YaHei" w:hAnsi="Microsoft YaHei" w:eastAsia="Microsoft YaHei"/>
+          <w:sz w:val="21"/>
+        </w:rPr>
+        <w:t xml:space="preserve"> </w:t>
+      </w:r>
+      <w:r>
+        <w:rPr>
+          <w:rFonts w:ascii="Microsoft YaHei" w:hAnsi="Microsoft YaHei" w:eastAsia="Microsoft YaHei"/>
+          <w:b/>
+          <w:sz w:val="21"/>
+        </w:rPr>
+        <w:t>当然不报错</w:t>
+      </w:r>
+      <w:r>
+        <w:rPr>
+          <w:rFonts w:ascii="Microsoft YaHei" w:hAnsi="Microsoft YaHei" w:eastAsia="Microsoft YaHei"/>
+          <w:sz w:val="21"/>
+        </w:rPr>
+        <w:t>。</w:t>
       </w:r>
     </w:p>
     <w:p>
@@ -4875,7 +5859,7 @@
           <w:rFonts w:ascii="Microsoft YaHei" w:hAnsi="Microsoft YaHei" w:eastAsia="Microsoft YaHei"/>
           <w:sz w:val="21"/>
         </w:rPr>
-        <w:t>判据④ 现</w:t>
+        <w:t xml:space="preserve">⇒ 这个字段报什么都不构成「唯一索引是否生效」的证据 —— </w:t>
       </w:r>
       <w:r>
         <w:rPr>
@@ -4883,32 +5867,14 @@
           <w:b/>
           <w:sz w:val="21"/>
         </w:rPr>
-        <w:t>仅剩 prod 这一项</w:t>
-      </w:r>
-      <w:r>
-        <w:rPr>
-          <w:rFonts w:ascii="Microsoft YaHei" w:hAnsi="Microsoft YaHei" w:eastAsia="Microsoft YaHei"/>
-          <w:sz w:val="21"/>
-        </w:rPr>
-        <w:t>（dev 侧已闭环）；prod 环境建好并替换后，batch0 自测的「点4 未完成」会变 ✅。</w:t>
-      </w:r>
-    </w:p>
-    <w:p>
-      <w:pPr>
-        <w:pStyle w:val="Heading2"/>
-      </w:pPr>
-      <w:r>
-        <w:rPr>
-          <w:b/>
-        </w:rPr>
-      </w:r>
-      <w:r>
-        <w:rPr>
-          <w:rFonts w:ascii="Microsoft YaHei" w:hAnsi="Microsoft YaHei" w:eastAsia="Microsoft YaHei"/>
-          <w:b/>
-          <w:sz w:val="23"/>
-        </w:rPr>
-        <w:t>步骤 7 · 投喂批次 1</w:t>
+        <w:t>零证明力</w:t>
+      </w:r>
+      <w:r>
+        <w:rPr>
+          <w:rFonts w:ascii="Microsoft YaHei" w:hAnsi="Microsoft YaHei" w:eastAsia="Microsoft YaHei"/>
+          <w:sz w:val="21"/>
+        </w:rPr>
+        <w:t>。</w:t>
       </w:r>
     </w:p>
     <w:p>
@@ -4921,52 +5887,52 @@
           <w:rFonts w:ascii="Microsoft YaHei" w:hAnsi="Microsoft YaHei" w:eastAsia="Microsoft YaHei"/>
           <w:sz w:val="21"/>
         </w:rPr>
-        <w:t xml:space="preserve">取 </w:t>
-      </w:r>
-      <w:r>
-        <w:rPr>
-          <w:rFonts w:ascii="Consolas" w:hAnsi="Consolas" w:eastAsia="Consolas"/>
-          <w:color w:val="B03020"/>
-          <w:sz w:val="20"/>
-        </w:rPr>
-        <w:t>specs/dev-specs/delivery/inscode喂投包_8批_自包含完整版.md</w:t>
-      </w:r>
-      <w:r>
-        <w:rPr>
-          <w:rFonts w:ascii="Microsoft YaHei" w:hAnsi="Microsoft YaHei" w:eastAsia="Microsoft YaHei"/>
-          <w:sz w:val="21"/>
-        </w:rPr>
-        <w:t xml:space="preserve">（或 </w:t>
-      </w:r>
-      <w:r>
-        <w:rPr>
-          <w:rFonts w:ascii="Consolas" w:hAnsi="Consolas" w:eastAsia="Consolas"/>
-          <w:color w:val="B03020"/>
-          <w:sz w:val="20"/>
-        </w:rPr>
-        <w:t>批次1_提示词_可直接复制.txt</w:t>
-      </w:r>
-      <w:r>
-        <w:rPr>
-          <w:rFonts w:ascii="Microsoft YaHei" w:hAnsi="Microsoft YaHei" w:eastAsia="Microsoft YaHei"/>
-          <w:sz w:val="21"/>
-        </w:rPr>
-        <w:t xml:space="preserve"> / </w:t>
-      </w:r>
-      <w:r>
-        <w:rPr>
-          <w:rFonts w:ascii="Consolas" w:hAnsi="Consolas" w:eastAsia="Consolas"/>
-          <w:color w:val="B03020"/>
-          <w:sz w:val="20"/>
-        </w:rPr>
-        <w:t>inscode喂投包_8批_一键复制.html</w:t>
-      </w:r>
-      <w:r>
-        <w:rPr>
-          <w:rFonts w:ascii="Microsoft YaHei" w:hAnsi="Microsoft YaHei" w:eastAsia="Microsoft YaHei"/>
-          <w:sz w:val="21"/>
-        </w:rPr>
-        <w:t>）。</w:t>
+        <w:t xml:space="preserve">🔴 </w:t>
+      </w:r>
+      <w:r>
+        <w:rPr>
+          <w:rFonts w:ascii="Microsoft YaHei" w:hAnsi="Microsoft YaHei" w:eastAsia="Microsoft YaHei"/>
+          <w:b/>
+          <w:sz w:val="21"/>
+        </w:rPr>
+        <w:t>两条禁令</w:t>
+      </w:r>
+      <w:r>
+        <w:rPr>
+          <w:rFonts w:ascii="Microsoft YaHei" w:hAnsi="Microsoft YaHei" w:eastAsia="Microsoft YaHei"/>
+          <w:sz w:val="21"/>
+        </w:rPr>
+        <w:t xml:space="preserve">：① </w:t>
+      </w:r>
+      <w:r>
+        <w:rPr>
+          <w:rFonts w:ascii="Microsoft YaHei" w:hAnsi="Microsoft YaHei" w:eastAsia="Microsoft YaHei"/>
+          <w:b/>
+          <w:sz w:val="21"/>
+        </w:rPr>
+        <w:t>不得</w:t>
+      </w:r>
+      <w:r>
+        <w:rPr>
+          <w:rFonts w:ascii="Microsoft YaHei" w:hAnsi="Microsoft YaHei" w:eastAsia="Microsoft YaHei"/>
+          <w:sz w:val="21"/>
+        </w:rPr>
+        <w:t xml:space="preserve">据「未报错」升级 A6（"唯一约束不可用"）；② </w:t>
+      </w:r>
+      <w:r>
+        <w:rPr>
+          <w:rFonts w:ascii="Microsoft YaHei" w:hAnsi="Microsoft YaHei" w:eastAsia="Microsoft YaHei"/>
+          <w:b/>
+          <w:sz w:val="21"/>
+        </w:rPr>
+        <w:t>不得</w:t>
+      </w:r>
+      <w:r>
+        <w:rPr>
+          <w:rFonts w:ascii="Microsoft YaHei" w:hAnsi="Microsoft YaHei" w:eastAsia="Microsoft YaHei"/>
+          <w:sz w:val="21"/>
+        </w:rPr>
+        <w:t>据任何取值回退既有结论。</w:t>
       </w:r>
     </w:p>
     <w:p>
@@ -4977,17 +5943,77 @@
       <w:r>
         <w:rPr>
           <w:rFonts w:ascii="Microsoft YaHei" w:hAnsi="Microsoft YaHei" w:eastAsia="Microsoft YaHei"/>
+          <w:sz w:val="21"/>
+        </w:rPr>
+        <w:t>真云唯一索引是否</w:t>
+      </w:r>
+      <w:r>
+        <w:rPr>
+          <w:rFonts w:ascii="Microsoft YaHei" w:hAnsi="Microsoft YaHei" w:eastAsia="Microsoft YaHei"/>
           <w:b/>
           <w:sz w:val="21"/>
         </w:rPr>
-        <w:t>勿用 Desktop 派生副本</w:t>
-      </w:r>
-      <w:r>
-        <w:rPr>
-          <w:rFonts w:ascii="Microsoft YaHei" w:hAnsi="Microsoft YaHei" w:eastAsia="Microsoft YaHei"/>
-          <w:sz w:val="21"/>
-        </w:rPr>
-        <w:t>（A–K 门禁守不到那层，旧值风险）。</w:t>
+        <w:t>真的生效</w:t>
+      </w:r>
+      <w:r>
+        <w:rPr>
+          <w:rFonts w:ascii="Microsoft YaHei" w:hAnsi="Microsoft YaHei" w:eastAsia="Microsoft YaHei"/>
+          <w:sz w:val="21"/>
+        </w:rPr>
+        <w:t>，只能拿</w:t>
+      </w:r>
+      <w:r>
+        <w:rPr>
+          <w:rFonts w:ascii="Microsoft YaHei" w:hAnsi="Microsoft YaHei" w:eastAsia="Microsoft YaHei"/>
+          <w:b/>
+          <w:sz w:val="21"/>
+        </w:rPr>
+        <w:t>已经建成唯一索引的集合</w:t>
+      </w:r>
+      <w:r>
+        <w:rPr>
+          <w:rFonts w:ascii="Microsoft YaHei" w:hAnsi="Microsoft YaHei" w:eastAsia="Microsoft YaHei"/>
+          <w:sz w:val="21"/>
+        </w:rPr>
+        <w:t xml:space="preserve">去验（例如 </w:t>
+      </w:r>
+      <w:r>
+        <w:rPr>
+          <w:rFonts w:ascii="Consolas" w:hAnsi="Consolas" w:eastAsia="Consolas"/>
+          <w:color w:val="B03020"/>
+          <w:sz w:val="20"/>
+        </w:rPr>
+        <w:t>shop_cost_card</w:t>
+      </w:r>
+      <w:r>
+        <w:rPr>
+          <w:rFonts w:ascii="Microsoft YaHei" w:hAnsi="Microsoft YaHei" w:eastAsia="Microsoft YaHei"/>
+          <w:sz w:val="21"/>
+        </w:rPr>
+        <w:t xml:space="preserve"> 上手工复制已有三元组提交 ⇒ </w:t>
+      </w:r>
+      <w:r>
+        <w:rPr>
+          <w:rFonts w:ascii="Microsoft YaHei" w:hAnsi="Microsoft YaHei" w:eastAsia="Microsoft YaHei"/>
+          <w:b/>
+          <w:sz w:val="21"/>
+        </w:rPr>
+        <w:t>必须被拒</w:t>
+      </w:r>
+      <w:r>
+        <w:rPr>
+          <w:rFonts w:ascii="Microsoft YaHei" w:hAnsi="Microsoft YaHei" w:eastAsia="Microsoft YaHei"/>
+          <w:sz w:val="21"/>
+        </w:rPr>
+        <w:t>）。</w:t>
+      </w:r>
+      <w:r>
+        <w:rPr>
+          <w:rFonts w:ascii="Microsoft YaHei" w:hAnsi="Microsoft YaHei" w:eastAsia="Microsoft YaHei"/>
+          <w:b/>
+          <w:sz w:val="21"/>
+        </w:rPr>
+        <w:t>别再用本探针代答这个问题。</w:t>
       </w:r>
     </w:p>
     <w:p>
@@ -5000,7 +6026,40 @@
           <w:rFonts w:ascii="Microsoft YaHei" w:hAnsi="Microsoft YaHei" w:eastAsia="Microsoft YaHei"/>
           <w:sz w:val="21"/>
         </w:rPr>
-        <w:t>投喂给 InsCode（从仓库单源取，保证与门禁一致）。</w:t>
+        <w:t>历史提醒（防再次漂移）：本表此前的写法是「含『未报错』→ unique 索引未生效，A6 升级…」，</w:t>
+      </w:r>
+      <w:r>
+        <w:rPr>
+          <w:rFonts w:ascii="Microsoft YaHei" w:hAnsi="Microsoft YaHei" w:eastAsia="Microsoft YaHei"/>
+          <w:b/>
+          <w:sz w:val="21"/>
+        </w:rPr>
+        <w:t>该判据已作废</w:t>
+      </w:r>
+      <w:r>
+        <w:rPr>
+          <w:rFonts w:ascii="Microsoft YaHei" w:hAnsi="Microsoft YaHei" w:eastAsia="Microsoft YaHei"/>
+          <w:sz w:val="21"/>
+        </w:rPr>
+        <w:t>，2026-09-18 更正。</w:t>
+      </w:r>
+    </w:p>
+    <w:p>
+      <w:pPr>
+        <w:pStyle w:val="Heading2"/>
+      </w:pPr>
+      <w:r>
+        <w:rPr>
+          <w:b/>
+        </w:rPr>
+      </w:r>
+      <w:r>
+        <w:rPr>
+          <w:rFonts w:ascii="Microsoft YaHei" w:hAnsi="Microsoft YaHei" w:eastAsia="Microsoft YaHei"/>
+          <w:b/>
+          <w:sz w:val="23"/>
+        </w:rPr>
+        <w:t>步骤 6 · 替换 env.js 占位符（判据④）</w:t>
       </w:r>
     </w:p>
     <w:p>
@@ -5013,7 +6072,7 @@
           <w:rFonts w:ascii="Microsoft YaHei" w:hAnsi="Microsoft YaHei" w:eastAsia="Microsoft YaHei"/>
           <w:sz w:val="21"/>
         </w:rPr>
-        <w:t>回来后我按三件核：</w:t>
+        <w:t xml:space="preserve">打开 </w:t>
       </w:r>
       <w:r>
         <w:rPr>
@@ -5021,32 +6080,29 @@
           <w:color w:val="B03020"/>
           <w:sz w:val="20"/>
         </w:rPr>
-        <w:t>node verify_all.js</w:t>
-      </w:r>
-      <w:r>
-        <w:rPr>
-          <w:rFonts w:ascii="Microsoft YaHei" w:hAnsi="Microsoft YaHei" w:eastAsia="Microsoft YaHei"/>
-          <w:sz w:val="21"/>
-        </w:rPr>
-        <w:t>（9 套件）/ 读 POC3 引擎确认整数分落库+口径锁 directCost+待结算不进利润 / 变异 bizRefProfitFen+1 看 test_poc3 15 条转红。</w:t>
-      </w:r>
-    </w:p>
-    <w:p>
-      <w:pPr>
-        <w:pStyle w:val="Heading2"/>
-      </w:pPr>
-      <w:r>
-        <w:rPr>
+        <w:t>miniprogram/config/env.js</w:t>
+      </w:r>
+      <w:r>
+        <w:rPr>
+          <w:rFonts w:ascii="Microsoft YaHei" w:hAnsi="Microsoft YaHei" w:eastAsia="Microsoft YaHei"/>
+          <w:sz w:val="21"/>
+        </w:rPr>
+        <w:t xml:space="preserve">，把 </w:t>
+      </w:r>
+      <w:r>
+        <w:rPr>
+          <w:rFonts w:ascii="Microsoft YaHei" w:hAnsi="Microsoft YaHei" w:eastAsia="Microsoft YaHei"/>
           <w:b/>
-        </w:rPr>
-      </w:r>
-      <w:r>
-        <w:rPr>
-          <w:rFonts w:ascii="Microsoft YaHei" w:hAnsi="Microsoft YaHei" w:eastAsia="Microsoft YaHei"/>
-          <w:b/>
-          <w:sz w:val="23"/>
-        </w:rPr>
-        <w:t>步骤 8 · 清理</w:t>
+          <w:sz w:val="21"/>
+        </w:rPr>
+        <w:t>prod 槽（第 17 行）</w:t>
+      </w:r>
+      <w:r>
+        <w:rPr>
+          <w:rFonts w:ascii="Microsoft YaHei" w:hAnsi="Microsoft YaHei" w:eastAsia="Microsoft YaHei"/>
+          <w:sz w:val="21"/>
+        </w:rPr>
+        <w:t>的占位符换成步骤 1 记下的真实环境 ID（dev 槽已在第 16 行填好）。</w:t>
       </w:r>
     </w:p>
     <w:p>
@@ -5057,9 +6113,32 @@
       <w:r>
         <w:rPr>
           <w:rFonts w:ascii="Microsoft YaHei" w:hAnsi="Microsoft YaHei" w:eastAsia="Microsoft YaHei"/>
-          <w:sz w:val="21"/>
-        </w:rPr>
-        <w:t xml:space="preserve">去云开发控制台「数据库」→ 删除 </w:t>
+          <w:b/>
+          <w:sz w:val="21"/>
+        </w:rPr>
+        <w:t>当前状态（2026-09-14）</w:t>
+      </w:r>
+      <w:r>
+        <w:rPr>
+          <w:rFonts w:ascii="Microsoft YaHei" w:hAnsi="Microsoft YaHei" w:eastAsia="Microsoft YaHei"/>
+          <w:sz w:val="21"/>
+        </w:rPr>
+        <w:t>：dev 那行</w:t>
+      </w:r>
+      <w:r>
+        <w:rPr>
+          <w:rFonts w:ascii="Microsoft YaHei" w:hAnsi="Microsoft YaHei" w:eastAsia="Microsoft YaHei"/>
+          <w:b/>
+          <w:sz w:val="21"/>
+        </w:rPr>
+        <w:t>已填</w:t>
+      </w:r>
+      <w:r>
+        <w:rPr>
+          <w:rFonts w:ascii="Microsoft YaHei" w:hAnsi="Microsoft YaHei" w:eastAsia="Microsoft YaHei"/>
+          <w:sz w:val="21"/>
+        </w:rPr>
+        <w:t xml:space="preserve"> </w:t>
       </w:r>
       <w:r>
         <w:rPr>
@@ -5067,6 +6146,248 @@
           <w:color w:val="B03020"/>
           <w:sz w:val="20"/>
         </w:rPr>
+        <w:t>cloud1-d4gphpoxy337f2a25</w:t>
+      </w:r>
+      <w:r>
+        <w:rPr>
+          <w:rFonts w:ascii="Microsoft YaHei" w:hAnsi="Microsoft YaHei" w:eastAsia="Microsoft YaHei"/>
+          <w:sz w:val="21"/>
+        </w:rPr>
+        <w:t>；prod 那行仍是占位符（prod 环境尚未建）。</w:t>
+      </w:r>
+    </w:p>
+    <w:p>
+      <w:pPr>
+        <w:pStyle w:val="ListBullet"/>
+      </w:pPr>
+      <w:r/>
+      <w:r>
+        <w:rPr>
+          <w:rFonts w:ascii="Microsoft YaHei" w:hAnsi="Microsoft YaHei" w:eastAsia="Microsoft YaHei"/>
+          <w:sz w:val="21"/>
+        </w:rPr>
+        <w:t>判据④ 现</w:t>
+      </w:r>
+      <w:r>
+        <w:rPr>
+          <w:rFonts w:ascii="Microsoft YaHei" w:hAnsi="Microsoft YaHei" w:eastAsia="Microsoft YaHei"/>
+          <w:b/>
+          <w:sz w:val="21"/>
+        </w:rPr>
+        <w:t>仅剩 prod 这一项</w:t>
+      </w:r>
+      <w:r>
+        <w:rPr>
+          <w:rFonts w:ascii="Microsoft YaHei" w:hAnsi="Microsoft YaHei" w:eastAsia="Microsoft YaHei"/>
+          <w:sz w:val="21"/>
+        </w:rPr>
+        <w:t>（dev 侧已闭环）；prod 环境建好并替换后，batch0 自测的「点4 未完成」会变 ✅。</w:t>
+      </w:r>
+    </w:p>
+    <w:p>
+      <w:pPr>
+        <w:pStyle w:val="Heading2"/>
+      </w:pPr>
+      <w:r>
+        <w:rPr>
+          <w:b/>
+        </w:rPr>
+      </w:r>
+      <w:r>
+        <w:rPr>
+          <w:rFonts w:ascii="Microsoft YaHei" w:hAnsi="Microsoft YaHei" w:eastAsia="Microsoft YaHei"/>
+          <w:b/>
+          <w:sz w:val="23"/>
+        </w:rPr>
+        <w:t>步骤 7 · 投喂批次 1</w:t>
+      </w:r>
+    </w:p>
+    <w:p>
+      <w:pPr>
+        <w:pStyle w:val="ListBullet"/>
+      </w:pPr>
+      <w:r/>
+      <w:r>
+        <w:rPr>
+          <w:rFonts w:ascii="Microsoft YaHei" w:hAnsi="Microsoft YaHei" w:eastAsia="Microsoft YaHei"/>
+          <w:sz w:val="21"/>
+        </w:rPr>
+        <w:t xml:space="preserve">取 </w:t>
+      </w:r>
+      <w:r>
+        <w:rPr>
+          <w:rFonts w:ascii="Consolas" w:hAnsi="Consolas" w:eastAsia="Consolas"/>
+          <w:color w:val="B03020"/>
+          <w:sz w:val="20"/>
+        </w:rPr>
+        <w:t>specs/dev-specs/delivery/inscode喂投包_8批_自包含完整版.md</w:t>
+      </w:r>
+      <w:r>
+        <w:rPr>
+          <w:rFonts w:ascii="Microsoft YaHei" w:hAnsi="Microsoft YaHei" w:eastAsia="Microsoft YaHei"/>
+          <w:sz w:val="21"/>
+        </w:rPr>
+        <w:t xml:space="preserve">（或 </w:t>
+      </w:r>
+      <w:r>
+        <w:rPr>
+          <w:rFonts w:ascii="Consolas" w:hAnsi="Consolas" w:eastAsia="Consolas"/>
+          <w:color w:val="B03020"/>
+          <w:sz w:val="20"/>
+        </w:rPr>
+        <w:t>批次1_提示词_可直接复制.txt</w:t>
+      </w:r>
+      <w:r>
+        <w:rPr>
+          <w:rFonts w:ascii="Microsoft YaHei" w:hAnsi="Microsoft YaHei" w:eastAsia="Microsoft YaHei"/>
+          <w:sz w:val="21"/>
+        </w:rPr>
+        <w:t xml:space="preserve"> / </w:t>
+      </w:r>
+      <w:r>
+        <w:rPr>
+          <w:rFonts w:ascii="Consolas" w:hAnsi="Consolas" w:eastAsia="Consolas"/>
+          <w:color w:val="B03020"/>
+          <w:sz w:val="20"/>
+        </w:rPr>
+        <w:t>inscode喂投包_8批_一键复制.html</w:t>
+      </w:r>
+      <w:r>
+        <w:rPr>
+          <w:rFonts w:ascii="Microsoft YaHei" w:hAnsi="Microsoft YaHei" w:eastAsia="Microsoft YaHei"/>
+          <w:sz w:val="21"/>
+        </w:rPr>
+        <w:t>）。</w:t>
+      </w:r>
+    </w:p>
+    <w:p>
+      <w:pPr>
+        <w:pStyle w:val="ListBullet"/>
+      </w:pPr>
+      <w:r/>
+      <w:r>
+        <w:rPr>
+          <w:rFonts w:ascii="Microsoft YaHei" w:hAnsi="Microsoft YaHei" w:eastAsia="Microsoft YaHei"/>
+          <w:b/>
+          <w:sz w:val="21"/>
+        </w:rPr>
+        <w:t>勿用 Desktop 派生副本</w:t>
+      </w:r>
+      <w:r>
+        <w:rPr>
+          <w:rFonts w:ascii="Microsoft YaHei" w:hAnsi="Microsoft YaHei" w:eastAsia="Microsoft YaHei"/>
+          <w:sz w:val="21"/>
+        </w:rPr>
+        <w:t>（A–K 门禁守不到那层，旧值风险）。</w:t>
+      </w:r>
+    </w:p>
+    <w:p>
+      <w:pPr>
+        <w:pStyle w:val="ListBullet"/>
+      </w:pPr>
+      <w:r/>
+      <w:r>
+        <w:rPr>
+          <w:rFonts w:ascii="Microsoft YaHei" w:hAnsi="Microsoft YaHei" w:eastAsia="Microsoft YaHei"/>
+          <w:sz w:val="21"/>
+        </w:rPr>
+        <w:t>投喂给 InsCode（从仓库单源取，保证与门禁一致）。</w:t>
+      </w:r>
+    </w:p>
+    <w:p>
+      <w:pPr>
+        <w:pStyle w:val="ListBullet"/>
+      </w:pPr>
+      <w:r/>
+      <w:r>
+        <w:rPr>
+          <w:rFonts w:ascii="Microsoft YaHei" w:hAnsi="Microsoft YaHei" w:eastAsia="Microsoft YaHei"/>
+          <w:sz w:val="21"/>
+        </w:rPr>
+        <w:t>回来后我按三件核：</w:t>
+      </w:r>
+      <w:r>
+        <w:rPr>
+          <w:rFonts w:ascii="Consolas" w:hAnsi="Consolas" w:eastAsia="Consolas"/>
+          <w:color w:val="B03020"/>
+          <w:sz w:val="20"/>
+        </w:rPr>
+        <w:t>node verify_all.js</w:t>
+      </w:r>
+      <w:r>
+        <w:rPr>
+          <w:rFonts w:ascii="Microsoft YaHei" w:hAnsi="Microsoft YaHei" w:eastAsia="Microsoft YaHei"/>
+          <w:sz w:val="21"/>
+        </w:rPr>
+        <w:t xml:space="preserve">（套件数与结果**看 </w:t>
+      </w:r>
+      <w:r>
+        <w:rPr>
+          <w:rFonts w:ascii="Consolas" w:hAnsi="Consolas" w:eastAsia="Consolas"/>
+          <w:color w:val="B03020"/>
+          <w:sz w:val="20"/>
+        </w:rPr>
+        <w:t>node verify_all.js</w:t>
+      </w:r>
+      <w:r>
+        <w:rPr>
+          <w:rFonts w:ascii="Microsoft YaHei" w:hAnsi="Microsoft YaHei" w:eastAsia="Microsoft YaHei"/>
+          <w:sz w:val="21"/>
+        </w:rPr>
+        <w:t xml:space="preserve"> 末行</w:t>
+      </w:r>
+      <w:r>
+        <w:rPr>
+          <w:rFonts w:ascii="Microsoft YaHei" w:hAnsi="Microsoft YaHei" w:eastAsia="Microsoft YaHei"/>
+          <w:b/>
+          <w:sz w:val="21"/>
+        </w:rPr>
+        <w:t>；本文件</w:t>
+      </w:r>
+      <w:r>
+        <w:rPr>
+          <w:rFonts w:ascii="Microsoft YaHei" w:hAnsi="Microsoft YaHei" w:eastAsia="Microsoft YaHei"/>
+          <w:sz w:val="21"/>
+        </w:rPr>
+        <w:t>不写死数字**——写死就是第三份必然过期的副本）/ 读 POC3 引擎确认整数分落库+口径锁 directCost+待结算不进利润 / 变异 bizRefProfitFen+1 看 test_poc3 15 条转红。</w:t>
+      </w:r>
+    </w:p>
+    <w:p>
+      <w:pPr>
+        <w:pStyle w:val="Heading2"/>
+      </w:pPr>
+      <w:r>
+        <w:rPr>
+          <w:b/>
+        </w:rPr>
+      </w:r>
+      <w:r>
+        <w:rPr>
+          <w:rFonts w:ascii="Microsoft YaHei" w:hAnsi="Microsoft YaHei" w:eastAsia="Microsoft YaHei"/>
+          <w:b/>
+          <w:sz w:val="23"/>
+        </w:rPr>
+        <w:t>步骤 8 · 清理</w:t>
+      </w:r>
+    </w:p>
+    <w:p>
+      <w:pPr>
+        <w:pStyle w:val="ListBullet"/>
+      </w:pPr>
+      <w:r/>
+      <w:r>
+        <w:rPr>
+          <w:rFonts w:ascii="Microsoft YaHei" w:hAnsi="Microsoft YaHei" w:eastAsia="Microsoft YaHei"/>
+          <w:sz w:val="21"/>
+        </w:rPr>
+        <w:t xml:space="preserve">去云开发控制台「数据库」→ 删除 </w:t>
+      </w:r>
+      <w:r>
+        <w:rPr>
+          <w:rFonts w:ascii="Consolas" w:hAnsi="Consolas" w:eastAsia="Consolas"/>
+          <w:color w:val="B03020"/>
+          <w:sz w:val="20"/>
+        </w:rPr>
         <w:t>probe_tmp</w:t>
       </w:r>
       <w:r>
@@ -5090,6 +6411,141 @@
           <w:sz w:val="21"/>
         </w:rPr>
         <w:t>）。</w:t>
+      </w:r>
+    </w:p>
+    <w:p>
+      <w:r/>
+      <w:r>
+        <w:rPr>
+          <w:rFonts w:ascii="Microsoft YaHei" w:hAnsi="Microsoft YaHei" w:eastAsia="Microsoft YaHei"/>
+          <w:sz w:val="20"/>
+        </w:rPr>
+        <w:t xml:space="preserve">- ⚠️ </w:t>
+      </w:r>
+      <w:r>
+        <w:rPr>
+          <w:rFonts w:ascii="Microsoft YaHei" w:hAnsi="Microsoft YaHei" w:eastAsia="Microsoft YaHei"/>
+          <w:b/>
+          <w:sz w:val="20"/>
+        </w:rPr>
+        <w:t>顺序</w:t>
+      </w:r>
+      <w:r>
+        <w:rPr>
+          <w:rFonts w:ascii="Microsoft YaHei" w:hAnsi="Microsoft YaHei" w:eastAsia="Microsoft YaHei"/>
+          <w:sz w:val="20"/>
+        </w:rPr>
+        <w:t xml:space="preserve">：若这一轮还要按「步骤 4 ①」重发 </w:t>
+      </w:r>
+      <w:r>
+        <w:rPr>
+          <w:rFonts w:ascii="Consolas" w:hAnsi="Consolas" w:eastAsia="Consolas"/>
+          <w:color w:val="B03020"/>
+          <w:sz w:val="19"/>
+        </w:rPr>
+        <w:t>smokeTest</w:t>
+      </w:r>
+      <w:r>
+        <w:rPr>
+          <w:rFonts w:ascii="Microsoft YaHei" w:hAnsi="Microsoft YaHei" w:eastAsia="Microsoft YaHei"/>
+          <w:sz w:val="20"/>
+        </w:rPr>
+        <w:t xml:space="preserve"> 再重跑，</w:t>
+      </w:r>
+      <w:r>
+        <w:rPr>
+          <w:rFonts w:ascii="Microsoft YaHei" w:hAnsi="Microsoft YaHei" w:eastAsia="Microsoft YaHei"/>
+          <w:b/>
+          <w:sz w:val="20"/>
+        </w:rPr>
+        <w:t>先别删</w:t>
+      </w:r>
+      <w:r>
+        <w:rPr>
+          <w:rFonts w:ascii="Microsoft YaHei" w:hAnsi="Microsoft YaHei" w:eastAsia="Microsoft YaHei"/>
+          <w:sz w:val="20"/>
+        </w:rPr>
+        <w:t xml:space="preserve"> —— 探针会再创建它，删两遍纯浪费。</w:t>
+      </w:r>
+      <w:r>
+        <w:rPr>
+          <w:rFonts w:ascii="Microsoft YaHei" w:hAnsi="Microsoft YaHei" w:eastAsia="Microsoft YaHei"/>
+          <w:b/>
+          <w:sz w:val="20"/>
+        </w:rPr>
+        <w:t>等最后一次重跑完再删</w:t>
+      </w:r>
+      <w:r>
+        <w:rPr>
+          <w:rFonts w:ascii="Microsoft YaHei" w:hAnsi="Microsoft YaHei" w:eastAsia="Microsoft YaHei"/>
+          <w:sz w:val="20"/>
+        </w:rPr>
+        <w:t>。</w:t>
+      </w:r>
+    </w:p>
+    <w:p>
+      <w:r/>
+      <w:r>
+        <w:rPr>
+          <w:rFonts w:ascii="Microsoft YaHei" w:hAnsi="Microsoft YaHei" w:eastAsia="Microsoft YaHei"/>
+          <w:sz w:val="20"/>
+        </w:rPr>
+        <w:t xml:space="preserve">- ⚠️ 集合列表里**看到 </w:t>
+      </w:r>
+      <w:r>
+        <w:rPr>
+          <w:rFonts w:ascii="Consolas" w:hAnsi="Consolas" w:eastAsia="Consolas"/>
+          <w:color w:val="B03020"/>
+          <w:sz w:val="19"/>
+        </w:rPr>
+        <w:t>probe_tmp</w:t>
+      </w:r>
+      <w:r>
+        <w:rPr>
+          <w:rFonts w:ascii="Microsoft YaHei" w:hAnsi="Microsoft YaHei" w:eastAsia="Microsoft YaHei"/>
+          <w:sz w:val="20"/>
+        </w:rPr>
+        <w:t xml:space="preserve"> 是常态**（历次运行都会留），别据此以为"有脏数据"；它只被探针读写。</w:t>
+      </w:r>
+    </w:p>
+    <w:p>
+      <w:r/>
+      <w:r>
+        <w:rPr>
+          <w:rFonts w:ascii="Microsoft YaHei" w:hAnsi="Microsoft YaHei" w:eastAsia="Microsoft YaHei"/>
+          <w:sz w:val="20"/>
+        </w:rPr>
+        <w:t>- 🔴 这是</w:t>
+      </w:r>
+      <w:r>
+        <w:rPr>
+          <w:rFonts w:ascii="Microsoft YaHei" w:hAnsi="Microsoft YaHei" w:eastAsia="Microsoft YaHei"/>
+          <w:b/>
+          <w:sz w:val="20"/>
+        </w:rPr>
+        <w:t>不可逆的云侧操作</w:t>
+      </w:r>
+      <w:r>
+        <w:rPr>
+          <w:rFonts w:ascii="Microsoft YaHei" w:hAnsi="Microsoft YaHei" w:eastAsia="Microsoft YaHei"/>
+          <w:sz w:val="20"/>
+        </w:rPr>
+        <w:t xml:space="preserve"> ⇒ 动手前按团队规矩</w:t>
+      </w:r>
+      <w:r>
+        <w:rPr>
+          <w:rFonts w:ascii="Microsoft YaHei" w:hAnsi="Microsoft YaHei" w:eastAsia="Microsoft YaHei"/>
+          <w:b/>
+          <w:sz w:val="20"/>
+        </w:rPr>
+        <w:t>逐字确认</w:t>
+      </w:r>
+      <w:r>
+        <w:rPr>
+          <w:rFonts w:ascii="Microsoft YaHei" w:hAnsi="Microsoft YaHei" w:eastAsia="Microsoft YaHei"/>
+          <w:sz w:val="20"/>
+        </w:rPr>
+        <w:t>一次。</w:t>
       </w:r>
     </w:p>
     <w:p>
@@ -6924,7 +8380,22 @@
           <w:rFonts w:ascii="Microsoft YaHei" w:hAnsi="Microsoft YaHei" w:eastAsia="Microsoft YaHei"/>
           <w:sz w:val="21"/>
         </w:rPr>
-        <w:t xml:space="preserve">（9 套件）→ ④ 复审方核判据 + 独立变异 → ⑤ </w:t>
+        <w:t xml:space="preserve">（套件数与结果**看 </w:t>
+      </w:r>
+      <w:r>
+        <w:rPr>
+          <w:rFonts w:ascii="Consolas" w:hAnsi="Consolas" w:eastAsia="Consolas"/>
+          <w:color w:val="B03020"/>
+          <w:sz w:val="20"/>
+        </w:rPr>
+        <w:t>node verify_all.js</w:t>
+      </w:r>
+      <w:r>
+        <w:rPr>
+          <w:rFonts w:ascii="Microsoft YaHei" w:hAnsi="Microsoft YaHei" w:eastAsia="Microsoft YaHei"/>
+          <w:sz w:val="21"/>
+        </w:rPr>
+        <w:t xml:space="preserve"> 末行</w:t>
       </w:r>
       <w:r>
         <w:rPr>
@@ -6932,14 +8403,29 @@
           <w:b/>
           <w:sz w:val="21"/>
         </w:rPr>
-        <w:t>过了才进 dev</w:t>
-      </w:r>
-      <w:r>
-        <w:rPr>
-          <w:rFonts w:ascii="Microsoft YaHei" w:hAnsi="Microsoft YaHei" w:eastAsia="Microsoft YaHei"/>
-          <w:sz w:val="21"/>
-        </w:rPr>
-        <w:t>。</w:t>
+        <w:t>；本文件</w:t>
+      </w:r>
+      <w:r>
+        <w:rPr>
+          <w:rFonts w:ascii="Microsoft YaHei" w:hAnsi="Microsoft YaHei" w:eastAsia="Microsoft YaHei"/>
+          <w:sz w:val="21"/>
+        </w:rPr>
+        <w:t>不写死数字</w:t>
+      </w:r>
+      <w:r>
+        <w:rPr>
+          <w:rFonts w:ascii="Microsoft YaHei" w:hAnsi="Microsoft YaHei" w:eastAsia="Microsoft YaHei"/>
+          <w:b/>
+          <w:sz w:val="21"/>
+        </w:rPr>
+        <w:t xml:space="preserve">——写死就是第三份必然过期的副本）→ ④ 复审方核判据 + 独立变异 → ⑤ </w:t>
+      </w:r>
+      <w:r>
+        <w:rPr>
+          <w:rFonts w:ascii="Microsoft YaHei" w:hAnsi="Microsoft YaHei" w:eastAsia="Microsoft YaHei"/>
+          <w:sz w:val="21"/>
+        </w:rPr>
+        <w:t>过了才进 dev**。</w:t>
       </w:r>
     </w:p>
     <w:p>
@@ -7461,7 +8947,7 @@
         <w:b/>
         <w:sz w:val="22"/>
       </w:rPr>
-      <w:t>店算小程序 · 云端冒烟测试操作手册</w:t>
+      <w:t>店算 · 云端探针部署 Runbook（批次 1 前置）</w:t>
     </w:r>
   </w:p>
 </w:hdr>

--- a/SMOKETEST_RUNBOOK.docx
+++ b/SMOKETEST_RUNBOOK.docx
@@ -344,7 +344,7 @@
           <w:rFonts w:ascii="Microsoft YaHei" w:hAnsi="Microsoft YaHei" w:eastAsia="Microsoft YaHei"/>
           <w:sz w:val="20"/>
         </w:rPr>
-        <w:t>。 按本 Runbook §五的既定判读，</w:t>
+        <w:t xml:space="preserve">。 ⚠️ </w:t>
       </w:r>
       <w:r>
         <w:rPr>
@@ -352,14 +352,164 @@
           <w:b/>
           <w:sz w:val="20"/>
         </w:rPr>
-        <w:t>A6 相应升级为「可能重复账号」</w:t>
+        <w:t>2026-09-18 更正</w:t>
       </w:r>
       <w:r>
         <w:rPr>
           <w:rFonts w:ascii="Microsoft YaHei" w:hAnsi="Microsoft YaHei" w:eastAsia="Microsoft YaHei"/>
           <w:sz w:val="20"/>
         </w:rPr>
-        <w:t xml:space="preserve">，首建档须加 unique 冲突重试（或改用其他去重手段）。 ✅ </w:t>
+        <w:t>：原写「A6 相应升级为『可能重复账号』」—— 该升级的</w:t>
+      </w:r>
+      <w:r>
+        <w:rPr>
+          <w:rFonts w:ascii="Microsoft YaHei" w:hAnsi="Microsoft YaHei" w:eastAsia="Microsoft YaHei"/>
+          <w:b/>
+          <w:sz w:val="20"/>
+        </w:rPr>
+        <w:t>唯一依据</w:t>
+      </w:r>
+      <w:r>
+        <w:rPr>
+          <w:rFonts w:ascii="Microsoft YaHei" w:hAnsi="Microsoft YaHei" w:eastAsia="Microsoft YaHei"/>
+          <w:sz w:val="20"/>
+        </w:rPr>
+        <w:t xml:space="preserve">（探针 </w:t>
+      </w:r>
+      <w:r>
+        <w:rPr>
+          <w:rFonts w:ascii="Consolas" w:hAnsi="Consolas" w:eastAsia="Consolas"/>
+          <w:color w:val="B03020"/>
+          <w:sz w:val="19"/>
+        </w:rPr>
+        <w:t>uniqueEnforce</w:t>
+      </w:r>
+      <w:r>
+        <w:rPr>
+          <w:rFonts w:ascii="Microsoft YaHei" w:hAnsi="Microsoft YaHei" w:eastAsia="Microsoft YaHei"/>
+          <w:sz w:val="20"/>
+        </w:rPr>
+        <w:t xml:space="preserve"> 的「未报错」）经复核裁定为</w:t>
+      </w:r>
+      <w:r>
+        <w:rPr>
+          <w:rFonts w:ascii="Microsoft YaHei" w:hAnsi="Microsoft YaHei" w:eastAsia="Microsoft YaHei"/>
+          <w:b/>
+          <w:sz w:val="20"/>
+        </w:rPr>
+        <w:t>零证明力</w:t>
+      </w:r>
+      <w:r>
+        <w:rPr>
+          <w:rFonts w:ascii="Microsoft YaHei" w:hAnsi="Microsoft YaHei" w:eastAsia="Microsoft YaHei"/>
+          <w:sz w:val="20"/>
+        </w:rPr>
+        <w:t>（</w:t>
+      </w:r>
+      <w:r>
+        <w:rPr>
+          <w:rFonts w:ascii="Consolas" w:hAnsi="Consolas" w:eastAsia="Consolas"/>
+          <w:color w:val="B03020"/>
+          <w:sz w:val="19"/>
+        </w:rPr>
+        <w:t>idx_probe_k</w:t>
+      </w:r>
+      <w:r>
+        <w:rPr>
+          <w:rFonts w:ascii="Microsoft YaHei" w:hAnsi="Microsoft YaHei" w:eastAsia="Microsoft YaHei"/>
+          <w:sz w:val="20"/>
+        </w:rPr>
+        <w:t xml:space="preserve"> 在 </w:t>
+      </w:r>
+      <w:r>
+        <w:rPr>
+          <w:rFonts w:ascii="Consolas" w:hAnsi="Consolas" w:eastAsia="Consolas"/>
+          <w:color w:val="B03020"/>
+          <w:sz w:val="19"/>
+        </w:rPr>
+        <w:t>probe_tmp</w:t>
+      </w:r>
+      <w:r>
+        <w:rPr>
+          <w:rFonts w:ascii="Microsoft YaHei" w:hAnsi="Microsoft YaHei" w:eastAsia="Microsoft YaHei"/>
+          <w:sz w:val="20"/>
+        </w:rPr>
+        <w:t xml:space="preserve"> 上从未建成，不报错是</w:t>
+      </w:r>
+      <w:r>
+        <w:rPr>
+          <w:rFonts w:ascii="Microsoft YaHei" w:hAnsi="Microsoft YaHei" w:eastAsia="Microsoft YaHei"/>
+          <w:b/>
+          <w:sz w:val="20"/>
+        </w:rPr>
+        <w:t>必然</w:t>
+      </w:r>
+      <w:r>
+        <w:rPr>
+          <w:rFonts w:ascii="Microsoft YaHei" w:hAnsi="Microsoft YaHei" w:eastAsia="Microsoft YaHei"/>
+          <w:sz w:val="20"/>
+        </w:rPr>
+        <w:t xml:space="preserve">）；且线上 </w:t>
+      </w:r>
+      <w:r>
+        <w:rPr>
+          <w:rFonts w:ascii="Microsoft YaHei" w:hAnsi="Microsoft YaHei" w:eastAsia="Microsoft YaHei"/>
+          <w:b/>
+          <w:sz w:val="20"/>
+        </w:rPr>
+        <w:t>40 条索引（含 10 条 unique）已于 2026-09-17 全部建成</w:t>
+      </w:r>
+      <w:r>
+        <w:rPr>
+          <w:rFonts w:ascii="Microsoft YaHei" w:hAnsi="Microsoft YaHei" w:eastAsia="Microsoft YaHei"/>
+          <w:sz w:val="20"/>
+        </w:rPr>
+        <w:t xml:space="preserve"> ⇒ 「无唯一约束」这一升级前提</w:t>
+      </w:r>
+      <w:r>
+        <w:rPr>
+          <w:rFonts w:ascii="Microsoft YaHei" w:hAnsi="Microsoft YaHei" w:eastAsia="Microsoft YaHei"/>
+          <w:b/>
+          <w:sz w:val="20"/>
+        </w:rPr>
+        <w:t>不再成立</w:t>
+      </w:r>
+      <w:r>
+        <w:rPr>
+          <w:rFonts w:ascii="Microsoft YaHei" w:hAnsi="Microsoft YaHei" w:eastAsia="Microsoft YaHei"/>
+          <w:sz w:val="20"/>
+        </w:rPr>
+        <w:t>。首建档的 unique 冲突重试</w:t>
+      </w:r>
+      <w:r>
+        <w:rPr>
+          <w:rFonts w:ascii="Microsoft YaHei" w:hAnsi="Microsoft YaHei" w:eastAsia="Microsoft YaHei"/>
+          <w:b/>
+          <w:sz w:val="20"/>
+        </w:rPr>
+        <w:t>保留为防御性措施</w:t>
+      </w:r>
+      <w:r>
+        <w:rPr>
+          <w:rFonts w:ascii="Microsoft YaHei" w:hAnsi="Microsoft YaHei" w:eastAsia="Microsoft YaHei"/>
+          <w:sz w:val="20"/>
+        </w:rPr>
+        <w:t>；它是否仍属</w:t>
+      </w:r>
+      <w:r>
+        <w:rPr>
+          <w:rFonts w:ascii="Microsoft YaHei" w:hAnsi="Microsoft YaHei" w:eastAsia="Microsoft YaHei"/>
+          <w:b/>
+          <w:sz w:val="20"/>
+        </w:rPr>
+        <w:t>必需</w:t>
+      </w:r>
+      <w:r>
+        <w:rPr>
+          <w:rFonts w:ascii="Microsoft YaHei" w:hAnsi="Microsoft YaHei" w:eastAsia="Microsoft YaHei"/>
+          <w:sz w:val="20"/>
+        </w:rPr>
+        <w:t xml:space="preserve">，待执行单 §3「在真集合手工插入重复三元组被拒」验证后再定。 ✅ </w:t>
       </w:r>
       <w:r>
         <w:rPr>
@@ -594,7 +744,7 @@
                 <w:rFonts w:ascii="Microsoft YaHei" w:hAnsi="Microsoft YaHei" w:eastAsia="Microsoft YaHei"/>
                 <w:sz w:val="19"/>
               </w:rPr>
-              <w:t>；插入重复值</w:t>
+              <w:t>（旧附证「插入重复值</w:t>
             </w:r>
             <w:r>
               <w:rPr>
@@ -603,6 +753,28 @@
                 <w:sz w:val="19"/>
               </w:rPr>
               <w:t>未报错</w:t>
+            </w:r>
+            <w:r>
+              <w:rPr>
+                <w:rFonts w:ascii="Microsoft YaHei" w:hAnsi="Microsoft YaHei" w:eastAsia="Microsoft YaHei"/>
+                <w:sz w:val="19"/>
+              </w:rPr>
+              <w:t>」</w:t>
+            </w:r>
+            <w:r>
+              <w:rPr>
+                <w:rFonts w:ascii="Microsoft YaHei" w:hAnsi="Microsoft YaHei" w:eastAsia="Microsoft YaHei"/>
+                <w:b/>
+                <w:sz w:val="19"/>
+              </w:rPr>
+              <w:t>已作废</w:t>
+            </w:r>
+            <w:r>
+              <w:rPr>
+                <w:rFonts w:ascii="Microsoft YaHei" w:hAnsi="Microsoft YaHei" w:eastAsia="Microsoft YaHei"/>
+                <w:sz w:val="19"/>
+              </w:rPr>
+              <w:t>，见步骤 5 附注）</w:t>
             </w:r>
           </w:p>
         </w:tc>
@@ -640,7 +812,7 @@
                 <w:rFonts w:ascii="Microsoft YaHei" w:hAnsi="Microsoft YaHei" w:eastAsia="Microsoft YaHei"/>
                 <w:sz w:val="19"/>
               </w:rPr>
-              <w:t xml:space="preserve"> 的 39 条索引属预期内失败；</w:t>
+              <w:t xml:space="preserve"> 的 39 条索引属预期内失败（39 = 2026-09-14 历史快照，勿改）；</w:t>
             </w:r>
             <w:r>
               <w:rPr>
@@ -718,7 +890,14 @@
                 <w:b/>
                 <w:sz w:val="19"/>
               </w:rPr>
-              <w:t>升级为「可能重复账号」</w:t>
+              <w:t>依据已作废、待重判</w:t>
+            </w:r>
+            <w:r>
+              <w:rPr>
+                <w:rFonts w:ascii="Microsoft YaHei" w:hAnsi="Microsoft YaHei" w:eastAsia="Microsoft YaHei"/>
+                <w:sz w:val="19"/>
+              </w:rPr>
+              <w:t>（2026-09-18 更正，详见下行）</w:t>
             </w:r>
           </w:p>
         </w:tc>
@@ -733,7 +912,45 @@
                 <w:rFonts w:ascii="Microsoft YaHei" w:hAnsi="Microsoft YaHei" w:eastAsia="Microsoft YaHei"/>
                 <w:sz w:val="19"/>
               </w:rPr>
-              <w:t>同上（unique 索引建不了 ⇒ 无唯一约束）</w:t>
+              <w:t xml:space="preserve">~~探针 </w:t>
+            </w:r>
+            <w:r>
+              <w:rPr>
+                <w:rFonts w:ascii="Consolas" w:hAnsi="Consolas" w:eastAsia="Consolas"/>
+                <w:color w:val="B03020"/>
+                <w:sz w:val="18"/>
+              </w:rPr>
+              <w:t>uniqueEnforce</w:t>
+            </w:r>
+            <w:r>
+              <w:rPr>
+                <w:rFonts w:ascii="Microsoft YaHei" w:hAnsi="Microsoft YaHei" w:eastAsia="Microsoft YaHei"/>
+                <w:sz w:val="19"/>
+              </w:rPr>
+              <w:t>「未报错」~~ → 该字段</w:t>
+            </w:r>
+            <w:r>
+              <w:rPr>
+                <w:rFonts w:ascii="Microsoft YaHei" w:hAnsi="Microsoft YaHei" w:eastAsia="Microsoft YaHei"/>
+                <w:b/>
+                <w:sz w:val="19"/>
+              </w:rPr>
+              <w:t>零证明力</w:t>
+            </w:r>
+            <w:r>
+              <w:rPr>
+                <w:rFonts w:ascii="Microsoft YaHei" w:hAnsi="Microsoft YaHei" w:eastAsia="Microsoft YaHei"/>
+                <w:sz w:val="19"/>
+              </w:rPr>
+              <w:t>；线上 40 条索引（含 10 unique）</w:t>
+            </w:r>
+            <w:r>
+              <w:rPr>
+                <w:rFonts w:ascii="Microsoft YaHei" w:hAnsi="Microsoft YaHei" w:eastAsia="Microsoft YaHei"/>
+                <w:b/>
+                <w:sz w:val="19"/>
+              </w:rPr>
+              <w:t>已于 2026-09-17 建成</w:t>
             </w:r>
           </w:p>
         </w:tc>
@@ -746,17 +963,39 @@
             <w:r>
               <w:rPr>
                 <w:rFonts w:ascii="Microsoft YaHei" w:hAnsi="Microsoft YaHei" w:eastAsia="Microsoft YaHei"/>
+                <w:sz w:val="19"/>
+              </w:rPr>
+              <w:t>unique 冲突重试</w:t>
+            </w:r>
+            <w:r>
+              <w:rPr>
+                <w:rFonts w:ascii="Microsoft YaHei" w:hAnsi="Microsoft YaHei" w:eastAsia="Microsoft YaHei"/>
                 <w:b/>
                 <w:sz w:val="19"/>
               </w:rPr>
-              <w:t>首建档必须加 unique 冲突重试</w:t>
+              <w:t>保留为防御性措施</w:t>
             </w:r>
             <w:r>
               <w:rPr>
                 <w:rFonts w:ascii="Microsoft YaHei" w:hAnsi="Microsoft YaHei" w:eastAsia="Microsoft YaHei"/>
                 <w:sz w:val="19"/>
               </w:rPr>
-              <w:t>，或改用其他去重手段</w:t>
+              <w:t>；是否仍属</w:t>
+            </w:r>
+            <w:r>
+              <w:rPr>
+                <w:rFonts w:ascii="Microsoft YaHei" w:hAnsi="Microsoft YaHei" w:eastAsia="Microsoft YaHei"/>
+                <w:b/>
+                <w:sz w:val="19"/>
+              </w:rPr>
+              <w:t>必需</w:t>
+            </w:r>
+            <w:r>
+              <w:rPr>
+                <w:rFonts w:ascii="Microsoft YaHei" w:hAnsi="Microsoft YaHei" w:eastAsia="Microsoft YaHei"/>
+                <w:sz w:val="19"/>
+              </w:rPr>
+              <w:t>，待执行单 §3「手工重复三元组被拒」验证后再定</w:t>
             </w:r>
           </w:p>
         </w:tc>

--- a/SMOKETEST_RUNBOOK.docx
+++ b/SMOKETEST_RUNBOOK.docx
@@ -3013,7 +3013,7 @@
           <w:rFonts w:ascii="Microsoft YaHei" w:hAnsi="Microsoft YaHei" w:eastAsia="Microsoft YaHei"/>
           <w:sz w:val="21"/>
         </w:rPr>
-        <w:t>）：10 条 unique 全在 → A6 风险低；</w:t>
+        <w:t>）：</w:t>
       </w:r>
       <w:r>
         <w:rPr>
@@ -3021,14 +3021,264 @@
           <w:b/>
           <w:sz w:val="21"/>
         </w:rPr>
-        <w:t>有缺失</w:t>
-      </w:r>
-      <w:r>
-        <w:rPr>
-          <w:rFonts w:ascii="Microsoft YaHei" w:hAnsi="Microsoft YaHei" w:eastAsia="Microsoft YaHei"/>
-          <w:sz w:val="21"/>
-        </w:rPr>
-        <w:t xml:space="preserve"> → 按「工序 5.5」补建（首选 </w:t>
+        <w:t>本条已闭环</w:t>
+      </w:r>
+      <w:r>
+        <w:rPr>
+          <w:rFonts w:ascii="Microsoft YaHei" w:hAnsi="Microsoft YaHei" w:eastAsia="Microsoft YaHei"/>
+          <w:sz w:val="21"/>
+        </w:rPr>
+        <w:t xml:space="preserve"> —— 线上 </w:t>
+      </w:r>
+      <w:r>
+        <w:rPr>
+          <w:rFonts w:ascii="Microsoft YaHei" w:hAnsi="Microsoft YaHei" w:eastAsia="Microsoft YaHei"/>
+          <w:b/>
+          <w:sz w:val="21"/>
+        </w:rPr>
+        <w:t>40/40 条索引（含这 10 条 unique）已于 2026-09-17 全部建成</w:t>
+      </w:r>
+      <w:r>
+        <w:rPr>
+          <w:rFonts w:ascii="Microsoft YaHei" w:hAnsi="Microsoft YaHei" w:eastAsia="Microsoft YaHei"/>
+          <w:sz w:val="21"/>
+        </w:rPr>
+        <w:t>。</w:t>
+      </w:r>
+    </w:p>
+    <w:p>
+      <w:r/>
+      <w:r>
+        <w:rPr>
+          <w:rFonts w:ascii="Microsoft YaHei" w:hAnsi="Microsoft YaHei" w:eastAsia="Microsoft YaHei"/>
+          <w:sz w:val="20"/>
+        </w:rPr>
+        <w:t xml:space="preserve">⇒ </w:t>
+      </w:r>
+      <w:r>
+        <w:rPr>
+          <w:rFonts w:ascii="Microsoft YaHei" w:hAnsi="Microsoft YaHei" w:eastAsia="Microsoft YaHei"/>
+          <w:b/>
+          <w:sz w:val="20"/>
+        </w:rPr>
+        <w:t>A6a（重复账号）已有兜底</w:t>
+      </w:r>
+      <w:r>
+        <w:rPr>
+          <w:rFonts w:ascii="Microsoft YaHei" w:hAnsi="Microsoft YaHei" w:eastAsia="Microsoft YaHei"/>
+          <w:sz w:val="20"/>
+        </w:rPr>
+        <w:t>（</w:t>
+      </w:r>
+      <w:r>
+        <w:rPr>
+          <w:rFonts w:ascii="Consolas" w:hAnsi="Consolas" w:eastAsia="Consolas"/>
+          <w:color w:val="B03020"/>
+          <w:sz w:val="19"/>
+        </w:rPr>
+        <w:t>user::idx_openid</w:t>
+      </w:r>
+      <w:r>
+        <w:rPr>
+          <w:rFonts w:ascii="Microsoft YaHei" w:hAnsi="Microsoft YaHei" w:eastAsia="Microsoft YaHei"/>
+          <w:sz w:val="20"/>
+        </w:rPr>
+        <w:t xml:space="preserve"> + </w:t>
+      </w:r>
+      <w:r>
+        <w:rPr>
+          <w:rFonts w:ascii="Consolas" w:hAnsi="Consolas" w:eastAsia="Consolas"/>
+          <w:color w:val="B03020"/>
+          <w:sz w:val="19"/>
+        </w:rPr>
+        <w:t>shop_entitlement::idx_ent_user</w:t>
+      </w:r>
+      <w:r>
+        <w:rPr>
+          <w:rFonts w:ascii="Microsoft YaHei" w:hAnsi="Microsoft YaHei" w:eastAsia="Microsoft YaHei"/>
+          <w:sz w:val="20"/>
+        </w:rPr>
+        <w:t>）。</w:t>
+      </w:r>
+    </w:p>
+    <w:p>
+      <w:r/>
+      <w:r>
+        <w:rPr>
+          <w:rFonts w:ascii="Microsoft YaHei" w:hAnsi="Microsoft YaHei" w:eastAsia="Microsoft YaHei"/>
+          <w:sz w:val="20"/>
+        </w:rPr>
+        <w:t xml:space="preserve">⚠️ </w:t>
+      </w:r>
+      <w:r>
+        <w:rPr>
+          <w:rFonts w:ascii="Microsoft YaHei" w:hAnsi="Microsoft YaHei" w:eastAsia="Microsoft YaHei"/>
+          <w:b/>
+          <w:sz w:val="20"/>
+        </w:rPr>
+        <w:t>但不要把"索引齐了"读成"A6 全消"</w:t>
+      </w:r>
+      <w:r>
+        <w:rPr>
+          <w:rFonts w:ascii="Microsoft YaHei" w:hAnsi="Microsoft YaHei" w:eastAsia="Microsoft YaHei"/>
+          <w:sz w:val="20"/>
+        </w:rPr>
+        <w:t>：</w:t>
+      </w:r>
+      <w:r>
+        <w:rPr>
+          <w:rFonts w:ascii="Microsoft YaHei" w:hAnsi="Microsoft YaHei" w:eastAsia="Microsoft YaHei"/>
+          <w:b/>
+          <w:sz w:val="20"/>
+        </w:rPr>
+        <w:t>A6b（同一 user 建出重复 shop）仍无任何兜底</w:t>
+      </w:r>
+      <w:r>
+        <w:rPr>
+          <w:rFonts w:ascii="Microsoft YaHei" w:hAnsi="Microsoft YaHei" w:eastAsia="Microsoft YaHei"/>
+          <w:sz w:val="20"/>
+        </w:rPr>
+        <w:t xml:space="preserve"> —— </w:t>
+      </w:r>
+      <w:r>
+        <w:rPr>
+          <w:rFonts w:ascii="Consolas" w:hAnsi="Consolas" w:eastAsia="Consolas"/>
+          <w:color w:val="B03020"/>
+          <w:sz w:val="19"/>
+        </w:rPr>
+        <w:t>shop</w:t>
+      </w:r>
+      <w:r>
+        <w:rPr>
+          <w:rFonts w:ascii="Microsoft YaHei" w:hAnsi="Microsoft YaHei" w:eastAsia="Microsoft YaHei"/>
+          <w:sz w:val="20"/>
+        </w:rPr>
+        <w:t xml:space="preserve"> 的两条索引</w:t>
+      </w:r>
+      <w:r>
+        <w:rPr>
+          <w:rFonts w:ascii="Microsoft YaHei" w:hAnsi="Microsoft YaHei" w:eastAsia="Microsoft YaHei"/>
+          <w:b/>
+          <w:sz w:val="20"/>
+        </w:rPr>
+        <w:t>都不是 unique</w:t>
+      </w:r>
+      <w:r>
+        <w:rPr>
+          <w:rFonts w:ascii="Microsoft YaHei" w:hAnsi="Microsoft YaHei" w:eastAsia="Microsoft YaHei"/>
+          <w:sz w:val="20"/>
+        </w:rPr>
+        <w:t>（R90，2026-09-18 更正）。</w:t>
+      </w:r>
+    </w:p>
+    <w:p>
+      <w:r/>
+      <w:r>
+        <w:rPr>
+          <w:rFonts w:ascii="Microsoft YaHei" w:hAnsi="Microsoft YaHei" w:eastAsia="Microsoft YaHei"/>
+          <w:sz w:val="20"/>
+        </w:rPr>
+        <w:t xml:space="preserve">未建成时的补建首选 </w:t>
+      </w:r>
+      <w:r>
+        <w:rPr>
+          <w:rFonts w:ascii="Consolas" w:hAnsi="Consolas" w:eastAsia="Consolas"/>
+          <w:color w:val="B03020"/>
+          <w:sz w:val="19"/>
+        </w:rPr>
+        <w:t>tools/apply_indexes.js</w:t>
+      </w:r>
+      <w:r>
+        <w:rPr>
+          <w:rFonts w:ascii="Microsoft YaHei" w:hAnsi="Microsoft YaHei" w:eastAsia="Microsoft YaHei"/>
+          <w:sz w:val="20"/>
+        </w:rPr>
+        <w:t xml:space="preserve">；A6a 与 A6b 的分工与判据见 </w:t>
+      </w:r>
+      <w:r>
+        <w:rPr>
+          <w:rFonts w:ascii="Consolas" w:hAnsi="Consolas" w:eastAsia="Consolas"/>
+          <w:color w:val="B03020"/>
+          <w:sz w:val="19"/>
+        </w:rPr>
+        <w:t>★知识存储点 §1.1</w:t>
+      </w:r>
+      <w:r>
+        <w:rPr>
+          <w:rFonts w:ascii="Microsoft YaHei" w:hAnsi="Microsoft YaHei" w:eastAsia="Microsoft YaHei"/>
+          <w:sz w:val="20"/>
+        </w:rPr>
+        <w:t xml:space="preserve"> A6 行。</w:t>
+      </w:r>
+    </w:p>
+    <w:p>
+      <w:r/>
+      <w:r>
+        <w:rPr>
+          <w:rFonts w:ascii="Microsoft YaHei" w:hAnsi="Microsoft YaHei" w:eastAsia="Microsoft YaHei"/>
+          <w:sz w:val="20"/>
+        </w:rPr>
+        <w:t xml:space="preserve">⚠️ 本 Runbook 顶部已定案 </w:t>
+      </w:r>
+      <w:r>
+        <w:rPr>
+          <w:rFonts w:ascii="Consolas" w:hAnsi="Consolas" w:eastAsia="Consolas"/>
+          <w:color w:val="B03020"/>
+          <w:sz w:val="19"/>
+        </w:rPr>
+        <w:t>createIndex</w:t>
+      </w:r>
+      <w:r>
+        <w:rPr>
+          <w:rFonts w:ascii="Microsoft YaHei" w:hAnsi="Microsoft YaHei" w:eastAsia="Microsoft YaHei"/>
+          <w:sz w:val="20"/>
+        </w:rPr>
+        <w:t xml:space="preserve"> 不可用 ⇒ 此处</w:t>
+      </w:r>
+      <w:r>
+        <w:rPr>
+          <w:rFonts w:ascii="Microsoft YaHei" w:hAnsi="Microsoft YaHei" w:eastAsia="Microsoft YaHei"/>
+          <w:b/>
+          <w:sz w:val="20"/>
+        </w:rPr>
+        <w:t>不得</w:t>
+      </w:r>
+      <w:r>
+        <w:rPr>
+          <w:rFonts w:ascii="Microsoft YaHei" w:hAnsi="Microsoft YaHei" w:eastAsia="Microsoft YaHei"/>
+          <w:sz w:val="20"/>
+        </w:rPr>
+        <w:t>再出现「索引全在 → A7=支持」这类推断（旧分支已废）。</w:t>
+      </w:r>
+    </w:p>
+    <w:p>
+      <w:r/>
+      <w:r>
+        <w:rPr>
+          <w:rFonts w:ascii="Microsoft YaHei" w:hAnsi="Microsoft YaHei" w:eastAsia="Microsoft YaHei"/>
+          <w:sz w:val="21"/>
+        </w:rPr>
+        <w:t>0.1.5 外部上线阻塞（不挡写码/投喂/建环境，但别误以为「能跑=能上线」）</w:t>
+      </w:r>
+    </w:p>
+    <w:p>
+      <w:r/>
+      <w:r>
+        <w:rPr>
+          <w:rFonts w:ascii="Microsoft YaHei" w:hAnsi="Microsoft YaHei" w:eastAsia="Microsoft YaHei"/>
+          <w:sz w:val="21"/>
+        </w:rPr>
+        <w:t>营业执照 → 微信支付商户号 → 隐私政策正文+URL → 小程序类目(工具&gt;记账) → 审核测试账号。</w:t>
+      </w:r>
+    </w:p>
+    <w:p>
+      <w:r/>
+      <w:r>
+        <w:rPr>
+          <w:rFonts w:ascii="Microsoft YaHei" w:hAnsi="Microsoft YaHei" w:eastAsia="Microsoft YaHei"/>
+          <w:sz w:val="21"/>
+        </w:rPr>
+        <w:t>现状：</w:t>
       </w:r>
       <w:r>
         <w:rPr>
@@ -3036,14 +3286,14 @@
           <w:color w:val="B03020"/>
           <w:sz w:val="20"/>
         </w:rPr>
-        <w:t>tools/apply_indexes.js</w:t>
-      </w:r>
-      <w:r>
-        <w:rPr>
-          <w:rFonts w:ascii="Microsoft YaHei" w:hAnsi="Microsoft YaHei" w:eastAsia="Microsoft YaHei"/>
-          <w:sz w:val="21"/>
-        </w:rPr>
-        <w:t>），</w:t>
+        <w:t>enable_real_payment=false</w:t>
+      </w:r>
+      <w:r>
+        <w:rPr>
+          <w:rFonts w:ascii="Microsoft YaHei" w:hAnsi="Microsoft YaHei" w:eastAsia="Microsoft YaHei"/>
+          <w:sz w:val="21"/>
+        </w:rPr>
+        <w:t>，走私域手动发权益；运营流程（谁发/怎么发/怎么对账）尚无文档 → 待补。</w:t>
       </w:r>
     </w:p>
     <w:p>
@@ -3051,79 +3301,24 @@
       <w:r>
         <w:rPr>
           <w:rFonts w:ascii="Microsoft YaHei" w:hAnsi="Microsoft YaHei" w:eastAsia="Microsoft YaHei"/>
-          <w:sz w:val="20"/>
-        </w:rPr>
-        <w:t>在补齐前 A6 按「</w:t>
+          <w:sz w:val="21"/>
+        </w:rPr>
+        <w:t>0.1.6 🔴</w:t>
       </w:r>
       <w:r>
         <w:rPr>
           <w:rFonts w:ascii="Microsoft YaHei" w:hAnsi="Microsoft YaHei" w:eastAsia="Microsoft YaHei"/>
           <w:b/>
-          <w:sz w:val="20"/>
-        </w:rPr>
-        <w:t>可能产生重复账号</w:t>
-      </w:r>
-      <w:r>
-        <w:rPr>
-          <w:rFonts w:ascii="Microsoft YaHei" w:hAnsi="Microsoft YaHei" w:eastAsia="Microsoft YaHei"/>
-          <w:sz w:val="20"/>
-        </w:rPr>
-        <w:t>」处理（首建档须加 unique 冲突重试）。</w:t>
-      </w:r>
-    </w:p>
-    <w:p>
-      <w:r/>
-      <w:r>
-        <w:rPr>
-          <w:rFonts w:ascii="Microsoft YaHei" w:hAnsi="Microsoft YaHei" w:eastAsia="Microsoft YaHei"/>
-          <w:sz w:val="20"/>
-        </w:rPr>
-        <w:t xml:space="preserve">注：本 Runbook 顶部已定案 </w:t>
-      </w:r>
-      <w:r>
-        <w:rPr>
-          <w:rFonts w:ascii="Consolas" w:hAnsi="Consolas" w:eastAsia="Consolas"/>
-          <w:color w:val="B03020"/>
-          <w:sz w:val="19"/>
-        </w:rPr>
-        <w:t>createIndex</w:t>
-      </w:r>
-      <w:r>
-        <w:rPr>
-          <w:rFonts w:ascii="Microsoft YaHei" w:hAnsi="Microsoft YaHei" w:eastAsia="Microsoft YaHei"/>
-          <w:sz w:val="20"/>
-        </w:rPr>
-        <w:t xml:space="preserve"> 不可用，故此处「全在 → A7=支持」的旧分支不再适用。</w:t>
-      </w:r>
-    </w:p>
-    <w:p>
-      <w:r/>
-      <w:r>
-        <w:rPr>
-          <w:rFonts w:ascii="Microsoft YaHei" w:hAnsi="Microsoft YaHei" w:eastAsia="Microsoft YaHei"/>
-          <w:sz w:val="21"/>
-        </w:rPr>
-        <w:t>0.1.5 外部上线阻塞（不挡写码/投喂/建环境，但别误以为「能跑=能上线」）</w:t>
-      </w:r>
-    </w:p>
-    <w:p>
-      <w:r/>
-      <w:r>
-        <w:rPr>
-          <w:rFonts w:ascii="Microsoft YaHei" w:hAnsi="Microsoft YaHei" w:eastAsia="Microsoft YaHei"/>
-          <w:sz w:val="21"/>
-        </w:rPr>
-        <w:t>营业执照 → 微信支付商户号 → 隐私政策正文+URL → 小程序类目(工具&gt;记账) → 审核测试账号。</w:t>
-      </w:r>
-    </w:p>
-    <w:p>
-      <w:r/>
-      <w:r>
-        <w:rPr>
-          <w:rFonts w:ascii="Microsoft YaHei" w:hAnsi="Microsoft YaHei" w:eastAsia="Microsoft YaHei"/>
-          <w:sz w:val="21"/>
-        </w:rPr>
-        <w:t>现状：</w:t>
+          <w:sz w:val="21"/>
+        </w:rPr>
+        <w:t>【硬前置】</w:t>
+      </w:r>
+      <w:r>
+        <w:rPr>
+          <w:rFonts w:ascii="Microsoft YaHei" w:hAnsi="Microsoft YaHei" w:eastAsia="Microsoft YaHei"/>
+          <w:sz w:val="21"/>
+        </w:rPr>
+        <w:t xml:space="preserve">云函数 </w:t>
       </w:r>
       <w:r>
         <w:rPr>
@@ -3131,32 +3326,29 @@
           <w:color w:val="B03020"/>
           <w:sz w:val="20"/>
         </w:rPr>
-        <w:t>enable_real_payment=false</w:t>
-      </w:r>
-      <w:r>
-        <w:rPr>
-          <w:rFonts w:ascii="Microsoft YaHei" w:hAnsi="Microsoft YaHei" w:eastAsia="Microsoft YaHei"/>
-          <w:sz w:val="21"/>
-        </w:rPr>
-        <w:t>，走私域手动发权益；运营流程（谁发/怎么发/怎么对账）尚无文档 → 待补。</w:t>
-      </w:r>
-    </w:p>
-    <w:p>
-      <w:pPr>
-        <w:pStyle w:val="Heading2"/>
-      </w:pPr>
-      <w:r>
-        <w:rPr>
-          <w:b/>
-        </w:rPr>
-      </w:r>
-      <w:r>
-        <w:rPr>
-          <w:rFonts w:ascii="Microsoft YaHei" w:hAnsi="Microsoft YaHei" w:eastAsia="Microsoft YaHei"/>
-          <w:b/>
-          <w:sz w:val="23"/>
-        </w:rPr>
-        <w:t>步骤 1 · 云环境（dev / prod）</w:t>
+        <w:t>timeout</w:t>
+      </w:r>
+      <w:r>
+        <w:rPr>
+          <w:rFonts w:ascii="Microsoft YaHei" w:hAnsi="Microsoft YaHei" w:eastAsia="Microsoft YaHei"/>
+          <w:sz w:val="21"/>
+        </w:rPr>
+        <w:t xml:space="preserve"> —— 不先改它，**</w:t>
+      </w:r>
+      <w:r>
+        <w:rPr>
+          <w:rFonts w:ascii="Consolas" w:hAnsi="Consolas" w:eastAsia="Consolas"/>
+          <w:color w:val="B03020"/>
+          <w:sz w:val="20"/>
+        </w:rPr>
+        <w:t>initDb</w:t>
+      </w:r>
+      <w:r>
+        <w:rPr>
+          <w:rFonts w:ascii="Microsoft YaHei" w:hAnsi="Microsoft YaHei" w:eastAsia="Microsoft YaHei"/>
+          <w:sz w:val="21"/>
+        </w:rPr>
+        <w:t xml:space="preserve"> 有"建到一半"的风险**（R86，2026-09-18 实测）</w:t>
       </w:r>
     </w:p>
     <w:p>
@@ -3169,7 +3361,82 @@
           <w:rFonts w:ascii="Microsoft YaHei" w:hAnsi="Microsoft YaHei" w:eastAsia="Microsoft YaHei"/>
           <w:sz w:val="21"/>
         </w:rPr>
-        <w:t>微信开发者工具打开本小程序项目 → 顶部「云开发」→「环境」→「新建环境」。</w:t>
+        <w:t xml:space="preserve">实测：线上 dev </w:t>
+      </w:r>
+      <w:r>
+        <w:rPr>
+          <w:rFonts w:ascii="Microsoft YaHei" w:hAnsi="Microsoft YaHei" w:eastAsia="Microsoft YaHei"/>
+          <w:b/>
+          <w:sz w:val="21"/>
+        </w:rPr>
+        <w:t>只部署了 2 个函数</w:t>
+      </w:r>
+      <w:r>
+        <w:rPr>
+          <w:rFonts w:ascii="Microsoft YaHei" w:hAnsi="Microsoft YaHei" w:eastAsia="Microsoft YaHei"/>
+          <w:sz w:val="21"/>
+        </w:rPr>
+        <w:t>（</w:t>
+      </w:r>
+      <w:r>
+        <w:rPr>
+          <w:rFonts w:ascii="Consolas" w:hAnsi="Consolas" w:eastAsia="Consolas"/>
+          <w:color w:val="B03020"/>
+          <w:sz w:val="20"/>
+        </w:rPr>
+        <w:t>initDb</w:t>
+      </w:r>
+      <w:r>
+        <w:rPr>
+          <w:rFonts w:ascii="Microsoft YaHei" w:hAnsi="Microsoft YaHei" w:eastAsia="Microsoft YaHei"/>
+          <w:sz w:val="21"/>
+        </w:rPr>
+        <w:t xml:space="preserve"> / </w:t>
+      </w:r>
+      <w:r>
+        <w:rPr>
+          <w:rFonts w:ascii="Consolas" w:hAnsi="Consolas" w:eastAsia="Consolas"/>
+          <w:color w:val="B03020"/>
+          <w:sz w:val="20"/>
+        </w:rPr>
+        <w:t>smokeTest</w:t>
+      </w:r>
+      <w:r>
+        <w:rPr>
+          <w:rFonts w:ascii="Microsoft YaHei" w:hAnsi="Microsoft YaHei" w:eastAsia="Microsoft YaHei"/>
+          <w:sz w:val="21"/>
+        </w:rPr>
+        <w:t xml:space="preserve">），**两个都是 </w:t>
+      </w:r>
+      <w:r>
+        <w:rPr>
+          <w:rFonts w:ascii="Consolas" w:hAnsi="Consolas" w:eastAsia="Consolas"/>
+          <w:color w:val="B03020"/>
+          <w:sz w:val="20"/>
+        </w:rPr>
+        <w:t>timeout=3</w:t>
+      </w:r>
+      <w:r>
+        <w:rPr>
+          <w:rFonts w:ascii="Microsoft YaHei" w:hAnsi="Microsoft YaHei" w:eastAsia="Microsoft YaHei"/>
+          <w:sz w:val="21"/>
+        </w:rPr>
+        <w:t xml:space="preserve">**（平台默认值；证据 </w:t>
+      </w:r>
+      <w:r>
+        <w:rPr>
+          <w:rFonts w:ascii="Consolas" w:hAnsi="Consolas" w:eastAsia="Consolas"/>
+          <w:color w:val="B03020"/>
+          <w:sz w:val="20"/>
+        </w:rPr>
+        <w:t>review/evidence/realcloud_20260917/47_timeout_all.txt</w:t>
+      </w:r>
+      <w:r>
+        <w:rPr>
+          <w:rFonts w:ascii="Microsoft YaHei" w:hAnsi="Microsoft YaHei" w:eastAsia="Microsoft YaHei"/>
+          <w:sz w:val="21"/>
+        </w:rPr>
+        <w:t>）。</w:t>
       </w:r>
     </w:p>
     <w:p>
@@ -3180,17 +3447,9 @@
       <w:r>
         <w:rPr>
           <w:rFonts w:ascii="Microsoft YaHei" w:hAnsi="Microsoft YaHei" w:eastAsia="Microsoft YaHei"/>
-          <w:b/>
-          <w:sz w:val="21"/>
-        </w:rPr>
-        <w:t>推荐做法</w:t>
-      </w:r>
-      <w:r>
-        <w:rPr>
-          <w:rFonts w:ascii="Microsoft YaHei" w:hAnsi="Microsoft YaHei" w:eastAsia="Microsoft YaHei"/>
-          <w:sz w:val="21"/>
-        </w:rPr>
-        <w:t xml:space="preserve">：环境名称含 </w:t>
+          <w:sz w:val="21"/>
+        </w:rPr>
+        <w:t>为什么是阻塞：</w:t>
       </w:r>
       <w:r>
         <w:rPr>
@@ -3198,59 +3457,114 @@
           <w:color w:val="B03020"/>
           <w:sz w:val="20"/>
         </w:rPr>
-        <w:t>dev</w:t>
-      </w:r>
-      <w:r>
-        <w:rPr>
-          <w:rFonts w:ascii="Microsoft YaHei" w:hAnsi="Microsoft YaHei" w:eastAsia="Microsoft YaHei"/>
-          <w:sz w:val="21"/>
-        </w:rPr>
-        <w:t xml:space="preserve"> / </w:t>
+        <w:t>initDb</w:t>
+      </w:r>
+      <w:r>
+        <w:rPr>
+          <w:rFonts w:ascii="Microsoft YaHei" w:hAnsi="Microsoft YaHei" w:eastAsia="Microsoft YaHei"/>
+          <w:sz w:val="21"/>
+        </w:rPr>
+        <w:t xml:space="preserve"> 要建 </w:t>
+      </w:r>
+      <w:r>
+        <w:rPr>
+          <w:rFonts w:ascii="Microsoft YaHei" w:hAnsi="Microsoft YaHei" w:eastAsia="Microsoft YaHei"/>
+          <w:b/>
+          <w:sz w:val="21"/>
+        </w:rPr>
+        <w:t>25 集合 + 40 索引 + 种子</w:t>
+      </w:r>
+      <w:r>
+        <w:rPr>
+          <w:rFonts w:ascii="Microsoft YaHei" w:hAnsi="Microsoft YaHei" w:eastAsia="Microsoft YaHei"/>
+          <w:sz w:val="21"/>
+        </w:rPr>
+        <w:t>，3 秒内跑不完 ⇒ 可能</w:t>
+      </w:r>
+      <w:r>
+        <w:rPr>
+          <w:rFonts w:ascii="Microsoft YaHei" w:hAnsi="Microsoft YaHei" w:eastAsia="Microsoft YaHei"/>
+          <w:b/>
+          <w:sz w:val="21"/>
+        </w:rPr>
+        <w:t>建到一半被杀</w:t>
+      </w:r>
+      <w:r>
+        <w:rPr>
+          <w:rFonts w:ascii="Microsoft YaHei" w:hAnsi="Microsoft YaHei" w:eastAsia="Microsoft YaHei"/>
+          <w:sz w:val="21"/>
+        </w:rPr>
+        <w:t>，留下"部分建库"现场。</w:t>
+      </w:r>
+    </w:p>
+    <w:p>
+      <w:r/>
+      <w:r>
+        <w:rPr>
+          <w:rFonts w:ascii="Microsoft YaHei" w:hAnsi="Microsoft YaHei" w:eastAsia="Microsoft YaHei"/>
+          <w:sz w:val="20"/>
+        </w:rPr>
+        <w:t>⚠️ 这是</w:t>
+      </w:r>
+      <w:r>
+        <w:rPr>
+          <w:rFonts w:ascii="Microsoft YaHei" w:hAnsi="Microsoft YaHei" w:eastAsia="Microsoft YaHei"/>
+          <w:b/>
+          <w:sz w:val="20"/>
+        </w:rPr>
+        <w:t>按风险处理</w:t>
+      </w:r>
+      <w:r>
+        <w:rPr>
+          <w:rFonts w:ascii="Microsoft YaHei" w:hAnsi="Microsoft YaHei" w:eastAsia="Microsoft YaHei"/>
+          <w:sz w:val="20"/>
+        </w:rPr>
+        <w:t>：</w:t>
       </w:r>
       <w:r>
         <w:rPr>
           <w:rFonts w:ascii="Consolas" w:hAnsi="Consolas" w:eastAsia="Consolas"/>
           <w:color w:val="B03020"/>
+          <w:sz w:val="19"/>
+        </w:rPr>
+        <w:t>initDb</w:t>
+      </w:r>
+      <w:r>
+        <w:rPr>
+          <w:rFonts w:ascii="Microsoft YaHei" w:hAnsi="Microsoft YaHei" w:eastAsia="Microsoft YaHei"/>
           <w:sz w:val="20"/>
         </w:rPr>
-        <w:t>prod</w:t>
-      </w:r>
-      <w:r>
-        <w:rPr>
-          <w:rFonts w:ascii="Microsoft YaHei" w:hAnsi="Microsoft YaHei" w:eastAsia="Microsoft YaHei"/>
-          <w:sz w:val="21"/>
-        </w:rPr>
-        <w:t xml:space="preserve"> 字样（门禁 H 组判据：</w:t>
-      </w:r>
-      <w:r>
-        <w:rPr>
-          <w:rFonts w:ascii="Consolas" w:hAnsi="Consolas" w:eastAsia="Consolas"/>
-          <w:color w:val="B03020"/>
+        <w:t xml:space="preserve"> 已初始化过，"已存在即拒绝"的前置会把重跑拦下 ⇒ </w:t>
+      </w:r>
+      <w:r>
+        <w:rPr>
+          <w:rFonts w:ascii="Microsoft YaHei" w:hAnsi="Microsoft YaHei" w:eastAsia="Microsoft YaHei"/>
+          <w:b/>
           <w:sz w:val="20"/>
         </w:rPr>
-        <w:t>!/prod/</w:t>
-      </w:r>
-      <w:r>
-        <w:rPr>
-          <w:rFonts w:ascii="Microsoft YaHei" w:hAnsi="Microsoft YaHei" w:eastAsia="Microsoft YaHei"/>
-          <w:sz w:val="21"/>
-        </w:rPr>
-        <w:t xml:space="preserve"> 恒效、</w:t>
-      </w:r>
-      <w:r>
-        <w:rPr>
-          <w:rFonts w:ascii="Consolas" w:hAnsi="Consolas" w:eastAsia="Consolas"/>
-          <w:color w:val="B03020"/>
+        <w:t>无法用重跑测时长</w:t>
+      </w:r>
+      <w:r>
+        <w:rPr>
+          <w:rFonts w:ascii="Microsoft YaHei" w:hAnsi="Microsoft YaHei" w:eastAsia="Microsoft YaHei"/>
           <w:sz w:val="20"/>
         </w:rPr>
-        <w:t>dev</w:t>
-      </w:r>
-      <w:r>
-        <w:rPr>
-          <w:rFonts w:ascii="Microsoft YaHei" w:hAnsi="Microsoft YaHei" w:eastAsia="Microsoft YaHei"/>
-          <w:sz w:val="21"/>
-        </w:rPr>
-        <w:t xml:space="preserve"> 白名单放行）。</w:t>
+        <w:t>，所以</w:t>
+      </w:r>
+      <w:r>
+        <w:rPr>
+          <w:rFonts w:ascii="Microsoft YaHei" w:hAnsi="Microsoft YaHei" w:eastAsia="Microsoft YaHei"/>
+          <w:b/>
+          <w:sz w:val="20"/>
+        </w:rPr>
+        <w:t>不得</w:t>
+      </w:r>
+      <w:r>
+        <w:rPr>
+          <w:rFonts w:ascii="Microsoft YaHei" w:hAnsi="Microsoft YaHei" w:eastAsia="Microsoft YaHei"/>
+          <w:sz w:val="20"/>
+        </w:rPr>
+        <w:t>写成"已经会失败"。</w:t>
       </w:r>
     </w:p>
     <w:p>
@@ -3261,32 +3575,9 @@
       <w:r>
         <w:rPr>
           <w:rFonts w:ascii="Microsoft YaHei" w:hAnsi="Microsoft YaHei" w:eastAsia="Microsoft YaHei"/>
-          <w:b/>
-          <w:sz w:val="21"/>
-        </w:rPr>
-        <w:t>例外（本项目已采用）</w:t>
-      </w:r>
-      <w:r>
-        <w:rPr>
-          <w:rFonts w:ascii="Microsoft YaHei" w:hAnsi="Microsoft YaHei" w:eastAsia="Microsoft YaHei"/>
-          <w:sz w:val="21"/>
-        </w:rPr>
-        <w:t>：微信侧默认</w:t>
-      </w:r>
-      <w:r>
-        <w:rPr>
-          <w:rFonts w:ascii="Microsoft YaHei" w:hAnsi="Microsoft YaHei" w:eastAsia="Microsoft YaHei"/>
-          <w:b/>
-          <w:sz w:val="21"/>
-        </w:rPr>
-        <w:t>免费环境</w:t>
-      </w:r>
-      <w:r>
-        <w:rPr>
-          <w:rFonts w:ascii="Microsoft YaHei" w:hAnsi="Microsoft YaHei" w:eastAsia="Microsoft YaHei"/>
-          <w:sz w:val="21"/>
-        </w:rPr>
-        <w:t xml:space="preserve">（名如 </w:t>
+          <w:sz w:val="21"/>
+        </w:rPr>
+        <w:t xml:space="preserve">怎么改（三步，别只把 </w:t>
       </w:r>
       <w:r>
         <w:rPr>
@@ -3294,44 +3585,14 @@
           <w:color w:val="B03020"/>
           <w:sz w:val="20"/>
         </w:rPr>
-        <w:t>cloud1</w:t>
-      </w:r>
-      <w:r>
-        <w:rPr>
-          <w:rFonts w:ascii="Microsoft YaHei" w:hAnsi="Microsoft YaHei" w:eastAsia="Microsoft YaHei"/>
-          <w:sz w:val="21"/>
-        </w:rPr>
-        <w:t>，</w:t>
-      </w:r>
-      <w:r>
-        <w:rPr>
-          <w:rFonts w:ascii="Microsoft YaHei" w:hAnsi="Microsoft YaHei" w:eastAsia="Microsoft YaHei"/>
-          <w:b/>
-          <w:sz w:val="21"/>
-        </w:rPr>
-        <w:t>不含 dev 字样</w:t>
-      </w:r>
-      <w:r>
-        <w:rPr>
-          <w:rFonts w:ascii="Microsoft YaHei" w:hAnsi="Microsoft YaHei" w:eastAsia="Microsoft YaHei"/>
-          <w:sz w:val="21"/>
-        </w:rPr>
-        <w:t>）</w:t>
-      </w:r>
-      <w:r>
-        <w:rPr>
-          <w:rFonts w:ascii="Microsoft YaHei" w:hAnsi="Microsoft YaHei" w:eastAsia="Microsoft YaHei"/>
-          <w:b/>
-          <w:sz w:val="21"/>
-        </w:rPr>
-        <w:t>也可以当 dev 用</w:t>
-      </w:r>
-      <w:r>
-        <w:rPr>
-          <w:rFonts w:ascii="Microsoft YaHei" w:hAnsi="Microsoft YaHei" w:eastAsia="Microsoft YaHei"/>
-          <w:sz w:val="21"/>
-        </w:rPr>
-        <w:t xml:space="preserve">——环境门禁留有 </w:t>
+        <w:t>smokeTest</w:t>
+      </w:r>
+      <w:r>
+        <w:rPr>
+          <w:rFonts w:ascii="Microsoft YaHei" w:hAnsi="Microsoft YaHei" w:eastAsia="Microsoft YaHei"/>
+          <w:sz w:val="21"/>
+        </w:rPr>
+        <w:t xml:space="preserve"> 调到 10s 就收工）：① 定值 ② 单点试「</w:t>
       </w:r>
       <w:r>
         <w:rPr>
@@ -3339,29 +3600,14 @@
           <w:color w:val="B03020"/>
           <w:sz w:val="20"/>
         </w:rPr>
-        <w:t>DEV_ENV_ID</w:t>
-      </w:r>
-      <w:r>
-        <w:rPr>
-          <w:rFonts w:ascii="Microsoft YaHei" w:hAnsi="Microsoft YaHei" w:eastAsia="Microsoft YaHei"/>
-          <w:sz w:val="21"/>
-        </w:rPr>
-        <w:t xml:space="preserve"> </w:t>
-      </w:r>
-      <w:r>
-        <w:rPr>
-          <w:rFonts w:ascii="Microsoft YaHei" w:hAnsi="Microsoft YaHei" w:eastAsia="Microsoft YaHei"/>
-          <w:b/>
-          <w:sz w:val="21"/>
-        </w:rPr>
-        <w:t>精确白名单</w:t>
-      </w:r>
-      <w:r>
-        <w:rPr>
-          <w:rFonts w:ascii="Microsoft YaHei" w:hAnsi="Microsoft YaHei" w:eastAsia="Microsoft YaHei"/>
-          <w:sz w:val="21"/>
-        </w:rPr>
-        <w:t xml:space="preserve">分支（见 </w:t>
+        <w:t>config.json</w:t>
+      </w:r>
+      <w:r>
+        <w:rPr>
+          <w:rFonts w:ascii="Microsoft YaHei" w:hAnsi="Microsoft YaHei" w:eastAsia="Microsoft YaHei"/>
+          <w:sz w:val="21"/>
+        </w:rPr>
+        <w:t xml:space="preserve"> 加 </w:t>
       </w:r>
       <w:r>
         <w:rPr>
@@ -3369,14 +3615,14 @@
           <w:color w:val="B03020"/>
           <w:sz w:val="20"/>
         </w:rPr>
-        <w:t>cloudfunctions/initDb/collections.js</w:t>
-      </w:r>
-      <w:r>
-        <w:rPr>
-          <w:rFonts w:ascii="Microsoft YaHei" w:hAnsi="Microsoft YaHei" w:eastAsia="Microsoft YaHei"/>
-          <w:sz w:val="21"/>
-        </w:rPr>
-        <w:t xml:space="preserve"> 的 </w:t>
+        <w:t>"timeout"</w:t>
+      </w:r>
+      <w:r>
+        <w:rPr>
+          <w:rFonts w:ascii="Microsoft YaHei" w:hAnsi="Microsoft YaHei" w:eastAsia="Microsoft YaHei"/>
+          <w:sz w:val="21"/>
+        </w:rPr>
+        <w:t xml:space="preserve"> → 重发 → </w:t>
       </w:r>
       <w:r>
         <w:rPr>
@@ -3384,14 +3630,14 @@
           <w:color w:val="B03020"/>
           <w:sz w:val="20"/>
         </w:rPr>
-        <w:t>gate()</w:t>
-      </w:r>
-      <w:r>
-        <w:rPr>
-          <w:rFonts w:ascii="Microsoft YaHei" w:hAnsi="Microsoft YaHei" w:eastAsia="Microsoft YaHei"/>
-          <w:sz w:val="21"/>
-        </w:rPr>
-        <w:t xml:space="preserve">）：把该环境 ID 填进 </w:t>
+        <w:t>info</w:t>
+      </w:r>
+      <w:r>
+        <w:rPr>
+          <w:rFonts w:ascii="Microsoft YaHei" w:hAnsi="Microsoft YaHei" w:eastAsia="Microsoft YaHei"/>
+          <w:sz w:val="21"/>
+        </w:rPr>
+        <w:t xml:space="preserve"> 回读」③ 生效则推广成单源，否则退控制台手改并把值写进 </w:t>
       </w:r>
       <w:r>
         <w:rPr>
@@ -3399,29 +3645,14 @@
           <w:color w:val="B03020"/>
           <w:sz w:val="20"/>
         </w:rPr>
-        <w:t>cloudfunctions/initDb/config.json</w:t>
-      </w:r>
-      <w:r>
-        <w:rPr>
-          <w:rFonts w:ascii="Microsoft YaHei" w:hAnsi="Microsoft YaHei" w:eastAsia="Microsoft YaHei"/>
-          <w:sz w:val="21"/>
-        </w:rPr>
-        <w:t xml:space="preserve"> 的 </w:t>
-      </w:r>
-      <w:r>
-        <w:rPr>
-          <w:rFonts w:ascii="Consolas" w:hAnsi="Consolas" w:eastAsia="Consolas"/>
-          <w:color w:val="B03020"/>
-          <w:sz w:val="20"/>
-        </w:rPr>
-        <w:t>DEV_ENV_ID</w:t>
-      </w:r>
-      <w:r>
-        <w:rPr>
-          <w:rFonts w:ascii="Microsoft YaHei" w:hAnsi="Microsoft YaHei" w:eastAsia="Microsoft YaHei"/>
-          <w:sz w:val="21"/>
-        </w:rPr>
-        <w:t xml:space="preserve"> 即被放行。</w:t>
+        <w:t>core/13_上线前查缺补漏…§5</w:t>
+      </w:r>
+      <w:r>
+        <w:rPr>
+          <w:rFonts w:ascii="Microsoft YaHei" w:hAnsi="Microsoft YaHei" w:eastAsia="Microsoft YaHei"/>
+          <w:sz w:val="21"/>
+        </w:rPr>
+        <w:t>。</w:t>
       </w:r>
     </w:p>
     <w:p>
@@ -3432,127 +3663,72 @@
       <w:r>
         <w:rPr>
           <w:rFonts w:ascii="Microsoft YaHei" w:hAnsi="Microsoft YaHei" w:eastAsia="Microsoft YaHei"/>
+          <w:sz w:val="21"/>
+        </w:rPr>
+        <w:t>判据：</w:t>
+      </w:r>
+      <w:r>
+        <w:rPr>
+          <w:rFonts w:ascii="Consolas" w:hAnsi="Consolas" w:eastAsia="Consolas"/>
+          <w:color w:val="B03020"/>
+          <w:sz w:val="20"/>
+        </w:rPr>
+        <w:t>cli cloud functions info</w:t>
+      </w:r>
+      <w:r>
+        <w:rPr>
+          <w:rFonts w:ascii="Microsoft YaHei" w:hAnsi="Microsoft YaHei" w:eastAsia="Microsoft YaHei"/>
+          <w:sz w:val="21"/>
+        </w:rPr>
+        <w:t xml:space="preserve"> 的 **</w:t>
+      </w:r>
+      <w:r>
+        <w:rPr>
+          <w:rFonts w:ascii="Consolas" w:hAnsi="Consolas" w:eastAsia="Consolas"/>
+          <w:color w:val="B03020"/>
+          <w:sz w:val="20"/>
+        </w:rPr>
+        <w:t>timeout</w:t>
+      </w:r>
+      <w:r>
+        <w:rPr>
+          <w:rFonts w:ascii="Microsoft YaHei" w:hAnsi="Microsoft YaHei" w:eastAsia="Microsoft YaHei"/>
+          <w:sz w:val="21"/>
+        </w:rPr>
+        <w:t xml:space="preserve"> 列</w:t>
+      </w:r>
+      <w:r>
+        <w:rPr>
+          <w:rFonts w:ascii="Microsoft YaHei" w:hAnsi="Microsoft YaHei" w:eastAsia="Microsoft YaHei"/>
           <w:b/>
           <w:sz w:val="21"/>
         </w:rPr>
-        <w:t>本项目当前状态（2026-09-14 定）</w:t>
-      </w:r>
-      <w:r>
-        <w:rPr>
-          <w:rFonts w:ascii="Microsoft YaHei" w:hAnsi="Microsoft YaHei" w:eastAsia="Microsoft YaHei"/>
-          <w:sz w:val="21"/>
-        </w:rPr>
-        <w:t>：</w:t>
+        <w:t>（界面「测试结果：成功」只表示</w:t>
+      </w:r>
+      <w:r>
+        <w:rPr>
+          <w:rFonts w:ascii="Microsoft YaHei" w:hAnsi="Microsoft YaHei" w:eastAsia="Microsoft YaHei"/>
+          <w:sz w:val="21"/>
+        </w:rPr>
+        <w:t>调用**成功，与函数是否跑完无关）。</w:t>
       </w:r>
     </w:p>
     <w:p>
-      <w:r/>
-      <w:r>
-        <w:rPr>
-          <w:rFonts w:ascii="Microsoft YaHei" w:hAnsi="Microsoft YaHei" w:eastAsia="Microsoft YaHei"/>
-          <w:sz w:val="20"/>
-        </w:rPr>
-        <w:t xml:space="preserve">- dev = 微信侧免费环境 </w:t>
-      </w:r>
-      <w:r>
-        <w:rPr>
-          <w:rFonts w:ascii="Consolas" w:hAnsi="Consolas" w:eastAsia="Consolas"/>
-          <w:color w:val="B03020"/>
-          <w:sz w:val="19"/>
-        </w:rPr>
-        <w:t>cloud1</w:t>
-      </w:r>
-      <w:r>
-        <w:rPr>
-          <w:rFonts w:ascii="Microsoft YaHei" w:hAnsi="Microsoft YaHei" w:eastAsia="Microsoft YaHei"/>
-          <w:sz w:val="20"/>
-        </w:rPr>
-        <w:t>，环境 ID **</w:t>
-      </w:r>
-      <w:r>
-        <w:rPr>
-          <w:rFonts w:ascii="Consolas" w:hAnsi="Consolas" w:eastAsia="Consolas"/>
-          <w:color w:val="B03020"/>
-          <w:sz w:val="19"/>
-        </w:rPr>
-        <w:t>cloud1-d4gphpoxy337f2a25</w:t>
-      </w:r>
-      <w:r>
-        <w:rPr>
-          <w:rFonts w:ascii="Microsoft YaHei" w:hAnsi="Microsoft YaHei" w:eastAsia="Microsoft YaHei"/>
-          <w:sz w:val="20"/>
-        </w:rPr>
-        <w:t>**；</w:t>
-      </w:r>
-      <w:r>
-        <w:rPr>
-          <w:rFonts w:ascii="Consolas" w:hAnsi="Consolas" w:eastAsia="Consolas"/>
-          <w:color w:val="B03020"/>
-          <w:sz w:val="19"/>
-        </w:rPr>
-        <w:t>initDb/config.json</w:t>
-      </w:r>
-      <w:r>
-        <w:rPr>
-          <w:rFonts w:ascii="Microsoft YaHei" w:hAnsi="Microsoft YaHei" w:eastAsia="Microsoft YaHei"/>
-          <w:sz w:val="20"/>
-        </w:rPr>
-        <w:t xml:space="preserve"> 已配好 </w:t>
-      </w:r>
-      <w:r>
-        <w:rPr>
-          <w:rFonts w:ascii="Consolas" w:hAnsi="Consolas" w:eastAsia="Consolas"/>
-          <w:color w:val="B03020"/>
-          <w:sz w:val="19"/>
-        </w:rPr>
-        <w:t>DEV_ENV_ID</w:t>
-      </w:r>
-      <w:r>
-        <w:rPr>
-          <w:rFonts w:ascii="Microsoft YaHei" w:hAnsi="Microsoft YaHei" w:eastAsia="Microsoft YaHei"/>
-          <w:sz w:val="20"/>
-        </w:rPr>
-        <w:t>。</w:t>
-      </w:r>
-    </w:p>
-    <w:p>
-      <w:r/>
-      <w:r>
-        <w:rPr>
-          <w:rFonts w:ascii="Microsoft YaHei" w:hAnsi="Microsoft YaHei" w:eastAsia="Microsoft YaHei"/>
-          <w:sz w:val="20"/>
-        </w:rPr>
-        <w:t xml:space="preserve">- prod </w:t>
-      </w:r>
-      <w:r>
-        <w:rPr>
-          <w:rFonts w:ascii="Microsoft YaHei" w:hAnsi="Microsoft YaHei" w:eastAsia="Microsoft YaHei"/>
+      <w:pPr>
+        <w:pStyle w:val="Heading2"/>
+      </w:pPr>
+      <w:r>
+        <w:rPr>
           <w:b/>
-          <w:sz w:val="20"/>
-        </w:rPr>
-        <w:t>暂未建</w:t>
-      </w:r>
-      <w:r>
-        <w:rPr>
-          <w:rFonts w:ascii="Microsoft YaHei" w:hAnsi="Microsoft YaHei" w:eastAsia="Microsoft YaHei"/>
-          <w:sz w:val="20"/>
-        </w:rPr>
-        <w:t xml:space="preserve">——写码阶段用不到，等上线前再建一个名含 </w:t>
-      </w:r>
-      <w:r>
-        <w:rPr>
-          <w:rFonts w:ascii="Consolas" w:hAnsi="Consolas" w:eastAsia="Consolas"/>
-          <w:color w:val="B03020"/>
-          <w:sz w:val="19"/>
-        </w:rPr>
-        <w:t>prod</w:t>
-      </w:r>
-      <w:r>
-        <w:rPr>
-          <w:rFonts w:ascii="Microsoft YaHei" w:hAnsi="Microsoft YaHei" w:eastAsia="Microsoft YaHei"/>
-          <w:sz w:val="20"/>
-        </w:rPr>
-        <w:t xml:space="preserve"> 的环境即可。</w:t>
+        </w:rPr>
+      </w:r>
+      <w:r>
+        <w:rPr>
+          <w:rFonts w:ascii="Microsoft YaHei" w:hAnsi="Microsoft YaHei" w:eastAsia="Microsoft YaHei"/>
+          <w:b/>
+          <w:sz w:val="23"/>
+        </w:rPr>
+        <w:t>步骤 1 · 云环境（dev / prod）</w:t>
       </w:r>
     </w:p>
     <w:p>
@@ -3565,52 +3741,7 @@
           <w:rFonts w:ascii="Microsoft YaHei" w:hAnsi="Microsoft YaHei" w:eastAsia="Microsoft YaHei"/>
           <w:sz w:val="21"/>
         </w:rPr>
-        <w:t xml:space="preserve">⚠️ 每个账号可免费建 </w:t>
-      </w:r>
-      <w:r>
-        <w:rPr>
-          <w:rFonts w:ascii="Microsoft YaHei" w:hAnsi="Microsoft YaHei" w:eastAsia="Microsoft YaHei"/>
-          <w:b/>
-          <w:sz w:val="21"/>
-        </w:rPr>
-        <w:t>2 个</w:t>
-      </w:r>
-      <w:r>
-        <w:rPr>
-          <w:rFonts w:ascii="Microsoft YaHei" w:hAnsi="Microsoft YaHei" w:eastAsia="Microsoft YaHei"/>
-          <w:sz w:val="21"/>
-        </w:rPr>
-        <w:t>环境（当前已用 1 个，剩 1 个）；且官方规则为「环境注销需</w:t>
-      </w:r>
-      <w:r>
-        <w:rPr>
-          <w:rFonts w:ascii="Microsoft YaHei" w:hAnsi="Microsoft YaHei" w:eastAsia="Microsoft YaHei"/>
-          <w:b/>
-          <w:sz w:val="21"/>
-        </w:rPr>
-        <w:t>超过 1 个月</w:t>
-      </w:r>
-      <w:r>
-        <w:rPr>
-          <w:rFonts w:ascii="Microsoft YaHei" w:hAnsi="Microsoft YaHei" w:eastAsia="Microsoft YaHei"/>
-          <w:sz w:val="21"/>
-        </w:rPr>
-        <w:t xml:space="preserve">才能再免费创建」→ </w:t>
-      </w:r>
-      <w:r>
-        <w:rPr>
-          <w:rFonts w:ascii="Microsoft YaHei" w:hAnsi="Microsoft YaHei" w:eastAsia="Microsoft YaHei"/>
-          <w:b/>
-          <w:sz w:val="21"/>
-        </w:rPr>
-        <w:t>绝不要删掉 cloud1</w:t>
-      </w:r>
-      <w:r>
-        <w:rPr>
-          <w:rFonts w:ascii="Microsoft YaHei" w:hAnsi="Microsoft YaHei" w:eastAsia="Microsoft YaHei"/>
-          <w:sz w:val="21"/>
-        </w:rPr>
-        <w:t>，否则可能 1 个月内建不了新环境。</w:t>
+        <w:t>微信开发者工具打开本小程序项目 → 顶部「云开发」→「环境」→「新建环境」。</w:t>
       </w:r>
     </w:p>
     <w:p>
@@ -3621,27 +3752,77 @@
       <w:r>
         <w:rPr>
           <w:rFonts w:ascii="Microsoft YaHei" w:hAnsi="Microsoft YaHei" w:eastAsia="Microsoft YaHei"/>
-          <w:sz w:val="21"/>
-        </w:rPr>
-        <w:t>在 dev 环境开通数据库（默认已有，确认「数据库」标签页可见）。</w:t>
-      </w:r>
-    </w:p>
-    <w:p>
-      <w:pPr>
-        <w:pStyle w:val="Heading2"/>
-      </w:pPr>
-      <w:r>
-        <w:rPr>
           <w:b/>
-        </w:rPr>
-      </w:r>
-      <w:r>
-        <w:rPr>
-          <w:rFonts w:ascii="Microsoft YaHei" w:hAnsi="Microsoft YaHei" w:eastAsia="Microsoft YaHei"/>
-          <w:b/>
-          <w:sz w:val="23"/>
-        </w:rPr>
-        <w:t>步骤 2 · 部署 initDb（核对 25 集合）</w:t>
+          <w:sz w:val="21"/>
+        </w:rPr>
+        <w:t>推荐做法</w:t>
+      </w:r>
+      <w:r>
+        <w:rPr>
+          <w:rFonts w:ascii="Microsoft YaHei" w:hAnsi="Microsoft YaHei" w:eastAsia="Microsoft YaHei"/>
+          <w:sz w:val="21"/>
+        </w:rPr>
+        <w:t xml:space="preserve">：环境名称含 </w:t>
+      </w:r>
+      <w:r>
+        <w:rPr>
+          <w:rFonts w:ascii="Consolas" w:hAnsi="Consolas" w:eastAsia="Consolas"/>
+          <w:color w:val="B03020"/>
+          <w:sz w:val="20"/>
+        </w:rPr>
+        <w:t>dev</w:t>
+      </w:r>
+      <w:r>
+        <w:rPr>
+          <w:rFonts w:ascii="Microsoft YaHei" w:hAnsi="Microsoft YaHei" w:eastAsia="Microsoft YaHei"/>
+          <w:sz w:val="21"/>
+        </w:rPr>
+        <w:t xml:space="preserve"> / </w:t>
+      </w:r>
+      <w:r>
+        <w:rPr>
+          <w:rFonts w:ascii="Consolas" w:hAnsi="Consolas" w:eastAsia="Consolas"/>
+          <w:color w:val="B03020"/>
+          <w:sz w:val="20"/>
+        </w:rPr>
+        <w:t>prod</w:t>
+      </w:r>
+      <w:r>
+        <w:rPr>
+          <w:rFonts w:ascii="Microsoft YaHei" w:hAnsi="Microsoft YaHei" w:eastAsia="Microsoft YaHei"/>
+          <w:sz w:val="21"/>
+        </w:rPr>
+        <w:t xml:space="preserve"> 字样（门禁 H 组判据：</w:t>
+      </w:r>
+      <w:r>
+        <w:rPr>
+          <w:rFonts w:ascii="Consolas" w:hAnsi="Consolas" w:eastAsia="Consolas"/>
+          <w:color w:val="B03020"/>
+          <w:sz w:val="20"/>
+        </w:rPr>
+        <w:t>!/prod/</w:t>
+      </w:r>
+      <w:r>
+        <w:rPr>
+          <w:rFonts w:ascii="Microsoft YaHei" w:hAnsi="Microsoft YaHei" w:eastAsia="Microsoft YaHei"/>
+          <w:sz w:val="21"/>
+        </w:rPr>
+        <w:t xml:space="preserve"> 恒效、</w:t>
+      </w:r>
+      <w:r>
+        <w:rPr>
+          <w:rFonts w:ascii="Consolas" w:hAnsi="Consolas" w:eastAsia="Consolas"/>
+          <w:color w:val="B03020"/>
+          <w:sz w:val="20"/>
+        </w:rPr>
+        <w:t>dev</w:t>
+      </w:r>
+      <w:r>
+        <w:rPr>
+          <w:rFonts w:ascii="Microsoft YaHei" w:hAnsi="Microsoft YaHei" w:eastAsia="Microsoft YaHei"/>
+          <w:sz w:val="21"/>
+        </w:rPr>
+        <w:t xml:space="preserve"> 白名单放行）。</w:t>
       </w:r>
     </w:p>
     <w:p>
@@ -3652,9 +3833,32 @@
       <w:r>
         <w:rPr>
           <w:rFonts w:ascii="Microsoft YaHei" w:hAnsi="Microsoft YaHei" w:eastAsia="Microsoft YaHei"/>
-          <w:sz w:val="21"/>
-        </w:rPr>
-        <w:t xml:space="preserve">右键 </w:t>
+          <w:b/>
+          <w:sz w:val="21"/>
+        </w:rPr>
+        <w:t>例外（本项目已采用）</w:t>
+      </w:r>
+      <w:r>
+        <w:rPr>
+          <w:rFonts w:ascii="Microsoft YaHei" w:hAnsi="Microsoft YaHei" w:eastAsia="Microsoft YaHei"/>
+          <w:sz w:val="21"/>
+        </w:rPr>
+        <w:t>：微信侧默认</w:t>
+      </w:r>
+      <w:r>
+        <w:rPr>
+          <w:rFonts w:ascii="Microsoft YaHei" w:hAnsi="Microsoft YaHei" w:eastAsia="Microsoft YaHei"/>
+          <w:b/>
+          <w:sz w:val="21"/>
+        </w:rPr>
+        <w:t>免费环境</w:t>
+      </w:r>
+      <w:r>
+        <w:rPr>
+          <w:rFonts w:ascii="Microsoft YaHei" w:hAnsi="Microsoft YaHei" w:eastAsia="Microsoft YaHei"/>
+          <w:sz w:val="21"/>
+        </w:rPr>
+        <w:t xml:space="preserve">（名如 </w:t>
       </w:r>
       <w:r>
         <w:rPr>
@@ -3662,14 +3866,134 @@
           <w:color w:val="B03020"/>
           <w:sz w:val="20"/>
         </w:rPr>
-        <w:t>cloudfunctions/initDb</w:t>
-      </w:r>
-      <w:r>
-        <w:rPr>
-          <w:rFonts w:ascii="Microsoft YaHei" w:hAnsi="Microsoft YaHei" w:eastAsia="Microsoft YaHei"/>
-          <w:sz w:val="21"/>
-        </w:rPr>
-        <w:t xml:space="preserve"> → 「上传并部署：云端安装依赖」。</w:t>
+        <w:t>cloud1</w:t>
+      </w:r>
+      <w:r>
+        <w:rPr>
+          <w:rFonts w:ascii="Microsoft YaHei" w:hAnsi="Microsoft YaHei" w:eastAsia="Microsoft YaHei"/>
+          <w:sz w:val="21"/>
+        </w:rPr>
+        <w:t>，</w:t>
+      </w:r>
+      <w:r>
+        <w:rPr>
+          <w:rFonts w:ascii="Microsoft YaHei" w:hAnsi="Microsoft YaHei" w:eastAsia="Microsoft YaHei"/>
+          <w:b/>
+          <w:sz w:val="21"/>
+        </w:rPr>
+        <w:t>不含 dev 字样</w:t>
+      </w:r>
+      <w:r>
+        <w:rPr>
+          <w:rFonts w:ascii="Microsoft YaHei" w:hAnsi="Microsoft YaHei" w:eastAsia="Microsoft YaHei"/>
+          <w:sz w:val="21"/>
+        </w:rPr>
+        <w:t>）</w:t>
+      </w:r>
+      <w:r>
+        <w:rPr>
+          <w:rFonts w:ascii="Microsoft YaHei" w:hAnsi="Microsoft YaHei" w:eastAsia="Microsoft YaHei"/>
+          <w:b/>
+          <w:sz w:val="21"/>
+        </w:rPr>
+        <w:t>也可以当 dev 用</w:t>
+      </w:r>
+      <w:r>
+        <w:rPr>
+          <w:rFonts w:ascii="Microsoft YaHei" w:hAnsi="Microsoft YaHei" w:eastAsia="Microsoft YaHei"/>
+          <w:sz w:val="21"/>
+        </w:rPr>
+        <w:t xml:space="preserve">——环境门禁留有 </w:t>
+      </w:r>
+      <w:r>
+        <w:rPr>
+          <w:rFonts w:ascii="Consolas" w:hAnsi="Consolas" w:eastAsia="Consolas"/>
+          <w:color w:val="B03020"/>
+          <w:sz w:val="20"/>
+        </w:rPr>
+        <w:t>DEV_ENV_ID</w:t>
+      </w:r>
+      <w:r>
+        <w:rPr>
+          <w:rFonts w:ascii="Microsoft YaHei" w:hAnsi="Microsoft YaHei" w:eastAsia="Microsoft YaHei"/>
+          <w:sz w:val="21"/>
+        </w:rPr>
+        <w:t xml:space="preserve"> </w:t>
+      </w:r>
+      <w:r>
+        <w:rPr>
+          <w:rFonts w:ascii="Microsoft YaHei" w:hAnsi="Microsoft YaHei" w:eastAsia="Microsoft YaHei"/>
+          <w:b/>
+          <w:sz w:val="21"/>
+        </w:rPr>
+        <w:t>精确白名单</w:t>
+      </w:r>
+      <w:r>
+        <w:rPr>
+          <w:rFonts w:ascii="Microsoft YaHei" w:hAnsi="Microsoft YaHei" w:eastAsia="Microsoft YaHei"/>
+          <w:sz w:val="21"/>
+        </w:rPr>
+        <w:t xml:space="preserve">分支（见 </w:t>
+      </w:r>
+      <w:r>
+        <w:rPr>
+          <w:rFonts w:ascii="Consolas" w:hAnsi="Consolas" w:eastAsia="Consolas"/>
+          <w:color w:val="B03020"/>
+          <w:sz w:val="20"/>
+        </w:rPr>
+        <w:t>cloudfunctions/initDb/collections.js</w:t>
+      </w:r>
+      <w:r>
+        <w:rPr>
+          <w:rFonts w:ascii="Microsoft YaHei" w:hAnsi="Microsoft YaHei" w:eastAsia="Microsoft YaHei"/>
+          <w:sz w:val="21"/>
+        </w:rPr>
+        <w:t xml:space="preserve"> 的 </w:t>
+      </w:r>
+      <w:r>
+        <w:rPr>
+          <w:rFonts w:ascii="Consolas" w:hAnsi="Consolas" w:eastAsia="Consolas"/>
+          <w:color w:val="B03020"/>
+          <w:sz w:val="20"/>
+        </w:rPr>
+        <w:t>gate()</w:t>
+      </w:r>
+      <w:r>
+        <w:rPr>
+          <w:rFonts w:ascii="Microsoft YaHei" w:hAnsi="Microsoft YaHei" w:eastAsia="Microsoft YaHei"/>
+          <w:sz w:val="21"/>
+        </w:rPr>
+        <w:t xml:space="preserve">）：把该环境 ID 填进 </w:t>
+      </w:r>
+      <w:r>
+        <w:rPr>
+          <w:rFonts w:ascii="Consolas" w:hAnsi="Consolas" w:eastAsia="Consolas"/>
+          <w:color w:val="B03020"/>
+          <w:sz w:val="20"/>
+        </w:rPr>
+        <w:t>cloudfunctions/initDb/config.json</w:t>
+      </w:r>
+      <w:r>
+        <w:rPr>
+          <w:rFonts w:ascii="Microsoft YaHei" w:hAnsi="Microsoft YaHei" w:eastAsia="Microsoft YaHei"/>
+          <w:sz w:val="21"/>
+        </w:rPr>
+        <w:t xml:space="preserve"> 的 </w:t>
+      </w:r>
+      <w:r>
+        <w:rPr>
+          <w:rFonts w:ascii="Consolas" w:hAnsi="Consolas" w:eastAsia="Consolas"/>
+          <w:color w:val="B03020"/>
+          <w:sz w:val="20"/>
+        </w:rPr>
+        <w:t>DEV_ENV_ID</w:t>
+      </w:r>
+      <w:r>
+        <w:rPr>
+          <w:rFonts w:ascii="Microsoft YaHei" w:hAnsi="Microsoft YaHei" w:eastAsia="Microsoft YaHei"/>
+          <w:sz w:val="21"/>
+        </w:rPr>
+        <w:t xml:space="preserve"> 即被放行。</w:t>
       </w:r>
     </w:p>
     <w:p>
@@ -3680,54 +4004,127 @@
       <w:r>
         <w:rPr>
           <w:rFonts w:ascii="Microsoft YaHei" w:hAnsi="Microsoft YaHei" w:eastAsia="Microsoft YaHei"/>
-          <w:sz w:val="21"/>
-        </w:rPr>
-        <w:t xml:space="preserve">上传完成后 → 右键 initDb →「测试」→ 入参 </w:t>
+          <w:b/>
+          <w:sz w:val="21"/>
+        </w:rPr>
+        <w:t>本项目当前状态（2026-09-14 定）</w:t>
+      </w:r>
+      <w:r>
+        <w:rPr>
+          <w:rFonts w:ascii="Microsoft YaHei" w:hAnsi="Microsoft YaHei" w:eastAsia="Microsoft YaHei"/>
+          <w:sz w:val="21"/>
+        </w:rPr>
+        <w:t>：</w:t>
+      </w:r>
+    </w:p>
+    <w:p>
+      <w:r/>
+      <w:r>
+        <w:rPr>
+          <w:rFonts w:ascii="Microsoft YaHei" w:hAnsi="Microsoft YaHei" w:eastAsia="Microsoft YaHei"/>
+          <w:sz w:val="20"/>
+        </w:rPr>
+        <w:t xml:space="preserve">- dev = 微信侧免费环境 </w:t>
       </w:r>
       <w:r>
         <w:rPr>
           <w:rFonts w:ascii="Consolas" w:hAnsi="Consolas" w:eastAsia="Consolas"/>
           <w:color w:val="B03020"/>
+          <w:sz w:val="19"/>
+        </w:rPr>
+        <w:t>cloud1</w:t>
+      </w:r>
+      <w:r>
+        <w:rPr>
+          <w:rFonts w:ascii="Microsoft YaHei" w:hAnsi="Microsoft YaHei" w:eastAsia="Microsoft YaHei"/>
           <w:sz w:val="20"/>
         </w:rPr>
-        <w:t>{}</w:t>
-      </w:r>
-      <w:r>
-        <w:rPr>
-          <w:rFonts w:ascii="Microsoft YaHei" w:hAnsi="Microsoft YaHei" w:eastAsia="Microsoft YaHei"/>
-          <w:sz w:val="21"/>
-        </w:rPr>
-        <w:t xml:space="preserve">（或触发 </w:t>
+        <w:t>，环境 ID **</w:t>
       </w:r>
       <w:r>
         <w:rPr>
           <w:rFonts w:ascii="Consolas" w:hAnsi="Consolas" w:eastAsia="Consolas"/>
           <w:color w:val="B03020"/>
+          <w:sz w:val="19"/>
+        </w:rPr>
+        <w:t>cloud1-d4gphpoxy337f2a25</w:t>
+      </w:r>
+      <w:r>
+        <w:rPr>
+          <w:rFonts w:ascii="Microsoft YaHei" w:hAnsi="Microsoft YaHei" w:eastAsia="Microsoft YaHei"/>
           <w:sz w:val="20"/>
         </w:rPr>
-        <w:t>initDb</w:t>
-      </w:r>
-      <w:r>
-        <w:rPr>
-          <w:rFonts w:ascii="Microsoft YaHei" w:hAnsi="Microsoft YaHei" w:eastAsia="Microsoft YaHei"/>
-          <w:sz w:val="21"/>
-        </w:rPr>
-        <w:t xml:space="preserve"> 的 </w:t>
+        <w:t>**；</w:t>
       </w:r>
       <w:r>
         <w:rPr>
           <w:rFonts w:ascii="Consolas" w:hAnsi="Consolas" w:eastAsia="Consolas"/>
           <w:color w:val="B03020"/>
+          <w:sz w:val="19"/>
+        </w:rPr>
+        <w:t>initDb/config.json</w:t>
+      </w:r>
+      <w:r>
+        <w:rPr>
+          <w:rFonts w:ascii="Microsoft YaHei" w:hAnsi="Microsoft YaHei" w:eastAsia="Microsoft YaHei"/>
           <w:sz w:val="20"/>
         </w:rPr>
-        <w:t>main</w:t>
-      </w:r>
-      <w:r>
-        <w:rPr>
-          <w:rFonts w:ascii="Microsoft YaHei" w:hAnsi="Microsoft YaHei" w:eastAsia="Microsoft YaHei"/>
-          <w:sz w:val="21"/>
-        </w:rPr>
-        <w:t>）→ 运行。</w:t>
+        <w:t xml:space="preserve"> 已配好 </w:t>
+      </w:r>
+      <w:r>
+        <w:rPr>
+          <w:rFonts w:ascii="Consolas" w:hAnsi="Consolas" w:eastAsia="Consolas"/>
+          <w:color w:val="B03020"/>
+          <w:sz w:val="19"/>
+        </w:rPr>
+        <w:t>DEV_ENV_ID</w:t>
+      </w:r>
+      <w:r>
+        <w:rPr>
+          <w:rFonts w:ascii="Microsoft YaHei" w:hAnsi="Microsoft YaHei" w:eastAsia="Microsoft YaHei"/>
+          <w:sz w:val="20"/>
+        </w:rPr>
+        <w:t>。</w:t>
+      </w:r>
+    </w:p>
+    <w:p>
+      <w:r/>
+      <w:r>
+        <w:rPr>
+          <w:rFonts w:ascii="Microsoft YaHei" w:hAnsi="Microsoft YaHei" w:eastAsia="Microsoft YaHei"/>
+          <w:sz w:val="20"/>
+        </w:rPr>
+        <w:t xml:space="preserve">- prod </w:t>
+      </w:r>
+      <w:r>
+        <w:rPr>
+          <w:rFonts w:ascii="Microsoft YaHei" w:hAnsi="Microsoft YaHei" w:eastAsia="Microsoft YaHei"/>
+          <w:b/>
+          <w:sz w:val="20"/>
+        </w:rPr>
+        <w:t>暂未建</w:t>
+      </w:r>
+      <w:r>
+        <w:rPr>
+          <w:rFonts w:ascii="Microsoft YaHei" w:hAnsi="Microsoft YaHei" w:eastAsia="Microsoft YaHei"/>
+          <w:sz w:val="20"/>
+        </w:rPr>
+        <w:t xml:space="preserve">——写码阶段用不到，等上线前再建一个名含 </w:t>
+      </w:r>
+      <w:r>
+        <w:rPr>
+          <w:rFonts w:ascii="Consolas" w:hAnsi="Consolas" w:eastAsia="Consolas"/>
+          <w:color w:val="B03020"/>
+          <w:sz w:val="19"/>
+        </w:rPr>
+        <w:t>prod</w:t>
+      </w:r>
+      <w:r>
+        <w:rPr>
+          <w:rFonts w:ascii="Microsoft YaHei" w:hAnsi="Microsoft YaHei" w:eastAsia="Microsoft YaHei"/>
+          <w:sz w:val="20"/>
+        </w:rPr>
+        <w:t xml:space="preserve"> 的环境即可。</w:t>
       </w:r>
     </w:p>
     <w:p>
@@ -3740,37 +4137,52 @@
           <w:rFonts w:ascii="Microsoft YaHei" w:hAnsi="Microsoft YaHei" w:eastAsia="Microsoft YaHei"/>
           <w:sz w:val="21"/>
         </w:rPr>
-        <w:t>预期：</w:t>
-      </w:r>
-      <w:r>
-        <w:rPr>
-          <w:rFonts w:ascii="Consolas" w:hAnsi="Consolas" w:eastAsia="Consolas"/>
-          <w:color w:val="B03020"/>
-          <w:sz w:val="20"/>
-        </w:rPr>
-        <w:t>created.length === 25</w:t>
-      </w:r>
-      <w:r>
-        <w:rPr>
-          <w:rFonts w:ascii="Microsoft YaHei" w:hAnsi="Microsoft YaHei" w:eastAsia="Microsoft YaHei"/>
-          <w:sz w:val="21"/>
-        </w:rPr>
-        <w:t xml:space="preserve"> 且 </w:t>
-      </w:r>
-      <w:r>
-        <w:rPr>
-          <w:rFonts w:ascii="Consolas" w:hAnsi="Consolas" w:eastAsia="Consolas"/>
-          <w:color w:val="B03020"/>
-          <w:sz w:val="20"/>
-        </w:rPr>
-        <w:t>blocked === undefined</w:t>
-      </w:r>
-      <w:r>
-        <w:rPr>
-          <w:rFonts w:ascii="Microsoft YaHei" w:hAnsi="Microsoft YaHei" w:eastAsia="Microsoft YaHei"/>
-          <w:sz w:val="21"/>
-        </w:rPr>
-        <w:t>（dev 门禁放行）。</w:t>
+        <w:t xml:space="preserve">⚠️ 每个账号可免费建 </w:t>
+      </w:r>
+      <w:r>
+        <w:rPr>
+          <w:rFonts w:ascii="Microsoft YaHei" w:hAnsi="Microsoft YaHei" w:eastAsia="Microsoft YaHei"/>
+          <w:b/>
+          <w:sz w:val="21"/>
+        </w:rPr>
+        <w:t>2 个</w:t>
+      </w:r>
+      <w:r>
+        <w:rPr>
+          <w:rFonts w:ascii="Microsoft YaHei" w:hAnsi="Microsoft YaHei" w:eastAsia="Microsoft YaHei"/>
+          <w:sz w:val="21"/>
+        </w:rPr>
+        <w:t>环境（当前已用 1 个，剩 1 个）；且官方规则为「环境注销需</w:t>
+      </w:r>
+      <w:r>
+        <w:rPr>
+          <w:rFonts w:ascii="Microsoft YaHei" w:hAnsi="Microsoft YaHei" w:eastAsia="Microsoft YaHei"/>
+          <w:b/>
+          <w:sz w:val="21"/>
+        </w:rPr>
+        <w:t>超过 1 个月</w:t>
+      </w:r>
+      <w:r>
+        <w:rPr>
+          <w:rFonts w:ascii="Microsoft YaHei" w:hAnsi="Microsoft YaHei" w:eastAsia="Microsoft YaHei"/>
+          <w:sz w:val="21"/>
+        </w:rPr>
+        <w:t xml:space="preserve">才能再免费创建」→ </w:t>
+      </w:r>
+      <w:r>
+        <w:rPr>
+          <w:rFonts w:ascii="Microsoft YaHei" w:hAnsi="Microsoft YaHei" w:eastAsia="Microsoft YaHei"/>
+          <w:b/>
+          <w:sz w:val="21"/>
+        </w:rPr>
+        <w:t>绝不要删掉 cloud1</w:t>
+      </w:r>
+      <w:r>
+        <w:rPr>
+          <w:rFonts w:ascii="Microsoft YaHei" w:hAnsi="Microsoft YaHei" w:eastAsia="Microsoft YaHei"/>
+          <w:sz w:val="21"/>
+        </w:rPr>
+        <w:t>，否则可能 1 个月内建不了新环境。</w:t>
       </w:r>
     </w:p>
     <w:p>
@@ -3783,22 +4195,25 @@
           <w:rFonts w:ascii="Microsoft YaHei" w:hAnsi="Microsoft YaHei" w:eastAsia="Microsoft YaHei"/>
           <w:sz w:val="21"/>
         </w:rPr>
-        <w:t>去「数据库」标签页核对：</w:t>
-      </w:r>
-      <w:r>
-        <w:rPr>
-          <w:rFonts w:ascii="Microsoft YaHei" w:hAnsi="Microsoft YaHei" w:eastAsia="Microsoft YaHei"/>
+        <w:t>在 dev 环境开通数据库（默认已有，确认「数据库」标签页可见）。</w:t>
+      </w:r>
+    </w:p>
+    <w:p>
+      <w:pPr>
+        <w:pStyle w:val="Heading2"/>
+      </w:pPr>
+      <w:r>
+        <w:rPr>
           <w:b/>
-          <w:sz w:val="21"/>
-        </w:rPr>
-        <w:t>集合数 = 25</w:t>
-      </w:r>
-      <w:r>
-        <w:rPr>
-          <w:rFonts w:ascii="Microsoft YaHei" w:hAnsi="Microsoft YaHei" w:eastAsia="Microsoft YaHei"/>
-          <w:sz w:val="21"/>
-        </w:rPr>
-        <w:t>（若不是 25，截图给我，可能涉及 A6 严重度）。</w:t>
+        </w:rPr>
+      </w:r>
+      <w:r>
+        <w:rPr>
+          <w:rFonts w:ascii="Microsoft YaHei" w:hAnsi="Microsoft YaHei" w:eastAsia="Microsoft YaHei"/>
+          <w:b/>
+          <w:sz w:val="23"/>
+        </w:rPr>
+        <w:t>步骤 2 · 部署 initDb（核对 25 集合）</w:t>
       </w:r>
     </w:p>
     <w:p>
@@ -3811,41 +4226,22 @@
           <w:rFonts w:ascii="Microsoft YaHei" w:hAnsi="Microsoft YaHei" w:eastAsia="Microsoft YaHei"/>
           <w:sz w:val="21"/>
         </w:rPr>
-        <w:t>索引清单：门禁 A7 关注 10 个 unique 索引；initDb 是否建索引由代码决定，本探针第②条专门验 createIndex 能力。</w:t>
-      </w:r>
-    </w:p>
-    <w:p>
-      <w:pPr>
-        <w:pStyle w:val="Heading2"/>
-      </w:pPr>
-      <w:r>
-        <w:rPr>
-          <w:b/>
-        </w:rPr>
-      </w:r>
-      <w:r>
-        <w:rPr>
-          <w:rFonts w:ascii="Microsoft YaHei" w:hAnsi="Microsoft YaHei" w:eastAsia="Microsoft YaHei"/>
-          <w:b/>
-          <w:sz w:val="23"/>
-        </w:rPr>
-        <w:t xml:space="preserve">步骤 3 · 部署 smokeTest（含 common </w:t>
-      </w:r>
-      <w:r>
-        <w:rPr>
-          <w:rFonts w:ascii="Microsoft YaHei" w:hAnsi="Microsoft YaHei" w:eastAsia="Microsoft YaHei"/>
-          <w:b/>
-          <w:sz w:val="23"/>
-        </w:rPr>
-        <w:t>扁平</w:t>
-      </w:r>
-      <w:r>
-        <w:rPr>
-          <w:rFonts w:ascii="Microsoft YaHei" w:hAnsi="Microsoft YaHei" w:eastAsia="Microsoft YaHei"/>
-          <w:b/>
-          <w:sz w:val="23"/>
-        </w:rPr>
-        <w:t>副本）</w:t>
+        <w:t xml:space="preserve">右键 </w:t>
+      </w:r>
+      <w:r>
+        <w:rPr>
+          <w:rFonts w:ascii="Consolas" w:hAnsi="Consolas" w:eastAsia="Consolas"/>
+          <w:color w:val="B03020"/>
+          <w:sz w:val="20"/>
+        </w:rPr>
+        <w:t>cloudfunctions/initDb</w:t>
+      </w:r>
+      <w:r>
+        <w:rPr>
+          <w:rFonts w:ascii="Microsoft YaHei" w:hAnsi="Microsoft YaHei" w:eastAsia="Microsoft YaHei"/>
+          <w:sz w:val="21"/>
+        </w:rPr>
+        <w:t xml:space="preserve"> → 「上传并部署：云端安装依赖」。</w:t>
       </w:r>
     </w:p>
     <w:p>
@@ -3858,83 +4254,52 @@
           <w:rFonts w:ascii="Microsoft YaHei" w:hAnsi="Microsoft YaHei" w:eastAsia="Microsoft YaHei"/>
           <w:sz w:val="21"/>
         </w:rPr>
-        <w:t>推荐命令行部署（服务端口已开）：</w:t>
-      </w:r>
-    </w:p>
-    <w:p>
-      <w:r/>
-      <w:r>
-        <w:rPr>
-          <w:rFonts w:ascii="Microsoft YaHei" w:hAnsi="Microsoft YaHei" w:eastAsia="Microsoft YaHei"/>
-          <w:sz w:val="20"/>
-        </w:rPr>
-        <w:t>```bat</w:t>
-      </w:r>
-    </w:p>
-    <w:p>
-      <w:r/>
-      <w:r>
-        <w:rPr>
-          <w:rFonts w:ascii="Microsoft YaHei" w:hAnsi="Microsoft YaHei" w:eastAsia="Microsoft YaHei"/>
-          <w:sz w:val="20"/>
-        </w:rPr>
-        <w:t>"C:\Program Files (x86)\Tencent\微信web开发者工具\cli.bat" cloud functions deploy ^</w:t>
-      </w:r>
-    </w:p>
-    <w:p>
-      <w:r/>
-      <w:r>
-        <w:rPr>
-          <w:rFonts w:ascii="Microsoft YaHei" w:hAnsi="Microsoft YaHei" w:eastAsia="Microsoft YaHei"/>
-          <w:sz w:val="20"/>
-        </w:rPr>
-        <w:t>--env cloud1-d4gphpoxy337f2a25 --names smokeTest ^</w:t>
-      </w:r>
-    </w:p>
-    <w:p>
-      <w:r/>
-      <w:r>
-        <w:rPr>
-          <w:rFonts w:ascii="Microsoft YaHei" w:hAnsi="Microsoft YaHei" w:eastAsia="Microsoft YaHei"/>
-          <w:sz w:val="20"/>
-        </w:rPr>
-        <w:t>--project "C:\Users\lzj\WorkBuddy\Claw\catering-profit" --remote-npm-install</w:t>
-      </w:r>
-    </w:p>
-    <w:p>
-      <w:r/>
+        <w:t xml:space="preserve">上传完成后 → 右键 initDb →「测试」→ 入参 </w:t>
+      </w:r>
       <w:r>
         <w:rPr>
           <w:rFonts w:ascii="Consolas" w:hAnsi="Consolas" w:eastAsia="Consolas"/>
           <w:color w:val="B03020"/>
-          <w:sz w:val="19"/>
-        </w:rPr>
-        <w:t>`</w:t>
-      </w:r>
-    </w:p>
-    <w:p>
-      <w:r/>
-      <w:r>
-        <w:rPr>
-          <w:rFonts w:ascii="Microsoft YaHei" w:hAnsi="Microsoft YaHei" w:eastAsia="Microsoft YaHei"/>
           <w:sz w:val="20"/>
         </w:rPr>
-        <w:t xml:space="preserve">或右键 </w:t>
+        <w:t>{}</w:t>
+      </w:r>
+      <w:r>
+        <w:rPr>
+          <w:rFonts w:ascii="Microsoft YaHei" w:hAnsi="Microsoft YaHei" w:eastAsia="Microsoft YaHei"/>
+          <w:sz w:val="21"/>
+        </w:rPr>
+        <w:t xml:space="preserve">（或触发 </w:t>
       </w:r>
       <w:r>
         <w:rPr>
           <w:rFonts w:ascii="Consolas" w:hAnsi="Consolas" w:eastAsia="Consolas"/>
           <w:color w:val="B03020"/>
-          <w:sz w:val="19"/>
-        </w:rPr>
-        <w:t>cloudfunctions/smokeTest</w:t>
-      </w:r>
-      <w:r>
-        <w:rPr>
-          <w:rFonts w:ascii="Microsoft YaHei" w:hAnsi="Microsoft YaHei" w:eastAsia="Microsoft YaHei"/>
           <w:sz w:val="20"/>
         </w:rPr>
-        <w:t xml:space="preserve"> →「上传并部署：云端安装依赖」。</w:t>
+        <w:t>initDb</w:t>
+      </w:r>
+      <w:r>
+        <w:rPr>
+          <w:rFonts w:ascii="Microsoft YaHei" w:hAnsi="Microsoft YaHei" w:eastAsia="Microsoft YaHei"/>
+          <w:sz w:val="21"/>
+        </w:rPr>
+        <w:t xml:space="preserve"> 的 </w:t>
+      </w:r>
+      <w:r>
+        <w:rPr>
+          <w:rFonts w:ascii="Consolas" w:hAnsi="Consolas" w:eastAsia="Consolas"/>
+          <w:color w:val="B03020"/>
+          <w:sz w:val="20"/>
+        </w:rPr>
+        <w:t>main</w:t>
+      </w:r>
+      <w:r>
+        <w:rPr>
+          <w:rFonts w:ascii="Microsoft YaHei" w:hAnsi="Microsoft YaHei" w:eastAsia="Microsoft YaHei"/>
+          <w:sz w:val="21"/>
+        </w:rPr>
+        <w:t>）→ 运行。</w:t>
       </w:r>
     </w:p>
     <w:p>
@@ -3947,22 +4312,7 @@
           <w:rFonts w:ascii="Microsoft YaHei" w:hAnsi="Microsoft YaHei" w:eastAsia="Microsoft YaHei"/>
           <w:sz w:val="21"/>
         </w:rPr>
-        <w:t xml:space="preserve">🔴 </w:t>
-      </w:r>
-      <w:r>
-        <w:rPr>
-          <w:rFonts w:ascii="Microsoft YaHei" w:hAnsi="Microsoft YaHei" w:eastAsia="Microsoft YaHei"/>
-          <w:b/>
-          <w:sz w:val="21"/>
-        </w:rPr>
-        <w:t>副本必须是扁平的</w:t>
-      </w:r>
-      <w:r>
-        <w:rPr>
-          <w:rFonts w:ascii="Microsoft YaHei" w:hAnsi="Microsoft YaHei" w:eastAsia="Microsoft YaHei"/>
-          <w:sz w:val="21"/>
-        </w:rPr>
-        <w:t>（</w:t>
+        <w:t>预期：</w:t>
       </w:r>
       <w:r>
         <w:rPr>
@@ -3970,14 +4320,14 @@
           <w:color w:val="B03020"/>
           <w:sz w:val="20"/>
         </w:rPr>
-        <w:t>common.js</w:t>
-      </w:r>
-      <w:r>
-        <w:rPr>
-          <w:rFonts w:ascii="Microsoft YaHei" w:hAnsi="Microsoft YaHei" w:eastAsia="Microsoft YaHei"/>
-          <w:sz w:val="21"/>
-        </w:rPr>
-        <w:t xml:space="preserve"> + </w:t>
+        <w:t>created.length === 25</w:t>
+      </w:r>
+      <w:r>
+        <w:rPr>
+          <w:rFonts w:ascii="Microsoft YaHei" w:hAnsi="Microsoft YaHei" w:eastAsia="Microsoft YaHei"/>
+          <w:sz w:val="21"/>
+        </w:rPr>
+        <w:t xml:space="preserve"> 且 </w:t>
       </w:r>
       <w:r>
         <w:rPr>
@@ -3985,99 +4335,14 @@
           <w:color w:val="B03020"/>
           <w:sz w:val="20"/>
         </w:rPr>
-        <w:t>cx_*.js</w:t>
-      </w:r>
-      <w:r>
-        <w:rPr>
-          <w:rFonts w:ascii="Microsoft YaHei" w:hAnsi="Microsoft YaHei" w:eastAsia="Microsoft YaHei"/>
-          <w:sz w:val="21"/>
-        </w:rPr>
-        <w:t xml:space="preserve">），**不能是 </w:t>
-      </w:r>
-      <w:r>
-        <w:rPr>
-          <w:rFonts w:ascii="Consolas" w:hAnsi="Consolas" w:eastAsia="Consolas"/>
-          <w:color w:val="B03020"/>
-          <w:sz w:val="20"/>
-        </w:rPr>
-        <w:t>common/</w:t>
-      </w:r>
-      <w:r>
-        <w:rPr>
-          <w:rFonts w:ascii="Microsoft YaHei" w:hAnsi="Microsoft YaHei" w:eastAsia="Microsoft YaHei"/>
-          <w:sz w:val="21"/>
-        </w:rPr>
-        <w:t xml:space="preserve"> 子目录**——2026-09-15 云端实测：子目录会被 Windows 打包拼成 </w:t>
-      </w:r>
-      <w:r>
-        <w:rPr>
-          <w:rFonts w:ascii="Consolas" w:hAnsi="Consolas" w:eastAsia="Consolas"/>
-          <w:color w:val="B03020"/>
-          <w:sz w:val="20"/>
-        </w:rPr>
-        <w:t>common\xxx.js</w:t>
-      </w:r>
-      <w:r>
-        <w:rPr>
-          <w:rFonts w:ascii="Microsoft YaHei" w:hAnsi="Microsoft YaHei" w:eastAsia="Microsoft YaHei"/>
-          <w:sz w:val="21"/>
-        </w:rPr>
-        <w:t xml:space="preserve"> 这种带反斜杠的扁平文件名，Linux 云端不认它是目录 → </w:t>
-      </w:r>
-      <w:r>
-        <w:rPr>
-          <w:rFonts w:ascii="Consolas" w:hAnsi="Consolas" w:eastAsia="Consolas"/>
-          <w:color w:val="B03020"/>
-          <w:sz w:val="20"/>
-        </w:rPr>
-        <w:t>MODULE_NOT_FOUND</w:t>
-      </w:r>
-      <w:r>
-        <w:rPr>
-          <w:rFonts w:ascii="Microsoft YaHei" w:hAnsi="Microsoft YaHei" w:eastAsia="Microsoft YaHei"/>
-          <w:sz w:val="21"/>
-        </w:rPr>
-        <w:t>。</w:t>
-      </w:r>
-    </w:p>
-    <w:p>
-      <w:r/>
-      <w:r>
-        <w:rPr>
-          <w:rFonts w:ascii="Microsoft YaHei" w:hAnsi="Microsoft YaHei" w:eastAsia="Microsoft YaHei"/>
-          <w:sz w:val="20"/>
-        </w:rPr>
-        <w:t xml:space="preserve">⇒ 上传前跑 </w:t>
-      </w:r>
-      <w:r>
-        <w:rPr>
-          <w:rFonts w:ascii="Consolas" w:hAnsi="Consolas" w:eastAsia="Consolas"/>
-          <w:color w:val="B03020"/>
-          <w:sz w:val="19"/>
-        </w:rPr>
-        <w:t>node tools/sync_common.js</w:t>
-      </w:r>
-      <w:r>
-        <w:rPr>
-          <w:rFonts w:ascii="Microsoft YaHei" w:hAnsi="Microsoft YaHei" w:eastAsia="Microsoft YaHei"/>
-          <w:sz w:val="20"/>
-        </w:rPr>
-        <w:t xml:space="preserve">（它已改为扁平派生）；若用旧版脚本生成了 </w:t>
-      </w:r>
-      <w:r>
-        <w:rPr>
-          <w:rFonts w:ascii="Consolas" w:hAnsi="Consolas" w:eastAsia="Consolas"/>
-          <w:color w:val="B03020"/>
-          <w:sz w:val="19"/>
-        </w:rPr>
-        <w:t>common/</w:t>
-      </w:r>
-      <w:r>
-        <w:rPr>
-          <w:rFonts w:ascii="Microsoft YaHei" w:hAnsi="Microsoft YaHei" w:eastAsia="Microsoft YaHei"/>
-          <w:sz w:val="20"/>
-        </w:rPr>
-        <w:t xml:space="preserve"> 子目录，须先删掉再同步。</w:t>
+        <w:t>blocked === undefined</w:t>
+      </w:r>
+      <w:r>
+        <w:rPr>
+          <w:rFonts w:ascii="Microsoft YaHei" w:hAnsi="Microsoft YaHei" w:eastAsia="Microsoft YaHei"/>
+          <w:sz w:val="21"/>
+        </w:rPr>
+        <w:t>（dev 门禁放行）。</w:t>
       </w:r>
     </w:p>
     <w:p>
@@ -4090,7 +4355,7 @@
           <w:rFonts w:ascii="Microsoft YaHei" w:hAnsi="Microsoft YaHei" w:eastAsia="Microsoft YaHei"/>
           <w:sz w:val="21"/>
         </w:rPr>
-        <w:t xml:space="preserve">若上传后控制台报「找不到模块 ./common」→ </w:t>
+        <w:t>去「数据库」标签页核对：</w:t>
       </w:r>
       <w:r>
         <w:rPr>
@@ -4098,14 +4363,27 @@
           <w:b/>
           <w:sz w:val="21"/>
         </w:rPr>
-        <w:t>机制失效信号</w:t>
-      </w:r>
-      <w:r>
-        <w:rPr>
-          <w:rFonts w:ascii="Microsoft YaHei" w:hAnsi="Microsoft YaHei" w:eastAsia="Microsoft YaHei"/>
-          <w:sz w:val="21"/>
-        </w:rPr>
-        <w:t>（见结果判读 ①）。</w:t>
+        <w:t>集合数 = 25</w:t>
+      </w:r>
+      <w:r>
+        <w:rPr>
+          <w:rFonts w:ascii="Microsoft YaHei" w:hAnsi="Microsoft YaHei" w:eastAsia="Microsoft YaHei"/>
+          <w:sz w:val="21"/>
+        </w:rPr>
+        <w:t>（若不是 25，截图给我，可能涉及 A6 严重度）。</w:t>
+      </w:r>
+    </w:p>
+    <w:p>
+      <w:pPr>
+        <w:pStyle w:val="ListBullet"/>
+      </w:pPr>
+      <w:r/>
+      <w:r>
+        <w:rPr>
+          <w:rFonts w:ascii="Microsoft YaHei" w:hAnsi="Microsoft YaHei" w:eastAsia="Microsoft YaHei"/>
+          <w:sz w:val="21"/>
+        </w:rPr>
+        <w:t>索引清单：门禁 A7 关注 10 个 unique 索引；initDb 是否建索引由代码决定，本探针第②条专门验 createIndex 能力。</w:t>
       </w:r>
     </w:p>
     <w:p>
@@ -4123,7 +4401,36 @@
           <w:b/>
           <w:sz w:val="23"/>
         </w:rPr>
-        <w:t>步骤 4 · 控制台触发 smokeTest，取 JSON</w:t>
+        <w:t xml:space="preserve">步骤 3 · 部署 smokeTest（含 common </w:t>
+      </w:r>
+      <w:r>
+        <w:rPr>
+          <w:rFonts w:ascii="Microsoft YaHei" w:hAnsi="Microsoft YaHei" w:eastAsia="Microsoft YaHei"/>
+          <w:b/>
+          <w:sz w:val="23"/>
+        </w:rPr>
+        <w:t>扁平</w:t>
+      </w:r>
+      <w:r>
+        <w:rPr>
+          <w:rFonts w:ascii="Microsoft YaHei" w:hAnsi="Microsoft YaHei" w:eastAsia="Microsoft YaHei"/>
+          <w:b/>
+          <w:sz w:val="23"/>
+        </w:rPr>
+        <w:t>副本）</w:t>
+      </w:r>
+    </w:p>
+    <w:p>
+      <w:pPr>
+        <w:pStyle w:val="ListBullet"/>
+      </w:pPr>
+      <w:r/>
+      <w:r>
+        <w:rPr>
+          <w:rFonts w:ascii="Microsoft YaHei" w:hAnsi="Microsoft YaHei" w:eastAsia="Microsoft YaHei"/>
+          <w:sz w:val="21"/>
+        </w:rPr>
+        <w:t>推荐命令行部署（服务端口已开）：</w:t>
       </w:r>
     </w:p>
     <w:p>
@@ -4131,32 +4438,103 @@
       <w:r>
         <w:rPr>
           <w:rFonts w:ascii="Microsoft YaHei" w:hAnsi="Microsoft YaHei" w:eastAsia="Microsoft YaHei"/>
+          <w:sz w:val="20"/>
+        </w:rPr>
+        <w:t>```bat</w:t>
+      </w:r>
+    </w:p>
+    <w:p>
+      <w:r/>
+      <w:r>
+        <w:rPr>
+          <w:rFonts w:ascii="Microsoft YaHei" w:hAnsi="Microsoft YaHei" w:eastAsia="Microsoft YaHei"/>
+          <w:sz w:val="20"/>
+        </w:rPr>
+        <w:t>"C:\Program Files (x86)\Tencent\微信web开发者工具\cli.bat" cloud functions deploy ^</w:t>
+      </w:r>
+    </w:p>
+    <w:p>
+      <w:r/>
+      <w:r>
+        <w:rPr>
+          <w:rFonts w:ascii="Microsoft YaHei" w:hAnsi="Microsoft YaHei" w:eastAsia="Microsoft YaHei"/>
+          <w:sz w:val="20"/>
+        </w:rPr>
+        <w:t>--env cloud1-d4gphpoxy337f2a25 --names smokeTest ^</w:t>
+      </w:r>
+    </w:p>
+    <w:p>
+      <w:r/>
+      <w:r>
+        <w:rPr>
+          <w:rFonts w:ascii="Microsoft YaHei" w:hAnsi="Microsoft YaHei" w:eastAsia="Microsoft YaHei"/>
+          <w:sz w:val="20"/>
+        </w:rPr>
+        <w:t>--project "C:\Users\lzj\WorkBuddy\Claw\catering-profit" --remote-npm-install</w:t>
+      </w:r>
+    </w:p>
+    <w:p>
+      <w:r/>
+      <w:r>
+        <w:rPr>
+          <w:rFonts w:ascii="Consolas" w:hAnsi="Consolas" w:eastAsia="Consolas"/>
+          <w:color w:val="B03020"/>
+          <w:sz w:val="19"/>
+        </w:rPr>
+        <w:t>`</w:t>
+      </w:r>
+    </w:p>
+    <w:p>
+      <w:r/>
+      <w:r>
+        <w:rPr>
+          <w:rFonts w:ascii="Microsoft YaHei" w:hAnsi="Microsoft YaHei" w:eastAsia="Microsoft YaHei"/>
+          <w:sz w:val="20"/>
+        </w:rPr>
+        <w:t xml:space="preserve">或右键 </w:t>
+      </w:r>
+      <w:r>
+        <w:rPr>
+          <w:rFonts w:ascii="Consolas" w:hAnsi="Consolas" w:eastAsia="Consolas"/>
+          <w:color w:val="B03020"/>
+          <w:sz w:val="19"/>
+        </w:rPr>
+        <w:t>cloudfunctions/smokeTest</w:t>
+      </w:r>
+      <w:r>
+        <w:rPr>
+          <w:rFonts w:ascii="Microsoft YaHei" w:hAnsi="Microsoft YaHei" w:eastAsia="Microsoft YaHei"/>
+          <w:sz w:val="20"/>
+        </w:rPr>
+        <w:t xml:space="preserve"> →「上传并部署：云端安装依赖」。</w:t>
+      </w:r>
+    </w:p>
+    <w:p>
+      <w:pPr>
+        <w:pStyle w:val="ListBullet"/>
+      </w:pPr>
+      <w:r/>
+      <w:r>
+        <w:rPr>
+          <w:rFonts w:ascii="Microsoft YaHei" w:hAnsi="Microsoft YaHei" w:eastAsia="Microsoft YaHei"/>
+          <w:sz w:val="21"/>
+        </w:rPr>
+        <w:t xml:space="preserve">🔴 </w:t>
+      </w:r>
+      <w:r>
+        <w:rPr>
+          <w:rFonts w:ascii="Microsoft YaHei" w:hAnsi="Microsoft YaHei" w:eastAsia="Microsoft YaHei"/>
           <w:b/>
           <w:sz w:val="21"/>
         </w:rPr>
-        <w:t>① 先看「最后更新时间」够不够新</w:t>
-      </w:r>
-      <w:r>
-        <w:rPr>
-          <w:rFonts w:ascii="Microsoft YaHei" w:hAnsi="Microsoft YaHei" w:eastAsia="Microsoft YaHei"/>
-          <w:sz w:val="21"/>
-        </w:rPr>
-        <w:t>（2026-09-18 踩过）：云函数列表的「最后更新时间」若</w:t>
-      </w:r>
-      <w:r>
-        <w:rPr>
-          <w:rFonts w:ascii="Microsoft YaHei" w:hAnsi="Microsoft YaHei" w:eastAsia="Microsoft YaHei"/>
-          <w:b/>
-          <w:sz w:val="21"/>
-        </w:rPr>
-        <w:t>早于</w:t>
-      </w:r>
-      <w:r>
-        <w:rPr>
-          <w:rFonts w:ascii="Microsoft YaHei" w:hAnsi="Microsoft YaHei" w:eastAsia="Microsoft YaHei"/>
-          <w:sz w:val="21"/>
-        </w:rPr>
-        <w:t xml:space="preserve"> </w:t>
+        <w:t>副本必须是扁平的</w:t>
+      </w:r>
+      <w:r>
+        <w:rPr>
+          <w:rFonts w:ascii="Microsoft YaHei" w:hAnsi="Microsoft YaHei" w:eastAsia="Microsoft YaHei"/>
+          <w:sz w:val="21"/>
+        </w:rPr>
+        <w:t>（</w:t>
       </w:r>
       <w:r>
         <w:rPr>
@@ -4164,29 +4542,14 @@
           <w:color w:val="B03020"/>
           <w:sz w:val="20"/>
         </w:rPr>
-        <w:t>cloudfunctions/smokeTest/index.js</w:t>
-      </w:r>
-      <w:r>
-        <w:rPr>
-          <w:rFonts w:ascii="Microsoft YaHei" w:hAnsi="Microsoft YaHei" w:eastAsia="Microsoft YaHei"/>
-          <w:sz w:val="21"/>
-        </w:rPr>
-        <w:t xml:space="preserve"> 的最后一次提交 ⇒ 就是</w:t>
-      </w:r>
-      <w:r>
-        <w:rPr>
-          <w:rFonts w:ascii="Microsoft YaHei" w:hAnsi="Microsoft YaHei" w:eastAsia="Microsoft YaHei"/>
-          <w:b/>
-          <w:sz w:val="21"/>
-        </w:rPr>
-        <w:t>部署件落后于仓库</w:t>
-      </w:r>
-      <w:r>
-        <w:rPr>
-          <w:rFonts w:ascii="Microsoft YaHei" w:hAnsi="Microsoft YaHei" w:eastAsia="Microsoft YaHei"/>
-          <w:sz w:val="21"/>
-        </w:rPr>
-        <w:t xml:space="preserve">，跑出来的字段会缺（实测缺 </w:t>
+        <w:t>common.js</w:t>
+      </w:r>
+      <w:r>
+        <w:rPr>
+          <w:rFonts w:ascii="Microsoft YaHei" w:hAnsi="Microsoft YaHei" w:eastAsia="Microsoft YaHei"/>
+          <w:sz w:val="21"/>
+        </w:rPr>
+        <w:t xml:space="preserve"> + </w:t>
       </w:r>
       <w:r>
         <w:rPr>
@@ -4194,14 +4557,14 @@
           <w:color w:val="B03020"/>
           <w:sz w:val="20"/>
         </w:rPr>
-        <w:t>hasCommonFile</w:t>
-      </w:r>
-      <w:r>
-        <w:rPr>
-          <w:rFonts w:ascii="Microsoft YaHei" w:hAnsi="Microsoft YaHei" w:eastAsia="Microsoft YaHei"/>
-          <w:sz w:val="21"/>
-        </w:rPr>
-        <w:t>/</w:t>
+        <w:t>cx_*.js</w:t>
+      </w:r>
+      <w:r>
+        <w:rPr>
+          <w:rFonts w:ascii="Microsoft YaHei" w:hAnsi="Microsoft YaHei" w:eastAsia="Microsoft YaHei"/>
+          <w:sz w:val="21"/>
+        </w:rPr>
+        <w:t xml:space="preserve">），**不能是 </w:t>
       </w:r>
       <w:r>
         <w:rPr>
@@ -4209,14 +4572,44 @@
           <w:color w:val="B03020"/>
           <w:sz w:val="20"/>
         </w:rPr>
-        <w:t>commonShape</w:t>
-      </w:r>
-      <w:r>
-        <w:rPr>
-          <w:rFonts w:ascii="Microsoft YaHei" w:hAnsi="Microsoft YaHei" w:eastAsia="Microsoft YaHei"/>
-          <w:sz w:val="21"/>
-        </w:rPr>
-        <w:t>）⇒ 先重发一次再跑。</w:t>
+        <w:t>common/</w:t>
+      </w:r>
+      <w:r>
+        <w:rPr>
+          <w:rFonts w:ascii="Microsoft YaHei" w:hAnsi="Microsoft YaHei" w:eastAsia="Microsoft YaHei"/>
+          <w:sz w:val="21"/>
+        </w:rPr>
+        <w:t xml:space="preserve"> 子目录**——2026-09-15 云端实测：子目录会被 Windows 打包拼成 </w:t>
+      </w:r>
+      <w:r>
+        <w:rPr>
+          <w:rFonts w:ascii="Consolas" w:hAnsi="Consolas" w:eastAsia="Consolas"/>
+          <w:color w:val="B03020"/>
+          <w:sz w:val="20"/>
+        </w:rPr>
+        <w:t>common\xxx.js</w:t>
+      </w:r>
+      <w:r>
+        <w:rPr>
+          <w:rFonts w:ascii="Microsoft YaHei" w:hAnsi="Microsoft YaHei" w:eastAsia="Microsoft YaHei"/>
+          <w:sz w:val="21"/>
+        </w:rPr>
+        <w:t xml:space="preserve"> 这种带反斜杠的扁平文件名，Linux 云端不认它是目录 → </w:t>
+      </w:r>
+      <w:r>
+        <w:rPr>
+          <w:rFonts w:ascii="Consolas" w:hAnsi="Consolas" w:eastAsia="Consolas"/>
+          <w:color w:val="B03020"/>
+          <w:sz w:val="20"/>
+        </w:rPr>
+        <w:t>MODULE_NOT_FOUND</w:t>
+      </w:r>
+      <w:r>
+        <w:rPr>
+          <w:rFonts w:ascii="Microsoft YaHei" w:hAnsi="Microsoft YaHei" w:eastAsia="Microsoft YaHei"/>
+          <w:sz w:val="21"/>
+        </w:rPr>
+        <w:t>。</w:t>
       </w:r>
     </w:p>
     <w:p>
@@ -4224,32 +4617,241 @@
       <w:r>
         <w:rPr>
           <w:rFonts w:ascii="Microsoft YaHei" w:hAnsi="Microsoft YaHei" w:eastAsia="Microsoft YaHei"/>
+          <w:sz w:val="20"/>
+        </w:rPr>
+        <w:t xml:space="preserve">⇒ 上传前跑 </w:t>
+      </w:r>
+      <w:r>
+        <w:rPr>
+          <w:rFonts w:ascii="Consolas" w:hAnsi="Consolas" w:eastAsia="Consolas"/>
+          <w:color w:val="B03020"/>
+          <w:sz w:val="19"/>
+        </w:rPr>
+        <w:t>node tools/sync_common.js</w:t>
+      </w:r>
+      <w:r>
+        <w:rPr>
+          <w:rFonts w:ascii="Microsoft YaHei" w:hAnsi="Microsoft YaHei" w:eastAsia="Microsoft YaHei"/>
+          <w:sz w:val="20"/>
+        </w:rPr>
+        <w:t xml:space="preserve">（它已改为扁平派生）；若用旧版脚本生成了 </w:t>
+      </w:r>
+      <w:r>
+        <w:rPr>
+          <w:rFonts w:ascii="Consolas" w:hAnsi="Consolas" w:eastAsia="Consolas"/>
+          <w:color w:val="B03020"/>
+          <w:sz w:val="19"/>
+        </w:rPr>
+        <w:t>common/</w:t>
+      </w:r>
+      <w:r>
+        <w:rPr>
+          <w:rFonts w:ascii="Microsoft YaHei" w:hAnsi="Microsoft YaHei" w:eastAsia="Microsoft YaHei"/>
+          <w:sz w:val="20"/>
+        </w:rPr>
+        <w:t xml:space="preserve"> 子目录，须先删掉再同步。</w:t>
+      </w:r>
+    </w:p>
+    <w:p>
+      <w:pPr>
+        <w:pStyle w:val="ListBullet"/>
+      </w:pPr>
+      <w:r/>
+      <w:r>
+        <w:rPr>
+          <w:rFonts w:ascii="Microsoft YaHei" w:hAnsi="Microsoft YaHei" w:eastAsia="Microsoft YaHei"/>
+          <w:sz w:val="21"/>
+        </w:rPr>
+        <w:t xml:space="preserve">若上传后控制台报「找不到模块 ./common」→ </w:t>
+      </w:r>
+      <w:r>
+        <w:rPr>
+          <w:rFonts w:ascii="Microsoft YaHei" w:hAnsi="Microsoft YaHei" w:eastAsia="Microsoft YaHei"/>
           <w:b/>
           <w:sz w:val="21"/>
         </w:rPr>
-        <w:t>② 🔴 先把超时调大（或直接重跑第二次）</w:t>
-      </w:r>
-      <w:r>
-        <w:rPr>
-          <w:rFonts w:ascii="Microsoft YaHei" w:hAnsi="Microsoft YaHei" w:eastAsia="Microsoft YaHei"/>
-          <w:sz w:val="21"/>
-        </w:rPr>
-        <w:t xml:space="preserve">：函数默认超时 </w:t>
-      </w:r>
-      <w:r>
-        <w:rPr>
-          <w:rFonts w:ascii="Microsoft YaHei" w:hAnsi="Microsoft YaHei" w:eastAsia="Microsoft YaHei"/>
+        <w:t>机制失效信号</w:t>
+      </w:r>
+      <w:r>
+        <w:rPr>
+          <w:rFonts w:ascii="Microsoft YaHei" w:hAnsi="Microsoft YaHei" w:eastAsia="Microsoft YaHei"/>
+          <w:sz w:val="21"/>
+        </w:rPr>
+        <w:t>（见结果判读 ①）。</w:t>
+      </w:r>
+    </w:p>
+    <w:p>
+      <w:pPr>
+        <w:pStyle w:val="Heading2"/>
+      </w:pPr>
+      <w:r>
+        <w:rPr>
           <w:b/>
-          <w:sz w:val="21"/>
-        </w:rPr>
-        <w:t>3 秒</w:t>
-      </w:r>
-      <w:r>
-        <w:rPr>
-          <w:rFonts w:ascii="Microsoft YaHei" w:hAnsi="Microsoft YaHei" w:eastAsia="Microsoft YaHei"/>
-          <w:sz w:val="21"/>
-        </w:rPr>
-        <w:t>，而本探针是 ~10 次串行 DB 往返，</w:t>
+        </w:rPr>
+      </w:r>
+      <w:r>
+        <w:rPr>
+          <w:rFonts w:ascii="Microsoft YaHei" w:hAnsi="Microsoft YaHei" w:eastAsia="Microsoft YaHei"/>
+          <w:b/>
+          <w:sz w:val="23"/>
+        </w:rPr>
+        <w:t>步骤 4 · 控制台触发 smokeTest，取 JSON</w:t>
+      </w:r>
+    </w:p>
+    <w:p>
+      <w:r/>
+      <w:r>
+        <w:rPr>
+          <w:rFonts w:ascii="Microsoft YaHei" w:hAnsi="Microsoft YaHei" w:eastAsia="Microsoft YaHei"/>
+          <w:b/>
+          <w:sz w:val="21"/>
+        </w:rPr>
+        <w:t>① 先看「最后更新时间」够不够新</w:t>
+      </w:r>
+      <w:r>
+        <w:rPr>
+          <w:rFonts w:ascii="Microsoft YaHei" w:hAnsi="Microsoft YaHei" w:eastAsia="Microsoft YaHei"/>
+          <w:sz w:val="21"/>
+        </w:rPr>
+        <w:t>（2026-09-18 踩过）：云函数列表的「最后更新时间」若</w:t>
+      </w:r>
+      <w:r>
+        <w:rPr>
+          <w:rFonts w:ascii="Microsoft YaHei" w:hAnsi="Microsoft YaHei" w:eastAsia="Microsoft YaHei"/>
+          <w:b/>
+          <w:sz w:val="21"/>
+        </w:rPr>
+        <w:t>早于</w:t>
+      </w:r>
+      <w:r>
+        <w:rPr>
+          <w:rFonts w:ascii="Microsoft YaHei" w:hAnsi="Microsoft YaHei" w:eastAsia="Microsoft YaHei"/>
+          <w:sz w:val="21"/>
+        </w:rPr>
+        <w:t xml:space="preserve"> </w:t>
+      </w:r>
+      <w:r>
+        <w:rPr>
+          <w:rFonts w:ascii="Consolas" w:hAnsi="Consolas" w:eastAsia="Consolas"/>
+          <w:color w:val="B03020"/>
+          <w:sz w:val="20"/>
+        </w:rPr>
+        <w:t>cloudfunctions/smokeTest/index.js</w:t>
+      </w:r>
+      <w:r>
+        <w:rPr>
+          <w:rFonts w:ascii="Microsoft YaHei" w:hAnsi="Microsoft YaHei" w:eastAsia="Microsoft YaHei"/>
+          <w:sz w:val="21"/>
+        </w:rPr>
+        <w:t xml:space="preserve"> 的最后一次提交 ⇒ 就是</w:t>
+      </w:r>
+      <w:r>
+        <w:rPr>
+          <w:rFonts w:ascii="Microsoft YaHei" w:hAnsi="Microsoft YaHei" w:eastAsia="Microsoft YaHei"/>
+          <w:b/>
+          <w:sz w:val="21"/>
+        </w:rPr>
+        <w:t>部署件落后于仓库</w:t>
+      </w:r>
+      <w:r>
+        <w:rPr>
+          <w:rFonts w:ascii="Microsoft YaHei" w:hAnsi="Microsoft YaHei" w:eastAsia="Microsoft YaHei"/>
+          <w:sz w:val="21"/>
+        </w:rPr>
+        <w:t xml:space="preserve">，跑出来的字段会缺（实测缺 </w:t>
+      </w:r>
+      <w:r>
+        <w:rPr>
+          <w:rFonts w:ascii="Consolas" w:hAnsi="Consolas" w:eastAsia="Consolas"/>
+          <w:color w:val="B03020"/>
+          <w:sz w:val="20"/>
+        </w:rPr>
+        <w:t>hasCommonFile</w:t>
+      </w:r>
+      <w:r>
+        <w:rPr>
+          <w:rFonts w:ascii="Microsoft YaHei" w:hAnsi="Microsoft YaHei" w:eastAsia="Microsoft YaHei"/>
+          <w:sz w:val="21"/>
+        </w:rPr>
+        <w:t>/</w:t>
+      </w:r>
+      <w:r>
+        <w:rPr>
+          <w:rFonts w:ascii="Consolas" w:hAnsi="Consolas" w:eastAsia="Consolas"/>
+          <w:color w:val="B03020"/>
+          <w:sz w:val="20"/>
+        </w:rPr>
+        <w:t>commonShape</w:t>
+      </w:r>
+      <w:r>
+        <w:rPr>
+          <w:rFonts w:ascii="Microsoft YaHei" w:hAnsi="Microsoft YaHei" w:eastAsia="Microsoft YaHei"/>
+          <w:sz w:val="21"/>
+        </w:rPr>
+        <w:t>）⇒ 先重发一次再跑。</w:t>
+      </w:r>
+    </w:p>
+    <w:p>
+      <w:r/>
+      <w:r>
+        <w:rPr>
+          <w:rFonts w:ascii="Microsoft YaHei" w:hAnsi="Microsoft YaHei" w:eastAsia="Microsoft YaHei"/>
+          <w:b/>
+          <w:sz w:val="21"/>
+        </w:rPr>
+        <w:t>② 🔴 先把超时调大 —— 这是硬前置，不是可选项（R86）</w:t>
+      </w:r>
+      <w:r>
+        <w:rPr>
+          <w:rFonts w:ascii="Microsoft YaHei" w:hAnsi="Microsoft YaHei" w:eastAsia="Microsoft YaHei"/>
+          <w:sz w:val="21"/>
+        </w:rPr>
+        <w:t xml:space="preserve">：**线上实测 </w:t>
+      </w:r>
+      <w:r>
+        <w:rPr>
+          <w:rFonts w:ascii="Consolas" w:hAnsi="Consolas" w:eastAsia="Consolas"/>
+          <w:color w:val="B03020"/>
+          <w:sz w:val="20"/>
+        </w:rPr>
+        <w:t>timeout=3</w:t>
+      </w:r>
+      <w:r>
+        <w:rPr>
+          <w:rFonts w:ascii="Microsoft YaHei" w:hAnsi="Microsoft YaHei" w:eastAsia="Microsoft YaHei"/>
+          <w:sz w:val="21"/>
+        </w:rPr>
+        <w:t xml:space="preserve"> 秒</w:t>
+      </w:r>
+      <w:r>
+        <w:rPr>
+          <w:rFonts w:ascii="Microsoft YaHei" w:hAnsi="Microsoft YaHei" w:eastAsia="Microsoft YaHei"/>
+          <w:b/>
+          <w:sz w:val="21"/>
+        </w:rPr>
+        <w:t>（= 平台默认值，本仓</w:t>
+      </w:r>
+      <w:r>
+        <w:rPr>
+          <w:rFonts w:ascii="Microsoft YaHei" w:hAnsi="Microsoft YaHei" w:eastAsia="Microsoft YaHei"/>
+          <w:sz w:val="21"/>
+        </w:rPr>
+        <w:t xml:space="preserve">没有任何单源钉住它**；证据 </w:t>
+      </w:r>
+      <w:r>
+        <w:rPr>
+          <w:rFonts w:ascii="Consolas" w:hAnsi="Consolas" w:eastAsia="Consolas"/>
+          <w:color w:val="B03020"/>
+          <w:sz w:val="20"/>
+        </w:rPr>
+        <w:t>review/evidence/realcloud_20260917/47_timeout_all.txt</w:t>
+      </w:r>
+      <w:r>
+        <w:rPr>
+          <w:rFonts w:ascii="Microsoft YaHei" w:hAnsi="Microsoft YaHei" w:eastAsia="Microsoft YaHei"/>
+          <w:sz w:val="21"/>
+        </w:rPr>
+        <w:t>），而本探针是 ~10 次串行 DB 往返，</w:t>
       </w:r>
       <w:r>
         <w:rPr>
@@ -4298,7 +4900,7 @@
                 <w:rFonts w:ascii="Consolas" w:hAnsi="Consolas" w:eastAsia="Consolas"/>
                 <w:sz w:val="18"/>
               </w:rPr>
-              <w:t>第 2 次（热启动）：正常返回完整 JSON                                                                          →  724 ms</w:t>
+              <w:t>第 2 次（热启动）：正常返回完整 JSON                                                                          →  524~724 ms</w:t>
             </w:r>
           </w:p>
         </w:tc>
@@ -4403,7 +5005,22 @@
           <w:rFonts w:ascii="Microsoft YaHei" w:hAnsi="Microsoft YaHei" w:eastAsia="Microsoft YaHei"/>
           <w:sz w:val="21"/>
         </w:rPr>
-        <w:t xml:space="preserve">稳妥做法：云函数 → </w:t>
+        <w:t xml:space="preserve">✅ </w:t>
+      </w:r>
+      <w:r>
+        <w:rPr>
+          <w:rFonts w:ascii="Microsoft YaHei" w:hAnsi="Microsoft YaHei" w:eastAsia="Microsoft YaHei"/>
+          <w:b/>
+          <w:sz w:val="21"/>
+        </w:rPr>
+        <w:t>正确做法</w:t>
+      </w:r>
+      <w:r>
+        <w:rPr>
+          <w:rFonts w:ascii="Microsoft YaHei" w:hAnsi="Microsoft YaHei" w:eastAsia="Microsoft YaHei"/>
+          <w:sz w:val="21"/>
+        </w:rPr>
+        <w:t xml:space="preserve">：云函数 → </w:t>
       </w:r>
       <w:r>
         <w:rPr>
@@ -4433,7 +5050,50 @@
           <w:rFonts w:ascii="Microsoft YaHei" w:hAnsi="Microsoft YaHei" w:eastAsia="Microsoft YaHei"/>
           <w:sz w:val="21"/>
         </w:rPr>
-        <w:t>；图省事就直接</w:t>
+        <w:t xml:space="preserve">；改完用 </w:t>
+      </w:r>
+      <w:r>
+        <w:rPr>
+          <w:rFonts w:ascii="Consolas" w:hAnsi="Consolas" w:eastAsia="Consolas"/>
+          <w:color w:val="B03020"/>
+          <w:sz w:val="20"/>
+        </w:rPr>
+        <w:t>cli cloud functions info</w:t>
+      </w:r>
+      <w:r>
+        <w:rPr>
+          <w:rFonts w:ascii="Microsoft YaHei" w:hAnsi="Microsoft YaHei" w:eastAsia="Microsoft YaHei"/>
+          <w:sz w:val="21"/>
+        </w:rPr>
+        <w:t xml:space="preserve"> 的 **</w:t>
+      </w:r>
+      <w:r>
+        <w:rPr>
+          <w:rFonts w:ascii="Consolas" w:hAnsi="Consolas" w:eastAsia="Consolas"/>
+          <w:color w:val="B03020"/>
+          <w:sz w:val="20"/>
+        </w:rPr>
+        <w:t>timeout</w:t>
+      </w:r>
+      <w:r>
+        <w:rPr>
+          <w:rFonts w:ascii="Microsoft YaHei" w:hAnsi="Microsoft YaHei" w:eastAsia="Microsoft YaHei"/>
+          <w:sz w:val="21"/>
+        </w:rPr>
+        <w:t xml:space="preserve"> 列回读确认**（这是唯一能证明"已生效"的判据）。</w:t>
+      </w:r>
+    </w:p>
+    <w:p>
+      <w:pPr>
+        <w:pStyle w:val="ListBullet"/>
+      </w:pPr>
+      <w:r/>
+      <w:r>
+        <w:rPr>
+          <w:rFonts w:ascii="Microsoft YaHei" w:hAnsi="Microsoft YaHei" w:eastAsia="Microsoft YaHei"/>
+          <w:sz w:val="21"/>
+        </w:rPr>
+        <w:t xml:space="preserve">⏳ </w:t>
       </w:r>
       <w:r>
         <w:rPr>
@@ -4441,6 +5101,36 @@
           <w:b/>
           <w:sz w:val="21"/>
         </w:rPr>
+        <w:t>临时绕法</w:t>
+      </w:r>
+      <w:r>
+        <w:rPr>
+          <w:rFonts w:ascii="Microsoft YaHei" w:hAnsi="Microsoft YaHei" w:eastAsia="Microsoft YaHei"/>
+          <w:sz w:val="21"/>
+        </w:rPr>
+        <w:t>（仅在确实不动配置时用，且</w:t>
+      </w:r>
+      <w:r>
+        <w:rPr>
+          <w:rFonts w:ascii="Microsoft YaHei" w:hAnsi="Microsoft YaHei" w:eastAsia="Microsoft YaHei"/>
+          <w:b/>
+          <w:sz w:val="21"/>
+        </w:rPr>
+        <w:t>回执里必须写明"这是绕过的"</w:t>
+      </w:r>
+      <w:r>
+        <w:rPr>
+          <w:rFonts w:ascii="Microsoft YaHei" w:hAnsi="Microsoft YaHei" w:eastAsia="Microsoft YaHei"/>
+          <w:sz w:val="21"/>
+        </w:rPr>
+        <w:t>）：直接</w:t>
+      </w:r>
+      <w:r>
+        <w:rPr>
+          <w:rFonts w:ascii="Microsoft YaHei" w:hAnsi="Microsoft YaHei" w:eastAsia="Microsoft YaHei"/>
+          <w:b/>
+          <w:sz w:val="21"/>
+        </w:rPr>
         <w:t>再点一次「运行测试」</w:t>
       </w:r>
       <w:r>
@@ -4448,7 +5138,92 @@
           <w:rFonts w:ascii="Microsoft YaHei" w:hAnsi="Microsoft YaHei" w:eastAsia="Microsoft YaHei"/>
           <w:sz w:val="21"/>
         </w:rPr>
-        <w:t>（热启动 724ms 稳过）。</w:t>
+        <w:t>，热启动 524~724ms 稳过。</w:t>
+      </w:r>
+    </w:p>
+    <w:p>
+      <w:r/>
+      <w:r>
+        <w:rPr>
+          <w:rFonts w:ascii="Microsoft YaHei" w:hAnsi="Microsoft YaHei" w:eastAsia="Microsoft YaHei"/>
+          <w:sz w:val="20"/>
+        </w:rPr>
+        <w:t xml:space="preserve">⚠️ </w:t>
+      </w:r>
+      <w:r>
+        <w:rPr>
+          <w:rFonts w:ascii="Microsoft YaHei" w:hAnsi="Microsoft YaHei" w:eastAsia="Microsoft YaHei"/>
+          <w:b/>
+          <w:sz w:val="20"/>
+        </w:rPr>
+        <w:t>"重跑一次能过" ≠ "超时没问题"</w:t>
+      </w:r>
+      <w:r>
+        <w:rPr>
+          <w:rFonts w:ascii="Microsoft YaHei" w:hAnsi="Microsoft YaHei" w:eastAsia="Microsoft YaHei"/>
+          <w:sz w:val="20"/>
+        </w:rPr>
+        <w:t>：它只证明</w:t>
+      </w:r>
+      <w:r>
+        <w:rPr>
+          <w:rFonts w:ascii="Microsoft YaHei" w:hAnsi="Microsoft YaHei" w:eastAsia="Microsoft YaHei"/>
+          <w:b/>
+          <w:sz w:val="20"/>
+        </w:rPr>
+        <w:t>这次</w:t>
+      </w:r>
+      <w:r>
+        <w:rPr>
+          <w:rFonts w:ascii="Microsoft YaHei" w:hAnsi="Microsoft YaHei" w:eastAsia="Microsoft YaHei"/>
+          <w:sz w:val="20"/>
+        </w:rPr>
+        <w:t>是热态。</w:t>
+      </w:r>
+      <w:r>
+        <w:rPr>
+          <w:rFonts w:ascii="Consolas" w:hAnsi="Consolas" w:eastAsia="Consolas"/>
+          <w:color w:val="B03020"/>
+          <w:sz w:val="19"/>
+        </w:rPr>
+        <w:t>initDb</w:t>
+      </w:r>
+      <w:r>
+        <w:rPr>
+          <w:rFonts w:ascii="Microsoft YaHei" w:hAnsi="Microsoft YaHei" w:eastAsia="Microsoft YaHei"/>
+          <w:sz w:val="20"/>
+        </w:rPr>
+        <w:t>（要建 25 集合 + 40 索引 + 种子）</w:t>
+      </w:r>
+      <w:r>
+        <w:rPr>
+          <w:rFonts w:ascii="Microsoft YaHei" w:hAnsi="Microsoft YaHei" w:eastAsia="Microsoft YaHei"/>
+          <w:b/>
+          <w:sz w:val="20"/>
+        </w:rPr>
+        <w:t>没有"重跑一次"这条退路</w:t>
+      </w:r>
+      <w:r>
+        <w:rPr>
+          <w:rFonts w:ascii="Microsoft YaHei" w:hAnsi="Microsoft YaHei" w:eastAsia="Microsoft YaHei"/>
+          <w:sz w:val="20"/>
+        </w:rPr>
+        <w:t xml:space="preserve"> ⇒ 详见 </w:t>
+      </w:r>
+      <w:r>
+        <w:rPr>
+          <w:rFonts w:ascii="Microsoft YaHei" w:hAnsi="Microsoft YaHei" w:eastAsia="Microsoft YaHei"/>
+          <w:b/>
+          <w:sz w:val="20"/>
+        </w:rPr>
+        <w:t>步骤 0.1.6（R86）</w:t>
+      </w:r>
+      <w:r>
+        <w:rPr>
+          <w:rFonts w:ascii="Microsoft YaHei" w:hAnsi="Microsoft YaHei" w:eastAsia="Microsoft YaHei"/>
+          <w:sz w:val="20"/>
+        </w:rPr>
+        <w:t>。</w:t>
       </w:r>
     </w:p>
     <w:p>

--- a/SMOKETEST_RUNBOOK.docx
+++ b/SMOKETEST_RUNBOOK.docx
@@ -3575,9 +3575,32 @@
       <w:r>
         <w:rPr>
           <w:rFonts w:ascii="Microsoft YaHei" w:hAnsi="Microsoft YaHei" w:eastAsia="Microsoft YaHei"/>
-          <w:sz w:val="21"/>
-        </w:rPr>
-        <w:t xml:space="preserve">怎么改（三步，别只把 </w:t>
+          <w:b/>
+          <w:sz w:val="21"/>
+        </w:rPr>
+        <w:t>怎么改（路径已定，2026-09-18 05:2x 实测）</w:t>
+      </w:r>
+      <w:r>
+        <w:rPr>
+          <w:rFonts w:ascii="Microsoft YaHei" w:hAnsi="Microsoft YaHei" w:eastAsia="Microsoft YaHei"/>
+          <w:sz w:val="21"/>
+        </w:rPr>
+        <w:t>：只能去</w:t>
+      </w:r>
+      <w:r>
+        <w:rPr>
+          <w:rFonts w:ascii="Microsoft YaHei" w:hAnsi="Microsoft YaHei" w:eastAsia="Microsoft YaHei"/>
+          <w:b/>
+          <w:sz w:val="21"/>
+        </w:rPr>
+        <w:t>控制台</w:t>
+      </w:r>
+      <w:r>
+        <w:rPr>
+          <w:rFonts w:ascii="Microsoft YaHei" w:hAnsi="Microsoft YaHei" w:eastAsia="Microsoft YaHei"/>
+          <w:sz w:val="21"/>
+        </w:rPr>
+        <w:t xml:space="preserve">改 —— **云函数 → </w:t>
       </w:r>
       <w:r>
         <w:rPr>
@@ -3592,7 +3615,180 @@
           <w:rFonts w:ascii="Microsoft YaHei" w:hAnsi="Microsoft YaHei" w:eastAsia="Microsoft YaHei"/>
           <w:sz w:val="21"/>
         </w:rPr>
-        <w:t xml:space="preserve"> 调到 10s 就收工）：① 定值 ② 单点试「</w:t>
+        <w:t xml:space="preserve"> → 版本管理 →「配置」→ 高级配置 → 执行超时（±秒）→ 确定</w:t>
+      </w:r>
+      <w:r>
+        <w:rPr>
+          <w:rFonts w:ascii="Microsoft YaHei" w:hAnsi="Microsoft YaHei" w:eastAsia="Microsoft YaHei"/>
+          <w:b/>
+          <w:sz w:val="21"/>
+        </w:rPr>
+        <w:t xml:space="preserve">（取值范围 </w:t>
+      </w:r>
+      <w:r>
+        <w:rPr>
+          <w:rFonts w:ascii="Microsoft YaHei" w:hAnsi="Microsoft YaHei" w:eastAsia="Microsoft YaHei"/>
+          <w:sz w:val="21"/>
+        </w:rPr>
+        <w:t>1–300 秒**）。</w:t>
+      </w:r>
+    </w:p>
+    <w:p>
+      <w:r/>
+      <w:r>
+        <w:rPr>
+          <w:rFonts w:ascii="Microsoft YaHei" w:hAnsi="Microsoft YaHei" w:eastAsia="Microsoft YaHei"/>
+          <w:sz w:val="20"/>
+        </w:rPr>
+        <w:t xml:space="preserve">① </w:t>
+      </w:r>
+      <w:r>
+        <w:rPr>
+          <w:rFonts w:ascii="Microsoft YaHei" w:hAnsi="Microsoft YaHei" w:eastAsia="Microsoft YaHei"/>
+          <w:b/>
+          <w:sz w:val="20"/>
+        </w:rPr>
+        <w:t>定值</w:t>
+      </w:r>
+      <w:r>
+        <w:rPr>
+          <w:rFonts w:ascii="Microsoft YaHei" w:hAnsi="Microsoft YaHei" w:eastAsia="Microsoft YaHei"/>
+          <w:sz w:val="20"/>
+        </w:rPr>
+        <w:t>：</w:t>
+      </w:r>
+      <w:r>
+        <w:rPr>
+          <w:rFonts w:ascii="Consolas" w:hAnsi="Consolas" w:eastAsia="Consolas"/>
+          <w:color w:val="B03020"/>
+          <w:sz w:val="19"/>
+        </w:rPr>
+        <w:t>smokeTest</w:t>
+      </w:r>
+      <w:r>
+        <w:rPr>
+          <w:rFonts w:ascii="Microsoft YaHei" w:hAnsi="Microsoft YaHei" w:eastAsia="Microsoft YaHei"/>
+          <w:sz w:val="20"/>
+        </w:rPr>
+        <w:t xml:space="preserve"> ≥10s；</w:t>
+      </w:r>
+      <w:r>
+        <w:rPr>
+          <w:rFonts w:ascii="Consolas" w:hAnsi="Consolas" w:eastAsia="Consolas"/>
+          <w:color w:val="B03020"/>
+          <w:sz w:val="19"/>
+        </w:rPr>
+        <w:t>initDb</w:t>
+      </w:r>
+      <w:r>
+        <w:rPr>
+          <w:rFonts w:ascii="Microsoft YaHei" w:hAnsi="Microsoft YaHei" w:eastAsia="Microsoft YaHei"/>
+          <w:sz w:val="20"/>
+        </w:rPr>
+        <w:t xml:space="preserve"> ≥20s（建议）；导出类（</w:t>
+      </w:r>
+      <w:r>
+        <w:rPr>
+          <w:rFonts w:ascii="Consolas" w:hAnsi="Consolas" w:eastAsia="Consolas"/>
+          <w:color w:val="B03020"/>
+          <w:sz w:val="19"/>
+        </w:rPr>
+        <w:t>adminExport</w:t>
+      </w:r>
+      <w:r>
+        <w:rPr>
+          <w:rFonts w:ascii="Microsoft YaHei" w:hAnsi="Microsoft YaHei" w:eastAsia="Microsoft YaHei"/>
+          <w:sz w:val="20"/>
+        </w:rPr>
+        <w:t>/</w:t>
+      </w:r>
+      <w:r>
+        <w:rPr>
+          <w:rFonts w:ascii="Consolas" w:hAnsi="Consolas" w:eastAsia="Consolas"/>
+          <w:color w:val="B03020"/>
+          <w:sz w:val="19"/>
+        </w:rPr>
+        <w:t>exportData</w:t>
+      </w:r>
+      <w:r>
+        <w:rPr>
+          <w:rFonts w:ascii="Microsoft YaHei" w:hAnsi="Microsoft YaHei" w:eastAsia="Microsoft YaHei"/>
+          <w:sz w:val="20"/>
+        </w:rPr>
+        <w:t xml:space="preserve">）对齐 </w:t>
+      </w:r>
+      <w:r>
+        <w:rPr>
+          <w:rFonts w:ascii="Consolas" w:hAnsi="Consolas" w:eastAsia="Consolas"/>
+          <w:color w:val="B03020"/>
+          <w:sz w:val="19"/>
+        </w:rPr>
+        <w:t>core/06:410</w:t>
+      </w:r>
+      <w:r>
+        <w:rPr>
+          <w:rFonts w:ascii="Microsoft YaHei" w:hAnsi="Microsoft YaHei" w:eastAsia="Microsoft YaHei"/>
+          <w:sz w:val="20"/>
+        </w:rPr>
+        <w:t xml:space="preserve"> 的 </w:t>
+      </w:r>
+      <w:r>
+        <w:rPr>
+          <w:rFonts w:ascii="Microsoft YaHei" w:hAnsi="Microsoft YaHei" w:eastAsia="Microsoft YaHei"/>
+          <w:b/>
+          <w:sz w:val="20"/>
+        </w:rPr>
+        <w:t>60s 铁律</w:t>
+      </w:r>
+      <w:r>
+        <w:rPr>
+          <w:rFonts w:ascii="Microsoft YaHei" w:hAnsi="Microsoft YaHei" w:eastAsia="Microsoft YaHei"/>
+          <w:sz w:val="20"/>
+        </w:rPr>
+        <w:t>。  ② 改完</w:t>
+      </w:r>
+      <w:r>
+        <w:rPr>
+          <w:rFonts w:ascii="Microsoft YaHei" w:hAnsi="Microsoft YaHei" w:eastAsia="Microsoft YaHei"/>
+          <w:b/>
+          <w:sz w:val="20"/>
+        </w:rPr>
+        <w:t>回读复核</w:t>
+      </w:r>
+      <w:r>
+        <w:rPr>
+          <w:rFonts w:ascii="Microsoft YaHei" w:hAnsi="Microsoft YaHei" w:eastAsia="Microsoft YaHei"/>
+          <w:sz w:val="20"/>
+        </w:rPr>
+        <w:t xml:space="preserve">。  ③ 把最终值补回 </w:t>
+      </w:r>
+      <w:r>
+        <w:rPr>
+          <w:rFonts w:ascii="Consolas" w:hAnsi="Consolas" w:eastAsia="Consolas"/>
+          <w:color w:val="B03020"/>
+          <w:sz w:val="19"/>
+        </w:rPr>
+        <w:t>core/13_上线前查缺补漏…§5</w:t>
+      </w:r>
+      <w:r>
+        <w:rPr>
+          <w:rFonts w:ascii="Microsoft YaHei" w:hAnsi="Microsoft YaHei" w:eastAsia="Microsoft YaHei"/>
+          <w:sz w:val="20"/>
+        </w:rPr>
+        <w:t>。</w:t>
+      </w:r>
+    </w:p>
+    <w:p>
+      <w:pPr>
+        <w:pStyle w:val="ListBullet"/>
+      </w:pPr>
+      <w:r/>
+      <w:r>
+        <w:rPr>
+          <w:rFonts w:ascii="Microsoft YaHei" w:hAnsi="Microsoft YaHei" w:eastAsia="Microsoft YaHei"/>
+          <w:sz w:val="21"/>
+        </w:rPr>
+        <w:t xml:space="preserve">❌ **别试 </w:t>
       </w:r>
       <w:r>
         <w:rPr>
@@ -3607,7 +3803,7 @@
           <w:rFonts w:ascii="Microsoft YaHei" w:hAnsi="Microsoft YaHei" w:eastAsia="Microsoft YaHei"/>
           <w:sz w:val="21"/>
         </w:rPr>
-        <w:t xml:space="preserve"> 加 </w:t>
+        <w:t xml:space="preserve">（已证伪，2026-09-18）**：给 </w:t>
       </w:r>
       <w:r>
         <w:rPr>
@@ -3615,14 +3811,14 @@
           <w:color w:val="B03020"/>
           <w:sz w:val="20"/>
         </w:rPr>
-        <w:t>"timeout"</w:t>
-      </w:r>
-      <w:r>
-        <w:rPr>
-          <w:rFonts w:ascii="Microsoft YaHei" w:hAnsi="Microsoft YaHei" w:eastAsia="Microsoft YaHei"/>
-          <w:sz w:val="21"/>
-        </w:rPr>
-        <w:t xml:space="preserve"> → 重发 → </w:t>
+        <w:t>cloudfunctions/smokeTest/config.json</w:t>
+      </w:r>
+      <w:r>
+        <w:rPr>
+          <w:rFonts w:ascii="Microsoft YaHei" w:hAnsi="Microsoft YaHei" w:eastAsia="Microsoft YaHei"/>
+          <w:sz w:val="21"/>
+        </w:rPr>
+        <w:t xml:space="preserve"> 加 </w:t>
       </w:r>
       <w:r>
         <w:rPr>
@@ -3630,27 +3826,152 @@
           <w:color w:val="B03020"/>
           <w:sz w:val="20"/>
         </w:rPr>
-        <w:t>info</w:t>
-      </w:r>
-      <w:r>
-        <w:rPr>
-          <w:rFonts w:ascii="Microsoft YaHei" w:hAnsi="Microsoft YaHei" w:eastAsia="Microsoft YaHei"/>
-          <w:sz w:val="21"/>
-        </w:rPr>
-        <w:t xml:space="preserve"> 回读」③ 生效则推广成单源，否则退控制台手改并把值写进 </w:t>
+        <w:t>{"timeout":20}</w:t>
+      </w:r>
+      <w:r>
+        <w:rPr>
+          <w:rFonts w:ascii="Microsoft YaHei" w:hAnsi="Microsoft YaHei" w:eastAsia="Microsoft YaHei"/>
+          <w:sz w:val="21"/>
+        </w:rPr>
+        <w:t xml:space="preserve"> 后重发，</w:t>
+      </w:r>
+    </w:p>
+    <w:p>
+      <w:r/>
+      <w:r>
+        <w:rPr>
+          <w:rFonts w:ascii="Microsoft YaHei" w:hAnsi="Microsoft YaHei" w:eastAsia="Microsoft YaHei"/>
+          <w:sz w:val="20"/>
+        </w:rPr>
+        <w:t>文件确实</w:t>
+      </w:r>
+      <w:r>
+        <w:rPr>
+          <w:rFonts w:ascii="Microsoft YaHei" w:hAnsi="Microsoft YaHei" w:eastAsia="Microsoft YaHei"/>
+          <w:b/>
+          <w:sz w:val="20"/>
+        </w:rPr>
+        <w:t>随包上传</w:t>
+      </w:r>
+      <w:r>
+        <w:rPr>
+          <w:rFonts w:ascii="Microsoft YaHei" w:hAnsi="Microsoft YaHei" w:eastAsia="Microsoft YaHei"/>
+          <w:sz w:val="20"/>
+        </w:rPr>
+        <w:t>（</w:t>
       </w:r>
       <w:r>
         <w:rPr>
           <w:rFonts w:ascii="Consolas" w:hAnsi="Consolas" w:eastAsia="Consolas"/>
           <w:color w:val="B03020"/>
+          <w:sz w:val="19"/>
+        </w:rPr>
+        <w:t>fsDiag.root</w:t>
+      </w:r>
+      <w:r>
+        <w:rPr>
+          <w:rFonts w:ascii="Microsoft YaHei" w:hAnsi="Microsoft YaHei" w:eastAsia="Microsoft YaHei"/>
           <w:sz w:val="20"/>
         </w:rPr>
-        <w:t>core/13_上线前查缺补漏…§5</w:t>
-      </w:r>
-      <w:r>
-        <w:rPr>
-          <w:rFonts w:ascii="Microsoft YaHei" w:hAnsi="Microsoft YaHei" w:eastAsia="Microsoft YaHei"/>
-          <w:sz w:val="21"/>
+        <w:t xml:space="preserve"> 出现 </w:t>
+      </w:r>
+      <w:r>
+        <w:rPr>
+          <w:rFonts w:ascii="Consolas" w:hAnsi="Consolas" w:eastAsia="Consolas"/>
+          <w:color w:val="B03020"/>
+          <w:sz w:val="19"/>
+        </w:rPr>
+        <w:t>config.json</w:t>
+      </w:r>
+      <w:r>
+        <w:rPr>
+          <w:rFonts w:ascii="Microsoft YaHei" w:hAnsi="Microsoft YaHei" w:eastAsia="Microsoft YaHei"/>
+          <w:sz w:val="20"/>
+        </w:rPr>
+        <w:t>）、部署确实</w:t>
+      </w:r>
+      <w:r>
+        <w:rPr>
+          <w:rFonts w:ascii="Microsoft YaHei" w:hAnsi="Microsoft YaHei" w:eastAsia="Microsoft YaHei"/>
+          <w:b/>
+          <w:sz w:val="20"/>
+        </w:rPr>
+        <w:t>生效</w:t>
+      </w:r>
+      <w:r>
+        <w:rPr>
+          <w:rFonts w:ascii="Microsoft YaHei" w:hAnsi="Microsoft YaHei" w:eastAsia="Microsoft YaHei"/>
+          <w:sz w:val="20"/>
+        </w:rPr>
+        <w:t>（「最后更新时间」</w:t>
+      </w:r>
+      <w:r>
+        <w:rPr>
+          <w:rFonts w:ascii="Consolas" w:hAnsi="Consolas" w:eastAsia="Consolas"/>
+          <w:color w:val="B03020"/>
+          <w:sz w:val="19"/>
+        </w:rPr>
+        <w:t>03:34:55 → 05:24:52</w:t>
+      </w:r>
+      <w:r>
+        <w:rPr>
+          <w:rFonts w:ascii="Microsoft YaHei" w:hAnsi="Microsoft YaHei" w:eastAsia="Microsoft YaHei"/>
+          <w:sz w:val="20"/>
+        </w:rPr>
+        <w:t>），</w:t>
+      </w:r>
+    </w:p>
+    <w:p>
+      <w:r/>
+      <w:r>
+        <w:rPr>
+          <w:rFonts w:ascii="Microsoft YaHei" w:hAnsi="Microsoft YaHei" w:eastAsia="Microsoft YaHei"/>
+          <w:sz w:val="20"/>
+        </w:rPr>
+        <w:t xml:space="preserve">**但 </w:t>
+      </w:r>
+      <w:r>
+        <w:rPr>
+          <w:rFonts w:ascii="Consolas" w:hAnsi="Consolas" w:eastAsia="Consolas"/>
+          <w:color w:val="B03020"/>
+          <w:sz w:val="19"/>
+        </w:rPr>
+        <w:t>cli cloud functions info</w:t>
+      </w:r>
+      <w:r>
+        <w:rPr>
+          <w:rFonts w:ascii="Microsoft YaHei" w:hAnsi="Microsoft YaHei" w:eastAsia="Microsoft YaHei"/>
+          <w:sz w:val="20"/>
+        </w:rPr>
+        <w:t xml:space="preserve"> 与「高级配置 → 执行超时」两处读到的都仍是 3 秒</w:t>
+      </w:r>
+      <w:r>
+        <w:rPr>
+          <w:rFonts w:ascii="Microsoft YaHei" w:hAnsi="Microsoft YaHei" w:eastAsia="Microsoft YaHei"/>
+          <w:b/>
+          <w:sz w:val="20"/>
+        </w:rPr>
+        <w:t xml:space="preserve"> ⇒ </w:t>
+      </w:r>
+      <w:r>
+        <w:rPr>
+          <w:rFonts w:ascii="Microsoft YaHei" w:hAnsi="Microsoft YaHei" w:eastAsia="Microsoft YaHei"/>
+          <w:sz w:val="20"/>
+        </w:rPr>
+        <w:t>该字段不被采纳**。实验文件已删除还原。证据：</w:t>
+      </w:r>
+      <w:r>
+        <w:rPr>
+          <w:rFonts w:ascii="Consolas" w:hAnsi="Consolas" w:eastAsia="Consolas"/>
+          <w:color w:val="B03020"/>
+          <w:sz w:val="19"/>
+        </w:rPr>
+        <w:t>review/evidence/realcloud_20260917/47_timeout_all.txt §F</w:t>
+      </w:r>
+      <w:r>
+        <w:rPr>
+          <w:rFonts w:ascii="Microsoft YaHei" w:hAnsi="Microsoft YaHei" w:eastAsia="Microsoft YaHei"/>
+          <w:sz w:val="20"/>
         </w:rPr>
         <w:t>。</w:t>
       </w:r>
@@ -5035,7 +5356,7 @@
           <w:rFonts w:ascii="Microsoft YaHei" w:hAnsi="Microsoft YaHei" w:eastAsia="Microsoft YaHei"/>
           <w:sz w:val="21"/>
         </w:rPr>
-        <w:t xml:space="preserve"> →「版本与配置」把</w:t>
+        <w:t xml:space="preserve"> → </w:t>
       </w:r>
       <w:r>
         <w:rPr>
@@ -5043,7 +5364,22 @@
           <w:b/>
           <w:sz w:val="21"/>
         </w:rPr>
-        <w:t>超时时间调到 ≥10 秒</w:t>
+        <w:t>版本管理 →「配置」→ 高级配置 → 执行超时</w:t>
+      </w:r>
+      <w:r>
+        <w:rPr>
+          <w:rFonts w:ascii="Microsoft YaHei" w:hAnsi="Microsoft YaHei" w:eastAsia="Microsoft YaHei"/>
+          <w:sz w:val="21"/>
+        </w:rPr>
+        <w:t xml:space="preserve">，调到 </w:t>
+      </w:r>
+      <w:r>
+        <w:rPr>
+          <w:rFonts w:ascii="Microsoft YaHei" w:hAnsi="Microsoft YaHei" w:eastAsia="Microsoft YaHei"/>
+          <w:b/>
+          <w:sz w:val="21"/>
+        </w:rPr>
+        <w:t>≥10 秒</w:t>
       </w:r>
       <w:r>
         <w:rPr>
@@ -5081,6 +5417,69 @@
           <w:sz w:val="21"/>
         </w:rPr>
         <w:t xml:space="preserve"> 列回读确认**（这是唯一能证明"已生效"的判据）。</w:t>
+      </w:r>
+    </w:p>
+    <w:p>
+      <w:r/>
+      <w:r>
+        <w:rPr>
+          <w:rFonts w:ascii="Microsoft YaHei" w:hAnsi="Microsoft YaHei" w:eastAsia="Microsoft YaHei"/>
+          <w:sz w:val="20"/>
+        </w:rPr>
+        <w:t xml:space="preserve">⚠️ **别用 </w:t>
+      </w:r>
+      <w:r>
+        <w:rPr>
+          <w:rFonts w:ascii="Consolas" w:hAnsi="Consolas" w:eastAsia="Consolas"/>
+          <w:color w:val="B03020"/>
+          <w:sz w:val="19"/>
+        </w:rPr>
+        <w:t>config.json</w:t>
+      </w:r>
+      <w:r>
+        <w:rPr>
+          <w:rFonts w:ascii="Microsoft YaHei" w:hAnsi="Microsoft YaHei" w:eastAsia="Microsoft YaHei"/>
+          <w:sz w:val="20"/>
+        </w:rPr>
+        <w:t xml:space="preserve"> 设 </w:t>
+      </w:r>
+      <w:r>
+        <w:rPr>
+          <w:rFonts w:ascii="Consolas" w:hAnsi="Consolas" w:eastAsia="Consolas"/>
+          <w:color w:val="B03020"/>
+          <w:sz w:val="19"/>
+        </w:rPr>
+        <w:t>timeout</w:t>
+      </w:r>
+      <w:r>
+        <w:rPr>
+          <w:rFonts w:ascii="Microsoft YaHei" w:hAnsi="Microsoft YaHei" w:eastAsia="Microsoft YaHei"/>
+          <w:b/>
+          <w:sz w:val="20"/>
+        </w:rPr>
+        <w:t xml:space="preserve"> —— 2026-09-18 实测该字段</w:t>
+      </w:r>
+      <w:r>
+        <w:rPr>
+          <w:rFonts w:ascii="Microsoft YaHei" w:hAnsi="Microsoft YaHei" w:eastAsia="Microsoft YaHei"/>
+          <w:sz w:val="20"/>
+        </w:rPr>
+        <w:t>不被采纳</w:t>
+      </w:r>
+      <w:r>
+        <w:rPr>
+          <w:rFonts w:ascii="Microsoft YaHei" w:hAnsi="Microsoft YaHei" w:eastAsia="Microsoft YaHei"/>
+          <w:b/>
+          <w:sz w:val="20"/>
+        </w:rPr>
+        <w:t xml:space="preserve">（重发后两处读到的都仍是 3 秒），详见步骤 </w:t>
+      </w:r>
+      <w:r>
+        <w:rPr>
+          <w:rFonts w:ascii="Microsoft YaHei" w:hAnsi="Microsoft YaHei" w:eastAsia="Microsoft YaHei"/>
+          <w:sz w:val="20"/>
+        </w:rPr>
+        <w:t>0.1.6**。</w:t>
       </w:r>
     </w:p>
     <w:p>

--- a/SMOKETEST_RUNBOOK.docx
+++ b/SMOKETEST_RUNBOOK.docx
@@ -3436,7 +3436,67 @@
           <w:rFonts w:ascii="Microsoft YaHei" w:hAnsi="Microsoft YaHei" w:eastAsia="Microsoft YaHei"/>
           <w:sz w:val="21"/>
         </w:rPr>
-        <w:t>）。</w:t>
+        <w:t xml:space="preserve">）。（⚠️ </w:t>
+      </w:r>
+      <w:r>
+        <w:rPr>
+          <w:rFonts w:ascii="Microsoft YaHei" w:hAnsi="Microsoft YaHei" w:eastAsia="Microsoft YaHei"/>
+          <w:b/>
+          <w:sz w:val="21"/>
+        </w:rPr>
+        <w:t>2026-09-17 时点快照，不是现状</w:t>
+      </w:r>
+      <w:r>
+        <w:rPr>
+          <w:rFonts w:ascii="Microsoft YaHei" w:hAnsi="Microsoft YaHei" w:eastAsia="Microsoft YaHei"/>
+          <w:sz w:val="21"/>
+        </w:rPr>
+        <w:t xml:space="preserve">：现 dev 已部署 </w:t>
+      </w:r>
+      <w:r>
+        <w:rPr>
+          <w:rFonts w:ascii="Microsoft YaHei" w:hAnsi="Microsoft YaHei" w:eastAsia="Microsoft YaHei"/>
+          <w:b/>
+          <w:sz w:val="21"/>
+        </w:rPr>
+        <w:t>55 个云函数</w:t>
+      </w:r>
+      <w:r>
+        <w:rPr>
+          <w:rFonts w:ascii="Microsoft YaHei" w:hAnsi="Microsoft YaHei" w:eastAsia="Microsoft YaHei"/>
+          <w:sz w:val="21"/>
+        </w:rPr>
+        <w:t>、</w:t>
+      </w:r>
+      <w:r>
+        <w:rPr>
+          <w:rFonts w:ascii="Consolas" w:hAnsi="Consolas" w:eastAsia="Consolas"/>
+          <w:color w:val="B03020"/>
+          <w:sz w:val="20"/>
+        </w:rPr>
+        <w:t>timeout</w:t>
+      </w:r>
+      <w:r>
+        <w:rPr>
+          <w:rFonts w:ascii="Microsoft YaHei" w:hAnsi="Microsoft YaHei" w:eastAsia="Microsoft YaHei"/>
+          <w:sz w:val="21"/>
+        </w:rPr>
+        <w:t xml:space="preserve"> 统一抬到 </w:t>
+      </w:r>
+      <w:r>
+        <w:rPr>
+          <w:rFonts w:ascii="Microsoft YaHei" w:hAnsi="Microsoft YaHei" w:eastAsia="Microsoft YaHei"/>
+          <w:b/>
+          <w:sz w:val="21"/>
+        </w:rPr>
+        <w:t>20s</w:t>
+      </w:r>
+      <w:r>
+        <w:rPr>
+          <w:rFonts w:ascii="Microsoft YaHei" w:hAnsi="Microsoft YaHei" w:eastAsia="Microsoft YaHei"/>
+          <w:sz w:val="21"/>
+        </w:rPr>
+        <w:t>，见队列 #8 / R398 —— 别照这句去数现在的函数）</w:t>
       </w:r>
     </w:p>
     <w:p>
@@ -3479,7 +3539,52 @@
           <w:rFonts w:ascii="Microsoft YaHei" w:hAnsi="Microsoft YaHei" w:eastAsia="Microsoft YaHei"/>
           <w:sz w:val="21"/>
         </w:rPr>
-        <w:t>，3 秒内跑不完 ⇒ 可能</w:t>
+        <w:t>（</w:t>
+      </w:r>
+      <w:r>
+        <w:rPr>
+          <w:rFonts w:ascii="Microsoft YaHei" w:hAnsi="Microsoft YaHei" w:eastAsia="Microsoft YaHei"/>
+          <w:b/>
+          <w:sz w:val="21"/>
+        </w:rPr>
+        <w:t>当时的数量</w:t>
+      </w:r>
+      <w:r>
+        <w:rPr>
+          <w:rFonts w:ascii="Microsoft YaHei" w:hAnsi="Microsoft YaHei" w:eastAsia="Microsoft YaHei"/>
+          <w:sz w:val="21"/>
+        </w:rPr>
+        <w:t xml:space="preserve">；现单源 </w:t>
+      </w:r>
+      <w:r>
+        <w:rPr>
+          <w:rFonts w:ascii="Consolas" w:hAnsi="Consolas" w:eastAsia="Consolas"/>
+          <w:color w:val="B03020"/>
+          <w:sz w:val="20"/>
+        </w:rPr>
+        <w:t>collections.js</w:t>
+      </w:r>
+      <w:r>
+        <w:rPr>
+          <w:rFonts w:ascii="Microsoft YaHei" w:hAnsi="Microsoft YaHei" w:eastAsia="Microsoft YaHei"/>
+          <w:sz w:val="21"/>
+        </w:rPr>
+        <w:t xml:space="preserve"> 实读 = </w:t>
+      </w:r>
+      <w:r>
+        <w:rPr>
+          <w:rFonts w:ascii="Microsoft YaHei" w:hAnsi="Microsoft YaHei" w:eastAsia="Microsoft YaHei"/>
+          <w:b/>
+          <w:sz w:val="21"/>
+        </w:rPr>
+        <w:t>29 集合 + 49 索引</w:t>
+      </w:r>
+      <w:r>
+        <w:rPr>
+          <w:rFonts w:ascii="Microsoft YaHei" w:hAnsi="Microsoft YaHei" w:eastAsia="Microsoft YaHei"/>
+          <w:sz w:val="21"/>
+        </w:rPr>
+        <w:t>，R457 订正），3 秒内跑不完 ⇒ 可能</w:t>
       </w:r>
       <w:r>
         <w:rPr>
@@ -10360,7 +10465,7 @@
         <w:b/>
         <w:sz w:val="22"/>
       </w:rPr>
-      <w:t>店算 · 云端探针部署 Runbook（批次 1 前置）</w:t>
+      <w:t>SMOKETEST_RUNBOOK</w:t>
     </w:r>
   </w:p>
 </w:hdr>
